--- a/downloads/teacher/ai-2-week-02.docx
+++ b/downloads/teacher/ai-2-week-02.docx
@@ -2901,6 +2901,396 @@
         <w:t>Give the recommender separate validation, eligibility and scoring functions whose inputs and results can be tested independently.</w:t>
       </w:r>
     </w:p>
+    <w:p>
+      <w:pPr>
+        <w:pStyle w:val="Heading1"/>
+      </w:pPr>
+      <w:r>
+        <w:t>07. Prepare, teach and assess</w:t>
+      </w:r>
+    </w:p>
+    <w:p>
+      <w:r>
+        <w:t>Teaching target: Distinguish a function definition from a function call</w:t>
+      </w:r>
+    </w:p>
+    <w:p>
+      <w:r>
+        <w:t>Prepare the labelled worked-case picture, the matching workbook, fictional input cards and a place for individual responses. No paid AI account is required for the paper reasoning activities.</w:t>
+      </w:r>
+    </w:p>
+    <w:tbl>
+      <w:tblPr>
+        <w:tblStyle w:val="LightShading-Accent1"/>
+        <w:tblW w:type="auto" w:w="0"/>
+        <w:tblLook w:firstColumn="1" w:firstRow="1" w:lastColumn="0" w:lastRow="0" w:noHBand="0" w:noVBand="1" w:val="04A0"/>
+      </w:tblPr>
+      <w:tblGrid>
+        <w:gridCol w:w="3408"/>
+        <w:gridCol w:w="3408"/>
+        <w:gridCol w:w="3408"/>
+      </w:tblGrid>
+      <w:tr>
+        <w:trPr>
+          <w:tblHeader/>
+        </w:trPr>
+        <w:tc>
+          <w:tcPr>
+            <w:tcW w:type="dxa" w:w="3408"/>
+          </w:tcPr>
+          <w:p>
+            <w:r>
+              <w:t>Session</w:t>
+            </w:r>
+          </w:p>
+        </w:tc>
+        <w:tc>
+          <w:tcPr>
+            <w:tcW w:type="dxa" w:w="3408"/>
+          </w:tcPr>
+          <w:p>
+            <w:r>
+              <w:t>Plan</w:t>
+            </w:r>
+          </w:p>
+        </w:tc>
+        <w:tc>
+          <w:tcPr>
+            <w:tcW w:type="dxa" w:w="3408"/>
+          </w:tcPr>
+          <w:p>
+            <w:r>
+              <w:t>Resources</w:t>
+            </w:r>
+          </w:p>
+        </w:tc>
+      </w:tr>
+      <w:tr>
+        <w:tc>
+          <w:tcPr>
+            <w:tcW w:type="dxa" w:w="3408"/>
+          </w:tcPr>
+          <w:p>
+            <w:r>
+              <w:t>Session 1 · Understand · 45 min</w:t>
+            </w:r>
+          </w:p>
+        </w:tc>
+        <w:tc>
+          <w:tcPr>
+            <w:tcW w:type="dxa" w:w="3408"/>
+          </w:tcPr>
+          <w:p>
+            <w:r>
+              <w:t>0–7: recall and prerequisite; 7–15: inspect the concrete case and predict; 15–30: teacher models the worked trace; 30–40: learners explain a step using the text and visual; 40–45: check the core idea.</w:t>
+            </w:r>
+          </w:p>
+        </w:tc>
+        <w:tc>
+          <w:tcPr>
+            <w:tcW w:type="dxa" w:w="3408"/>
+          </w:tcPr>
+          <w:p>
+            <w:r>
+              <w:t>Sections 1–6; record the brief recall in the workbook.</w:t>
+            </w:r>
+          </w:p>
+        </w:tc>
+      </w:tr>
+      <w:tr>
+        <w:tc>
+          <w:tcPr>
+            <w:tcW w:type="dxa" w:w="3408"/>
+          </w:tcPr>
+          <w:p>
+            <w:r>
+              <w:t>Session 2 · Practise · 45 min</w:t>
+            </w:r>
+          </w:p>
+        </w:tc>
+        <w:tc>
+          <w:tcPr>
+            <w:tcW w:type="dxa" w:w="3408"/>
+          </w:tcPr>
+          <w:p>
+            <w:r>
+              <w:t>0–5: retrieve the procedure; 5–15: W2 completion practice; 15–23: explain and check with a partner; 23–30: each learner answers the misconception check; 30–40: targeted reteaching or a harder variation; 40–45: prepare the investigation.</w:t>
+            </w:r>
+          </w:p>
+        </w:tc>
+        <w:tc>
+          <w:tcPr>
+            <w:tcW w:type="dxa" w:w="3408"/>
+          </w:tcPr>
+          <w:p>
+            <w:r>
+              <w:t>Sections 7–10; use the matching workbook W2 and misconception check.</w:t>
+            </w:r>
+          </w:p>
+        </w:tc>
+      </w:tr>
+      <w:tr>
+        <w:tc>
+          <w:tcPr>
+            <w:tcW w:type="dxa" w:w="3408"/>
+          </w:tcPr>
+          <w:p>
+            <w:r>
+              <w:t>Session 3 · Investigate and transfer · 45 min</w:t>
+            </w:r>
+          </w:p>
+        </w:tc>
+        <w:tc>
+          <w:tcPr>
+            <w:tcW w:type="dxa" w:w="3408"/>
+          </w:tcPr>
+          <w:p>
+            <w:r>
+              <w:t>0–5: retrieve the decision rule; 5–20: investigate or trace; 20–30: start the independent case; 30–38: connect the project; 38–43: act on feedback; 43–45: plan the return check.</w:t>
+            </w:r>
+          </w:p>
+        </w:tc>
+        <w:tc>
+          <w:tcPr>
+            <w:tcW w:type="dxa" w:w="3408"/>
+          </w:tcPr>
+          <w:p>
+            <w:r>
+              <w:t>Sections 9 and 11–14. Give extra time to finish the full task set; use Section 15 when the week includes a coding lab.</w:t>
+            </w:r>
+          </w:p>
+        </w:tc>
+      </w:tr>
+    </w:tbl>
+    <w:p>
+      <w:r>
+        <w:t>Before class, solve the supported practice: Using the correct definition, predict show_remaining(8, 3), show_remaining(8, 8) and show_remaining(8, 0) in that order. Explain what happens if the file contains only the definition.</w:t>
+      </w:r>
+    </w:p>
+    <w:p>
+      <w:r>
+        <w:t>Reasoned practice answer: The calls print 5, 0 and 8 on separate lines. A definition alone creates the function but prints nothing because its body has not been called.</w:t>
+      </w:r>
+    </w:p>
+    <w:p>
+      <w:r>
+        <w:t>Check every learner before discussion: Use the worked case for Functions and arguments. Proposed explanation: “Writing def runs the body immediately”. Decide whether this explanation is supported. Point to the step or supplied fact that decides; explain your repair if needed.</w:t>
+      </w:r>
+    </w:p>
+    <w:p>
+      <w:r>
+        <w:t>Misconception repair: The definition creates the function; a call runs its body.</w:t>
+      </w:r>
+    </w:p>
+    <w:p>
+      <w:r>
+        <w:t>Support: read the exact case aloud, enlarge the labelled picture, supply input cards and model only the first deciding step. Accept a spoken explanation or drawing; retain the reasoning goal.</w:t>
+      </w:r>
+    </w:p>
+    <w:p>
+      <w:r>
+        <w:t>Extension: Call labels(4,0) instead. Require a prediction and a reason before comparing. Expected result: The returned result is 0, and the caller prints 0. Reason: Four shelves times zero labels per shelf is zero.</w:t>
+      </w:r>
+    </w:p>
+    <w:p>
+      <w:r>
+        <w:t>Independent assessment: withhold the reserved answer until the learner has attempted the new case. Record support separately from correctness.</w:t>
+      </w:r>
+    </w:p>
+    <w:tbl>
+      <w:tblPr>
+        <w:tblStyle w:val="LightShading-Accent1"/>
+        <w:tblW w:type="auto" w:w="0"/>
+        <w:tblLook w:firstColumn="1" w:firstRow="1" w:lastColumn="0" w:lastRow="0" w:noHBand="0" w:noVBand="1" w:val="04A0"/>
+      </w:tblPr>
+      <w:tblGrid>
+        <w:gridCol w:w="2556"/>
+        <w:gridCol w:w="2556"/>
+        <w:gridCol w:w="2556"/>
+        <w:gridCol w:w="2556"/>
+      </w:tblGrid>
+      <w:tr>
+        <w:trPr>
+          <w:tblHeader/>
+        </w:trPr>
+        <w:tc>
+          <w:tcPr>
+            <w:tcW w:type="dxa" w:w="2556"/>
+          </w:tcPr>
+          <w:p>
+            <w:r>
+              <w:t>Criterion</w:t>
+            </w:r>
+          </w:p>
+        </w:tc>
+        <w:tc>
+          <w:tcPr>
+            <w:tcW w:type="dxa" w:w="2556"/>
+          </w:tcPr>
+          <w:p>
+            <w:r>
+              <w:t>Not yet</w:t>
+            </w:r>
+          </w:p>
+        </w:tc>
+        <w:tc>
+          <w:tcPr>
+            <w:tcW w:type="dxa" w:w="2556"/>
+          </w:tcPr>
+          <w:p>
+            <w:r>
+              <w:t>With support</w:t>
+            </w:r>
+          </w:p>
+        </w:tc>
+        <w:tc>
+          <w:tcPr>
+            <w:tcW w:type="dxa" w:w="2556"/>
+          </w:tcPr>
+          <w:p>
+            <w:r>
+              <w:t>Independent</w:t>
+            </w:r>
+          </w:p>
+        </w:tc>
+      </w:tr>
+      <w:tr>
+        <w:tc>
+          <w:tcPr>
+            <w:tcW w:type="dxa" w:w="2556"/>
+          </w:tcPr>
+          <w:p>
+            <w:r>
+              <w:t>Explanation</w:t>
+            </w:r>
+          </w:p>
+        </w:tc>
+        <w:tc>
+          <w:tcPr>
+            <w:tcW w:type="dxa" w:w="2556"/>
+          </w:tcPr>
+          <w:p>
+            <w:r>
+              <w:t>Names an answer without a deciding fact</w:t>
+            </w:r>
+          </w:p>
+        </w:tc>
+        <w:tc>
+          <w:tcPr>
+            <w:tcW w:type="dxa" w:w="2556"/>
+          </w:tcPr>
+          <w:p>
+            <w:r>
+              <w:t>Uses a hint to link fact and decision</w:t>
+            </w:r>
+          </w:p>
+        </w:tc>
+        <w:tc>
+          <w:tcPr>
+            <w:tcW w:type="dxa" w:w="2556"/>
+          </w:tcPr>
+          <w:p>
+            <w:r>
+              <w:t>Explains the deciding fact in own words</w:t>
+            </w:r>
+          </w:p>
+        </w:tc>
+      </w:tr>
+      <w:tr>
+        <w:tc>
+          <w:tcPr>
+            <w:tcW w:type="dxa" w:w="2556"/>
+          </w:tcPr>
+          <w:p>
+            <w:r>
+              <w:t>Trace or test</w:t>
+            </w:r>
+          </w:p>
+        </w:tc>
+        <w:tc>
+          <w:tcPr>
+            <w:tcW w:type="dxa" w:w="2556"/>
+          </w:tcPr>
+          <w:p>
+            <w:r>
+              <w:t>Cannot connect input and result</w:t>
+            </w:r>
+          </w:p>
+        </w:tc>
+        <w:tc>
+          <w:tcPr>
+            <w:tcW w:type="dxa" w:w="2556"/>
+          </w:tcPr>
+          <w:p>
+            <w:r>
+              <w:t>Completes steps with prompts</w:t>
+            </w:r>
+          </w:p>
+        </w:tc>
+        <w:tc>
+          <w:tcPr>
+            <w:tcW w:type="dxa" w:w="2556"/>
+          </w:tcPr>
+          <w:p>
+            <w:r>
+              <w:t>Traces or tests a changed case accurately</w:t>
+            </w:r>
+          </w:p>
+        </w:tc>
+      </w:tr>
+      <w:tr>
+        <w:tc>
+          <w:tcPr>
+            <w:tcW w:type="dxa" w:w="2556"/>
+          </w:tcPr>
+          <w:p>
+            <w:r>
+              <w:t>Limits and revision</w:t>
+            </w:r>
+          </w:p>
+        </w:tc>
+        <w:tc>
+          <w:tcPr>
+            <w:tcW w:type="dxa" w:w="2556"/>
+          </w:tcPr>
+          <w:p>
+            <w:r>
+              <w:t>Claims more than evidence supports</w:t>
+            </w:r>
+          </w:p>
+        </w:tc>
+        <w:tc>
+          <w:tcPr>
+            <w:tcW w:type="dxa" w:w="2556"/>
+          </w:tcPr>
+          <w:p>
+            <w:r>
+              <w:t>Names a limit after a prompt</w:t>
+            </w:r>
+          </w:p>
+        </w:tc>
+        <w:tc>
+          <w:tcPr>
+            <w:tcW w:type="dxa" w:w="2556"/>
+          </w:tcPr>
+          <w:p>
+            <w:r>
+              <w:t>States a defensible limit and useful next test</w:t>
+            </w:r>
+          </w:p>
+        </w:tc>
+      </w:tr>
+    </w:tbl>
+    <w:p>
+      <w:r>
+        <w:t>Project checkpoint: Frame the need. Name the user, the problem, allowed inputs and a safe simple starting method.</w:t>
+      </w:r>
+    </w:p>
+    <w:p>
+      <w:r>
+        <w:t>Use the weekly teacher answer for topic-specific reasoning. A saved progress tick is an activity record; judge mastery from the learner’s explanation and evidence.</w:t>
+      </w:r>
+    </w:p>
     <w:sectPr>
       <w:pgSz w:w="12240" w:h="15840"/>
       <w:pgMar w:top="936" w:right="1008" w:bottom="936" w:left="1008" w:header="720" w:footer="720" w:gutter="0"/>

--- a/downloads/teacher/ai-2-week-02.docx
+++ b/downloads/teacher/ai-2-week-02.docx
@@ -3291,6 +3291,39 @@
         <w:t>Use the weekly teacher answer for topic-specific reasoning. A saved progress tick is an activity record; judge mastery from the learner’s explanation and evidence.</w:t>
       </w:r>
     </w:p>
+    <w:p>
+      <w:pPr>
+        <w:pStyle w:val="Heading1"/>
+      </w:pPr>
+      <w:r>
+        <w:t>08. Use feedback, labs and repair paths</w:t>
+      </w:r>
+    </w:p>
+    <w:p>
+      <w:r>
+        <w:t>Use the two formative questions as supported practice, not as independent mastery scores. Discuss the deciding evidence rather than accepting a guessed selection.</w:t>
+      </w:r>
+    </w:p>
+    <w:p>
+      <w:r>
+        <w:t>The feedback comes from the reviewed public worked case. Do not reveal the separately reserved independent teacher answer until the learner has attempted that case.</w:t>
+      </w:r>
+    </w:p>
+    <w:p>
+      <w:r>
+        <w:t>Ask students to predict before running code. Preserve errors and actual outputs; collect a changed test and an explanation. The branch-boundary and indexing lessons deliberately include failure cases.</w:t>
+      </w:r>
+    </w:p>
+    <w:p>
+      <w:r>
+        <w:t>Use the earlier worked-explanation links to address a specific missing building block, then return to the current question. Adapt this suggestion after observing the learner; it is not an automatic diagnosis.</w:t>
+      </w:r>
+    </w:p>
+    <w:p>
+      <w:r>
+        <w:t>Collect the completed-work portfolio as evidence. Record support separately from correctness, and assess explanation, trace/test and limitations. Progress ticks and quiz selections alone do not establish mastery.</w:t>
+      </w:r>
+    </w:p>
     <w:sectPr>
       <w:pgSz w:w="12240" w:h="15840"/>
       <w:pgMar w:top="936" w:right="1008" w:bottom="936" w:left="1008" w:header="720" w:footer="720" w:gutter="0"/>

--- a/downloads/teacher/ai-2-week-02.docx
+++ b/downloads/teacher/ai-2-week-02.docx
@@ -29,6 +29,11 @@
       </w:r>
     </w:p>
     <w:p>
+      <w:r>
+        <w:t>Prepare Decompose a Goal: check the target, prerequisites, resources and adaptable teaching schedule.</w:t>
+      </w:r>
+    </w:p>
+    <w:p>
       <w:pPr>
         <w:pStyle w:val="Heading3"/>
       </w:pPr>
@@ -37,8 +42,56 @@
       </w:r>
     </w:p>
     <w:p>
-      <w:r>
-        <w:t>Primary target: Distinguish a function definition from a function call</w:t>
+      <w:pPr>
+        <w:spacing w:line="336" w:lineRule="auto" w:after="180"/>
+      </w:pPr>
+      <w:r>
+        <w:rPr>
+          <w:b w:val="0"/>
+        </w:rPr>
+        <w:t xml:space="preserve">Primary target: Distinguish a </w:t>
+      </w:r>
+      <w:r>
+        <w:rPr>
+          <w:b/>
+        </w:rPr>
+        <w:t>function</w:t>
+      </w:r>
+      <w:r>
+        <w:rPr>
+          <w:b w:val="0"/>
+        </w:rPr>
+        <w:t xml:space="preserve"> </w:t>
+      </w:r>
+      <w:r>
+        <w:rPr>
+          <w:b/>
+        </w:rPr>
+        <w:t>definition</w:t>
+      </w:r>
+      <w:r>
+        <w:rPr>
+          <w:b w:val="0"/>
+        </w:rPr>
+        <w:t xml:space="preserve"> from a </w:t>
+      </w:r>
+      <w:r>
+        <w:rPr>
+          <w:b/>
+        </w:rPr>
+        <w:t>function</w:t>
+      </w:r>
+      <w:r>
+        <w:rPr>
+          <w:b w:val="0"/>
+        </w:rPr>
+        <w:t xml:space="preserve"> </w:t>
+      </w:r>
+      <w:r>
+        <w:rPr>
+          <w:b/>
+        </w:rPr>
+        <w:t>call</w:t>
       </w:r>
     </w:p>
     <w:tbl>
@@ -185,13 +238,60 @@
       </w:tr>
     </w:tbl>
     <w:p>
-      <w:r>
-        <w:t>This is a starting allocation of 135 minutes, not a validated duration. Preserve all named topics. Schedule extra time for connected examples, the full investigation, independent cases and project building. Repeated copies of a case share one recorded attempt; they are not new evidence.</w:t>
-      </w:r>
-    </w:p>
-    <w:p>
-      <w:r>
-        <w:t>Case exposure check: this source example appears in ai-2/2, python-bridge/8. Reuse a familiar case for recall or modelling; verify that the case used to assess transfer has not already received feedback.</w:t>
+      <w:pPr>
+        <w:spacing w:line="336" w:lineRule="auto" w:after="180"/>
+      </w:pPr>
+      <w:r>
+        <w:rPr>
+          <w:b w:val="0"/>
+        </w:rPr>
+        <w:t>This is a starting allocation of 135 minutes, not a validated duration. Preserve all named topics. Schedule extra time for connected examples, the full investigation, independent cases and project building.</w:t>
+      </w:r>
+    </w:p>
+    <w:p>
+      <w:pPr>
+        <w:spacing w:line="336" w:lineRule="auto" w:after="180"/>
+      </w:pPr>
+      <w:r>
+        <w:rPr>
+          <w:b w:val="0"/>
+        </w:rPr>
+        <w:t xml:space="preserve">Repeated copies of a case share one recorded attempt; they are not new </w:t>
+      </w:r>
+      <w:r>
+        <w:rPr>
+          <w:b/>
+        </w:rPr>
+        <w:t>evidence</w:t>
+      </w:r>
+      <w:r>
+        <w:rPr>
+          <w:b w:val="0"/>
+        </w:rPr>
+        <w:t>.</w:t>
+      </w:r>
+    </w:p>
+    <w:p>
+      <w:pPr>
+        <w:spacing w:line="336" w:lineRule="auto" w:after="180"/>
+      </w:pPr>
+      <w:r>
+        <w:rPr>
+          <w:b w:val="0"/>
+        </w:rPr>
+        <w:t>Case exposure check: this source example appears in ai-2/2, python-bridge/8. Reuse a familiar case for re</w:t>
+      </w:r>
+      <w:r>
+        <w:rPr>
+          <w:b/>
+        </w:rPr>
+        <w:t>call</w:t>
+      </w:r>
+      <w:r>
+        <w:rPr>
+          <w:b w:val="0"/>
+        </w:rPr>
+        <w:t xml:space="preserve"> or modelling; verify that the case used to assess transfer has not already received feedback.</w:t>
       </w:r>
     </w:p>
     <w:p>
@@ -211,22 +311,69 @@
       </w:r>
     </w:p>
     <w:p>
-      <w:r>
+      <w:pPr>
+        <w:spacing w:line="336" w:lineRule="auto" w:after="180"/>
+      </w:pPr>
+      <w:r>
+        <w:rPr>
+          <w:b w:val="0"/>
+        </w:rPr>
         <w:t>Without opening the old lesson, explain one key idea from Precision in Algorithms. Give an example and a mistake that the idea helps you avoid.</w:t>
       </w:r>
     </w:p>
     <w:p>
-      <w:r>
+      <w:pPr>
+        <w:spacing w:line="336" w:lineRule="auto" w:after="180"/>
+      </w:pPr>
+      <w:r>
+        <w:rPr>
+          <w:b w:val="0"/>
+        </w:rPr>
         <w:t>Look for: Translate a short paper calculation into a Python script</w:t>
       </w:r>
     </w:p>
     <w:p>
-      <w:r>
-        <w:t>Reference example, not the only acceptable wording: packs = 4; per_pack = 6; total = packs * per_pack; print(total), each on its own line. The first two bind quantities, the third computes 24 and the fourth displays 24. Assignment alone produces no displayed output in this script.</w:t>
-      </w:r>
-    </w:p>
-    <w:p>
-      <w:r>
+      <w:pPr>
+        <w:spacing w:line="336" w:lineRule="auto" w:after="180"/>
+      </w:pPr>
+      <w:r>
+        <w:rPr>
+          <w:b w:val="0"/>
+        </w:rPr>
+        <w:t>Reference example, not the only acceptable wording: packs = 4; per_pack = 6; total = packs * per_pack; print(total), each on its own line. The first two bind quantities, the third computes 24 and the fourth displays 24.</w:t>
+      </w:r>
+    </w:p>
+    <w:p>
+      <w:pPr>
+        <w:spacing w:line="336" w:lineRule="auto" w:after="180"/>
+      </w:pPr>
+      <w:r>
+        <w:rPr>
+          <w:b w:val="0"/>
+        </w:rPr>
+        <w:t xml:space="preserve">Assignment alone produces no displayed </w:t>
+      </w:r>
+      <w:r>
+        <w:rPr>
+          <w:b/>
+        </w:rPr>
+        <w:t>output</w:t>
+      </w:r>
+      <w:r>
+        <w:rPr>
+          <w:b w:val="0"/>
+        </w:rPr>
+        <w:t xml:space="preserve"> in this script.</w:t>
+      </w:r>
+    </w:p>
+    <w:p>
+      <w:pPr>
+        <w:spacing w:line="336" w:lineRule="auto" w:after="180"/>
+      </w:pPr>
+      <w:r>
+        <w:rPr>
+          <w:b w:val="0"/>
+        </w:rPr>
         <w:t>Use the student module and workbook section with this exact week title. The worked case, independent question and answers below form one aligned lesson sequence.</w:t>
       </w:r>
     </w:p>
@@ -239,8 +386,20 @@
       </w:r>
     </w:p>
     <w:p>
-      <w:r>
-        <w:t>Decompose a recommender for books under 120 pages in a requested genre. A teammate scores every book before checking the page limit. Explain a clearer order and the record passed between stages.</w:t>
+      <w:pPr>
+        <w:spacing w:line="336" w:lineRule="auto" w:after="180"/>
+      </w:pPr>
+      <w:r>
+        <w:rPr>
+          <w:b/>
+        </w:rPr>
+        <w:t>Decompose</w:t>
+      </w:r>
+      <w:r>
+        <w:rPr>
+          <w:b w:val="0"/>
+        </w:rPr>
+        <w:t xml:space="preserve"> a recommender for books under 120 pages in a requested genre. A teammate scores every book before checking the page limit. Explain a clearer order and the record passed between stages.</w:t>
       </w:r>
     </w:p>
     <w:p>
@@ -252,8 +411,26 @@
       </w:r>
     </w:p>
     <w:p>
-      <w:r>
-        <w:t>Complex tasks become manageable when divided into testable subproblems.</w:t>
+      <w:pPr>
+        <w:spacing w:line="336" w:lineRule="auto" w:after="180"/>
+      </w:pPr>
+      <w:r>
+        <w:rPr>
+          <w:b w:val="0"/>
+        </w:rPr>
+        <w:t xml:space="preserve">Complex tasks become manageable when divided into testable </w:t>
+      </w:r>
+      <w:r>
+        <w:rPr>
+          <w:b/>
+        </w:rPr>
+        <w:t>subproblem</w:t>
+      </w:r>
+      <w:r>
+        <w:rPr>
+          <w:b w:val="0"/>
+        </w:rPr>
+        <w:t>s.</w:t>
       </w:r>
     </w:p>
     <w:tbl>
@@ -389,26 +566,177 @@
       </w:r>
     </w:p>
     <w:p>
-      <w:r>
+      <w:pPr>
+        <w:spacing w:line="336" w:lineRule="auto" w:after="180"/>
+      </w:pPr>
+      <w:r>
+        <w:rPr>
+          <w:b w:val="0"/>
+        </w:rPr>
         <w:t>Use the supplied scenario, student illustrations and blank paper. For numeric work, offer counters or a calculator after learners show the setup. Fictional records are supplied; personal data and paid accounts are unnecessary.</w:t>
       </w:r>
     </w:p>
     <w:p>
-      <w:r>
-        <w:t>Allow 80 minutes: recall 8; explanation 12; worked demonstration 15; guided practice 20; independent assessment 15; project and reflection 10. Extend the lab into a second session when needed.</w:t>
-      </w:r>
-    </w:p>
-    <w:p>
       <w:pPr>
         <w:pStyle w:val="Heading3"/>
       </w:pPr>
       <w:r>
+        <w:t>Alternative compact allocation</w:t>
+      </w:r>
+    </w:p>
+    <w:p>
+      <w:r>
+        <w:t>This compact option is not the full-week schedule. Use the main teaching cycle and allow extra sessions for the investigation, independent work and project.</w:t>
+      </w:r>
+    </w:p>
+    <w:p>
+      <w:pPr>
+        <w:spacing w:line="336" w:lineRule="auto" w:after="180"/>
+        <w:shd w:fill="F1F6F8"/>
+      </w:pPr>
+      <w:r>
+        <w:rPr>
+          <w:b w:val="0"/>
+        </w:rPr>
+        <w:t>Allow 80 minutes: re</w:t>
+      </w:r>
+      <w:r>
+        <w:rPr>
+          <w:b/>
+        </w:rPr>
+        <w:t>call</w:t>
+      </w:r>
+      <w:r>
+        <w:rPr>
+          <w:b w:val="0"/>
+        </w:rPr>
+        <w:t xml:space="preserve"> 8; explanation 12; worked demonstration 15; guided practice 20; independent assessment 15; project and reflection 10. Extend the lab into a second session when needed.</w:t>
+      </w:r>
+    </w:p>
+    <w:p>
+      <w:pPr>
+        <w:pStyle w:val="Heading3"/>
+      </w:pPr>
+      <w:r>
         <w:t>Preparation for the connected explanation</w:t>
       </w:r>
     </w:p>
     <w:p>
-      <w:r>
-        <w:t>Teach definition, call, parameter and positional argument as distinct ideas. Keep inputs scalar and avoid mutable-list aliasing in this first function lesson. Reference: https://docs.python.org/3/tutorial/controlflow.html#defining-functions. These functions print results; reusable return values and local state are taught in Week 9.</w:t>
+      <w:pPr>
+        <w:spacing w:line="336" w:lineRule="auto" w:after="180"/>
+      </w:pPr>
+      <w:r>
+        <w:rPr>
+          <w:b w:val="0"/>
+        </w:rPr>
+        <w:t xml:space="preserve">Teach </w:t>
+      </w:r>
+      <w:r>
+        <w:rPr>
+          <w:b/>
+        </w:rPr>
+        <w:t>definition</w:t>
+      </w:r>
+      <w:r>
+        <w:rPr>
+          <w:b w:val="0"/>
+        </w:rPr>
+        <w:t xml:space="preserve">, </w:t>
+      </w:r>
+      <w:r>
+        <w:rPr>
+          <w:b/>
+        </w:rPr>
+        <w:t>call</w:t>
+      </w:r>
+      <w:r>
+        <w:rPr>
+          <w:b w:val="0"/>
+        </w:rPr>
+        <w:t xml:space="preserve">, </w:t>
+      </w:r>
+      <w:r>
+        <w:rPr>
+          <w:b/>
+        </w:rPr>
+        <w:t>parameter</w:t>
+      </w:r>
+      <w:r>
+        <w:rPr>
+          <w:b w:val="0"/>
+        </w:rPr>
+        <w:t xml:space="preserve"> and positional </w:t>
+      </w:r>
+      <w:r>
+        <w:rPr>
+          <w:b/>
+        </w:rPr>
+        <w:t>argument</w:t>
+      </w:r>
+      <w:r>
+        <w:rPr>
+          <w:b w:val="0"/>
+        </w:rPr>
+        <w:t xml:space="preserve"> as distinct ideas. Keep </w:t>
+      </w:r>
+      <w:r>
+        <w:rPr>
+          <w:b/>
+        </w:rPr>
+        <w:t>input</w:t>
+      </w:r>
+      <w:r>
+        <w:rPr>
+          <w:b w:val="0"/>
+        </w:rPr>
+        <w:t xml:space="preserve">s scalar and avoid mutable-list aliasing in this first </w:t>
+      </w:r>
+      <w:r>
+        <w:rPr>
+          <w:b/>
+        </w:rPr>
+        <w:t>function</w:t>
+      </w:r>
+      <w:r>
+        <w:rPr>
+          <w:b w:val="0"/>
+        </w:rPr>
+        <w:t xml:space="preserve"> lesson.</w:t>
+      </w:r>
+    </w:p>
+    <w:p>
+      <w:pPr>
+        <w:spacing w:line="336" w:lineRule="auto" w:after="180"/>
+      </w:pPr>
+      <w:r>
+        <w:rPr>
+          <w:b w:val="0"/>
+        </w:rPr>
+        <w:t>Reference: https://docs.python.org/3/tutorial/controlflow.html#defining-</w:t>
+      </w:r>
+      <w:r>
+        <w:rPr>
+          <w:b/>
+        </w:rPr>
+        <w:t>function</w:t>
+      </w:r>
+      <w:r>
+        <w:rPr>
+          <w:b w:val="0"/>
+        </w:rPr>
+        <w:t xml:space="preserve">s. These </w:t>
+      </w:r>
+      <w:r>
+        <w:rPr>
+          <w:b/>
+        </w:rPr>
+        <w:t>function</w:t>
+      </w:r>
+      <w:r>
+        <w:rPr>
+          <w:b w:val="0"/>
+        </w:rPr>
+        <w:t>s print results; reusable return values and local state are taught in Week 9.</w:t>
       </w:r>
     </w:p>
     <w:p>
@@ -420,23 +748,78 @@
       </w:r>
     </w:p>
     <w:p>
-      <w:r>
+      <w:pPr>
+        <w:spacing w:line="336" w:lineRule="auto" w:after="180"/>
+        <w:shd w:fill="F4F9FC"/>
+      </w:pPr>
+      <w:r>
+        <w:rPr>
+          <w:b w:val="0"/>
+        </w:rPr>
         <w:t>8. Subtraction is ordered: reversing these values would produce -8.</w:t>
       </w:r>
     </w:p>
     <w:p>
-      <w:r>
-        <w:t>Python 3 editor and functions.py</w:t>
-      </w:r>
-    </w:p>
-    <w:p>
-      <w:r>
-        <w:t>Parameter cards labelled capacity and used</w:t>
-      </w:r>
-    </w:p>
-    <w:p>
-      <w:r>
-        <w:t>Call cards and a table for expected and observed output</w:t>
+      <w:pPr>
+        <w:spacing w:line="336" w:lineRule="auto" w:after="180"/>
+      </w:pPr>
+      <w:r>
+        <w:rPr>
+          <w:b w:val="0"/>
+        </w:rPr>
+        <w:t xml:space="preserve">Python 3 editor and </w:t>
+      </w:r>
+      <w:r>
+        <w:rPr>
+          <w:b/>
+        </w:rPr>
+        <w:t>function</w:t>
+      </w:r>
+      <w:r>
+        <w:rPr>
+          <w:b w:val="0"/>
+        </w:rPr>
+        <w:t>s.py</w:t>
+      </w:r>
+    </w:p>
+    <w:p>
+      <w:pPr>
+        <w:spacing w:line="336" w:lineRule="auto" w:after="180"/>
+      </w:pPr>
+      <w:r>
+        <w:rPr>
+          <w:b/>
+        </w:rPr>
+        <w:t>Parameter</w:t>
+      </w:r>
+      <w:r>
+        <w:rPr>
+          <w:b w:val="0"/>
+        </w:rPr>
+        <w:t xml:space="preserve"> cards labelled capacity and used</w:t>
+      </w:r>
+    </w:p>
+    <w:p>
+      <w:pPr>
+        <w:spacing w:line="336" w:lineRule="auto" w:after="180"/>
+      </w:pPr>
+      <w:r>
+        <w:rPr>
+          <w:b/>
+        </w:rPr>
+        <w:t>Call</w:t>
+      </w:r>
+      <w:r>
+        <w:rPr>
+          <w:b w:val="0"/>
+        </w:rPr>
+        <w:t xml:space="preserve"> cards and a table for expected and observed </w:t>
+      </w:r>
+      <w:r>
+        <w:rPr>
+          <w:b/>
+        </w:rPr>
+        <w:t>output</w:t>
       </w:r>
     </w:p>
     <w:p>
@@ -448,12 +831,60 @@
       </w:r>
     </w:p>
     <w:p>
-      <w:r>
-        <w:t>By the end, I can decompose a calculation into a function with explicit arguments and a returned result.</w:t>
-      </w:r>
-    </w:p>
-    <w:p>
-      <w:r>
+      <w:pPr>
+        <w:spacing w:line="336" w:lineRule="auto" w:after="180"/>
+      </w:pPr>
+      <w:r>
+        <w:rPr>
+          <w:b w:val="0"/>
+        </w:rPr>
+        <w:t xml:space="preserve">By the end, I can </w:t>
+      </w:r>
+      <w:r>
+        <w:rPr>
+          <w:b/>
+        </w:rPr>
+        <w:t>decompose</w:t>
+      </w:r>
+      <w:r>
+        <w:rPr>
+          <w:b w:val="0"/>
+        </w:rPr>
+        <w:t xml:space="preserve"> a calculation into a </w:t>
+      </w:r>
+      <w:r>
+        <w:rPr>
+          <w:b/>
+        </w:rPr>
+        <w:t>function</w:t>
+      </w:r>
+      <w:r>
+        <w:rPr>
+          <w:b w:val="0"/>
+        </w:rPr>
+        <w:t xml:space="preserve"> with explicit </w:t>
+      </w:r>
+      <w:r>
+        <w:rPr>
+          <w:b/>
+        </w:rPr>
+        <w:t>argument</w:t>
+      </w:r>
+      <w:r>
+        <w:rPr>
+          <w:b w:val="0"/>
+        </w:rPr>
+        <w:t>s and a returned result.</w:t>
+      </w:r>
+    </w:p>
+    <w:p>
+      <w:pPr>
+        <w:spacing w:line="336" w:lineRule="auto" w:after="180"/>
+      </w:pPr>
+      <w:r>
+        <w:rPr>
+          <w:b w:val="0"/>
+        </w:rPr>
         <w:t>This added worked case illustrates the week’s main idea. Retain all original and connected topics; schedule its practice within the teaching cycle.</w:t>
       </w:r>
     </w:p>
@@ -466,61 +897,191 @@
       </w:r>
     </w:p>
     <w:p>
+      <w:r>
+        <w:t>Model Decompose a Goal using the supplied case, labelled mechanism and reasoning. Make the scope of each conclusion explicit.</w:t>
+      </w:r>
+    </w:p>
+    <w:p>
+      <w:pPr>
+        <w:spacing w:line="336" w:lineRule="auto" w:after="180"/>
+      </w:pPr>
+      <w:r>
+        <w:rPr>
+          <w:b/>
+        </w:rPr>
+        <w:t>Input</w:t>
+      </w:r>
+      <w:r>
+        <w:rPr>
+          <w:b w:val="0"/>
+        </w:rPr>
+        <w:t xml:space="preserve"> → </w:t>
+      </w:r>
+      <w:r>
+        <w:rPr>
+          <w:b/>
+        </w:rPr>
+        <w:t>Process</w:t>
+      </w:r>
+      <w:r>
+        <w:rPr>
+          <w:b w:val="0"/>
+        </w:rPr>
+        <w:t xml:space="preserve"> → </w:t>
+      </w:r>
+      <w:r>
+        <w:rPr>
+          <w:b/>
+        </w:rPr>
+        <w:t>Output</w:t>
+      </w:r>
+    </w:p>
+    <w:p>
+      <w:pPr>
+        <w:spacing w:line="336" w:lineRule="auto" w:after="180"/>
+      </w:pPr>
+      <w:r>
+        <w:rPr>
+          <w:b w:val="0"/>
+        </w:rPr>
+        <w:t>Trace the information. At each stage, ask what changed and how you could test it.</w:t>
+      </w:r>
+    </w:p>
+    <w:p>
+      <w:pPr>
+        <w:spacing w:line="336" w:lineRule="auto" w:after="180"/>
+      </w:pPr>
+      <w:r>
+        <w:rPr>
+          <w:b w:val="0"/>
+        </w:rPr>
+        <w:t>Which stage could fail even when the other two are correct? Explain:</w:t>
+      </w:r>
+    </w:p>
+    <w:p>
+      <w:pPr>
+        <w:spacing w:line="336" w:lineRule="auto" w:after="180"/>
+      </w:pPr>
+      <w:r>
+        <w:rPr>
+          <w:b w:val="0"/>
+        </w:rPr>
+        <w:t xml:space="preserve">Predict first. Then check each step. A correct answer without visible reasoning is incomplete </w:t>
+      </w:r>
+      <w:r>
+        <w:rPr>
+          <w:b/>
+        </w:rPr>
+        <w:t>evidence</w:t>
+      </w:r>
+      <w:r>
+        <w:rPr>
+          <w:b w:val="0"/>
+        </w:rPr>
+        <w:t>.</w:t>
+      </w:r>
+    </w:p>
+    <w:p>
+      <w:pPr>
+        <w:spacing w:line="336" w:lineRule="auto" w:after="180"/>
+        <w:shd w:fill="F4F9FC"/>
+      </w:pPr>
+      <w:r>
+        <w:rPr>
+          <w:b w:val="0"/>
+        </w:rPr>
+        <w:t>1. Goal: help a learner leave home ready.</w:t>
+      </w:r>
+    </w:p>
+    <w:p>
+      <w:pPr>
+        <w:spacing w:line="336" w:lineRule="auto" w:after="180"/>
+        <w:shd w:fill="F4F9FC"/>
+      </w:pPr>
+      <w:r>
+        <w:rPr>
+          <w:b w:val="0"/>
+        </w:rPr>
+        <w:t>2. Parts: check time; check weather; check bag; choose reminder.</w:t>
+      </w:r>
+    </w:p>
+    <w:p>
+      <w:pPr>
+        <w:spacing w:line="336" w:lineRule="auto" w:after="180"/>
+        <w:shd w:fill="F4F9FC"/>
+      </w:pPr>
+      <w:r>
+        <w:rPr>
+          <w:b w:val="0"/>
+        </w:rPr>
+        <w:t xml:space="preserve">3. </w:t>
+      </w:r>
+      <w:r>
+        <w:rPr>
+          <w:b/>
+        </w:rPr>
+        <w:t>Dependency</w:t>
+      </w:r>
+      <w:r>
+        <w:rPr>
+          <w:b w:val="0"/>
+        </w:rPr>
+        <w:t>: weather must be known before the clothing suggestion.</w:t>
+      </w:r>
+    </w:p>
+    <w:p>
+      <w:pPr>
+        <w:spacing w:line="336" w:lineRule="auto" w:after="180"/>
+        <w:shd w:fill="F4F9FC"/>
+      </w:pPr>
+      <w:r>
+        <w:rPr>
+          <w:b w:val="0"/>
+        </w:rPr>
+        <w:t>4. Test each part separately, then test the whole flow.</w:t>
+      </w:r>
+    </w:p>
+    <w:p>
+      <w:pPr>
+        <w:spacing w:line="336" w:lineRule="auto" w:after="180"/>
+      </w:pPr>
+      <w:r>
+        <w:rPr>
+          <w:b w:val="0"/>
+        </w:rPr>
+        <w:t>Recalculate, retrace, or restate the reasoning in your own representation:</w:t>
+      </w:r>
+    </w:p>
+    <w:p>
+      <w:pPr>
+        <w:spacing w:line="336" w:lineRule="auto" w:after="180"/>
+        <w:shd w:fill="F5F1FB"/>
+      </w:pPr>
+      <w:r>
+        <w:rPr>
+          <w:b w:val="0"/>
+        </w:rPr>
+        <w:t xml:space="preserve">CHECK Did the </w:t>
+      </w:r>
+      <w:r>
+        <w:rPr>
+          <w:b/>
+        </w:rPr>
+        <w:t>evidence</w:t>
+      </w:r>
+      <w:r>
+        <w:rPr>
+          <w:b w:val="0"/>
+        </w:rPr>
+        <w:t xml:space="preserve"> answer the exact question? Did the total, path, or source record stay consistent?</w:t>
+      </w:r>
+    </w:p>
+    <w:p>
       <w:pPr>
         <w:pStyle w:val="Heading3"/>
       </w:pPr>
       <w:r>
-        <w:t>Explain the mechanism</w:t>
-      </w:r>
-    </w:p>
-    <w:p>
-      <w:r>
-        <w:t>Input → Process → Output</w:t>
-      </w:r>
-    </w:p>
-    <w:p>
-      <w:r>
-        <w:t>Trace the information. At each stage, ask what changed and how you could test it.</w:t>
-      </w:r>
-    </w:p>
-    <w:p>
-      <w:r>
-        <w:t>Which stage could fail even when the other two are correct? Explain:</w:t>
-      </w:r>
-    </w:p>
-    <w:p>
-      <w:r>
-        <w:t>Predict first. Then check each step. A correct answer without visible reasoning is incomplete evidence.</w:t>
-      </w:r>
-    </w:p>
-    <w:p>
-      <w:r>
-        <w:t>1. Goal: help a learner leave home ready.</w:t>
-      </w:r>
-    </w:p>
-    <w:p>
-      <w:r>
-        <w:t>2. Parts: check time; check weather; check bag; choose reminder.</w:t>
-      </w:r>
-    </w:p>
-    <w:p>
-      <w:r>
-        <w:t>3. Dependency: weather must be known before the clothing suggestion.</w:t>
-      </w:r>
-    </w:p>
-    <w:p>
-      <w:r>
-        <w:t>4. Test each part separately, then test the whole flow.</w:t>
-      </w:r>
-    </w:p>
-    <w:p>
-      <w:r>
-        <w:t>Recalculate, retrace, or restate the reasoning in your own representation:</w:t>
-      </w:r>
-    </w:p>
-    <w:p>
-      <w:r>
-        <w:t>CHECK Did the evidence answer the exact question? Did the total, path, or source record stay consistent?</w:t>
+        <w:t>Concrete teaching case</w:t>
       </w:r>
     </w:p>
     <w:p>
@@ -528,29 +1089,72 @@
         <w:pStyle w:val="Heading3"/>
       </w:pPr>
       <w:r>
-        <w:t>Concrete teaching case</w:t>
-      </w:r>
-    </w:p>
-    <w:p>
-      <w:r>
+        <w:t>The teaching case</w:t>
+      </w:r>
+    </w:p>
+    <w:p>
+      <w:pPr>
+        <w:spacing w:line="336" w:lineRule="auto" w:after="180"/>
+        <w:shd w:fill="F1F6FC"/>
+      </w:pPr>
+      <w:r>
+        <w:rPr>
+          <w:b w:val="0"/>
+        </w:rPr>
         <w:t>A class wants to recommend one of five library books.</w:t>
       </w:r>
     </w:p>
     <w:p>
-      <w:r>
-        <w:t>Decompose the goal into checkable steps.</w:t>
-      </w:r>
-    </w:p>
-    <w:p>
       <w:pPr>
         <w:pStyle w:val="Heading3"/>
       </w:pPr>
       <w:r>
+        <w:t>The teaching case</w:t>
+      </w:r>
+    </w:p>
+    <w:p>
+      <w:pPr>
+        <w:spacing w:line="336" w:lineRule="auto" w:after="180"/>
+        <w:shd w:fill="F1F6FC"/>
+      </w:pPr>
+      <w:r>
+        <w:rPr>
+          <w:b/>
+        </w:rPr>
+        <w:t>Decompose</w:t>
+      </w:r>
+      <w:r>
+        <w:rPr>
+          <w:b w:val="0"/>
+        </w:rPr>
+        <w:t xml:space="preserve"> the goal into checkable steps.</w:t>
+      </w:r>
+    </w:p>
+    <w:p>
+      <w:pPr>
+        <w:pStyle w:val="Heading3"/>
+      </w:pPr>
+      <w:r>
         <w:t>Exact explanation to model</w:t>
       </w:r>
     </w:p>
     <w:p>
-      <w:r>
+      <w:pPr>
+        <w:pStyle w:val="Heading3"/>
+      </w:pPr>
+      <w:r>
+        <w:t>Why the result follows</w:t>
+      </w:r>
+    </w:p>
+    <w:p>
+      <w:pPr>
+        <w:spacing w:line="336" w:lineRule="auto" w:after="180"/>
+        <w:shd w:fill="F1F6FC"/>
+      </w:pPr>
+      <w:r>
+        <w:rPr>
+          <w:b w:val="0"/>
+        </w:rPr>
         <w:t>Collect preferences, record book traits, score each with a declared rule, handle ties and explain the suggestion. Each step produces an inspectable record.</w:t>
       </w:r>
     </w:p>
@@ -563,18 +1167,217 @@
       </w:r>
     </w:p>
     <w:p>
-      <w:r>
-        <w:t>A fictional supply cupboard records capacity and the number of occupied spaces. The remaining-space calculation is capacity minus used. Instead of copying the same instructions for every cupboard, define one function and call it with different values. A function makes a procedure reusable; its name alone does not guarantee that its instructions are correct.</w:t>
-      </w:r>
-    </w:p>
-    <w:p>
-      <w:r>
-        <w:t>Our input contract requires nonnegative integer counts with used no greater than capacity. The example assumes these conditions; it does not validate them. This week the function prints its result. Week 9 will show how to return a value for later calculations.</w:t>
-      </w:r>
-    </w:p>
-    <w:p>
-      <w:r>
-        <w:t>def introduces the definition. The function name is followed by parameter names in parentheses and a colon. Four-space indentation marks the body. Executing the definition creates the function but does not run its body. The two unindented calls then run it, producing 8 and 3 on separate lines. A blank line helps readability; indentation determines the block.</w:t>
+      <w:pPr>
+        <w:pStyle w:val="Heading3"/>
+      </w:pPr>
+      <w:r>
+        <w:t>Explain the added worked example · 1</w:t>
+      </w:r>
+    </w:p>
+    <w:p>
+      <w:pPr>
+        <w:spacing w:line="336" w:lineRule="auto" w:after="180"/>
+      </w:pPr>
+      <w:r>
+        <w:rPr>
+          <w:b w:val="0"/>
+        </w:rPr>
+        <w:t>A fictional supply cupboard records capacity and the number of occupied spaces. The remaining-space calculation is capacity minus used.</w:t>
+      </w:r>
+    </w:p>
+    <w:p>
+      <w:pPr>
+        <w:spacing w:line="336" w:lineRule="auto" w:after="180"/>
+      </w:pPr>
+      <w:r>
+        <w:rPr>
+          <w:b w:val="0"/>
+        </w:rPr>
+        <w:t xml:space="preserve">Instead of copying the same instructions for every cupboard, define one </w:t>
+      </w:r>
+      <w:r>
+        <w:rPr>
+          <w:b/>
+        </w:rPr>
+        <w:t>function</w:t>
+      </w:r>
+      <w:r>
+        <w:rPr>
+          <w:b w:val="0"/>
+        </w:rPr>
+        <w:t xml:space="preserve"> and </w:t>
+      </w:r>
+      <w:r>
+        <w:rPr>
+          <w:b/>
+        </w:rPr>
+        <w:t>call</w:t>
+      </w:r>
+      <w:r>
+        <w:rPr>
+          <w:b w:val="0"/>
+        </w:rPr>
+        <w:t xml:space="preserve"> it with different values. A </w:t>
+      </w:r>
+      <w:r>
+        <w:rPr>
+          <w:b/>
+        </w:rPr>
+        <w:t>function</w:t>
+      </w:r>
+      <w:r>
+        <w:rPr>
+          <w:b w:val="0"/>
+        </w:rPr>
+        <w:t xml:space="preserve"> makes a procedure reusable; its name alone does not guarantee that its instructions are correct.</w:t>
+      </w:r>
+    </w:p>
+    <w:p>
+      <w:pPr>
+        <w:spacing w:line="336" w:lineRule="auto" w:after="180"/>
+      </w:pPr>
+      <w:r>
+        <w:rPr>
+          <w:b w:val="0"/>
+        </w:rPr>
+        <w:t xml:space="preserve">Our </w:t>
+      </w:r>
+      <w:r>
+        <w:rPr>
+          <w:b/>
+        </w:rPr>
+        <w:t>input</w:t>
+      </w:r>
+      <w:r>
+        <w:rPr>
+          <w:b w:val="0"/>
+        </w:rPr>
+        <w:t xml:space="preserve"> contract requires nonnegative integer counts with used no greater than capacity. The example assumes these conditions; it does not validate them. This week the </w:t>
+      </w:r>
+      <w:r>
+        <w:rPr>
+          <w:b/>
+        </w:rPr>
+        <w:t>function</w:t>
+      </w:r>
+      <w:r>
+        <w:rPr>
+          <w:b w:val="0"/>
+        </w:rPr>
+        <w:t xml:space="preserve"> prints its result.</w:t>
+      </w:r>
+    </w:p>
+    <w:p>
+      <w:pPr>
+        <w:spacing w:line="336" w:lineRule="auto" w:after="180"/>
+      </w:pPr>
+      <w:r>
+        <w:rPr>
+          <w:b w:val="0"/>
+        </w:rPr>
+        <w:t>Week 9 will show how to return a value for later calculations.</w:t>
+      </w:r>
+    </w:p>
+    <w:p>
+      <w:pPr>
+        <w:pStyle w:val="Heading3"/>
+      </w:pPr>
+      <w:r>
+        <w:t>Explain the added worked example · 2</w:t>
+      </w:r>
+    </w:p>
+    <w:p>
+      <w:pPr>
+        <w:spacing w:line="336" w:lineRule="auto" w:after="180"/>
+      </w:pPr>
+      <w:r>
+        <w:rPr>
+          <w:b w:val="0"/>
+        </w:rPr>
+        <w:t xml:space="preserve">def introduces the </w:t>
+      </w:r>
+      <w:r>
+        <w:rPr>
+          <w:b/>
+        </w:rPr>
+        <w:t>definition</w:t>
+      </w:r>
+      <w:r>
+        <w:rPr>
+          <w:b w:val="0"/>
+        </w:rPr>
+        <w:t xml:space="preserve">. The </w:t>
+      </w:r>
+      <w:r>
+        <w:rPr>
+          <w:b/>
+        </w:rPr>
+        <w:t>function</w:t>
+      </w:r>
+      <w:r>
+        <w:rPr>
+          <w:b w:val="0"/>
+        </w:rPr>
+        <w:t xml:space="preserve"> name is followed by </w:t>
+      </w:r>
+      <w:r>
+        <w:rPr>
+          <w:b/>
+        </w:rPr>
+        <w:t>parameter</w:t>
+      </w:r>
+      <w:r>
+        <w:rPr>
+          <w:b w:val="0"/>
+        </w:rPr>
+        <w:t xml:space="preserve"> names in parentheses and a colon. Four-space indentation marks the body. Executing the </w:t>
+      </w:r>
+      <w:r>
+        <w:rPr>
+          <w:b/>
+        </w:rPr>
+        <w:t>definition</w:t>
+      </w:r>
+      <w:r>
+        <w:rPr>
+          <w:b w:val="0"/>
+        </w:rPr>
+        <w:t xml:space="preserve"> creates the </w:t>
+      </w:r>
+      <w:r>
+        <w:rPr>
+          <w:b/>
+        </w:rPr>
+        <w:t>function</w:t>
+      </w:r>
+      <w:r>
+        <w:rPr>
+          <w:b w:val="0"/>
+        </w:rPr>
+        <w:t xml:space="preserve"> but does not run its body.</w:t>
+      </w:r>
+    </w:p>
+    <w:p>
+      <w:pPr>
+        <w:spacing w:line="336" w:lineRule="auto" w:after="180"/>
+      </w:pPr>
+      <w:r>
+        <w:rPr>
+          <w:b w:val="0"/>
+        </w:rPr>
+        <w:t xml:space="preserve">The two unindented </w:t>
+      </w:r>
+      <w:r>
+        <w:rPr>
+          <w:b/>
+        </w:rPr>
+        <w:t>call</w:t>
+      </w:r>
+      <w:r>
+        <w:rPr>
+          <w:b w:val="0"/>
+        </w:rPr>
+        <w:t>s then run it, producing 8 and 3 on separate lines. A blank line helps readability; indentation determines the block.</w:t>
       </w:r>
     </w:p>
     <w:p>
@@ -740,8 +1543,37 @@
       </w:r>
     </w:p>
     <w:p>
-      <w:r>
-        <w:t>Use the complete worked example below before asking learners to complete W2. Reveal a small part, invite a prediction, then explain the deciding step. These teacher notes contain solutions; do not reveal the independent case answer during modelling.</w:t>
+      <w:pPr>
+        <w:spacing w:line="336" w:lineRule="auto" w:after="180"/>
+      </w:pPr>
+      <w:r>
+        <w:rPr>
+          <w:b w:val="0"/>
+        </w:rPr>
+        <w:t xml:space="preserve">Use the complete worked example below before asking learners to complete W2. Reveal a small part, invite a </w:t>
+      </w:r>
+      <w:r>
+        <w:rPr>
+          <w:b/>
+        </w:rPr>
+        <w:t>prediction</w:t>
+      </w:r>
+      <w:r>
+        <w:rPr>
+          <w:b w:val="0"/>
+        </w:rPr>
+        <w:t>, then explain the deciding step.</w:t>
+      </w:r>
+    </w:p>
+    <w:p>
+      <w:pPr>
+        <w:spacing w:line="336" w:lineRule="auto" w:after="180"/>
+      </w:pPr>
+      <w:r>
+        <w:rPr>
+          <w:b w:val="0"/>
+        </w:rPr>
+        <w:t>These teacher notes contain solutions; do not reveal the independent case answer during modelling.</w:t>
       </w:r>
     </w:p>
     <w:tbl>
@@ -758,6 +1590,28 @@
         <w:trPr>
           <w:tblHeader/>
         </w:trPr>
+        <w:tc>
+          <w:tcPr>
+            <w:tcW w:type="dxa" w:w="5112"/>
+          </w:tcPr>
+          <w:p>
+            <w:r>
+              <w:t>Execution event</w:t>
+            </w:r>
+          </w:p>
+        </w:tc>
+        <w:tc>
+          <w:tcPr>
+            <w:tcW w:type="dxa" w:w="5112"/>
+          </w:tcPr>
+          <w:p>
+            <w:r>
+              <w:t>What happens</w:t>
+            </w:r>
+          </w:p>
+        </w:tc>
+      </w:tr>
+      <w:tr>
         <w:tc>
           <w:tcPr>
             <w:tcW w:type="dxa" w:w="5112"/>
@@ -847,8 +1701,105 @@
       </w:tr>
     </w:tbl>
     <w:p>
-      <w:r>
-        <w:t>In show_remaining(12, 4), 12 and 4 are arguments; capacity and used are parameters. Positional arguments match from left to right. show_remaining(4, 12) produces -8, showing why order matters; it also violates our written input contract. Use a fresh file with the definition before its calls.</w:t>
+      <w:pPr>
+        <w:pStyle w:val="Heading3"/>
+      </w:pPr>
+      <w:r>
+        <w:t>Model the reasoning aloud · 3</w:t>
+      </w:r>
+    </w:p>
+    <w:p>
+      <w:pPr>
+        <w:spacing w:line="336" w:lineRule="auto" w:after="180"/>
+      </w:pPr>
+      <w:r>
+        <w:rPr>
+          <w:b w:val="0"/>
+        </w:rPr>
+        <w:t xml:space="preserve">In show_remaining(12, 4), 12 and 4 are </w:t>
+      </w:r>
+      <w:r>
+        <w:rPr>
+          <w:b/>
+        </w:rPr>
+        <w:t>argument</w:t>
+      </w:r>
+      <w:r>
+        <w:rPr>
+          <w:b w:val="0"/>
+        </w:rPr>
+        <w:t xml:space="preserve">s; capacity and used are </w:t>
+      </w:r>
+      <w:r>
+        <w:rPr>
+          <w:b/>
+        </w:rPr>
+        <w:t>parameter</w:t>
+      </w:r>
+      <w:r>
+        <w:rPr>
+          <w:b w:val="0"/>
+        </w:rPr>
+        <w:t>s.</w:t>
+      </w:r>
+    </w:p>
+    <w:p>
+      <w:pPr>
+        <w:spacing w:line="336" w:lineRule="auto" w:after="180"/>
+      </w:pPr>
+      <w:r>
+        <w:rPr>
+          <w:b w:val="0"/>
+        </w:rPr>
+        <w:t xml:space="preserve">Positional </w:t>
+      </w:r>
+      <w:r>
+        <w:rPr>
+          <w:b/>
+        </w:rPr>
+        <w:t>argument</w:t>
+      </w:r>
+      <w:r>
+        <w:rPr>
+          <w:b w:val="0"/>
+        </w:rPr>
+        <w:t xml:space="preserve">s match from left to right. show_remaining(4, 12) produces -8, showing why order matters; it also violates our written </w:t>
+      </w:r>
+      <w:r>
+        <w:rPr>
+          <w:b/>
+        </w:rPr>
+        <w:t>input</w:t>
+      </w:r>
+      <w:r>
+        <w:rPr>
+          <w:b w:val="0"/>
+        </w:rPr>
+        <w:t xml:space="preserve"> contract. Use a fresh file with the </w:t>
+      </w:r>
+      <w:r>
+        <w:rPr>
+          <w:b/>
+        </w:rPr>
+        <w:t>definition</w:t>
+      </w:r>
+      <w:r>
+        <w:rPr>
+          <w:b w:val="0"/>
+        </w:rPr>
+        <w:t xml:space="preserve"> before its </w:t>
+      </w:r>
+      <w:r>
+        <w:rPr>
+          <w:b/>
+        </w:rPr>
+        <w:t>call</w:t>
+      </w:r>
+      <w:r>
+        <w:rPr>
+          <w:b w:val="0"/>
+        </w:rPr>
+        <w:t>s.</w:t>
       </w:r>
     </w:p>
     <w:p>
@@ -987,7 +1938,13 @@
       </w:tr>
     </w:tbl>
     <w:p>
-      <w:r>
+      <w:pPr>
+        <w:spacing w:line="336" w:lineRule="auto" w:after="180"/>
+      </w:pPr>
+      <w:r>
+        <w:rPr>
+          <w:b w:val="0"/>
+        </w:rPr>
         <w:t>Use the diagram and verbal explanation together. Ask learners to match a sentence to a specific visual step; do not assign learners fixed visual or auditory learning styles.</w:t>
       </w:r>
     </w:p>
@@ -1000,7 +1957,13 @@
       </w:r>
     </w:p>
     <w:p>
-      <w:r>
+      <w:pPr>
+        <w:spacing w:line="336" w:lineRule="auto" w:after="180"/>
+      </w:pPr>
+      <w:r>
+        <w:rPr>
+          <w:b w:val="0"/>
+        </w:rPr>
         <w:t>A fictional library computes total spine labels needed for several equal shelves.</w:t>
       </w:r>
     </w:p>
@@ -1013,13 +1976,49 @@
       </w:r>
     </w:p>
     <w:p>
-      <w:r>
+      <w:pPr>
+        <w:pStyle w:val="Heading3"/>
+      </w:pPr>
+      <w:r>
+        <w:t>Supplied facts</w:t>
+      </w:r>
+    </w:p>
+    <w:p>
+      <w:pPr>
+        <w:spacing w:line="336" w:lineRule="auto" w:after="180"/>
+        <w:shd w:fill="F1F6FC"/>
+      </w:pPr>
+      <w:r>
+        <w:rPr>
+          <w:b w:val="0"/>
+        </w:rPr>
         <w:t>Define labels(shelves,per_shelf): return shelves*per_shelf.</w:t>
       </w:r>
     </w:p>
     <w:p>
-      <w:r>
-        <w:t>Call needed=labels(4,6), then print(needed). No other side effects are defined.</w:t>
+      <w:pPr>
+        <w:pStyle w:val="Heading3"/>
+      </w:pPr>
+      <w:r>
+        <w:t>Supplied facts</w:t>
+      </w:r>
+    </w:p>
+    <w:p>
+      <w:pPr>
+        <w:spacing w:line="336" w:lineRule="auto" w:after="180"/>
+        <w:shd w:fill="F1F6FC"/>
+      </w:pPr>
+      <w:r>
+        <w:rPr>
+          <w:b/>
+        </w:rPr>
+        <w:t>Call</w:t>
+      </w:r>
+      <w:r>
+        <w:rPr>
+          <w:b w:val="0"/>
+        </w:rPr>
+        <w:t xml:space="preserve"> needed=labels(4,6), then print(needed). No other side effects are defined.</w:t>
       </w:r>
     </w:p>
     <w:p>
@@ -1204,43 +2203,280 @@
       </w:r>
     </w:p>
     <w:p>
-      <w:r>
-        <w:t>A function separates one named job from the surrounding program. Arguments supply data for this call; return supplies its result. A print statement in the caller is a different action. Clear parameter names help detect swapping or misusing inputs without assuming every function prints automatically.</w:t>
-      </w:r>
-    </w:p>
-    <w:p>
       <w:pPr>
         <w:pStyle w:val="Heading3"/>
       </w:pPr>
       <w:r>
+        <w:t>Why the result follows</w:t>
+      </w:r>
+    </w:p>
+    <w:p>
+      <w:pPr>
+        <w:spacing w:line="336" w:lineRule="auto" w:after="180"/>
+        <w:shd w:fill="F1F6FC"/>
+      </w:pPr>
+      <w:r>
+        <w:rPr>
+          <w:b w:val="0"/>
+        </w:rPr>
+        <w:t xml:space="preserve">A </w:t>
+      </w:r>
+      <w:r>
+        <w:rPr>
+          <w:b/>
+        </w:rPr>
+        <w:t>function</w:t>
+      </w:r>
+      <w:r>
+        <w:rPr>
+          <w:b w:val="0"/>
+        </w:rPr>
+        <w:t xml:space="preserve"> separates one named job from the surrounding program. </w:t>
+      </w:r>
+      <w:r>
+        <w:rPr>
+          <w:b/>
+        </w:rPr>
+        <w:t>Argument</w:t>
+      </w:r>
+      <w:r>
+        <w:rPr>
+          <w:b w:val="0"/>
+        </w:rPr>
+        <w:t xml:space="preserve">s supply data for this </w:t>
+      </w:r>
+      <w:r>
+        <w:rPr>
+          <w:b/>
+        </w:rPr>
+        <w:t>call</w:t>
+      </w:r>
+      <w:r>
+        <w:rPr>
+          <w:b w:val="0"/>
+        </w:rPr>
+        <w:t xml:space="preserve">; return supplies its result. A print statement in the </w:t>
+      </w:r>
+      <w:r>
+        <w:rPr>
+          <w:b/>
+        </w:rPr>
+        <w:t>call</w:t>
+      </w:r>
+      <w:r>
+        <w:rPr>
+          <w:b w:val="0"/>
+        </w:rPr>
+        <w:t>er is a different action.</w:t>
+      </w:r>
+    </w:p>
+    <w:p>
+      <w:pPr>
+        <w:spacing w:line="336" w:lineRule="auto" w:after="180"/>
+        <w:shd w:fill="F1F6FC"/>
+      </w:pPr>
+      <w:r>
+        <w:rPr>
+          <w:b w:val="0"/>
+        </w:rPr>
+        <w:t xml:space="preserve">Clear </w:t>
+      </w:r>
+      <w:r>
+        <w:rPr>
+          <w:b/>
+        </w:rPr>
+        <w:t>parameter</w:t>
+      </w:r>
+      <w:r>
+        <w:rPr>
+          <w:b w:val="0"/>
+        </w:rPr>
+        <w:t xml:space="preserve"> names help detect swapping or misusing </w:t>
+      </w:r>
+      <w:r>
+        <w:rPr>
+          <w:b/>
+        </w:rPr>
+        <w:t>input</w:t>
+      </w:r>
+      <w:r>
+        <w:rPr>
+          <w:b w:val="0"/>
+        </w:rPr>
+        <w:t xml:space="preserve">s without assuming every </w:t>
+      </w:r>
+      <w:r>
+        <w:rPr>
+          <w:b/>
+        </w:rPr>
+        <w:t>function</w:t>
+      </w:r>
+      <w:r>
+        <w:rPr>
+          <w:b w:val="0"/>
+        </w:rPr>
+        <w:t xml:space="preserve"> prints automati</w:t>
+      </w:r>
+      <w:r>
+        <w:rPr>
+          <w:b/>
+        </w:rPr>
+        <w:t>call</w:t>
+      </w:r>
+      <w:r>
+        <w:rPr>
+          <w:b w:val="0"/>
+        </w:rPr>
+        <w:t>y.</w:t>
+      </w:r>
+    </w:p>
+    <w:p>
+      <w:pPr>
+        <w:pStyle w:val="Heading3"/>
+      </w:pPr>
+      <w:r>
         <w:t>What this example does not establish</w:t>
       </w:r>
     </w:p>
     <w:p>
-      <w:r>
-        <w:t>This function assumes compatible numeric inputs; it does not reject negative shelves or verify real shelf contents.</w:t>
-      </w:r>
-    </w:p>
-    <w:p>
       <w:pPr>
         <w:pStyle w:val="Heading3"/>
       </w:pPr>
       <w:r>
+        <w:t>Keep the stated limit</w:t>
+      </w:r>
+    </w:p>
+    <w:p>
+      <w:pPr>
+        <w:spacing w:line="336" w:lineRule="auto" w:after="180"/>
+        <w:shd w:fill="FFF5E6"/>
+      </w:pPr>
+      <w:r>
+        <w:rPr>
+          <w:b w:val="0"/>
+        </w:rPr>
+        <w:t xml:space="preserve">This </w:t>
+      </w:r>
+      <w:r>
+        <w:rPr>
+          <w:b/>
+        </w:rPr>
+        <w:t>function</w:t>
+      </w:r>
+      <w:r>
+        <w:rPr>
+          <w:b w:val="0"/>
+        </w:rPr>
+        <w:t xml:space="preserve"> assumes compatible numeric </w:t>
+      </w:r>
+      <w:r>
+        <w:rPr>
+          <w:b/>
+        </w:rPr>
+        <w:t>input</w:t>
+      </w:r>
+      <w:r>
+        <w:rPr>
+          <w:b w:val="0"/>
+        </w:rPr>
+        <w:t>s; it does not reject negative shelves or verify real shelf contents.</w:t>
+      </w:r>
+    </w:p>
+    <w:p>
+      <w:pPr>
+        <w:pStyle w:val="Heading3"/>
+      </w:pPr>
+      <w:r>
         <w:t>Change one thing in the pictured case</w:t>
       </w:r>
     </w:p>
     <w:p>
-      <w:r>
-        <w:t>Change: Call labels(4,0) instead.</w:t>
-      </w:r>
-    </w:p>
-    <w:p>
-      <w:r>
-        <w:t>Prediction: The returned result is 0, and the caller prints 0.</w:t>
-      </w:r>
-    </w:p>
-    <w:p>
-      <w:r>
+      <w:pPr>
+        <w:pStyle w:val="Heading3"/>
+      </w:pPr>
+      <w:r>
+        <w:t>Change one thing</w:t>
+      </w:r>
+    </w:p>
+    <w:p>
+      <w:pPr>
+        <w:spacing w:line="336" w:lineRule="auto" w:after="180"/>
+        <w:shd w:fill="F5F1FB"/>
+      </w:pPr>
+      <w:r>
+        <w:rPr>
+          <w:b w:val="0"/>
+        </w:rPr>
+        <w:t xml:space="preserve">Change: </w:t>
+      </w:r>
+      <w:r>
+        <w:rPr>
+          <w:b/>
+        </w:rPr>
+        <w:t>Call</w:t>
+      </w:r>
+      <w:r>
+        <w:rPr>
+          <w:b w:val="0"/>
+        </w:rPr>
+        <w:t xml:space="preserve"> labels(4,0) instead.</w:t>
+      </w:r>
+    </w:p>
+    <w:p>
+      <w:pPr>
+        <w:pStyle w:val="Heading3"/>
+      </w:pPr>
+      <w:r>
+        <w:t>Predicted result</w:t>
+      </w:r>
+    </w:p>
+    <w:p>
+      <w:pPr>
+        <w:spacing w:line="336" w:lineRule="auto" w:after="180"/>
+        <w:shd w:fill="F1F6FC"/>
+      </w:pPr>
+      <w:r>
+        <w:rPr>
+          <w:b/>
+        </w:rPr>
+        <w:t>Prediction</w:t>
+      </w:r>
+      <w:r>
+        <w:rPr>
+          <w:b w:val="0"/>
+        </w:rPr>
+        <w:t xml:space="preserve">: The returned result is 0, and the </w:t>
+      </w:r>
+      <w:r>
+        <w:rPr>
+          <w:b/>
+        </w:rPr>
+        <w:t>call</w:t>
+      </w:r>
+      <w:r>
+        <w:rPr>
+          <w:b w:val="0"/>
+        </w:rPr>
+        <w:t>er prints 0.</w:t>
+      </w:r>
+    </w:p>
+    <w:p>
+      <w:pPr>
+        <w:pStyle w:val="Heading3"/>
+      </w:pPr>
+      <w:r>
+        <w:t>Why the result follows</w:t>
+      </w:r>
+    </w:p>
+    <w:p>
+      <w:pPr>
+        <w:spacing w:line="336" w:lineRule="auto" w:after="180"/>
+        <w:shd w:fill="F1F6FC"/>
+      </w:pPr>
+      <w:r>
+        <w:rPr>
+          <w:b w:val="0"/>
+        </w:rPr>
         <w:t>Reason: Four shelves times zero labels per shelf is zero.</w:t>
       </w:r>
     </w:p>
@@ -1253,8 +2489,57 @@
       </w:r>
     </w:p>
     <w:p>
-      <w:r>
-        <w:t>Cover the result. Ask learners to name the inputs and predict the next step. Uncover one step, connect the icon to the actual procedure, and explain its evidence. Then change the supplied condition and compare. The picture is a representation; it does not document execution of a real AI model.</w:t>
+      <w:pPr>
+        <w:pStyle w:val="Heading3"/>
+      </w:pPr>
+      <w:r>
+        <w:t>Ask while showing the picture · 4</w:t>
+      </w:r>
+    </w:p>
+    <w:p>
+      <w:pPr>
+        <w:spacing w:line="336" w:lineRule="auto" w:after="180"/>
+      </w:pPr>
+      <w:r>
+        <w:rPr>
+          <w:b w:val="0"/>
+        </w:rPr>
+        <w:t xml:space="preserve">Cover the result. Ask learners to name the </w:t>
+      </w:r>
+      <w:r>
+        <w:rPr>
+          <w:b/>
+        </w:rPr>
+        <w:t>input</w:t>
+      </w:r>
+      <w:r>
+        <w:rPr>
+          <w:b w:val="0"/>
+        </w:rPr>
+        <w:t xml:space="preserve">s and predict the next step. Uncover one step, connect the icon to the actual procedure, and explain its </w:t>
+      </w:r>
+      <w:r>
+        <w:rPr>
+          <w:b/>
+        </w:rPr>
+        <w:t>evidence</w:t>
+      </w:r>
+      <w:r>
+        <w:rPr>
+          <w:b w:val="0"/>
+        </w:rPr>
+        <w:t>. Then change the supplied condition and compare.</w:t>
+      </w:r>
+    </w:p>
+    <w:p>
+      <w:pPr>
+        <w:spacing w:line="336" w:lineRule="auto" w:after="180"/>
+      </w:pPr>
+      <w:r>
+        <w:rPr>
+          <w:b w:val="0"/>
+        </w:rPr>
+        <w:t>The picture is a representation; it does not document execution of a real AI model.</w:t>
       </w:r>
     </w:p>
     <w:p>
@@ -1266,11 +2551,16 @@
       </w:r>
     </w:p>
     <w:p>
+      <w:r>
+        <w:t>Demonstrate Decompose a Goal, reduce support deliberately and check individual reasoning before discussing answers.</w:t>
+      </w:r>
+    </w:p>
+    <w:p>
       <w:pPr>
         <w:pStyle w:val="Heading3"/>
       </w:pPr>
       <w:r>
-        <w:t>Demonstrate and guide practice</w:t>
+        <w:t>Board sequence</w:t>
       </w:r>
     </w:p>
     <w:p>
@@ -1278,26 +2568,102 @@
         <w:pStyle w:val="Heading3"/>
       </w:pPr>
       <w:r>
-        <w:t>Board sequence</w:t>
-      </w:r>
-    </w:p>
-    <w:p>
-      <w:r>
+        <w:t>1. Put the facts on the board</w:t>
+      </w:r>
+    </w:p>
+    <w:p>
+      <w:pPr>
+        <w:spacing w:line="336" w:lineRule="auto" w:after="180"/>
+        <w:shd w:fill="F4F9FC"/>
+      </w:pPr>
+      <w:r>
+        <w:rPr>
+          <w:b w:val="0"/>
+        </w:rPr>
         <w:t>Write the given facts: A class wants to recommend one of five library books.</w:t>
       </w:r>
     </w:p>
     <w:p>
-      <w:r>
-        <w:t>Write the question to explain: Decompose the goal into checkable steps.</w:t>
-      </w:r>
-    </w:p>
-    <w:p>
-      <w:r>
-        <w:t>Reveal after predictions: Collect preferences, record book traits, score each with a declared rule, handle ties and explain the suggestion. Each step produces an inspectable record.</w:t>
-      </w:r>
-    </w:p>
-    <w:p>
-      <w:r>
+      <w:pPr>
+        <w:pStyle w:val="Heading3"/>
+      </w:pPr>
+      <w:r>
+        <w:t>2. State the decision to explain</w:t>
+      </w:r>
+    </w:p>
+    <w:p>
+      <w:pPr>
+        <w:spacing w:line="336" w:lineRule="auto" w:after="180"/>
+        <w:shd w:fill="F4F9FC"/>
+      </w:pPr>
+      <w:r>
+        <w:rPr>
+          <w:b w:val="0"/>
+        </w:rPr>
+        <w:t xml:space="preserve">Write the question to explain: </w:t>
+      </w:r>
+      <w:r>
+        <w:rPr>
+          <w:b/>
+        </w:rPr>
+        <w:t>Decompose</w:t>
+      </w:r>
+      <w:r>
+        <w:rPr>
+          <w:b w:val="0"/>
+        </w:rPr>
+        <w:t xml:space="preserve"> the goal into checkable steps.</w:t>
+      </w:r>
+    </w:p>
+    <w:p>
+      <w:pPr>
+        <w:pStyle w:val="Heading3"/>
+      </w:pPr>
+      <w:r>
+        <w:t>3. Reveal the worked reasoning</w:t>
+      </w:r>
+    </w:p>
+    <w:p>
+      <w:pPr>
+        <w:spacing w:line="336" w:lineRule="auto" w:after="180"/>
+        <w:shd w:fill="F1F6FC"/>
+      </w:pPr>
+      <w:r>
+        <w:rPr>
+          <w:b w:val="0"/>
+        </w:rPr>
+        <w:t xml:space="preserve">Reveal after </w:t>
+      </w:r>
+      <w:r>
+        <w:rPr>
+          <w:b/>
+        </w:rPr>
+        <w:t>prediction</w:t>
+      </w:r>
+      <w:r>
+        <w:rPr>
+          <w:b w:val="0"/>
+        </w:rPr>
+        <w:t>s: Collect preferences, record book traits, score each with a declared rule, handle ties and explain the suggestion. Each step produces an inspectable record.</w:t>
+      </w:r>
+    </w:p>
+    <w:p>
+      <w:pPr>
+        <w:pStyle w:val="Heading3"/>
+      </w:pPr>
+      <w:r>
+        <w:t>Hold back the independent task</w:t>
+      </w:r>
+    </w:p>
+    <w:p>
+      <w:pPr>
+        <w:spacing w:line="336" w:lineRule="auto" w:after="180"/>
+        <w:shd w:fill="FFF5E6"/>
+      </w:pPr>
+      <w:r>
+        <w:rPr>
+          <w:b w:val="0"/>
+        </w:rPr>
         <w:t>Keep for an independent attempt: A recommender must receive a topic, find matching books and show one title. Split the goal into three tasks and state what passes between them.</w:t>
       </w:r>
     </w:p>
@@ -1310,23 +2676,77 @@
       </w:r>
     </w:p>
     <w:p>
-      <w:r>
+      <w:pPr>
+        <w:pStyle w:val="Heading3"/>
+      </w:pPr>
+      <w:r>
+        <w:t>Ask the class</w:t>
+      </w:r>
+    </w:p>
+    <w:p>
+      <w:pPr>
+        <w:spacing w:line="336" w:lineRule="auto" w:after="180"/>
+        <w:shd w:fill="F5F1FB"/>
+      </w:pPr>
+      <w:r>
+        <w:rPr>
+          <w:b w:val="0"/>
+        </w:rPr>
         <w:t>Ask: Which facts are given, and which would we have to assume? Learners mark relevant details before discussing answers.</w:t>
       </w:r>
     </w:p>
     <w:p>
-      <w:r>
+      <w:pPr>
+        <w:pStyle w:val="Heading3"/>
+      </w:pPr>
+      <w:r>
+        <w:t>Language to model</w:t>
+      </w:r>
+    </w:p>
+    <w:p>
+      <w:pPr>
+        <w:spacing w:line="336" w:lineRule="auto" w:after="180"/>
+        <w:shd w:fill="F1F6F8"/>
+      </w:pPr>
+      <w:r>
+        <w:rPr>
+          <w:b w:val="0"/>
+        </w:rPr>
         <w:t>Say: Predict first. Show the rule, information path or calculation that would produce the result. A correct guess is not yet an explanation.</w:t>
       </w:r>
     </w:p>
     <w:p>
-      <w:r>
+      <w:pPr>
+        <w:spacing w:line="336" w:lineRule="auto" w:after="180"/>
+      </w:pPr>
+      <w:r>
+        <w:rPr>
+          <w:b w:val="0"/>
+        </w:rPr>
         <w:t>Reveal reasoning one step at a time. Explain why a tempting alternative fails. Write units and denominators for arithmetic, trace conditions for decisions, and identify supporting sources for claims.</w:t>
       </w:r>
     </w:p>
     <w:p>
-      <w:r>
-        <w:t>In pairs, one learner solves while the other checks evidence; exchange roles. Remove the worked answer before independent assessment.</w:t>
+      <w:pPr>
+        <w:spacing w:line="336" w:lineRule="auto" w:after="180"/>
+      </w:pPr>
+      <w:r>
+        <w:rPr>
+          <w:b w:val="0"/>
+        </w:rPr>
+        <w:t xml:space="preserve">In pairs, one learner solves while the other checks </w:t>
+      </w:r>
+      <w:r>
+        <w:rPr>
+          <w:b/>
+        </w:rPr>
+        <w:t>evidence</w:t>
+      </w:r>
+      <w:r>
+        <w:rPr>
+          <w:b w:val="0"/>
+        </w:rPr>
+        <w:t>; exchange roles. Remove the worked answer before independent assessment.</w:t>
       </w:r>
     </w:p>
     <w:p>
@@ -1338,8 +2758,109 @@
       </w:r>
     </w:p>
     <w:p>
-      <w:r>
-        <w:t>The calls print 0 then 9. capacity receives 9 in both calls; used receives 9 then 0. Removing both calls leaves a definition with no printed output. Exit: show_remaining(10, 7) should print 3 but the faulty version prints 8. Passing two cases does not establish correctness for all allowed inputs or validate the input contract.</w:t>
+      <w:pPr>
+        <w:spacing w:line="336" w:lineRule="auto" w:after="180"/>
+      </w:pPr>
+      <w:r>
+        <w:rPr>
+          <w:b w:val="0"/>
+        </w:rPr>
+        <w:t xml:space="preserve">The </w:t>
+      </w:r>
+      <w:r>
+        <w:rPr>
+          <w:b/>
+        </w:rPr>
+        <w:t>call</w:t>
+      </w:r>
+      <w:r>
+        <w:rPr>
+          <w:b w:val="0"/>
+        </w:rPr>
+        <w:t xml:space="preserve">s print 0 then 9. capacity receives 9 in both </w:t>
+      </w:r>
+      <w:r>
+        <w:rPr>
+          <w:b/>
+        </w:rPr>
+        <w:t>call</w:t>
+      </w:r>
+      <w:r>
+        <w:rPr>
+          <w:b w:val="0"/>
+        </w:rPr>
+        <w:t xml:space="preserve">s; used receives 9 then 0. Removing both </w:t>
+      </w:r>
+      <w:r>
+        <w:rPr>
+          <w:b/>
+        </w:rPr>
+        <w:t>call</w:t>
+      </w:r>
+      <w:r>
+        <w:rPr>
+          <w:b w:val="0"/>
+        </w:rPr>
+        <w:t xml:space="preserve">s leaves a </w:t>
+      </w:r>
+      <w:r>
+        <w:rPr>
+          <w:b/>
+        </w:rPr>
+        <w:t>definition</w:t>
+      </w:r>
+      <w:r>
+        <w:rPr>
+          <w:b w:val="0"/>
+        </w:rPr>
+        <w:t xml:space="preserve"> with no printed </w:t>
+      </w:r>
+      <w:r>
+        <w:rPr>
+          <w:b/>
+        </w:rPr>
+        <w:t>output</w:t>
+      </w:r>
+      <w:r>
+        <w:rPr>
+          <w:b w:val="0"/>
+        </w:rPr>
+        <w:t>. Exit: show_remaining(10, 7) should print 3 but the faulty version prints 8.</w:t>
+      </w:r>
+    </w:p>
+    <w:p>
+      <w:pPr>
+        <w:spacing w:line="336" w:lineRule="auto" w:after="180"/>
+      </w:pPr>
+      <w:r>
+        <w:rPr>
+          <w:b w:val="0"/>
+        </w:rPr>
+        <w:t xml:space="preserve">Passing two cases does not establish correctness for all allowed </w:t>
+      </w:r>
+      <w:r>
+        <w:rPr>
+          <w:b/>
+        </w:rPr>
+        <w:t>input</w:t>
+      </w:r>
+      <w:r>
+        <w:rPr>
+          <w:b w:val="0"/>
+        </w:rPr>
+        <w:t xml:space="preserve">s or validate the </w:t>
+      </w:r>
+      <w:r>
+        <w:rPr>
+          <w:b/>
+        </w:rPr>
+        <w:t>input</w:t>
+      </w:r>
+      <w:r>
+        <w:rPr>
+          <w:b w:val="0"/>
+        </w:rPr>
+        <w:t xml:space="preserve"> contract.</w:t>
       </w:r>
     </w:p>
     <w:p>
@@ -1571,41 +3092,203 @@
       </w:r>
     </w:p>
     <w:p>
-      <w:r>
-        <w:t>Completion task: Using the correct definition, predict show_remaining(8, 3), show_remaining(8, 8) and show_remaining(8, 0) in that order. Explain what happens if the file contains only the definition.</w:t>
-      </w:r>
-    </w:p>
-    <w:p>
-      <w:r>
-        <w:t>Teacher check: The calls print 5, 0 and 8 on separate lines. A definition alone creates the function but prints nothing because its body has not been called.</w:t>
-      </w:r>
-    </w:p>
-    <w:p>
-      <w:r>
-        <w:t>Start by identifying the given inputs together. Leave the intermediate steps blank. If needed, model one step, then withdraw that help on the next step. Move to a full trace only when the partial trace is understood. For partners, alternate explainer and checker; collect a response from every learner before discussion.</w:t>
-      </w:r>
-    </w:p>
-    <w:p>
       <w:pPr>
         <w:pStyle w:val="Heading3"/>
       </w:pPr>
       <w:r>
+        <w:t>Completion practice</w:t>
+      </w:r>
+    </w:p>
+    <w:p>
+      <w:pPr>
+        <w:spacing w:line="336" w:lineRule="auto" w:after="180"/>
+        <w:shd w:fill="F5F1FB"/>
+      </w:pPr>
+      <w:r>
+        <w:rPr>
+          <w:b w:val="0"/>
+        </w:rPr>
+        <w:t xml:space="preserve">Completion task: Using the correct </w:t>
+      </w:r>
+      <w:r>
+        <w:rPr>
+          <w:b/>
+        </w:rPr>
+        <w:t>definition</w:t>
+      </w:r>
+      <w:r>
+        <w:rPr>
+          <w:b w:val="0"/>
+        </w:rPr>
+        <w:t xml:space="preserve">, predict show_remaining(8, 3), show_remaining(8, 8) and show_remaining(8, 0) in that order. Explain what happens if the file contains only the </w:t>
+      </w:r>
+      <w:r>
+        <w:rPr>
+          <w:b/>
+        </w:rPr>
+        <w:t>definition</w:t>
+      </w:r>
+      <w:r>
+        <w:rPr>
+          <w:b w:val="0"/>
+        </w:rPr>
+        <w:t>.</w:t>
+      </w:r>
+    </w:p>
+    <w:p>
+      <w:pPr>
+        <w:pStyle w:val="Heading3"/>
+      </w:pPr>
+      <w:r>
+        <w:t>Reasoning to listen for</w:t>
+      </w:r>
+    </w:p>
+    <w:p>
+      <w:pPr>
+        <w:spacing w:line="336" w:lineRule="auto" w:after="180"/>
+        <w:shd w:fill="F1F6FC"/>
+      </w:pPr>
+      <w:r>
+        <w:rPr>
+          <w:b w:val="0"/>
+        </w:rPr>
+        <w:t xml:space="preserve">Teacher check: The </w:t>
+      </w:r>
+      <w:r>
+        <w:rPr>
+          <w:b/>
+        </w:rPr>
+        <w:t>call</w:t>
+      </w:r>
+      <w:r>
+        <w:rPr>
+          <w:b w:val="0"/>
+        </w:rPr>
+        <w:t xml:space="preserve">s print 5, 0 and 8 on separate lines. A </w:t>
+      </w:r>
+      <w:r>
+        <w:rPr>
+          <w:b/>
+        </w:rPr>
+        <w:t>definition</w:t>
+      </w:r>
+      <w:r>
+        <w:rPr>
+          <w:b w:val="0"/>
+        </w:rPr>
+        <w:t xml:space="preserve"> alone creates the </w:t>
+      </w:r>
+      <w:r>
+        <w:rPr>
+          <w:b/>
+        </w:rPr>
+        <w:t>function</w:t>
+      </w:r>
+      <w:r>
+        <w:rPr>
+          <w:b w:val="0"/>
+        </w:rPr>
+        <w:t xml:space="preserve"> but prints nothing because its body has not been </w:t>
+      </w:r>
+      <w:r>
+        <w:rPr>
+          <w:b/>
+        </w:rPr>
+        <w:t>call</w:t>
+      </w:r>
+      <w:r>
+        <w:rPr>
+          <w:b w:val="0"/>
+        </w:rPr>
+        <w:t>ed.</w:t>
+      </w:r>
+    </w:p>
+    <w:p>
+      <w:pPr>
+        <w:spacing w:line="336" w:lineRule="auto" w:after="180"/>
+      </w:pPr>
+      <w:r>
+        <w:rPr>
+          <w:b w:val="0"/>
+        </w:rPr>
+        <w:t xml:space="preserve">Start by identifying the given </w:t>
+      </w:r>
+      <w:r>
+        <w:rPr>
+          <w:b/>
+        </w:rPr>
+        <w:t>input</w:t>
+      </w:r>
+      <w:r>
+        <w:rPr>
+          <w:b w:val="0"/>
+        </w:rPr>
+        <w:t>s together. Leave the intermediate steps blank. If needed, model one step, then withdraw that help on the next step. Move to a full trace only when the partial trace is understood.</w:t>
+      </w:r>
+    </w:p>
+    <w:p>
+      <w:pPr>
+        <w:spacing w:line="336" w:lineRule="auto" w:after="180"/>
+      </w:pPr>
+      <w:r>
+        <w:rPr>
+          <w:b w:val="0"/>
+        </w:rPr>
+        <w:t>For partners, alternate explainer and checker; collect a response from every learner before discussion.</w:t>
+      </w:r>
+    </w:p>
+    <w:p>
+      <w:pPr>
+        <w:pStyle w:val="Heading3"/>
+      </w:pPr>
+      <w:r>
         <w:t>Individual reasoning check</w:t>
       </w:r>
     </w:p>
     <w:p>
-      <w:r>
-        <w:t>Use the worked case for Functions and arguments. Proposed explanation: “Writing def runs the body immediately”. Decide whether this explanation is supported. Point to the step or supplied fact that decides; explain your repair if needed.</w:t>
-      </w:r>
-    </w:p>
-    <w:p>
-      <w:r>
-        <w:t>Expected correction: The definition creates the function; a call runs its body.</w:t>
-      </w:r>
-    </w:p>
-    <w:p>
-      <w:r>
-        <w:t>Collect explanations, not only yes/no votes. If a misunderstanding is common, re-model the relevant step for the class. If it affects a few learners, give a short targeted group explanation while others solve a more demanding variation.</w:t>
+      <w:pPr>
+        <w:spacing w:line="336" w:lineRule="auto" w:after="180"/>
+      </w:pPr>
+      <w:r>
+        <w:rPr>
+          <w:b w:val="0"/>
+        </w:rPr>
+        <w:t xml:space="preserve">Use the worked case for </w:t>
+      </w:r>
+      <w:r>
+        <w:rPr>
+          <w:b/>
+        </w:rPr>
+        <w:t>Function</w:t>
+      </w:r>
+      <w:r>
+        <w:rPr>
+          <w:b w:val="0"/>
+        </w:rPr>
+        <w:t xml:space="preserve">s and </w:t>
+      </w:r>
+      <w:r>
+        <w:rPr>
+          <w:b/>
+        </w:rPr>
+        <w:t>argument</w:t>
+      </w:r>
+      <w:r>
+        <w:rPr>
+          <w:b w:val="0"/>
+        </w:rPr>
+        <w:t>s. Proposed explanation: “Writing def runs the body immediately”. Decide whether this explanation is supported.</w:t>
+      </w:r>
+    </w:p>
+    <w:p>
+      <w:pPr>
+        <w:spacing w:line="336" w:lineRule="auto" w:after="180"/>
+      </w:pPr>
+      <w:r>
+        <w:rPr>
+          <w:b w:val="0"/>
+        </w:rPr>
+        <w:t>Point to the step or supplied fact that decides; explain your repair if needed.</w:t>
       </w:r>
     </w:p>
     <w:p>
@@ -1613,12 +3296,109 @@
         <w:pStyle w:val="Heading3"/>
       </w:pPr>
       <w:r>
+        <w:t>Expected repair</w:t>
+      </w:r>
+    </w:p>
+    <w:p>
+      <w:pPr>
+        <w:spacing w:line="336" w:lineRule="auto" w:after="180"/>
+        <w:shd w:fill="F1F6FC"/>
+      </w:pPr>
+      <w:r>
+        <w:rPr>
+          <w:b w:val="0"/>
+        </w:rPr>
+        <w:t xml:space="preserve">Expected correction: The </w:t>
+      </w:r>
+      <w:r>
+        <w:rPr>
+          <w:b/>
+        </w:rPr>
+        <w:t>definition</w:t>
+      </w:r>
+      <w:r>
+        <w:rPr>
+          <w:b w:val="0"/>
+        </w:rPr>
+        <w:t xml:space="preserve"> creates the </w:t>
+      </w:r>
+      <w:r>
+        <w:rPr>
+          <w:b/>
+        </w:rPr>
+        <w:t>function</w:t>
+      </w:r>
+      <w:r>
+        <w:rPr>
+          <w:b w:val="0"/>
+        </w:rPr>
+        <w:t xml:space="preserve">; a </w:t>
+      </w:r>
+      <w:r>
+        <w:rPr>
+          <w:b/>
+        </w:rPr>
+        <w:t>call</w:t>
+      </w:r>
+      <w:r>
+        <w:rPr>
+          <w:b w:val="0"/>
+        </w:rPr>
+        <w:t xml:space="preserve"> runs its body.</w:t>
+      </w:r>
+    </w:p>
+    <w:p>
+      <w:pPr>
+        <w:spacing w:line="336" w:lineRule="auto" w:after="180"/>
+      </w:pPr>
+      <w:r>
+        <w:rPr>
+          <w:b w:val="0"/>
+        </w:rPr>
+        <w:t>Collect explanations, not only yes/no votes. If a misunderstanding is common, re-model the relevant step for the class.</w:t>
+      </w:r>
+    </w:p>
+    <w:p>
+      <w:pPr>
+        <w:spacing w:line="336" w:lineRule="auto" w:after="180"/>
+      </w:pPr>
+      <w:r>
+        <w:rPr>
+          <w:b w:val="0"/>
+        </w:rPr>
+        <w:t>If it affects a few learners, give a short targeted group explanation while others solve a more demanding variation.</w:t>
+      </w:r>
+    </w:p>
+    <w:p>
+      <w:pPr>
+        <w:pStyle w:val="Heading3"/>
+      </w:pPr>
+      <w:r>
         <w:t>Pictorial practice question</w:t>
       </w:r>
     </w:p>
     <w:p>
-      <w:r>
-        <w:t>What happens visibly if the caller stores needed but omits print(needed)?</w:t>
+      <w:pPr>
+        <w:spacing w:line="336" w:lineRule="auto" w:after="180"/>
+        <w:shd w:fill="F5F1FB"/>
+      </w:pPr>
+      <w:r>
+        <w:rPr>
+          <w:b w:val="0"/>
+        </w:rPr>
+        <w:t xml:space="preserve">What happens visibly if the </w:t>
+      </w:r>
+      <w:r>
+        <w:rPr>
+          <w:b/>
+        </w:rPr>
+        <w:t>call</w:t>
+      </w:r>
+      <w:r>
+        <w:rPr>
+          <w:b w:val="0"/>
+        </w:rPr>
+        <w:t>er stores needed but omits print(needed)?</w:t>
       </w:r>
     </w:p>
     <w:p>
@@ -1630,18 +3410,72 @@
       </w:r>
     </w:p>
     <w:p>
-      <w:r>
+      <w:pPr>
+        <w:spacing w:line="336" w:lineRule="auto" w:after="180"/>
+      </w:pPr>
+      <w:r>
+        <w:rPr>
+          <w:b w:val="0"/>
+        </w:rPr>
         <w:t>The calculation returns 24 and needed stores it, but the shown program displays nothing because no print runs.</w:t>
       </w:r>
     </w:p>
     <w:p>
-      <w:r>
-        <w:t>Changed-case reasoning: The returned result is 0, and the caller prints 0. Four shelves times zero labels per shelf is zero.</w:t>
-      </w:r>
-    </w:p>
-    <w:p>
-      <w:r>
-        <w:t>Collect each learner’s explanation before discussion. Use the first missing connection between input, deciding step and result to choose support. This question is worked-case practice, not fresh mastery evidence.</w:t>
+      <w:pPr>
+        <w:spacing w:line="336" w:lineRule="auto" w:after="180"/>
+      </w:pPr>
+      <w:r>
+        <w:rPr>
+          <w:b w:val="0"/>
+        </w:rPr>
+        <w:t xml:space="preserve">Changed-case reasoning: The returned result is 0, and the </w:t>
+      </w:r>
+      <w:r>
+        <w:rPr>
+          <w:b/>
+        </w:rPr>
+        <w:t>call</w:t>
+      </w:r>
+      <w:r>
+        <w:rPr>
+          <w:b w:val="0"/>
+        </w:rPr>
+        <w:t>er prints 0. Four shelves times zero labels per shelf is zero.</w:t>
+      </w:r>
+    </w:p>
+    <w:p>
+      <w:pPr>
+        <w:spacing w:line="336" w:lineRule="auto" w:after="180"/>
+      </w:pPr>
+      <w:r>
+        <w:rPr>
+          <w:b w:val="0"/>
+        </w:rPr>
+        <w:t xml:space="preserve">Collect each learner’s explanation before discussion. Use the first missing connection between </w:t>
+      </w:r>
+      <w:r>
+        <w:rPr>
+          <w:b/>
+        </w:rPr>
+        <w:t>input</w:t>
+      </w:r>
+      <w:r>
+        <w:rPr>
+          <w:b w:val="0"/>
+        </w:rPr>
+        <w:t xml:space="preserve">, deciding step and result to choose support. This question is worked-case practice, not fresh mastery </w:t>
+      </w:r>
+      <w:r>
+        <w:rPr>
+          <w:b/>
+        </w:rPr>
+        <w:t>evidence</w:t>
+      </w:r>
+      <w:r>
+        <w:rPr>
+          <w:b w:val="0"/>
+        </w:rPr>
+        <w:t>.</w:t>
       </w:r>
     </w:p>
     <w:p>
@@ -1653,54 +3487,141 @@
       </w:r>
     </w:p>
     <w:p>
+      <w:r>
+        <w:t>Run the Decompose a Goal investigation and use the first unsupported step to choose a teaching response.</w:t>
+      </w:r>
+    </w:p>
+    <w:p>
+      <w:pPr>
+        <w:spacing w:line="336" w:lineRule="auto" w:after="180"/>
+      </w:pPr>
+      <w:r>
+        <w:rPr>
+          <w:b w:val="0"/>
+        </w:rPr>
+        <w:t>Words You Can Use to Reason</w:t>
+      </w:r>
+    </w:p>
+    <w:p>
+      <w:pPr>
+        <w:spacing w:line="336" w:lineRule="auto" w:after="180"/>
+      </w:pPr>
+      <w:r>
+        <w:rPr>
+          <w:b w:val="0"/>
+        </w:rPr>
+        <w:t xml:space="preserve">A </w:t>
+      </w:r>
+      <w:r>
+        <w:rPr>
+          <w:b/>
+        </w:rPr>
+        <w:t>definition</w:t>
+      </w:r>
+      <w:r>
+        <w:rPr>
+          <w:b w:val="0"/>
+        </w:rPr>
+        <w:t xml:space="preserve"> matters when you can recognize the idea, use it, and contrast it with a near-miss.</w:t>
+      </w:r>
+    </w:p>
+    <w:p>
+      <w:pPr>
+        <w:spacing w:line="336" w:lineRule="auto" w:after="180"/>
+      </w:pPr>
+      <w:r>
+        <w:rPr>
+          <w:b w:val="0"/>
+        </w:rPr>
+        <w:t>Predict → Test → Record → Explain</w:t>
+      </w:r>
+    </w:p>
+    <w:p>
+      <w:pPr>
+        <w:spacing w:line="336" w:lineRule="auto" w:after="180"/>
+      </w:pPr>
+      <w:r>
+        <w:rPr>
+          <w:b w:val="0"/>
+        </w:rPr>
+        <w:t>Keep expected and actual results separate. Surprises are useful data when recorded honestly.</w:t>
+      </w:r>
+    </w:p>
+    <w:p>
+      <w:pPr>
+        <w:spacing w:line="336" w:lineRule="auto" w:after="180"/>
+      </w:pPr>
+      <w:r>
+        <w:rPr>
+          <w:b w:val="0"/>
+        </w:rPr>
+        <w:t xml:space="preserve">Cut a familiar task into 4–6 cards. Order dependencies, name each </w:t>
+      </w:r>
+      <w:r>
+        <w:rPr>
+          <w:b/>
+        </w:rPr>
+        <w:t>input</w:t>
+      </w:r>
+      <w:r>
+        <w:rPr>
+          <w:b w:val="0"/>
+        </w:rPr>
+        <w:t xml:space="preserve"> and </w:t>
+      </w:r>
+      <w:r>
+        <w:rPr>
+          <w:b/>
+        </w:rPr>
+        <w:t>output</w:t>
+      </w:r>
+      <w:r>
+        <w:rPr>
+          <w:b w:val="0"/>
+        </w:rPr>
+        <w:t>, and test whether replacing one card breaks the whole system.</w:t>
+      </w:r>
+    </w:p>
+    <w:p>
+      <w:pPr>
+        <w:spacing w:line="336" w:lineRule="auto" w:after="180"/>
+        <w:shd w:fill="F5F1FB"/>
+      </w:pPr>
+      <w:r>
+        <w:rPr>
+          <w:b w:val="0"/>
+        </w:rPr>
+        <w:t>What did the hardest test teach you that the normal test did not?</w:t>
+      </w:r>
+    </w:p>
+    <w:p>
       <w:pPr>
         <w:pStyle w:val="Heading3"/>
       </w:pPr>
       <w:r>
-        <w:t>Run the weekly evidence lab</w:t>
-      </w:r>
-    </w:p>
-    <w:p>
-      <w:r>
-        <w:t>Words You Can Use to Reason</w:t>
-      </w:r>
-    </w:p>
-    <w:p>
-      <w:r>
-        <w:t>A definition matters when you can recognize the idea, use it, and contrast it with a near-miss.</w:t>
-      </w:r>
-    </w:p>
-    <w:p>
-      <w:r>
-        <w:t>Predict → Test → Record → Explain</w:t>
-      </w:r>
-    </w:p>
-    <w:p>
-      <w:r>
-        <w:t>Keep expected and actual results separate. Surprises are useful data when recorded honestly.</w:t>
-      </w:r>
-    </w:p>
-    <w:p>
-      <w:r>
-        <w:t>Cut a familiar task into 4–6 cards. Order dependencies, name each input and output, and test whether replacing one card breaks the whole system.</w:t>
-      </w:r>
-    </w:p>
-    <w:p>
-      <w:r>
-        <w:t>What did the hardest test teach you that the normal test did not?</w:t>
-      </w:r>
-    </w:p>
-    <w:p>
-      <w:pPr>
-        <w:pStyle w:val="Heading3"/>
-      </w:pPr>
-      <w:r>
         <w:t>Make the lab runnable</w:t>
       </w:r>
     </w:p>
     <w:p>
-      <w:r>
-        <w:t>Use the concrete case as the shared normal case and the independent question as a second case. Each pair creates a boundary or missing-information case and predicts its result before testing. Keep the expected result separate from an observed mistake.</w:t>
+      <w:pPr>
+        <w:spacing w:line="336" w:lineRule="auto" w:after="180"/>
+      </w:pPr>
+      <w:r>
+        <w:rPr>
+          <w:b w:val="0"/>
+        </w:rPr>
+        <w:t>Use the concrete case as the shared normal case and the independent question as a second case. Each pair creates a boundary or missing-information case and predicts its result before testing.</w:t>
+      </w:r>
+    </w:p>
+    <w:p>
+      <w:pPr>
+        <w:spacing w:line="336" w:lineRule="auto" w:after="180"/>
+      </w:pPr>
+      <w:r>
+        <w:rPr>
+          <w:b w:val="0"/>
+        </w:rPr>
+        <w:t>Keep the expected result separate from an observed mistake.</w:t>
       </w:r>
     </w:p>
     <w:tbl>
@@ -1858,8 +3779,25 @@
       </w:r>
     </w:p>
     <w:p>
-      <w:r>
-        <w:t>For guessing, return to given facts and request a trace. For vocabulary without application, use one example and one non-example. For arithmetic errors, check the setup before the calculation. Finish with a different uncoached case before recording mastery.</w:t>
+      <w:pPr>
+        <w:spacing w:line="336" w:lineRule="auto" w:after="180"/>
+      </w:pPr>
+      <w:r>
+        <w:rPr>
+          <w:b w:val="0"/>
+        </w:rPr>
+        <w:t>For guessing, return to given facts and request a trace. For vocabulary without application, use one example and one non-example. For arithmetic errors, check the setup before the calculation.</w:t>
+      </w:r>
+    </w:p>
+    <w:p>
+      <w:pPr>
+        <w:spacing w:line="336" w:lineRule="auto" w:after="180"/>
+      </w:pPr>
+      <w:r>
+        <w:rPr>
+          <w:b w:val="0"/>
+        </w:rPr>
+        <w:t>Finish with a different uncoached case before recording mastery.</w:t>
       </w:r>
     </w:p>
     <w:p>
@@ -1871,23 +3809,197 @@
       </w:r>
     </w:p>
     <w:p>
-      <w:r>
-        <w:t>Writing def runs the body immediately: The definition creates the function; a call runs its body.</w:t>
-      </w:r>
-    </w:p>
-    <w:p>
-      <w:r>
-        <w:t>Arguments and parameters are interchangeable labels: Parameters are names in the definition; arguments supply values at a call.</w:t>
-      </w:r>
-    </w:p>
-    <w:p>
-      <w:r>
-        <w:t>Swapping arguments never matters: Different parameter roles can give different results when values are swapped.</w:t>
-      </w:r>
-    </w:p>
-    <w:p>
-      <w:r>
-        <w:t>A correct first example proves the function is reusable: Fixed numbers can match one case while ignoring later arguments.</w:t>
+      <w:pPr>
+        <w:spacing w:line="336" w:lineRule="auto" w:after="180"/>
+      </w:pPr>
+      <w:r>
+        <w:rPr>
+          <w:b w:val="0"/>
+        </w:rPr>
+        <w:t xml:space="preserve">Writing def runs the body immediately: The </w:t>
+      </w:r>
+      <w:r>
+        <w:rPr>
+          <w:b/>
+        </w:rPr>
+        <w:t>definition</w:t>
+      </w:r>
+      <w:r>
+        <w:rPr>
+          <w:b w:val="0"/>
+        </w:rPr>
+        <w:t xml:space="preserve"> creates the </w:t>
+      </w:r>
+      <w:r>
+        <w:rPr>
+          <w:b/>
+        </w:rPr>
+        <w:t>function</w:t>
+      </w:r>
+      <w:r>
+        <w:rPr>
+          <w:b w:val="0"/>
+        </w:rPr>
+        <w:t xml:space="preserve">; a </w:t>
+      </w:r>
+      <w:r>
+        <w:rPr>
+          <w:b/>
+        </w:rPr>
+        <w:t>call</w:t>
+      </w:r>
+      <w:r>
+        <w:rPr>
+          <w:b w:val="0"/>
+        </w:rPr>
+        <w:t xml:space="preserve"> runs its body.</w:t>
+      </w:r>
+    </w:p>
+    <w:p>
+      <w:pPr>
+        <w:spacing w:line="336" w:lineRule="auto" w:after="180"/>
+      </w:pPr>
+      <w:r>
+        <w:rPr>
+          <w:b/>
+        </w:rPr>
+        <w:t>Argument</w:t>
+      </w:r>
+      <w:r>
+        <w:rPr>
+          <w:b w:val="0"/>
+        </w:rPr>
+        <w:t xml:space="preserve">s and </w:t>
+      </w:r>
+      <w:r>
+        <w:rPr>
+          <w:b/>
+        </w:rPr>
+        <w:t>parameter</w:t>
+      </w:r>
+      <w:r>
+        <w:rPr>
+          <w:b w:val="0"/>
+        </w:rPr>
+        <w:t xml:space="preserve">s are interchangeable labels: </w:t>
+      </w:r>
+      <w:r>
+        <w:rPr>
+          <w:b/>
+        </w:rPr>
+        <w:t>Parameter</w:t>
+      </w:r>
+      <w:r>
+        <w:rPr>
+          <w:b w:val="0"/>
+        </w:rPr>
+        <w:t xml:space="preserve">s are names in the </w:t>
+      </w:r>
+      <w:r>
+        <w:rPr>
+          <w:b/>
+        </w:rPr>
+        <w:t>definition</w:t>
+      </w:r>
+      <w:r>
+        <w:rPr>
+          <w:b w:val="0"/>
+        </w:rPr>
+        <w:t xml:space="preserve">; </w:t>
+      </w:r>
+      <w:r>
+        <w:rPr>
+          <w:b/>
+        </w:rPr>
+        <w:t>argument</w:t>
+      </w:r>
+      <w:r>
+        <w:rPr>
+          <w:b w:val="0"/>
+        </w:rPr>
+        <w:t xml:space="preserve">s supply values at a </w:t>
+      </w:r>
+      <w:r>
+        <w:rPr>
+          <w:b/>
+        </w:rPr>
+        <w:t>call</w:t>
+      </w:r>
+      <w:r>
+        <w:rPr>
+          <w:b w:val="0"/>
+        </w:rPr>
+        <w:t>.</w:t>
+      </w:r>
+    </w:p>
+    <w:p>
+      <w:pPr>
+        <w:spacing w:line="336" w:lineRule="auto" w:after="180"/>
+      </w:pPr>
+      <w:r>
+        <w:rPr>
+          <w:b w:val="0"/>
+        </w:rPr>
+        <w:t xml:space="preserve">Swapping </w:t>
+      </w:r>
+      <w:r>
+        <w:rPr>
+          <w:b/>
+        </w:rPr>
+        <w:t>argument</w:t>
+      </w:r>
+      <w:r>
+        <w:rPr>
+          <w:b w:val="0"/>
+        </w:rPr>
+        <w:t xml:space="preserve">s never matters: Different </w:t>
+      </w:r>
+      <w:r>
+        <w:rPr>
+          <w:b/>
+        </w:rPr>
+        <w:t>parameter</w:t>
+      </w:r>
+      <w:r>
+        <w:rPr>
+          <w:b w:val="0"/>
+        </w:rPr>
+        <w:t xml:space="preserve"> roles can give different results when values are swapped.</w:t>
+      </w:r>
+    </w:p>
+    <w:p>
+      <w:pPr>
+        <w:spacing w:line="336" w:lineRule="auto" w:after="180"/>
+      </w:pPr>
+      <w:r>
+        <w:rPr>
+          <w:b w:val="0"/>
+        </w:rPr>
+        <w:t xml:space="preserve">A correct first example proves the </w:t>
+      </w:r>
+      <w:r>
+        <w:rPr>
+          <w:b/>
+        </w:rPr>
+        <w:t>function</w:t>
+      </w:r>
+      <w:r>
+        <w:rPr>
+          <w:b w:val="0"/>
+        </w:rPr>
+        <w:t xml:space="preserve"> is reusable: Fixed numbers can match one case while ignoring later </w:t>
+      </w:r>
+      <w:r>
+        <w:rPr>
+          <w:b/>
+        </w:rPr>
+        <w:t>argument</w:t>
+      </w:r>
+      <w:r>
+        <w:rPr>
+          <w:b w:val="0"/>
+        </w:rPr>
+        <w:t>s.</w:t>
       </w:r>
     </w:p>
     <w:p>
@@ -2045,8 +4157,25 @@
       </w:tr>
     </w:tbl>
     <w:p>
-      <w:r>
-        <w:t>Offer an oral explanation, drawing, enlarged visual or fewer examples when that removes a reading/writing barrier. Keep the same reasoning goal. Stretch secure learners by changing a boundary or assumption and asking them to defend the effect, not simply by assigning more of the same questions.</w:t>
+      <w:pPr>
+        <w:spacing w:line="336" w:lineRule="auto" w:after="180"/>
+      </w:pPr>
+      <w:r>
+        <w:rPr>
+          <w:b w:val="0"/>
+        </w:rPr>
+        <w:t>Offer an oral explanation, drawing, enlarged visual or fewer examples when that removes a reading/writing barrier. Keep the same reasoning goal.</w:t>
+      </w:r>
+    </w:p>
+    <w:p>
+      <w:pPr>
+        <w:spacing w:line="336" w:lineRule="auto" w:after="180"/>
+      </w:pPr>
+      <w:r>
+        <w:rPr>
+          <w:b w:val="0"/>
+        </w:rPr>
+        <w:t>Stretch secure learners by changing a boundary or assumption and asking them to defend the effect, not simply by assigning more of the same questions.</w:t>
       </w:r>
     </w:p>
     <w:p>
@@ -2058,11 +4187,16 @@
       </w:r>
     </w:p>
     <w:p>
+      <w:r>
+        <w:t>Use the Decompose a Goal questions, teacher keys and criteria after the relevant attempts. Previously discussed cases are practice; protect the separately selected independent task.</w:t>
+      </w:r>
+    </w:p>
+    <w:p>
       <w:pPr>
         <w:pStyle w:val="Heading3"/>
       </w:pPr>
       <w:r>
-        <w:t>Assess and explain the answers</w:t>
+        <w:t>Worked case answer</w:t>
       </w:r>
     </w:p>
     <w:p>
@@ -2070,11 +4204,18 @@
         <w:pStyle w:val="Heading3"/>
       </w:pPr>
       <w:r>
-        <w:t>Worked case answer</w:t>
-      </w:r>
-    </w:p>
-    <w:p>
-      <w:r>
+        <w:t>Teacher key · Worked case answer</w:t>
+      </w:r>
+    </w:p>
+    <w:p>
+      <w:pPr>
+        <w:spacing w:line="336" w:lineRule="auto" w:after="180"/>
+        <w:shd w:fill="F1F6FC"/>
+      </w:pPr>
+      <w:r>
+        <w:rPr>
+          <w:b w:val="0"/>
+        </w:rPr>
         <w:t>Collect preferences, record book traits, score each with a declared rule, handle ties and explain the suggestion. Each step produces an inspectable record.</w:t>
       </w:r>
     </w:p>
@@ -2087,7 +4228,22 @@
       </w:r>
     </w:p>
     <w:p>
-      <w:r>
+      <w:pPr>
+        <w:pStyle w:val="Heading3"/>
+      </w:pPr>
+      <w:r>
+        <w:t>Independent question · withhold the key</w:t>
+      </w:r>
+    </w:p>
+    <w:p>
+      <w:pPr>
+        <w:spacing w:line="336" w:lineRule="auto" w:after="180"/>
+        <w:shd w:fill="F5F1FB"/>
+      </w:pPr>
+      <w:r>
+        <w:rPr>
+          <w:b w:val="0"/>
+        </w:rPr>
         <w:t>A recommender must receive a topic, find matching books and show one title. Split the goal into three tasks and state what passes between them.</w:t>
       </w:r>
     </w:p>
@@ -2100,8 +4256,47 @@
       </w:r>
     </w:p>
     <w:p>
-      <w:r>
-        <w:t>Collect a topic; use that topic to select matching records; pass a chosen record to display its title. Each step has a specific input and output.</w:t>
+      <w:pPr>
+        <w:pStyle w:val="Heading3"/>
+      </w:pPr>
+      <w:r>
+        <w:t>Teacher key · Expected independent answer</w:t>
+      </w:r>
+    </w:p>
+    <w:p>
+      <w:pPr>
+        <w:spacing w:line="336" w:lineRule="auto" w:after="180"/>
+        <w:shd w:fill="F1F6FC"/>
+      </w:pPr>
+      <w:r>
+        <w:rPr>
+          <w:b w:val="0"/>
+        </w:rPr>
+        <w:t xml:space="preserve">Collect a topic; use that topic to select matching records; pass a chosen record to display its title. Each step has a specific </w:t>
+      </w:r>
+      <w:r>
+        <w:rPr>
+          <w:b/>
+        </w:rPr>
+        <w:t>input</w:t>
+      </w:r>
+      <w:r>
+        <w:rPr>
+          <w:b w:val="0"/>
+        </w:rPr>
+        <w:t xml:space="preserve"> and </w:t>
+      </w:r>
+      <w:r>
+        <w:rPr>
+          <w:b/>
+        </w:rPr>
+        <w:t>output</w:t>
+      </w:r>
+      <w:r>
+        <w:rPr>
+          <w:b w:val="0"/>
+        </w:rPr>
+        <w:t>.</w:t>
       </w:r>
     </w:p>
     <w:p>
@@ -2339,8 +4534,25 @@
       </w:tr>
     </w:tbl>
     <w:p>
-      <w:r>
-        <w:t>Use 6/8 as a classroom checkpoint, with 2 required for both Result and Reasoning. This is a proposed teaching rule, not a validated certification threshold. Do not count a coached answer as independent mastery; correct unsafe or unsupported claims regardless of total.</w:t>
+      <w:pPr>
+        <w:spacing w:line="336" w:lineRule="auto" w:after="180"/>
+      </w:pPr>
+      <w:r>
+        <w:rPr>
+          <w:b w:val="0"/>
+        </w:rPr>
+        <w:t>Use 6/8 as a classroom checkpoint, with 2 required for both Result and Reasoning. This is a proposed teaching rule, not a validated certification threshold.</w:t>
+      </w:r>
+    </w:p>
+    <w:p>
+      <w:pPr>
+        <w:spacing w:line="336" w:lineRule="auto" w:after="180"/>
+      </w:pPr>
+      <w:r>
+        <w:rPr>
+          <w:b w:val="0"/>
+        </w:rPr>
+        <w:t>Do not count a coached answer as independent mastery; correct unsafe or unsupported claims regardless of total.</w:t>
       </w:r>
     </w:p>
     <w:p>
@@ -2352,8 +4564,26 @@
       </w:r>
     </w:p>
     <w:p>
-      <w:r>
-        <w:t>Ask the learner to find the evidence that challenges this claim: “Decomposition is only making a longer task list.” Keep the first attempt and an uncoached retry separate.</w:t>
+      <w:pPr>
+        <w:spacing w:line="336" w:lineRule="auto" w:after="180"/>
+      </w:pPr>
+      <w:r>
+        <w:rPr>
+          <w:b w:val="0"/>
+        </w:rPr>
+        <w:t xml:space="preserve">Ask the learner to find the </w:t>
+      </w:r>
+      <w:r>
+        <w:rPr>
+          <w:b/>
+        </w:rPr>
+        <w:t>evidence</w:t>
+      </w:r>
+      <w:r>
+        <w:rPr>
+          <w:b w:val="0"/>
+        </w:rPr>
+        <w:t xml:space="preserve"> that challenges this claim: “Decomposition is only making a longer task list.” Keep the first attempt and an uncoached retry separate.</w:t>
       </w:r>
     </w:p>
     <w:p>
@@ -2365,15 +4595,42 @@
       </w:r>
     </w:p>
     <w:p>
-      <w:r>
-        <w:t>Read request; validate required fields; filter by genre and pages&lt;120; score remaining books; apply a stated tie/no-match policy; explain the result. Pass request, filtered IDs, scores and selected ID between stages. Scoring first is not necessarily wrong if filtering still occurs, but it makes the constraint easier to overlook.</w:t>
-      </w:r>
-    </w:p>
-    <w:p>
       <w:pPr>
         <w:pStyle w:val="Heading3"/>
       </w:pPr>
       <w:r>
+        <w:t>Teacher key · Original transfer answer</w:t>
+      </w:r>
+    </w:p>
+    <w:p>
+      <w:pPr>
+        <w:spacing w:line="336" w:lineRule="auto" w:after="180"/>
+        <w:shd w:fill="F1F6FC"/>
+      </w:pPr>
+      <w:r>
+        <w:rPr>
+          <w:b w:val="0"/>
+        </w:rPr>
+        <w:t>Read request; validate required fields; filter by genre and pages&lt;120; score remaining books; apply a stated tie/no-match policy; explain the result. Pass request, filtered IDs, scores and selected ID between stages.</w:t>
+      </w:r>
+    </w:p>
+    <w:p>
+      <w:pPr>
+        <w:spacing w:line="336" w:lineRule="auto" w:after="180"/>
+        <w:shd w:fill="F1F6FC"/>
+      </w:pPr>
+      <w:r>
+        <w:rPr>
+          <w:b w:val="0"/>
+        </w:rPr>
+        <w:t>Scoring first is not necessarily wrong if filtering still occurs, but it makes the constraint easier to overlook.</w:t>
+      </w:r>
+    </w:p>
+    <w:p>
+      <w:pPr>
+        <w:pStyle w:val="Heading3"/>
+      </w:pPr>
+      <w:r>
         <w:t>Explanations for the additional workbook examples</w:t>
       </w:r>
     </w:p>
@@ -2386,111 +4643,723 @@
       </w:r>
     </w:p>
     <w:p>
-      <w:r>
-        <w:t>In def show_remaining(capacity, used), identify the function name and parameters. In show_remaining(15, 6), identify the arguments and their matching parameters.</w:t>
-      </w:r>
-    </w:p>
-    <w:p>
-      <w:r>
-        <w:t>Name show_remaining; parameters capacity and used. Arguments 15 and 6 match capacity = 15 and used = 6. Expected printed result 9.</w:t>
-      </w:r>
-    </w:p>
-    <w:p>
       <w:pPr>
         <w:pStyle w:val="Heading3"/>
       </w:pPr>
       <w:r>
+        <w:t>Workbook question · W1</w:t>
+      </w:r>
+    </w:p>
+    <w:p>
+      <w:pPr>
+        <w:spacing w:line="336" w:lineRule="auto" w:after="180"/>
+        <w:shd w:fill="F5F1FB"/>
+      </w:pPr>
+      <w:r>
+        <w:rPr>
+          <w:b w:val="0"/>
+        </w:rPr>
+        <w:t xml:space="preserve">In def show_remaining(capacity, used), identify the </w:t>
+      </w:r>
+      <w:r>
+        <w:rPr>
+          <w:b/>
+        </w:rPr>
+        <w:t>function</w:t>
+      </w:r>
+      <w:r>
+        <w:rPr>
+          <w:b w:val="0"/>
+        </w:rPr>
+        <w:t xml:space="preserve"> name and </w:t>
+      </w:r>
+      <w:r>
+        <w:rPr>
+          <w:b/>
+        </w:rPr>
+        <w:t>parameter</w:t>
+      </w:r>
+      <w:r>
+        <w:rPr>
+          <w:b w:val="0"/>
+        </w:rPr>
+        <w:t xml:space="preserve">s. In show_remaining(15, 6), identify the </w:t>
+      </w:r>
+      <w:r>
+        <w:rPr>
+          <w:b/>
+        </w:rPr>
+        <w:t>argument</w:t>
+      </w:r>
+      <w:r>
+        <w:rPr>
+          <w:b w:val="0"/>
+        </w:rPr>
+        <w:t xml:space="preserve">s and their matching </w:t>
+      </w:r>
+      <w:r>
+        <w:rPr>
+          <w:b/>
+        </w:rPr>
+        <w:t>parameter</w:t>
+      </w:r>
+      <w:r>
+        <w:rPr>
+          <w:b w:val="0"/>
+        </w:rPr>
+        <w:t>s.</w:t>
+      </w:r>
+    </w:p>
+    <w:p>
+      <w:pPr>
+        <w:pStyle w:val="Heading3"/>
+      </w:pPr>
+      <w:r>
+        <w:t>Teacher reasoning · W1</w:t>
+      </w:r>
+    </w:p>
+    <w:p>
+      <w:pPr>
+        <w:spacing w:line="336" w:lineRule="auto" w:after="180"/>
+        <w:shd w:fill="F1F6FC"/>
+      </w:pPr>
+      <w:r>
+        <w:rPr>
+          <w:b w:val="0"/>
+        </w:rPr>
+        <w:t xml:space="preserve">Name show_remaining; </w:t>
+      </w:r>
+      <w:r>
+        <w:rPr>
+          <w:b/>
+        </w:rPr>
+        <w:t>parameter</w:t>
+      </w:r>
+      <w:r>
+        <w:rPr>
+          <w:b w:val="0"/>
+        </w:rPr>
+        <w:t xml:space="preserve">s capacity and used. </w:t>
+      </w:r>
+      <w:r>
+        <w:rPr>
+          <w:b/>
+        </w:rPr>
+        <w:t>Argument</w:t>
+      </w:r>
+      <w:r>
+        <w:rPr>
+          <w:b w:val="0"/>
+        </w:rPr>
+        <w:t>s 15 and 6 match capacity = 15 and used = 6. Expected printed result 9.</w:t>
+      </w:r>
+    </w:p>
+    <w:p>
+      <w:pPr>
+        <w:pStyle w:val="Heading3"/>
+      </w:pPr>
+      <w:r>
         <w:t>W2 Follow the execution order</w:t>
       </w:r>
     </w:p>
     <w:p>
-      <w:r>
-        <w:t>Using the correct definition, predict show_remaining(8, 3), show_remaining(8, 8) and show_remaining(8, 0) in that order. Explain what happens if the file contains only the definition.</w:t>
-      </w:r>
-    </w:p>
-    <w:p>
-      <w:r>
-        <w:t>The calls print 5, 0 and 8 on separate lines. A definition alone creates the function but prints nothing because its body has not been called.</w:t>
-      </w:r>
-    </w:p>
-    <w:p>
       <w:pPr>
         <w:pStyle w:val="Heading3"/>
       </w:pPr>
       <w:r>
+        <w:t>Workbook question · W2</w:t>
+      </w:r>
+    </w:p>
+    <w:p>
+      <w:pPr>
+        <w:spacing w:line="336" w:lineRule="auto" w:after="180"/>
+        <w:shd w:fill="F5F1FB"/>
+      </w:pPr>
+      <w:r>
+        <w:rPr>
+          <w:b w:val="0"/>
+        </w:rPr>
+        <w:t xml:space="preserve">Using the correct </w:t>
+      </w:r>
+      <w:r>
+        <w:rPr>
+          <w:b/>
+        </w:rPr>
+        <w:t>definition</w:t>
+      </w:r>
+      <w:r>
+        <w:rPr>
+          <w:b w:val="0"/>
+        </w:rPr>
+        <w:t xml:space="preserve">, predict show_remaining(8, 3), show_remaining(8, 8) and show_remaining(8, 0) in that order. Explain what happens if the file contains only the </w:t>
+      </w:r>
+      <w:r>
+        <w:rPr>
+          <w:b/>
+        </w:rPr>
+        <w:t>definition</w:t>
+      </w:r>
+      <w:r>
+        <w:rPr>
+          <w:b w:val="0"/>
+        </w:rPr>
+        <w:t>.</w:t>
+      </w:r>
+    </w:p>
+    <w:p>
+      <w:pPr>
+        <w:pStyle w:val="Heading3"/>
+      </w:pPr>
+      <w:r>
+        <w:t>Teacher reasoning · W2</w:t>
+      </w:r>
+    </w:p>
+    <w:p>
+      <w:pPr>
+        <w:spacing w:line="336" w:lineRule="auto" w:after="180"/>
+        <w:shd w:fill="F1F6FC"/>
+      </w:pPr>
+      <w:r>
+        <w:rPr>
+          <w:b w:val="0"/>
+        </w:rPr>
+        <w:t xml:space="preserve">The </w:t>
+      </w:r>
+      <w:r>
+        <w:rPr>
+          <w:b/>
+        </w:rPr>
+        <w:t>call</w:t>
+      </w:r>
+      <w:r>
+        <w:rPr>
+          <w:b w:val="0"/>
+        </w:rPr>
+        <w:t xml:space="preserve">s print 5, 0 and 8 on separate lines. A </w:t>
+      </w:r>
+      <w:r>
+        <w:rPr>
+          <w:b/>
+        </w:rPr>
+        <w:t>definition</w:t>
+      </w:r>
+      <w:r>
+        <w:rPr>
+          <w:b w:val="0"/>
+        </w:rPr>
+        <w:t xml:space="preserve"> alone creates the </w:t>
+      </w:r>
+      <w:r>
+        <w:rPr>
+          <w:b/>
+        </w:rPr>
+        <w:t>function</w:t>
+      </w:r>
+      <w:r>
+        <w:rPr>
+          <w:b w:val="0"/>
+        </w:rPr>
+        <w:t xml:space="preserve"> but prints nothing because its body has not been </w:t>
+      </w:r>
+      <w:r>
+        <w:rPr>
+          <w:b/>
+        </w:rPr>
+        <w:t>call</w:t>
+      </w:r>
+      <w:r>
+        <w:rPr>
+          <w:b w:val="0"/>
+        </w:rPr>
+        <w:t>ed.</w:t>
+      </w:r>
+    </w:p>
+    <w:p>
+      <w:pPr>
+        <w:pStyle w:val="Heading3"/>
+      </w:pPr>
+      <w:r>
         <w:t>W3 Repair ignored arguments</w:t>
       </w:r>
     </w:p>
     <w:p>
-      <w:r>
-        <w:t>The faulty body calculates 12 - 4 regardless of the call. State the output and expected output for show_remaining(11, 2). Repair the expression and name an earlier call to rerun.</w:t>
-      </w:r>
-    </w:p>
-    <w:p>
-      <w:r>
-        <w:t>Faulty output 8; expected 9. Use capacity - used. Rerun show_remaining(12, 4), expecting 8, as well as the revealing call.</w:t>
-      </w:r>
-    </w:p>
-    <w:p>
       <w:pPr>
         <w:pStyle w:val="Heading3"/>
       </w:pPr>
       <w:r>
+        <w:t>Workbook question · W3</w:t>
+      </w:r>
+    </w:p>
+    <w:p>
+      <w:pPr>
+        <w:spacing w:line="336" w:lineRule="auto" w:after="180"/>
+        <w:shd w:fill="F5F1FB"/>
+      </w:pPr>
+      <w:r>
+        <w:rPr>
+          <w:b w:val="0"/>
+        </w:rPr>
+        <w:t xml:space="preserve">The faulty body calculates 12 - 4 regardless of the </w:t>
+      </w:r>
+      <w:r>
+        <w:rPr>
+          <w:b/>
+        </w:rPr>
+        <w:t>call</w:t>
+      </w:r>
+      <w:r>
+        <w:rPr>
+          <w:b w:val="0"/>
+        </w:rPr>
+        <w:t xml:space="preserve">. State the </w:t>
+      </w:r>
+      <w:r>
+        <w:rPr>
+          <w:b/>
+        </w:rPr>
+        <w:t>output</w:t>
+      </w:r>
+      <w:r>
+        <w:rPr>
+          <w:b w:val="0"/>
+        </w:rPr>
+        <w:t xml:space="preserve"> and expected </w:t>
+      </w:r>
+      <w:r>
+        <w:rPr>
+          <w:b/>
+        </w:rPr>
+        <w:t>output</w:t>
+      </w:r>
+      <w:r>
+        <w:rPr>
+          <w:b w:val="0"/>
+        </w:rPr>
+        <w:t xml:space="preserve"> for show_remaining(11, 2). Repair the expression and name an earlier </w:t>
+      </w:r>
+      <w:r>
+        <w:rPr>
+          <w:b/>
+        </w:rPr>
+        <w:t>call</w:t>
+      </w:r>
+      <w:r>
+        <w:rPr>
+          <w:b w:val="0"/>
+        </w:rPr>
+        <w:t xml:space="preserve"> to rerun.</w:t>
+      </w:r>
+    </w:p>
+    <w:p>
+      <w:pPr>
+        <w:pStyle w:val="Heading3"/>
+      </w:pPr>
+      <w:r>
+        <w:t>Teacher reasoning · W3</w:t>
+      </w:r>
+    </w:p>
+    <w:p>
+      <w:pPr>
+        <w:spacing w:line="336" w:lineRule="auto" w:after="180"/>
+        <w:shd w:fill="F1F6FC"/>
+      </w:pPr>
+      <w:r>
+        <w:rPr>
+          <w:b w:val="0"/>
+        </w:rPr>
+        <w:t xml:space="preserve">Faulty </w:t>
+      </w:r>
+      <w:r>
+        <w:rPr>
+          <w:b/>
+        </w:rPr>
+        <w:t>output</w:t>
+      </w:r>
+      <w:r>
+        <w:rPr>
+          <w:b w:val="0"/>
+        </w:rPr>
+        <w:t xml:space="preserve"> 8; expected 9. Use capacity - used. Rerun show_remaining(12, 4), expecting 8, as well as the revealing </w:t>
+      </w:r>
+      <w:r>
+        <w:rPr>
+          <w:b/>
+        </w:rPr>
+        <w:t>call</w:t>
+      </w:r>
+      <w:r>
+        <w:rPr>
+          <w:b w:val="0"/>
+        </w:rPr>
+        <w:t>.</w:t>
+      </w:r>
+    </w:p>
+    <w:p>
+      <w:pPr>
+        <w:pStyle w:val="Heading3"/>
+      </w:pPr>
+      <w:r>
         <w:t>W4 Create a new function independently</w:t>
       </w:r>
     </w:p>
     <w:p>
-      <w:r>
-        <w:t>Each sealed box contains 6 counters. Define show_stock(boxes, loose) to print the total counters using its two parameters. Assume nonnegative integer arguments. Call it with (3, 2), (0, 2) and (3, 0). Predict each output and explain why show_stock(2, 3) is a different case.</w:t>
-      </w:r>
-    </w:p>
-    <w:p>
-      <w:r>
-        <w:t>The body prints boxes * 6 + loose. Outputs are 20, 2 and 18. show_stock(2, 3) gives 15 because boxes and loose have different roles. Define once and use three calls; do not hard-code one answer.</w:t>
-      </w:r>
-    </w:p>
-    <w:p>
       <w:pPr>
         <w:pStyle w:val="Heading3"/>
       </w:pPr>
       <w:r>
+        <w:t>Workbook question · W4</w:t>
+      </w:r>
+    </w:p>
+    <w:p>
+      <w:pPr>
+        <w:spacing w:line="336" w:lineRule="auto" w:after="180"/>
+        <w:shd w:fill="F5F1FB"/>
+      </w:pPr>
+      <w:r>
+        <w:rPr>
+          <w:b w:val="0"/>
+        </w:rPr>
+        <w:t xml:space="preserve">Each sealed box contains 6 counters. Define show_stock(boxes, loose) to print the total counters using its two </w:t>
+      </w:r>
+      <w:r>
+        <w:rPr>
+          <w:b/>
+        </w:rPr>
+        <w:t>parameter</w:t>
+      </w:r>
+      <w:r>
+        <w:rPr>
+          <w:b w:val="0"/>
+        </w:rPr>
+        <w:t xml:space="preserve">s. Assume nonnegative integer </w:t>
+      </w:r>
+      <w:r>
+        <w:rPr>
+          <w:b/>
+        </w:rPr>
+        <w:t>argument</w:t>
+      </w:r>
+      <w:r>
+        <w:rPr>
+          <w:b w:val="0"/>
+        </w:rPr>
+        <w:t xml:space="preserve">s. </w:t>
+      </w:r>
+      <w:r>
+        <w:rPr>
+          <w:b/>
+        </w:rPr>
+        <w:t>Call</w:t>
+      </w:r>
+      <w:r>
+        <w:rPr>
+          <w:b w:val="0"/>
+        </w:rPr>
+        <w:t xml:space="preserve"> it with (3, 2), (0, 2) and (3, 0).</w:t>
+      </w:r>
+    </w:p>
+    <w:p>
+      <w:pPr>
+        <w:spacing w:line="336" w:lineRule="auto" w:after="180"/>
+        <w:shd w:fill="F5F1FB"/>
+      </w:pPr>
+      <w:r>
+        <w:rPr>
+          <w:b w:val="0"/>
+        </w:rPr>
+        <w:t xml:space="preserve">Predict each </w:t>
+      </w:r>
+      <w:r>
+        <w:rPr>
+          <w:b/>
+        </w:rPr>
+        <w:t>output</w:t>
+      </w:r>
+      <w:r>
+        <w:rPr>
+          <w:b w:val="0"/>
+        </w:rPr>
+        <w:t xml:space="preserve"> and explain why show_stock(2, 3) is a different case.</w:t>
+      </w:r>
+    </w:p>
+    <w:p>
+      <w:pPr>
+        <w:pStyle w:val="Heading3"/>
+      </w:pPr>
+      <w:r>
+        <w:t>Teacher reasoning · W4</w:t>
+      </w:r>
+    </w:p>
+    <w:p>
+      <w:pPr>
+        <w:spacing w:line="336" w:lineRule="auto" w:after="180"/>
+        <w:shd w:fill="F1F6FC"/>
+      </w:pPr>
+      <w:r>
+        <w:rPr>
+          <w:b w:val="0"/>
+        </w:rPr>
+        <w:t xml:space="preserve">The body prints boxes * 6 + loose. </w:t>
+      </w:r>
+      <w:r>
+        <w:rPr>
+          <w:b/>
+        </w:rPr>
+        <w:t>Output</w:t>
+      </w:r>
+      <w:r>
+        <w:rPr>
+          <w:b w:val="0"/>
+        </w:rPr>
+        <w:t xml:space="preserve">s are 20, 2 and 18. show_stock(2, 3) gives 15 because boxes and loose have different roles. Define once and use three </w:t>
+      </w:r>
+      <w:r>
+        <w:rPr>
+          <w:b/>
+        </w:rPr>
+        <w:t>call</w:t>
+      </w:r>
+      <w:r>
+        <w:rPr>
+          <w:b w:val="0"/>
+        </w:rPr>
+        <w:t>s; do not hard-code one answer.</w:t>
+      </w:r>
+    </w:p>
+    <w:p>
+      <w:pPr>
+        <w:pStyle w:val="Heading3"/>
+      </w:pPr>
+      <w:r>
         <w:t>W5 State the input assumption</w:t>
       </w:r>
     </w:p>
     <w:p>
-      <w:r>
-        <w:t>The correct subtraction function prints -1 for show_remaining(4, 5). Does successful execution make this a valid cupboard record? Explain what the function assumes and what needs checking.</w:t>
-      </w:r>
-    </w:p>
-    <w:p>
-      <w:r>
-        <w:t>No. used exceeds capacity and violates the contract. The function calculates with supplied values but does not check the contract. A separate validation check or guarded function is needed to reject invalid records.</w:t>
-      </w:r>
-    </w:p>
-    <w:p>
       <w:pPr>
         <w:pStyle w:val="Heading3"/>
       </w:pPr>
       <w:r>
+        <w:t>Workbook question · W5</w:t>
+      </w:r>
+    </w:p>
+    <w:p>
+      <w:pPr>
+        <w:spacing w:line="336" w:lineRule="auto" w:after="180"/>
+        <w:shd w:fill="F5F1FB"/>
+      </w:pPr>
+      <w:r>
+        <w:rPr>
+          <w:b w:val="0"/>
+        </w:rPr>
+        <w:t xml:space="preserve">The correct subtraction </w:t>
+      </w:r>
+      <w:r>
+        <w:rPr>
+          <w:b/>
+        </w:rPr>
+        <w:t>function</w:t>
+      </w:r>
+      <w:r>
+        <w:rPr>
+          <w:b w:val="0"/>
+        </w:rPr>
+        <w:t xml:space="preserve"> prints -1 for show_remaining(4, 5). Does successful execution make this a valid cupboard record? Explain what the </w:t>
+      </w:r>
+      <w:r>
+        <w:rPr>
+          <w:b/>
+        </w:rPr>
+        <w:t>function</w:t>
+      </w:r>
+      <w:r>
+        <w:rPr>
+          <w:b w:val="0"/>
+        </w:rPr>
+        <w:t xml:space="preserve"> assumes and what needs checking.</w:t>
+      </w:r>
+    </w:p>
+    <w:p>
+      <w:pPr>
+        <w:pStyle w:val="Heading3"/>
+      </w:pPr>
+      <w:r>
+        <w:t>Teacher reasoning · W5</w:t>
+      </w:r>
+    </w:p>
+    <w:p>
+      <w:pPr>
+        <w:spacing w:line="336" w:lineRule="auto" w:after="180"/>
+        <w:shd w:fill="F1F6FC"/>
+      </w:pPr>
+      <w:r>
+        <w:rPr>
+          <w:b w:val="0"/>
+        </w:rPr>
+        <w:t xml:space="preserve">No. used exceeds capacity and violates the contract. The </w:t>
+      </w:r>
+      <w:r>
+        <w:rPr>
+          <w:b/>
+        </w:rPr>
+        <w:t>function</w:t>
+      </w:r>
+      <w:r>
+        <w:rPr>
+          <w:b w:val="0"/>
+        </w:rPr>
+        <w:t xml:space="preserve"> calculates with supplied values but does not check the contract. A separate validation check or guarded </w:t>
+      </w:r>
+      <w:r>
+        <w:rPr>
+          <w:b/>
+        </w:rPr>
+        <w:t>function</w:t>
+      </w:r>
+      <w:r>
+        <w:rPr>
+          <w:b w:val="0"/>
+        </w:rPr>
+        <w:t xml:space="preserve"> is needed to reject invalid records.</w:t>
+      </w:r>
+    </w:p>
+    <w:p>
+      <w:pPr>
+        <w:pStyle w:val="Heading3"/>
+      </w:pPr>
+      <w:r>
         <w:t>Assess independent transfer</w:t>
       </w:r>
     </w:p>
     <w:p>
-      <w:r>
-        <w:t>Selected case: Each sealed box contains 6 counters. Define show_stock(boxes, loose) to print the total counters using its two parameters. Assume nonnegative integer arguments. Call it with (3, 2), (0, 2) and (3, 0). Predict each output and explain why show_stock(2, 3) is a different case.</w:t>
-      </w:r>
-    </w:p>
-    <w:p>
       <w:pPr>
         <w:pStyle w:val="Heading3"/>
       </w:pPr>
       <w:r>
+        <w:t>Independent question · withhold the key</w:t>
+      </w:r>
+    </w:p>
+    <w:p>
+      <w:pPr>
+        <w:spacing w:line="336" w:lineRule="auto" w:after="180"/>
+        <w:shd w:fill="F5F1FB"/>
+      </w:pPr>
+      <w:r>
+        <w:rPr>
+          <w:b w:val="0"/>
+        </w:rPr>
+        <w:t xml:space="preserve">Selected case: Each sealed box contains 6 counters. Define show_stock(boxes, loose) to print the total counters using its two </w:t>
+      </w:r>
+      <w:r>
+        <w:rPr>
+          <w:b/>
+        </w:rPr>
+        <w:t>parameter</w:t>
+      </w:r>
+      <w:r>
+        <w:rPr>
+          <w:b w:val="0"/>
+        </w:rPr>
+        <w:t xml:space="preserve">s. Assume nonnegative integer </w:t>
+      </w:r>
+      <w:r>
+        <w:rPr>
+          <w:b/>
+        </w:rPr>
+        <w:t>argument</w:t>
+      </w:r>
+      <w:r>
+        <w:rPr>
+          <w:b w:val="0"/>
+        </w:rPr>
+        <w:t xml:space="preserve">s. </w:t>
+      </w:r>
+      <w:r>
+        <w:rPr>
+          <w:b/>
+        </w:rPr>
+        <w:t>Call</w:t>
+      </w:r>
+      <w:r>
+        <w:rPr>
+          <w:b w:val="0"/>
+        </w:rPr>
+        <w:t xml:space="preserve"> it with (3, 2), (0, 2) and (3, 0).</w:t>
+      </w:r>
+    </w:p>
+    <w:p>
+      <w:pPr>
+        <w:spacing w:line="336" w:lineRule="auto" w:after="180"/>
+        <w:shd w:fill="F5F1FB"/>
+      </w:pPr>
+      <w:r>
+        <w:rPr>
+          <w:b w:val="0"/>
+        </w:rPr>
+        <w:t xml:space="preserve">Predict each </w:t>
+      </w:r>
+      <w:r>
+        <w:rPr>
+          <w:b/>
+        </w:rPr>
+        <w:t>output</w:t>
+      </w:r>
+      <w:r>
+        <w:rPr>
+          <w:b w:val="0"/>
+        </w:rPr>
+        <w:t xml:space="preserve"> and explain why show_stock(2, 3) is a different case.</w:t>
+      </w:r>
+    </w:p>
+    <w:p>
+      <w:pPr>
+        <w:pStyle w:val="Heading3"/>
+      </w:pPr>
+      <w:r>
         <w:t>Selected case answer</w:t>
       </w:r>
     </w:p>
     <w:p>
-      <w:r>
-        <w:t>The body prints boxes * 6 + loose. Outputs are 20, 2 and 18. show_stock(2, 3) gives 15 because boxes and loose have different roles. Define once and use three calls; do not hard-code one answer.</w:t>
+      <w:pPr>
+        <w:pStyle w:val="Heading3"/>
+      </w:pPr>
+      <w:r>
+        <w:t>Teacher key · Selected case answer</w:t>
+      </w:r>
+    </w:p>
+    <w:p>
+      <w:pPr>
+        <w:spacing w:line="336" w:lineRule="auto" w:after="180"/>
+        <w:shd w:fill="F1F6FC"/>
+      </w:pPr>
+      <w:r>
+        <w:rPr>
+          <w:b w:val="0"/>
+        </w:rPr>
+        <w:t xml:space="preserve">The body prints boxes * 6 + loose. </w:t>
+      </w:r>
+      <w:r>
+        <w:rPr>
+          <w:b/>
+        </w:rPr>
+        <w:t>Output</w:t>
+      </w:r>
+      <w:r>
+        <w:rPr>
+          <w:b w:val="0"/>
+        </w:rPr>
+        <w:t xml:space="preserve">s are 20, 2 and 18. show_stock(2, 3) gives 15 because boxes and loose have different roles. Define once and use three </w:t>
+      </w:r>
+      <w:r>
+        <w:rPr>
+          <w:b/>
+        </w:rPr>
+        <w:t>call</w:t>
+      </w:r>
+      <w:r>
+        <w:rPr>
+          <w:b w:val="0"/>
+        </w:rPr>
+        <w:t>s; do not hard-code one answer.</w:t>
       </w:r>
     </w:p>
     <w:tbl>
@@ -2596,21 +5465,89 @@
       </w:tr>
     </w:tbl>
     <w:p>
-      <w:r>
-        <w:t>Record each dimension as not yet, with support, or independent. Accept a valid alternative procedure with a defensible trace. Do not penalise an honestly recorded model failure if the learner correctly explains its evidence and limits.</w:t>
-      </w:r>
-    </w:p>
-    <w:p>
       <w:pPr>
         <w:pStyle w:val="Heading3"/>
       </w:pPr>
       <w:r>
+        <w:t>Teacher key · Selected case answer</w:t>
+      </w:r>
+    </w:p>
+    <w:p>
+      <w:pPr>
+        <w:spacing w:line="336" w:lineRule="auto" w:after="180"/>
+        <w:shd w:fill="F1F6FC"/>
+      </w:pPr>
+      <w:r>
+        <w:rPr>
+          <w:b w:val="0"/>
+        </w:rPr>
+        <w:t>Record each dimension as not yet, with support, or independent. Accept a valid alternative procedure with a defensible trace.</w:t>
+      </w:r>
+    </w:p>
+    <w:p>
+      <w:pPr>
+        <w:spacing w:line="336" w:lineRule="auto" w:after="180"/>
+        <w:shd w:fill="F1F6FC"/>
+      </w:pPr>
+      <w:r>
+        <w:rPr>
+          <w:b w:val="0"/>
+        </w:rPr>
+        <w:t xml:space="preserve">Do not penalise an honestly recorded model failure if the learner correctly explains its </w:t>
+      </w:r>
+      <w:r>
+        <w:rPr>
+          <w:b/>
+        </w:rPr>
+        <w:t>evidence</w:t>
+      </w:r>
+      <w:r>
+        <w:rPr>
+          <w:b w:val="0"/>
+        </w:rPr>
+        <w:t xml:space="preserve"> and limits.</w:t>
+      </w:r>
+    </w:p>
+    <w:p>
+      <w:pPr>
+        <w:pStyle w:val="Heading3"/>
+      </w:pPr>
+      <w:r>
         <w:t>Feedback that the learner uses</w:t>
       </w:r>
     </w:p>
     <w:p>
-      <w:r>
-        <w:t>Name the earliest unsupported step and give one action to repair it. Have the learner make that repair now and explain why. Then assess the relevant skill on a fresh, fully specified case. Confirm it was not previously practised with feedback; solve and check the new case before assigning it. A follow-up design prompt is a starting brief, not automatically an equivalent test.</w:t>
+      <w:pPr>
+        <w:spacing w:line="336" w:lineRule="auto" w:after="180"/>
+      </w:pPr>
+      <w:r>
+        <w:rPr>
+          <w:b w:val="0"/>
+        </w:rPr>
+        <w:t>Name the earliest unsupported step and give one action to repair it. Have the learner make that repair now and explain why. Then assess the relevant skill on a fresh, fully specified case.</w:t>
+      </w:r>
+    </w:p>
+    <w:p>
+      <w:pPr>
+        <w:spacing w:line="336" w:lineRule="auto" w:after="180"/>
+      </w:pPr>
+      <w:r>
+        <w:rPr>
+          <w:b w:val="0"/>
+        </w:rPr>
+        <w:t>Confirm it was not previously practised with feedback; solve and check the new case before assigning it. A follow-up design prompt is a starting brief, not automati</w:t>
+      </w:r>
+      <w:r>
+        <w:rPr>
+          <w:b/>
+        </w:rPr>
+        <w:t>call</w:t>
+      </w:r>
+      <w:r>
+        <w:rPr>
+          <w:b w:val="0"/>
+        </w:rPr>
+        <w:t>y an equivalent test.</w:t>
       </w:r>
     </w:p>
     <w:p>
@@ -2622,11 +5559,62 @@
       </w:r>
     </w:p>
     <w:p>
+      <w:r>
+        <w:t>Connect Decompose a Goal to Transparent Book Recommender, adapt support and plan a later changed-case check.</w:t>
+      </w:r>
+    </w:p>
+    <w:p>
       <w:pPr>
         <w:pStyle w:val="Heading3"/>
       </w:pPr>
       <w:r>
-        <w:t>Connect and extend learning</w:t>
+        <w:t>Transparent Book Recommender</w:t>
+      </w:r>
+    </w:p>
+    <w:p>
+      <w:pPr>
+        <w:spacing w:line="336" w:lineRule="auto" w:after="180"/>
+      </w:pPr>
+      <w:r>
+        <w:rPr>
+          <w:b w:val="0"/>
+        </w:rPr>
+        <w:t>Separate reader profile, book data, score calculation, ranking, and explanation.</w:t>
+      </w:r>
+    </w:p>
+    <w:p>
+      <w:pPr>
+        <w:spacing w:line="336" w:lineRule="auto" w:after="180"/>
+      </w:pPr>
+      <w:r>
+        <w:rPr>
+          <w:b w:val="0"/>
+        </w:rPr>
+        <w:t xml:space="preserve">Keep the decision, </w:t>
+      </w:r>
+      <w:r>
+        <w:rPr>
+          <w:b/>
+        </w:rPr>
+        <w:t>input</w:t>
+      </w:r>
+      <w:r>
+        <w:rPr>
+          <w:b w:val="0"/>
+        </w:rPr>
+        <w:t xml:space="preserve">, result, explanation and remaining limitation in the project </w:t>
+      </w:r>
+      <w:r>
+        <w:rPr>
+          <w:b/>
+        </w:rPr>
+        <w:t>evidence</w:t>
+      </w:r>
+      <w:r>
+        <w:rPr>
+          <w:b w:val="0"/>
+        </w:rPr>
+        <w:t xml:space="preserve"> record. Retrieve this record next week rather than restarting the project.</w:t>
       </w:r>
     </w:p>
     <w:p>
@@ -2634,17 +5622,18 @@
         <w:pStyle w:val="Heading3"/>
       </w:pPr>
       <w:r>
-        <w:t>Transparent Book Recommender</w:t>
-      </w:r>
-    </w:p>
-    <w:p>
-      <w:r>
-        <w:t>Separate reader profile, book data, score calculation, ranking, and explanation.</w:t>
-      </w:r>
-    </w:p>
-    <w:p>
-      <w:r>
-        <w:t>Keep the decision, input, result, explanation and remaining limitation in the project evidence record. Retrieve this record next week rather than restarting the project.</w:t>
+        <w:t>Support and stretch</w:t>
+      </w:r>
+    </w:p>
+    <w:p>
+      <w:pPr>
+        <w:spacing w:line="336" w:lineRule="auto" w:after="180"/>
+      </w:pPr>
+      <w:r>
+        <w:rPr>
+          <w:b w:val="0"/>
+        </w:rPr>
+        <w:t>Trace one record or condition at a time with counters and labelled columns. Stretch: introduce a tie, boundary or missing field and declare its handling policy before rerunning.</w:t>
       </w:r>
     </w:p>
     <w:p>
@@ -2652,12 +5641,30 @@
         <w:pStyle w:val="Heading3"/>
       </w:pPr>
       <w:r>
-        <w:t>Support and stretch</w:t>
-      </w:r>
-    </w:p>
-    <w:p>
-      <w:r>
-        <w:t>Trace one record or condition at a time with counters and labelled columns. Stretch: introduce a tie, boundary or missing field and declare its handling policy before rerunning.</w:t>
+        <w:t>Exit reflection</w:t>
+      </w:r>
+    </w:p>
+    <w:p>
+      <w:pPr>
+        <w:spacing w:line="336" w:lineRule="auto" w:after="180"/>
+      </w:pPr>
+      <w:r>
+        <w:rPr>
+          <w:b w:val="0"/>
+        </w:rPr>
+        <w:t xml:space="preserve">Ask for one decision the learner can now justify and one situation requiring more </w:t>
+      </w:r>
+      <w:r>
+        <w:rPr>
+          <w:b/>
+        </w:rPr>
+        <w:t>evidence</w:t>
+      </w:r>
+      <w:r>
+        <w:rPr>
+          <w:b w:val="0"/>
+        </w:rPr>
+        <w:t xml:space="preserve"> or human review. Confidence ratings are separate from correct independent performance.</w:t>
       </w:r>
     </w:p>
     <w:p>
@@ -2665,12 +5672,30 @@
         <w:pStyle w:val="Heading3"/>
       </w:pPr>
       <w:r>
-        <w:t>Exit reflection</w:t>
-      </w:r>
-    </w:p>
-    <w:p>
-      <w:r>
-        <w:t>Ask for one decision the learner can now justify and one situation requiring more evidence or human review. Confidence ratings are separate from correct independent performance.</w:t>
+        <w:t>Bridge to the next week</w:t>
+      </w:r>
+    </w:p>
+    <w:p>
+      <w:pPr>
+        <w:spacing w:line="336" w:lineRule="auto" w:after="180"/>
+      </w:pPr>
+      <w:r>
+        <w:rPr>
+          <w:b w:val="0"/>
+        </w:rPr>
+        <w:t xml:space="preserve">Next: Week 3: Branching Logic. Retrieve today’s </w:t>
+      </w:r>
+      <w:r>
+        <w:rPr>
+          <w:b/>
+        </w:rPr>
+        <w:t>evidence</w:t>
+      </w:r>
+      <w:r>
+        <w:rPr>
+          <w:b w:val="0"/>
+        </w:rPr>
+        <w:t xml:space="preserve"> and identify what carries forward and what is new.</w:t>
       </w:r>
     </w:p>
     <w:p>
@@ -2678,12 +5703,170 @@
         <w:pStyle w:val="Heading3"/>
       </w:pPr>
       <w:r>
-        <w:t>Bridge to the next week</w:t>
-      </w:r>
-    </w:p>
-    <w:p>
-      <w:r>
-        <w:t>Next: Week 3: Branching Logic. Retrieve today’s evidence and identify what carries forward and what is new.</w:t>
+        <w:t>Support and fresh reassessment</w:t>
+      </w:r>
+    </w:p>
+    <w:p>
+      <w:pPr>
+        <w:spacing w:line="336" w:lineRule="auto" w:after="180"/>
+      </w:pPr>
+      <w:r>
+        <w:rPr>
+          <w:b w:val="0"/>
+        </w:rPr>
+        <w:t xml:space="preserve">Use two labelled </w:t>
+      </w:r>
+      <w:r>
+        <w:rPr>
+          <w:b/>
+        </w:rPr>
+        <w:t>parameter</w:t>
+      </w:r>
+      <w:r>
+        <w:rPr>
+          <w:b w:val="0"/>
+        </w:rPr>
+        <w:t xml:space="preserve"> spaces and place </w:t>
+      </w:r>
+      <w:r>
+        <w:rPr>
+          <w:b/>
+        </w:rPr>
+        <w:t>argument</w:t>
+      </w:r>
+      <w:r>
+        <w:rPr>
+          <w:b w:val="0"/>
+        </w:rPr>
+        <w:t xml:space="preserve"> cards left to right. Permit an oral execution trace alongside code.</w:t>
+      </w:r>
+    </w:p>
+    <w:p>
+      <w:pPr>
+        <w:spacing w:line="336" w:lineRule="auto" w:after="180"/>
+      </w:pPr>
+      <w:r>
+        <w:rPr>
+          <w:b w:val="0"/>
+        </w:rPr>
+        <w:t>Extension: add an if check inside show_remaining that prints Invalid when used exceeds capacity, otherwise prints the difference; test (4, 5) and (4, 4). This checks only that one constraint.</w:t>
+      </w:r>
+    </w:p>
+    <w:p>
+      <w:pPr>
+        <w:spacing w:line="336" w:lineRule="auto" w:after="180"/>
+      </w:pPr>
+      <w:r>
+        <w:rPr>
+          <w:b w:val="0"/>
+        </w:rPr>
+        <w:t xml:space="preserve">W4 must define one </w:t>
+      </w:r>
+      <w:r>
+        <w:rPr>
+          <w:b/>
+        </w:rPr>
+        <w:t>function</w:t>
+      </w:r>
+      <w:r>
+        <w:rPr>
+          <w:b w:val="0"/>
+        </w:rPr>
+        <w:t xml:space="preserve">, use both </w:t>
+      </w:r>
+      <w:r>
+        <w:rPr>
+          <w:b/>
+        </w:rPr>
+        <w:t>parameter</w:t>
+      </w:r>
+      <w:r>
+        <w:rPr>
+          <w:b w:val="0"/>
+        </w:rPr>
+        <w:t xml:space="preserve">s, </w:t>
+      </w:r>
+      <w:r>
+        <w:rPr>
+          <w:b/>
+        </w:rPr>
+        <w:t>call</w:t>
+      </w:r>
+      <w:r>
+        <w:rPr>
+          <w:b w:val="0"/>
+        </w:rPr>
+        <w:t xml:space="preserve"> it three times and predict 20, 2, 18; the swapped case must give 15.</w:t>
+      </w:r>
+    </w:p>
+    <w:p>
+      <w:pPr>
+        <w:spacing w:line="336" w:lineRule="auto" w:after="180"/>
+      </w:pPr>
+      <w:r>
+        <w:rPr>
+          <w:b w:val="0"/>
+        </w:rPr>
+        <w:t xml:space="preserve">After support, retry show_tiles(packs, singles) with 4 tiles per pack: </w:t>
+      </w:r>
+      <w:r>
+        <w:rPr>
+          <w:b/>
+        </w:rPr>
+        <w:t>call</w:t>
+      </w:r>
+      <w:r>
+        <w:rPr>
+          <w:b w:val="0"/>
+        </w:rPr>
+        <w:t xml:space="preserve">s (2, 3), (0, 3), (2, 0) print 11, 3, 8; swapped (3, 2) prints 14. Record assistance and collect new </w:t>
+      </w:r>
+      <w:r>
+        <w:rPr>
+          <w:b/>
+        </w:rPr>
+        <w:t>prediction</w:t>
+      </w:r>
+      <w:r>
+        <w:rPr>
+          <w:b w:val="0"/>
+        </w:rPr>
+        <w:t>s before execution.</w:t>
+      </w:r>
+    </w:p>
+    <w:p>
+      <w:pPr>
+        <w:spacing w:line="336" w:lineRule="auto" w:after="180"/>
+      </w:pPr>
+      <w:r>
+        <w:rPr>
+          <w:b w:val="0"/>
+        </w:rPr>
+        <w:t xml:space="preserve">Week 9 returns results to the </w:t>
+      </w:r>
+      <w:r>
+        <w:rPr>
+          <w:b/>
+        </w:rPr>
+        <w:t>call</w:t>
+      </w:r>
+      <w:r>
+        <w:rPr>
+          <w:b w:val="0"/>
+        </w:rPr>
+        <w:t xml:space="preserve">er and explains local variables and fresh state on each </w:t>
+      </w:r>
+      <w:r>
+        <w:rPr>
+          <w:b/>
+        </w:rPr>
+        <w:t>call</w:t>
+      </w:r>
+      <w:r>
+        <w:rPr>
+          <w:b w:val="0"/>
+        </w:rPr>
+        <w:t>.</w:t>
       </w:r>
     </w:p>
     <w:p>
@@ -2691,40 +5874,40 @@
         <w:pStyle w:val="Heading3"/>
       </w:pPr>
       <w:r>
-        <w:t>Support and fresh reassessment</w:t>
-      </w:r>
-    </w:p>
-    <w:p>
-      <w:r>
-        <w:t>Use two labelled parameter spaces and place argument cards left to right. Permit an oral execution trace alongside code. Extension: add an if check inside show_remaining that prints Invalid when used exceeds capacity, otherwise prints the difference; test (4, 5) and (4, 4). This checks only that one constraint.</w:t>
-      </w:r>
-    </w:p>
-    <w:p>
-      <w:r>
-        <w:t>W4 must define one function, use both parameters, call it three times and predict 20, 2, 18; the swapped case must give 15. After support, retry show_tiles(packs, singles) with 4 tiles per pack: calls (2, 3), (0, 3), (2, 0) print 11, 3, 8; swapped (3, 2) prints 14. Record assistance and collect new predictions before execution.</w:t>
-      </w:r>
-    </w:p>
-    <w:p>
-      <w:r>
-        <w:t>Week 9 returns results to the caller and explains local variables and fresh state on each call.</w:t>
-      </w:r>
-    </w:p>
-    <w:p>
-      <w:pPr>
-        <w:pStyle w:val="Heading3"/>
-      </w:pPr>
-      <w:r>
         <w:t>Plan the delayed return</w:t>
       </w:r>
     </w:p>
     <w:p>
-      <w:r>
+      <w:pPr>
+        <w:spacing w:line="336" w:lineRule="auto" w:after="180"/>
+      </w:pPr>
+      <w:r>
+        <w:rPr>
+          <w:b w:val="0"/>
+        </w:rPr>
         <w:t>Suggested return points in this level: ai-2/3, ai-2/5, ai-2/8. Use actual classroom dates, adjusting for holidays and gaps. One, three and six teaching weeks are scheduling choices, not a claimed optimal spacing.</w:t>
       </w:r>
     </w:p>
     <w:p>
-      <w:r>
-        <w:t>At a delayed check, ask for the idea from memory and a changed application. Compare with the earlier independent response and record support used. For a new level, revisit the previous capstone before checking the new prerequisites.</w:t>
+      <w:pPr>
+        <w:spacing w:line="336" w:lineRule="auto" w:after="180"/>
+      </w:pPr>
+      <w:r>
+        <w:rPr>
+          <w:b w:val="0"/>
+        </w:rPr>
+        <w:t>At a delayed check, ask for the idea from memory and a changed application. Compare with the earlier independent response and record support used.</w:t>
+      </w:r>
+    </w:p>
+    <w:p>
+      <w:pPr>
+        <w:spacing w:line="336" w:lineRule="auto" w:after="180"/>
+      </w:pPr>
+      <w:r>
+        <w:rPr>
+          <w:b w:val="0"/>
+        </w:rPr>
+        <w:t>For a new level, revisit the previous capstone before checking the new prerequisites.</w:t>
       </w:r>
     </w:p>
     <w:tbl>
@@ -2884,8 +6067,26 @@
       </w:tr>
     </w:tbl>
     <w:p>
-      <w:r>
-        <w:t>Use the evidence to choose reteaching or the next step. A completed page, confidence rating or attractive project does not by itself demonstrate understanding.</w:t>
+      <w:pPr>
+        <w:spacing w:line="336" w:lineRule="auto" w:after="180"/>
+      </w:pPr>
+      <w:r>
+        <w:rPr>
+          <w:b w:val="0"/>
+        </w:rPr>
+        <w:t xml:space="preserve">Use the </w:t>
+      </w:r>
+      <w:r>
+        <w:rPr>
+          <w:b/>
+        </w:rPr>
+        <w:t>evidence</w:t>
+      </w:r>
+      <w:r>
+        <w:rPr>
+          <w:b w:val="0"/>
+        </w:rPr>
+        <w:t xml:space="preserve"> to choose reteaching or the next step. A completed page, confidence rating or attractive project does not by itself demonstrate understanding.</w:t>
       </w:r>
     </w:p>
     <w:p>
@@ -2897,8 +6098,38 @@
       </w:r>
     </w:p>
     <w:p>
-      <w:r>
-        <w:t>Give the recommender separate validation, eligibility and scoring functions whose inputs and results can be tested independently.</w:t>
+      <w:pPr>
+        <w:spacing w:line="336" w:lineRule="auto" w:after="180"/>
+      </w:pPr>
+      <w:r>
+        <w:rPr>
+          <w:b w:val="0"/>
+        </w:rPr>
+        <w:t xml:space="preserve">Give the recommender separate validation, eligibility and scoring </w:t>
+      </w:r>
+      <w:r>
+        <w:rPr>
+          <w:b/>
+        </w:rPr>
+        <w:t>function</w:t>
+      </w:r>
+      <w:r>
+        <w:rPr>
+          <w:b w:val="0"/>
+        </w:rPr>
+        <w:t xml:space="preserve">s whose </w:t>
+      </w:r>
+      <w:r>
+        <w:rPr>
+          <w:b/>
+        </w:rPr>
+        <w:t>input</w:t>
+      </w:r>
+      <w:r>
+        <w:rPr>
+          <w:b w:val="0"/>
+        </w:rPr>
+        <w:t>s and results can be tested independently.</w:t>
       </w:r>
     </w:p>
     <w:p>
@@ -2911,12 +6142,92 @@
     </w:p>
     <w:p>
       <w:r>
-        <w:t>Teaching target: Distinguish a function definition from a function call</w:t>
-      </w:r>
-    </w:p>
-    <w:p>
-      <w:r>
-        <w:t>Prepare the labelled worked-case picture, the matching workbook, fictional input cards and a place for individual responses. No paid AI account is required for the paper reasoning activities.</w:t>
+        <w:t>Use this preparation summary alongside the detailed Decompose a Goal lesson; it is a checklist rather than a replacement for the full sequence.</w:t>
+      </w:r>
+    </w:p>
+    <w:p>
+      <w:pPr>
+        <w:pStyle w:val="Heading3"/>
+      </w:pPr>
+      <w:r>
+        <w:t>Teaching target</w:t>
+      </w:r>
+    </w:p>
+    <w:p>
+      <w:pPr>
+        <w:spacing w:line="336" w:lineRule="auto" w:after="180"/>
+        <w:shd w:fill="EDF7F3"/>
+      </w:pPr>
+      <w:r>
+        <w:rPr>
+          <w:b w:val="0"/>
+        </w:rPr>
+        <w:t xml:space="preserve">Teaching target: Distinguish a </w:t>
+      </w:r>
+      <w:r>
+        <w:rPr>
+          <w:b/>
+        </w:rPr>
+        <w:t>function</w:t>
+      </w:r>
+      <w:r>
+        <w:rPr>
+          <w:b w:val="0"/>
+        </w:rPr>
+        <w:t xml:space="preserve"> </w:t>
+      </w:r>
+      <w:r>
+        <w:rPr>
+          <w:b/>
+        </w:rPr>
+        <w:t>definition</w:t>
+      </w:r>
+      <w:r>
+        <w:rPr>
+          <w:b w:val="0"/>
+        </w:rPr>
+        <w:t xml:space="preserve"> from a </w:t>
+      </w:r>
+      <w:r>
+        <w:rPr>
+          <w:b/>
+        </w:rPr>
+        <w:t>function</w:t>
+      </w:r>
+      <w:r>
+        <w:rPr>
+          <w:b w:val="0"/>
+        </w:rPr>
+        <w:t xml:space="preserve"> </w:t>
+      </w:r>
+      <w:r>
+        <w:rPr>
+          <w:b/>
+        </w:rPr>
+        <w:t>call</w:t>
+      </w:r>
+    </w:p>
+    <w:p>
+      <w:pPr>
+        <w:spacing w:line="336" w:lineRule="auto" w:after="180"/>
+      </w:pPr>
+      <w:r>
+        <w:rPr>
+          <w:b w:val="0"/>
+        </w:rPr>
+        <w:t xml:space="preserve">Prepare the labelled worked-case picture, the matching workbook, fictional </w:t>
+      </w:r>
+      <w:r>
+        <w:rPr>
+          <w:b/>
+        </w:rPr>
+        <w:t>input</w:t>
+      </w:r>
+      <w:r>
+        <w:rPr>
+          <w:b w:val="0"/>
+        </w:rPr>
+        <w:t xml:space="preserve"> cards and a place for individual responses. No paid AI account is required for the paper reasoning activities.</w:t>
       </w:r>
     </w:p>
     <w:tbl>
@@ -3063,37 +6374,326 @@
       </w:tr>
     </w:tbl>
     <w:p>
-      <w:r>
-        <w:t>Before class, solve the supported practice: Using the correct definition, predict show_remaining(8, 3), show_remaining(8, 8) and show_remaining(8, 0) in that order. Explain what happens if the file contains only the definition.</w:t>
-      </w:r>
-    </w:p>
-    <w:p>
-      <w:r>
-        <w:t>Reasoned practice answer: The calls print 5, 0 and 8 on separate lines. A definition alone creates the function but prints nothing because its body has not been called.</w:t>
-      </w:r>
-    </w:p>
-    <w:p>
-      <w:r>
-        <w:t>Check every learner before discussion: Use the worked case for Functions and arguments. Proposed explanation: “Writing def runs the body immediately”. Decide whether this explanation is supported. Point to the step or supplied fact that decides; explain your repair if needed.</w:t>
-      </w:r>
-    </w:p>
-    <w:p>
-      <w:r>
-        <w:t>Misconception repair: The definition creates the function; a call runs its body.</w:t>
-      </w:r>
-    </w:p>
-    <w:p>
-      <w:r>
-        <w:t>Support: read the exact case aloud, enlarge the labelled picture, supply input cards and model only the first deciding step. Accept a spoken explanation or drawing; retain the reasoning goal.</w:t>
-      </w:r>
-    </w:p>
-    <w:p>
-      <w:r>
-        <w:t>Extension: Call labels(4,0) instead. Require a prediction and a reason before comparing. Expected result: The returned result is 0, and the caller prints 0. Reason: Four shelves times zero labels per shelf is zero.</w:t>
-      </w:r>
-    </w:p>
-    <w:p>
-      <w:r>
+      <w:pPr>
+        <w:spacing w:line="336" w:lineRule="auto" w:after="180"/>
+      </w:pPr>
+      <w:r>
+        <w:rPr>
+          <w:b w:val="0"/>
+        </w:rPr>
+        <w:t xml:space="preserve">Before class, solve the supported practice: Using the correct </w:t>
+      </w:r>
+      <w:r>
+        <w:rPr>
+          <w:b/>
+        </w:rPr>
+        <w:t>definition</w:t>
+      </w:r>
+      <w:r>
+        <w:rPr>
+          <w:b w:val="0"/>
+        </w:rPr>
+        <w:t>, predict show_remaining(8, 3), show_remaining(8, 8) and show_remaining(8, 0) in that order.</w:t>
+      </w:r>
+    </w:p>
+    <w:p>
+      <w:pPr>
+        <w:spacing w:line="336" w:lineRule="auto" w:after="180"/>
+      </w:pPr>
+      <w:r>
+        <w:rPr>
+          <w:b w:val="0"/>
+        </w:rPr>
+        <w:t xml:space="preserve">Explain what happens if the file contains only the </w:t>
+      </w:r>
+      <w:r>
+        <w:rPr>
+          <w:b/>
+        </w:rPr>
+        <w:t>definition</w:t>
+      </w:r>
+      <w:r>
+        <w:rPr>
+          <w:b w:val="0"/>
+        </w:rPr>
+        <w:t>.</w:t>
+      </w:r>
+    </w:p>
+    <w:p>
+      <w:pPr>
+        <w:pStyle w:val="Heading3"/>
+      </w:pPr>
+      <w:r>
+        <w:t>Supported practice answer</w:t>
+      </w:r>
+    </w:p>
+    <w:p>
+      <w:pPr>
+        <w:spacing w:line="336" w:lineRule="auto" w:after="180"/>
+        <w:shd w:fill="F1F6FC"/>
+      </w:pPr>
+      <w:r>
+        <w:rPr>
+          <w:b w:val="0"/>
+        </w:rPr>
+        <w:t xml:space="preserve">Reasoned practice answer: The </w:t>
+      </w:r>
+      <w:r>
+        <w:rPr>
+          <w:b/>
+        </w:rPr>
+        <w:t>call</w:t>
+      </w:r>
+      <w:r>
+        <w:rPr>
+          <w:b w:val="0"/>
+        </w:rPr>
+        <w:t xml:space="preserve">s print 5, 0 and 8 on separate lines. A </w:t>
+      </w:r>
+      <w:r>
+        <w:rPr>
+          <w:b/>
+        </w:rPr>
+        <w:t>definition</w:t>
+      </w:r>
+      <w:r>
+        <w:rPr>
+          <w:b w:val="0"/>
+        </w:rPr>
+        <w:t xml:space="preserve"> alone creates the </w:t>
+      </w:r>
+      <w:r>
+        <w:rPr>
+          <w:b/>
+        </w:rPr>
+        <w:t>function</w:t>
+      </w:r>
+      <w:r>
+        <w:rPr>
+          <w:b w:val="0"/>
+        </w:rPr>
+        <w:t xml:space="preserve"> but prints nothing because its body has not been </w:t>
+      </w:r>
+      <w:r>
+        <w:rPr>
+          <w:b/>
+        </w:rPr>
+        <w:t>call</w:t>
+      </w:r>
+      <w:r>
+        <w:rPr>
+          <w:b w:val="0"/>
+        </w:rPr>
+        <w:t>ed.</w:t>
+      </w:r>
+    </w:p>
+    <w:p>
+      <w:pPr>
+        <w:spacing w:line="336" w:lineRule="auto" w:after="180"/>
+      </w:pPr>
+      <w:r>
+        <w:rPr>
+          <w:b w:val="0"/>
+        </w:rPr>
+        <w:t xml:space="preserve">Check every learner before discussion: Use the worked case for </w:t>
+      </w:r>
+      <w:r>
+        <w:rPr>
+          <w:b/>
+        </w:rPr>
+        <w:t>Function</w:t>
+      </w:r>
+      <w:r>
+        <w:rPr>
+          <w:b w:val="0"/>
+        </w:rPr>
+        <w:t xml:space="preserve">s and </w:t>
+      </w:r>
+      <w:r>
+        <w:rPr>
+          <w:b/>
+        </w:rPr>
+        <w:t>argument</w:t>
+      </w:r>
+      <w:r>
+        <w:rPr>
+          <w:b w:val="0"/>
+        </w:rPr>
+        <w:t>s. Proposed explanation: “Writing def runs the body immediately”. Decide whether this explanation is supported.</w:t>
+      </w:r>
+    </w:p>
+    <w:p>
+      <w:pPr>
+        <w:spacing w:line="336" w:lineRule="auto" w:after="180"/>
+      </w:pPr>
+      <w:r>
+        <w:rPr>
+          <w:b w:val="0"/>
+        </w:rPr>
+        <w:t>Point to the step or supplied fact that decides; explain your repair if needed.</w:t>
+      </w:r>
+    </w:p>
+    <w:p>
+      <w:pPr>
+        <w:pStyle w:val="Heading3"/>
+      </w:pPr>
+      <w:r>
+        <w:t>Repair the misconception</w:t>
+      </w:r>
+    </w:p>
+    <w:p>
+      <w:pPr>
+        <w:spacing w:line="336" w:lineRule="auto" w:after="180"/>
+        <w:shd w:fill="FFF5E6"/>
+      </w:pPr>
+      <w:r>
+        <w:rPr>
+          <w:b w:val="0"/>
+        </w:rPr>
+        <w:t xml:space="preserve">Misconception repair: The </w:t>
+      </w:r>
+      <w:r>
+        <w:rPr>
+          <w:b/>
+        </w:rPr>
+        <w:t>definition</w:t>
+      </w:r>
+      <w:r>
+        <w:rPr>
+          <w:b w:val="0"/>
+        </w:rPr>
+        <w:t xml:space="preserve"> creates the </w:t>
+      </w:r>
+      <w:r>
+        <w:rPr>
+          <w:b/>
+        </w:rPr>
+        <w:t>function</w:t>
+      </w:r>
+      <w:r>
+        <w:rPr>
+          <w:b w:val="0"/>
+        </w:rPr>
+        <w:t xml:space="preserve">; a </w:t>
+      </w:r>
+      <w:r>
+        <w:rPr>
+          <w:b/>
+        </w:rPr>
+        <w:t>call</w:t>
+      </w:r>
+      <w:r>
+        <w:rPr>
+          <w:b w:val="0"/>
+        </w:rPr>
+        <w:t xml:space="preserve"> runs its body.</w:t>
+      </w:r>
+    </w:p>
+    <w:p>
+      <w:pPr>
+        <w:pStyle w:val="Heading3"/>
+      </w:pPr>
+      <w:r>
+        <w:t>Support without giving away the answer</w:t>
+      </w:r>
+    </w:p>
+    <w:p>
+      <w:pPr>
+        <w:spacing w:line="336" w:lineRule="auto" w:after="180"/>
+        <w:shd w:fill="F1F6F8"/>
+      </w:pPr>
+      <w:r>
+        <w:rPr>
+          <w:b w:val="0"/>
+        </w:rPr>
+        <w:t xml:space="preserve">Support: read the exact case aloud, enlarge the labelled picture, supply </w:t>
+      </w:r>
+      <w:r>
+        <w:rPr>
+          <w:b/>
+        </w:rPr>
+        <w:t>input</w:t>
+      </w:r>
+      <w:r>
+        <w:rPr>
+          <w:b w:val="0"/>
+        </w:rPr>
+        <w:t xml:space="preserve"> cards and model only the first deciding step. Accept a spoken explanation or drawing; retain the reasoning goal.</w:t>
+      </w:r>
+    </w:p>
+    <w:p>
+      <w:pPr>
+        <w:pStyle w:val="Heading3"/>
+      </w:pPr>
+      <w:r>
+        <w:t>Extend the reasoning</w:t>
+      </w:r>
+    </w:p>
+    <w:p>
+      <w:pPr>
+        <w:spacing w:line="336" w:lineRule="auto" w:after="180"/>
+        <w:shd w:fill="F5F1FB"/>
+      </w:pPr>
+      <w:r>
+        <w:rPr>
+          <w:b w:val="0"/>
+        </w:rPr>
+        <w:t xml:space="preserve">Extension: </w:t>
+      </w:r>
+      <w:r>
+        <w:rPr>
+          <w:b/>
+        </w:rPr>
+        <w:t>Call</w:t>
+      </w:r>
+      <w:r>
+        <w:rPr>
+          <w:b w:val="0"/>
+        </w:rPr>
+        <w:t xml:space="preserve"> labels(4,0) instead. Require a </w:t>
+      </w:r>
+      <w:r>
+        <w:rPr>
+          <w:b/>
+        </w:rPr>
+        <w:t>prediction</w:t>
+      </w:r>
+      <w:r>
+        <w:rPr>
+          <w:b w:val="0"/>
+        </w:rPr>
+        <w:t xml:space="preserve"> and a reason before comparing. Expected result: The returned result is 0, and the </w:t>
+      </w:r>
+      <w:r>
+        <w:rPr>
+          <w:b/>
+        </w:rPr>
+        <w:t>call</w:t>
+      </w:r>
+      <w:r>
+        <w:rPr>
+          <w:b w:val="0"/>
+        </w:rPr>
+        <w:t>er prints 0. Reason: Four shelves times zero labels per shelf is zero.</w:t>
+      </w:r>
+    </w:p>
+    <w:p>
+      <w:pPr>
+        <w:pStyle w:val="Heading3"/>
+      </w:pPr>
+      <w:r>
+        <w:t>Protect the independent attempt</w:t>
+      </w:r>
+    </w:p>
+    <w:p>
+      <w:pPr>
+        <w:spacing w:line="336" w:lineRule="auto" w:after="180"/>
+        <w:shd w:fill="FFF5E6"/>
+      </w:pPr>
+      <w:r>
+        <w:rPr>
+          <w:b w:val="0"/>
+        </w:rPr>
         <w:t>Independent assessment: withhold the reserved answer until the learner has attempted the new case. Record support separately from correctness.</w:t>
       </w:r>
     </w:p>
@@ -3282,13 +6882,58 @@
       </w:tr>
     </w:tbl>
     <w:p>
-      <w:r>
-        <w:t>Project checkpoint: Frame the need. Name the user, the problem, allowed inputs and a safe simple starting method.</w:t>
-      </w:r>
-    </w:p>
-    <w:p>
-      <w:r>
-        <w:t>Use the weekly teacher answer for topic-specific reasoning. A saved progress tick is an activity record; judge mastery from the learner’s explanation and evidence.</w:t>
+      <w:pPr>
+        <w:pStyle w:val="Heading3"/>
+      </w:pPr>
+      <w:r>
+        <w:t>Project checkpoint</w:t>
+      </w:r>
+    </w:p>
+    <w:p>
+      <w:pPr>
+        <w:spacing w:line="336" w:lineRule="auto" w:after="180"/>
+        <w:shd w:fill="EDF7F3"/>
+      </w:pPr>
+      <w:r>
+        <w:rPr>
+          <w:b w:val="0"/>
+        </w:rPr>
+        <w:t xml:space="preserve">Project checkpoint: Frame the need. Name the user, the problem, allowed </w:t>
+      </w:r>
+      <w:r>
+        <w:rPr>
+          <w:b/>
+        </w:rPr>
+        <w:t>input</w:t>
+      </w:r>
+      <w:r>
+        <w:rPr>
+          <w:b w:val="0"/>
+        </w:rPr>
+        <w:t>s and a safe simple starting method.</w:t>
+      </w:r>
+    </w:p>
+    <w:p>
+      <w:pPr>
+        <w:spacing w:line="336" w:lineRule="auto" w:after="180"/>
+      </w:pPr>
+      <w:r>
+        <w:rPr>
+          <w:b w:val="0"/>
+        </w:rPr>
+        <w:t xml:space="preserve">Use the weekly teacher answer for topic-specific reasoning. A saved progress tick is an activity record; judge mastery from the learner’s explanation and </w:t>
+      </w:r>
+      <w:r>
+        <w:rPr>
+          <w:b/>
+        </w:rPr>
+        <w:t>evidence</w:t>
+      </w:r>
+      <w:r>
+        <w:rPr>
+          <w:b w:val="0"/>
+        </w:rPr>
+        <w:t>.</w:t>
       </w:r>
     </w:p>
     <w:p>
@@ -3301,27 +6946,1107 @@
     </w:p>
     <w:p>
       <w:r>
-        <w:t>Use the two formative questions as supported practice, not as independent mastery scores. Discuss the deciding evidence rather than accepting a guessed selection.</w:t>
-      </w:r>
-    </w:p>
-    <w:p>
-      <w:r>
+        <w:t>Use feedback, earlier review and portfolios purposefully. Apply the coding routine only when this lesson has an executable lab.</w:t>
+      </w:r>
+    </w:p>
+    <w:p>
+      <w:pPr>
+        <w:spacing w:line="336" w:lineRule="auto" w:after="180"/>
+      </w:pPr>
+      <w:r>
+        <w:rPr>
+          <w:b w:val="0"/>
+        </w:rPr>
+        <w:t xml:space="preserve">Use the two formative questions as supported practice, not as independent mastery scores. Discuss the deciding </w:t>
+      </w:r>
+      <w:r>
+        <w:rPr>
+          <w:b/>
+        </w:rPr>
+        <w:t>evidence</w:t>
+      </w:r>
+      <w:r>
+        <w:rPr>
+          <w:b w:val="0"/>
+        </w:rPr>
+        <w:t xml:space="preserve"> rather than accepting a guessed selection.</w:t>
+      </w:r>
+    </w:p>
+    <w:p>
+      <w:pPr>
+        <w:spacing w:line="336" w:lineRule="auto" w:after="180"/>
+      </w:pPr>
+      <w:r>
+        <w:rPr>
+          <w:b w:val="0"/>
+        </w:rPr>
         <w:t>The feedback comes from the reviewed public worked case. Do not reveal the separately reserved independent teacher answer until the learner has attempted that case.</w:t>
       </w:r>
     </w:p>
     <w:p>
-      <w:r>
-        <w:t>Ask students to predict before running code. Preserve errors and actual outputs; collect a changed test and an explanation. The branch-boundary and indexing lessons deliberately include failure cases.</w:t>
-      </w:r>
-    </w:p>
-    <w:p>
-      <w:r>
+      <w:pPr>
+        <w:spacing w:line="336" w:lineRule="auto" w:after="180"/>
+      </w:pPr>
+      <w:r>
+        <w:rPr>
+          <w:b w:val="0"/>
+        </w:rPr>
+        <w:t xml:space="preserve">Ask students to predict before running code. Preserve errors and actual </w:t>
+      </w:r>
+      <w:r>
+        <w:rPr>
+          <w:b/>
+        </w:rPr>
+        <w:t>output</w:t>
+      </w:r>
+      <w:r>
+        <w:rPr>
+          <w:b w:val="0"/>
+        </w:rPr>
+        <w:t>s; collect a changed test and an explanation. The branch-boundary and indexing lessons deliberately include failure cases.</w:t>
+      </w:r>
+    </w:p>
+    <w:p>
+      <w:pPr>
+        <w:spacing w:line="336" w:lineRule="auto" w:after="180"/>
+      </w:pPr>
+      <w:r>
+        <w:rPr>
+          <w:b w:val="0"/>
+        </w:rPr>
         <w:t>Use the earlier worked-explanation links to address a specific missing building block, then return to the current question. Adapt this suggestion after observing the learner; it is not an automatic diagnosis.</w:t>
       </w:r>
     </w:p>
     <w:p>
-      <w:r>
-        <w:t>Collect the completed-work portfolio as evidence. Record support separately from correctness, and assess explanation, trace/test and limitations. Progress ticks and quiz selections alone do not establish mastery.</w:t>
+      <w:pPr>
+        <w:spacing w:line="336" w:lineRule="auto" w:after="180"/>
+      </w:pPr>
+      <w:r>
+        <w:rPr>
+          <w:b w:val="0"/>
+        </w:rPr>
+        <w:t xml:space="preserve">Collect the completed-work portfolio as </w:t>
+      </w:r>
+      <w:r>
+        <w:rPr>
+          <w:b/>
+        </w:rPr>
+        <w:t>evidence</w:t>
+      </w:r>
+      <w:r>
+        <w:rPr>
+          <w:b w:val="0"/>
+        </w:rPr>
+        <w:t>. Record support separately from correctness, and assess explanation, trace/test and limitations. Progress ticks and quiz selections alone do not establish mastery.</w:t>
+      </w:r>
+    </w:p>
+    <w:p>
+      <w:pPr>
+        <w:pStyle w:val="Heading1"/>
+      </w:pPr>
+      <w:r>
+        <w:t>09. Visual concept journey</w:t>
+      </w:r>
+    </w:p>
+    <w:p>
+      <w:r>
+        <w:t>Show one Decompose a Goal graphic at a time, request a prediction and discuss its trace before the independent assessment.</w:t>
+      </w:r>
+    </w:p>
+    <w:p>
+      <w:pPr>
+        <w:spacing w:line="336" w:lineRule="auto" w:after="180"/>
+      </w:pPr>
+      <w:r>
+        <w:rPr>
+          <w:b w:val="0"/>
+        </w:rPr>
+        <w:t xml:space="preserve">Use one picture at a time. Hide a worked result before asking for a </w:t>
+      </w:r>
+      <w:r>
+        <w:rPr>
+          <w:b/>
+        </w:rPr>
+        <w:t>prediction</w:t>
+      </w:r>
+      <w:r>
+        <w:rPr>
+          <w:b w:val="0"/>
+        </w:rPr>
+        <w:t>, then reveal it for feedback. These are supported teaching cases; retain the separate independent assessment for a fresh first attempt.</w:t>
+      </w:r>
+    </w:p>
+    <w:p>
+      <w:pPr>
+        <w:pStyle w:val="Heading3"/>
+      </w:pPr>
+      <w:r>
+        <w:t>01. Decompose a Goal: the case</w:t>
+      </w:r>
+    </w:p>
+    <w:p>
+      <w:r>
+        <w:drawing>
+          <wp:inline xmlns:a="http://schemas.openxmlformats.org/drawingml/2006/main" xmlns:pic="http://schemas.openxmlformats.org/drawingml/2006/picture">
+            <wp:extent cx="5486400" cy="2843784"/>
+            <wp:docPr id="2" name="Picture 2" descr="A fictional library computes total spine labels needed for several equal shelves. Supplied facts: Define labels(shelves,per_shelf): return shelves*per_shelf. Call needed=labels(4,6), then print(needed). No other side effects are defined."/>
+            <wp:cNvGraphicFramePr>
+              <a:graphicFrameLocks noChangeAspect="1"/>
+            </wp:cNvGraphicFramePr>
+            <a:graphic>
+              <a:graphicData uri="http://schemas.openxmlformats.org/drawingml/2006/picture">
+                <pic:pic>
+                  <pic:nvPicPr>
+                    <pic:cNvPr id="0" name="academy-story-ai-2-2-01.png"/>
+                    <pic:cNvPicPr/>
+                  </pic:nvPicPr>
+                  <pic:blipFill>
+                    <a:blip r:embed="rId10"/>
+                    <a:stretch>
+                      <a:fillRect/>
+                    </a:stretch>
+                  </pic:blipFill>
+                  <pic:spPr>
+                    <a:xfrm>
+                      <a:off x="0" y="0"/>
+                      <a:ext cx="5486400" cy="2843784"/>
+                    </a:xfrm>
+                    <a:prstGeom prst="rect"/>
+                  </pic:spPr>
+                </pic:pic>
+              </a:graphicData>
+            </a:graphic>
+          </wp:inline>
+        </w:drawing>
+      </w:r>
+    </w:p>
+    <w:p>
+      <w:pPr>
+        <w:spacing w:line="336" w:lineRule="auto" w:after="180"/>
+      </w:pPr>
+      <w:r>
+        <w:rPr>
+          <w:b w:val="0"/>
+        </w:rPr>
+        <w:t xml:space="preserve">A fictional library computes total spine labels needed for several equal shelves. Supplied facts: Define labels(shelves,per_shelf): return shelves*per_shelf. </w:t>
+      </w:r>
+      <w:r>
+        <w:rPr>
+          <w:b/>
+        </w:rPr>
+        <w:t>Call</w:t>
+      </w:r>
+      <w:r>
+        <w:rPr>
+          <w:b w:val="0"/>
+        </w:rPr>
+        <w:t xml:space="preserve"> needed=labels(4,6), then print(needed).</w:t>
+      </w:r>
+    </w:p>
+    <w:p>
+      <w:pPr>
+        <w:spacing w:line="336" w:lineRule="auto" w:after="180"/>
+      </w:pPr>
+      <w:r>
+        <w:rPr>
+          <w:b w:val="0"/>
+        </w:rPr>
+        <w:t>No other side effects are defined.</w:t>
+      </w:r>
+    </w:p>
+    <w:p>
+      <w:pPr>
+        <w:spacing w:line="336" w:lineRule="auto" w:after="180"/>
+        <w:shd w:fill="F5F1FB"/>
+      </w:pPr>
+      <w:r>
+        <w:rPr>
+          <w:b w:val="0"/>
+        </w:rPr>
+        <w:t>Point to the given fact that matters most. Explain why it matters.</w:t>
+      </w:r>
+    </w:p>
+    <w:p>
+      <w:pPr>
+        <w:pStyle w:val="Heading3"/>
+      </w:pPr>
+      <w:r>
+        <w:t>Discuss while showing the picture</w:t>
+      </w:r>
+    </w:p>
+    <w:p>
+      <w:pPr>
+        <w:spacing w:line="336" w:lineRule="auto" w:after="180"/>
+        <w:shd w:fill="F1F6F8"/>
+      </w:pPr>
+      <w:r>
+        <w:rPr>
+          <w:b w:val="0"/>
+        </w:rPr>
+        <w:t>Teacher prompt: Point to the given fact that matters most. Explain why it matters. Ask learners to describe one label or arrow in ordinary words. Use the adjacent transcript if the image is difficult to see.</w:t>
+      </w:r>
+    </w:p>
+    <w:p>
+      <w:pPr>
+        <w:pStyle w:val="Heading3"/>
+      </w:pPr>
+      <w:r>
+        <w:t>02. Follow the deciding steps</w:t>
+      </w:r>
+    </w:p>
+    <w:p>
+      <w:r>
+        <w:drawing>
+          <wp:inline xmlns:a="http://schemas.openxmlformats.org/drawingml/2006/main" xmlns:pic="http://schemas.openxmlformats.org/drawingml/2006/picture">
+            <wp:extent cx="5486400" cy="4005072"/>
+            <wp:docPr id="3" name="Picture 3" descr="Call with arguments: The call supplies shelves=4 and per_shelf=6 locally. → Function body: Multiply 4×6 to calculate 24. → Return value: return sends 24 back to the caller; it does not print. → Caller prints: needed receives 24; print(needed) displays 24."/>
+            <wp:cNvGraphicFramePr>
+              <a:graphicFrameLocks noChangeAspect="1"/>
+            </wp:cNvGraphicFramePr>
+            <a:graphic>
+              <a:graphicData uri="http://schemas.openxmlformats.org/drawingml/2006/picture">
+                <pic:pic>
+                  <pic:nvPicPr>
+                    <pic:cNvPr id="0" name="academy-story-ai-2-2-02.png"/>
+                    <pic:cNvPicPr/>
+                  </pic:nvPicPr>
+                  <pic:blipFill>
+                    <a:blip r:embed="rId11"/>
+                    <a:stretch>
+                      <a:fillRect/>
+                    </a:stretch>
+                  </pic:blipFill>
+                  <pic:spPr>
+                    <a:xfrm>
+                      <a:off x="0" y="0"/>
+                      <a:ext cx="5486400" cy="4005072"/>
+                    </a:xfrm>
+                    <a:prstGeom prst="rect"/>
+                  </pic:spPr>
+                </pic:pic>
+              </a:graphicData>
+            </a:graphic>
+          </wp:inline>
+        </w:drawing>
+      </w:r>
+    </w:p>
+    <w:p>
+      <w:pPr>
+        <w:spacing w:line="336" w:lineRule="auto" w:after="180"/>
+      </w:pPr>
+      <w:r>
+        <w:rPr>
+          <w:b/>
+        </w:rPr>
+        <w:t>Call</w:t>
+      </w:r>
+      <w:r>
+        <w:rPr>
+          <w:b w:val="0"/>
+        </w:rPr>
+        <w:t xml:space="preserve"> with </w:t>
+      </w:r>
+      <w:r>
+        <w:rPr>
+          <w:b/>
+        </w:rPr>
+        <w:t>argument</w:t>
+      </w:r>
+      <w:r>
+        <w:rPr>
+          <w:b w:val="0"/>
+        </w:rPr>
+        <w:t xml:space="preserve">s: The </w:t>
+      </w:r>
+      <w:r>
+        <w:rPr>
+          <w:b/>
+        </w:rPr>
+        <w:t>call</w:t>
+      </w:r>
+      <w:r>
+        <w:rPr>
+          <w:b w:val="0"/>
+        </w:rPr>
+        <w:t xml:space="preserve"> supplies shelves=4 and per_shelf=6 lo</w:t>
+      </w:r>
+      <w:r>
+        <w:rPr>
+          <w:b/>
+        </w:rPr>
+        <w:t>call</w:t>
+      </w:r>
+      <w:r>
+        <w:rPr>
+          <w:b w:val="0"/>
+        </w:rPr>
+        <w:t xml:space="preserve">y. → </w:t>
+      </w:r>
+      <w:r>
+        <w:rPr>
+          <w:b/>
+        </w:rPr>
+        <w:t>Function</w:t>
+      </w:r>
+      <w:r>
+        <w:rPr>
+          <w:b w:val="0"/>
+        </w:rPr>
+        <w:t xml:space="preserve"> body: Multiply 4×6 to calculate 24. → Return value: return sends 24 back to the </w:t>
+      </w:r>
+      <w:r>
+        <w:rPr>
+          <w:b/>
+        </w:rPr>
+        <w:t>call</w:t>
+      </w:r>
+      <w:r>
+        <w:rPr>
+          <w:b w:val="0"/>
+        </w:rPr>
+        <w:t xml:space="preserve">er; it does not print. → </w:t>
+      </w:r>
+      <w:r>
+        <w:rPr>
+          <w:b/>
+        </w:rPr>
+        <w:t>Call</w:t>
+      </w:r>
+      <w:r>
+        <w:rPr>
+          <w:b w:val="0"/>
+        </w:rPr>
+        <w:t>er prints: needed receives 24; print(needed) displays 24.</w:t>
+      </w:r>
+    </w:p>
+    <w:p>
+      <w:pPr>
+        <w:spacing w:line="336" w:lineRule="auto" w:after="180"/>
+        <w:shd w:fill="F5F1FB"/>
+      </w:pPr>
+      <w:r>
+        <w:rPr>
+          <w:b w:val="0"/>
+        </w:rPr>
+        <w:t xml:space="preserve">Point to each numbered stage and explain which recorded </w:t>
+      </w:r>
+      <w:r>
+        <w:rPr>
+          <w:b/>
+        </w:rPr>
+        <w:t>input</w:t>
+      </w:r>
+      <w:r>
+        <w:rPr>
+          <w:b w:val="0"/>
+        </w:rPr>
+        <w:t xml:space="preserve"> it uses.</w:t>
+      </w:r>
+    </w:p>
+    <w:p>
+      <w:pPr>
+        <w:pStyle w:val="Heading3"/>
+      </w:pPr>
+      <w:r>
+        <w:t>Discuss while showing the picture</w:t>
+      </w:r>
+    </w:p>
+    <w:p>
+      <w:pPr>
+        <w:spacing w:line="336" w:lineRule="auto" w:after="180"/>
+        <w:shd w:fill="F1F6F8"/>
+      </w:pPr>
+      <w:r>
+        <w:rPr>
+          <w:b w:val="0"/>
+        </w:rPr>
+        <w:t xml:space="preserve">Teacher prompt: Point to each numbered stage and explain which recorded </w:t>
+      </w:r>
+      <w:r>
+        <w:rPr>
+          <w:b/>
+        </w:rPr>
+        <w:t>input</w:t>
+      </w:r>
+      <w:r>
+        <w:rPr>
+          <w:b w:val="0"/>
+        </w:rPr>
+        <w:t xml:space="preserve"> it uses. Ask learners to describe one label or arrow in ordinary words. Use the adjacent transcript if the image is difficult to see.</w:t>
+      </w:r>
+    </w:p>
+    <w:p>
+      <w:pPr>
+        <w:pStyle w:val="Heading3"/>
+      </w:pPr>
+      <w:r>
+        <w:t>03. Arguments matched in order</w:t>
+      </w:r>
+    </w:p>
+    <w:p>
+      <w:r>
+        <w:drawing>
+          <wp:inline xmlns:a="http://schemas.openxmlformats.org/drawingml/2006/main" xmlns:pic="http://schemas.openxmlformats.org/drawingml/2006/picture">
+            <wp:extent cx="5486400" cy="2834640"/>
+            <wp:docPr id="4" name="Picture 4" descr="Arguments matched in order. show_remaining(12, 4) | capacity 12; used 4 | 8. show_remaining(10, 7) | capacity 10; used 7 | 3"/>
+            <wp:cNvGraphicFramePr>
+              <a:graphicFrameLocks noChangeAspect="1"/>
+            </wp:cNvGraphicFramePr>
+            <a:graphic>
+              <a:graphicData uri="http://schemas.openxmlformats.org/drawingml/2006/picture">
+                <pic:pic>
+                  <pic:nvPicPr>
+                    <pic:cNvPr id="0" name="academy-story-ai-2-2-03.png"/>
+                    <pic:cNvPicPr/>
+                  </pic:nvPicPr>
+                  <pic:blipFill>
+                    <a:blip r:embed="rId12"/>
+                    <a:stretch>
+                      <a:fillRect/>
+                    </a:stretch>
+                  </pic:blipFill>
+                  <pic:spPr>
+                    <a:xfrm>
+                      <a:off x="0" y="0"/>
+                      <a:ext cx="5486400" cy="2834640"/>
+                    </a:xfrm>
+                    <a:prstGeom prst="rect"/>
+                  </pic:spPr>
+                </pic:pic>
+              </a:graphicData>
+            </a:graphic>
+          </wp:inline>
+        </w:drawing>
+      </w:r>
+    </w:p>
+    <w:p>
+      <w:pPr>
+        <w:spacing w:line="336" w:lineRule="auto" w:after="180"/>
+      </w:pPr>
+      <w:r>
+        <w:rPr>
+          <w:b/>
+        </w:rPr>
+        <w:t>Argument</w:t>
+      </w:r>
+      <w:r>
+        <w:rPr>
+          <w:b w:val="0"/>
+        </w:rPr>
+        <w:t>s matched in order. show_remaining(12, 4) | capacity 12; used 4 | 8. show_remaining(10, 7) | capacity 10; used 7 | 3</w:t>
+      </w:r>
+    </w:p>
+    <w:p>
+      <w:pPr>
+        <w:spacing w:line="336" w:lineRule="auto" w:after="180"/>
+        <w:shd w:fill="F5F1FB"/>
+      </w:pPr>
+      <w:r>
+        <w:rPr>
+          <w:b w:val="0"/>
+        </w:rPr>
+        <w:t>Read the labels and values. Explain the relationship the model shows.</w:t>
+      </w:r>
+    </w:p>
+    <w:p>
+      <w:pPr>
+        <w:pStyle w:val="Heading3"/>
+      </w:pPr>
+      <w:r>
+        <w:t>Discuss while showing the picture</w:t>
+      </w:r>
+    </w:p>
+    <w:p>
+      <w:pPr>
+        <w:spacing w:line="336" w:lineRule="auto" w:after="180"/>
+        <w:shd w:fill="F1F6F8"/>
+      </w:pPr>
+      <w:r>
+        <w:rPr>
+          <w:b w:val="0"/>
+        </w:rPr>
+        <w:t>Teacher prompt: Read the labels and values. Explain the relationship the model shows. Ask learners to describe one label or arrow in ordinary words. Use the adjacent transcript if the image is difficult to see.</w:t>
+      </w:r>
+    </w:p>
+    <w:p>
+      <w:pPr>
+        <w:pStyle w:val="Heading3"/>
+      </w:pPr>
+      <w:r>
+        <w:t>04. Change one thing. Trace what follows.</w:t>
+      </w:r>
+    </w:p>
+    <w:p>
+      <w:r>
+        <w:drawing>
+          <wp:inline xmlns:a="http://schemas.openxmlformats.org/drawingml/2006/main" xmlns:pic="http://schemas.openxmlformats.org/drawingml/2006/picture">
+            <wp:extent cx="5486400" cy="3026664"/>
+            <wp:docPr id="5" name="Picture 5" descr="Original case: needed receives 24; print(needed) displays 24. Changed condition: Call labels(4,0) instead. Expected result: The returned result is 0, and the caller prints 0. Reason: Four shelves times zero labels per shelf is zero."/>
+            <wp:cNvGraphicFramePr>
+              <a:graphicFrameLocks noChangeAspect="1"/>
+            </wp:cNvGraphicFramePr>
+            <a:graphic>
+              <a:graphicData uri="http://schemas.openxmlformats.org/drawingml/2006/picture">
+                <pic:pic>
+                  <pic:nvPicPr>
+                    <pic:cNvPr id="0" name="academy-story-ai-2-2-04.png"/>
+                    <pic:cNvPicPr/>
+                  </pic:nvPicPr>
+                  <pic:blipFill>
+                    <a:blip r:embed="rId13"/>
+                    <a:stretch>
+                      <a:fillRect/>
+                    </a:stretch>
+                  </pic:blipFill>
+                  <pic:spPr>
+                    <a:xfrm>
+                      <a:off x="0" y="0"/>
+                      <a:ext cx="5486400" cy="3026664"/>
+                    </a:xfrm>
+                    <a:prstGeom prst="rect"/>
+                  </pic:spPr>
+                </pic:pic>
+              </a:graphicData>
+            </a:graphic>
+          </wp:inline>
+        </w:drawing>
+      </w:r>
+    </w:p>
+    <w:p>
+      <w:pPr>
+        <w:spacing w:line="336" w:lineRule="auto" w:after="180"/>
+      </w:pPr>
+      <w:r>
+        <w:rPr>
+          <w:b w:val="0"/>
+        </w:rPr>
+        <w:t xml:space="preserve">Original case: needed receives 24; print(needed) displays 24. Changed condition: </w:t>
+      </w:r>
+      <w:r>
+        <w:rPr>
+          <w:b/>
+        </w:rPr>
+        <w:t>Call</w:t>
+      </w:r>
+      <w:r>
+        <w:rPr>
+          <w:b w:val="0"/>
+        </w:rPr>
+        <w:t xml:space="preserve"> labels(4,0) instead. Expected result: The returned result is 0, and the </w:t>
+      </w:r>
+      <w:r>
+        <w:rPr>
+          <w:b/>
+        </w:rPr>
+        <w:t>call</w:t>
+      </w:r>
+      <w:r>
+        <w:rPr>
+          <w:b w:val="0"/>
+        </w:rPr>
+        <w:t>er prints 0.</w:t>
+      </w:r>
+    </w:p>
+    <w:p>
+      <w:pPr>
+        <w:spacing w:line="336" w:lineRule="auto" w:after="180"/>
+      </w:pPr>
+      <w:r>
+        <w:rPr>
+          <w:b w:val="0"/>
+        </w:rPr>
+        <w:t>Reason: Four shelves times zero labels per shelf is zero.</w:t>
+      </w:r>
+    </w:p>
+    <w:p>
+      <w:pPr>
+        <w:spacing w:line="336" w:lineRule="auto" w:after="180"/>
+        <w:shd w:fill="F5F1FB"/>
+      </w:pPr>
+      <w:r>
+        <w:rPr>
+          <w:b w:val="0"/>
+        </w:rPr>
+        <w:t>Predict before checking the worked changed-case result. Name what changed and what the supplied facts allow you to conclude.</w:t>
+      </w:r>
+    </w:p>
+    <w:p>
+      <w:pPr>
+        <w:pStyle w:val="Heading3"/>
+      </w:pPr>
+      <w:r>
+        <w:t>Discuss while showing the picture</w:t>
+      </w:r>
+    </w:p>
+    <w:p>
+      <w:pPr>
+        <w:spacing w:line="336" w:lineRule="auto" w:after="180"/>
+        <w:shd w:fill="F1F6F8"/>
+      </w:pPr>
+      <w:r>
+        <w:rPr>
+          <w:b w:val="0"/>
+        </w:rPr>
+        <w:t>Teacher prompt: Predict before checking the worked changed-case result. Name what changed and what the supplied facts allow you to conclude. Ask learners to describe one label or arrow in ordinary words.</w:t>
+      </w:r>
+    </w:p>
+    <w:p>
+      <w:pPr>
+        <w:spacing w:line="336" w:lineRule="auto" w:after="180"/>
+        <w:shd w:fill="F1F6F8"/>
+      </w:pPr>
+      <w:r>
+        <w:rPr>
+          <w:b w:val="0"/>
+        </w:rPr>
+        <w:t>Use the adjacent transcript if the image is difficult to see. Changed-case reasoning: Four shelves times zero labels per shelf is zero.</w:t>
+      </w:r>
+    </w:p>
+    <w:p>
+      <w:pPr>
+        <w:pStyle w:val="Heading3"/>
+      </w:pPr>
+      <w:r>
+        <w:t>05. Connect the explanation to its limit</w:t>
+      </w:r>
+    </w:p>
+    <w:p>
+      <w:r>
+        <w:drawing>
+          <wp:inline xmlns:a="http://schemas.openxmlformats.org/drawingml/2006/main" xmlns:pic="http://schemas.openxmlformats.org/drawingml/2006/picture">
+            <wp:extent cx="5486400" cy="2834640"/>
+            <wp:docPr id="6" name="Picture 6" descr="A function separates one named job from the surrounding program. Arguments supply data for this call; return supplies its result. A print statement in the caller is a different action. Clear parameter names help detect swapping or misusing inputs without assuming every function prints automatically. Limit: This function assumes compatible numeric inputs; it does not reject negative shelves or verify real shelf contents."/>
+            <wp:cNvGraphicFramePr>
+              <a:graphicFrameLocks noChangeAspect="1"/>
+            </wp:cNvGraphicFramePr>
+            <a:graphic>
+              <a:graphicData uri="http://schemas.openxmlformats.org/drawingml/2006/picture">
+                <pic:pic>
+                  <pic:nvPicPr>
+                    <pic:cNvPr id="0" name="academy-story-ai-2-2-05.png"/>
+                    <pic:cNvPicPr/>
+                  </pic:nvPicPr>
+                  <pic:blipFill>
+                    <a:blip r:embed="rId14"/>
+                    <a:stretch>
+                      <a:fillRect/>
+                    </a:stretch>
+                  </pic:blipFill>
+                  <pic:spPr>
+                    <a:xfrm>
+                      <a:off x="0" y="0"/>
+                      <a:ext cx="5486400" cy="2834640"/>
+                    </a:xfrm>
+                    <a:prstGeom prst="rect"/>
+                  </pic:spPr>
+                </pic:pic>
+              </a:graphicData>
+            </a:graphic>
+          </wp:inline>
+        </w:drawing>
+      </w:r>
+    </w:p>
+    <w:p>
+      <w:pPr>
+        <w:spacing w:line="336" w:lineRule="auto" w:after="180"/>
+      </w:pPr>
+      <w:r>
+        <w:rPr>
+          <w:b w:val="0"/>
+        </w:rPr>
+        <w:t xml:space="preserve">A </w:t>
+      </w:r>
+      <w:r>
+        <w:rPr>
+          <w:b/>
+        </w:rPr>
+        <w:t>function</w:t>
+      </w:r>
+      <w:r>
+        <w:rPr>
+          <w:b w:val="0"/>
+        </w:rPr>
+        <w:t xml:space="preserve"> separates one named job from the surrounding program. </w:t>
+      </w:r>
+      <w:r>
+        <w:rPr>
+          <w:b/>
+        </w:rPr>
+        <w:t>Argument</w:t>
+      </w:r>
+      <w:r>
+        <w:rPr>
+          <w:b w:val="0"/>
+        </w:rPr>
+        <w:t xml:space="preserve">s supply data for this </w:t>
+      </w:r>
+      <w:r>
+        <w:rPr>
+          <w:b/>
+        </w:rPr>
+        <w:t>call</w:t>
+      </w:r>
+      <w:r>
+        <w:rPr>
+          <w:b w:val="0"/>
+        </w:rPr>
+        <w:t xml:space="preserve">; return supplies its result. A print statement in the </w:t>
+      </w:r>
+      <w:r>
+        <w:rPr>
+          <w:b/>
+        </w:rPr>
+        <w:t>call</w:t>
+      </w:r>
+      <w:r>
+        <w:rPr>
+          <w:b w:val="0"/>
+        </w:rPr>
+        <w:t>er is a different action.</w:t>
+      </w:r>
+    </w:p>
+    <w:p>
+      <w:pPr>
+        <w:spacing w:line="336" w:lineRule="auto" w:after="180"/>
+      </w:pPr>
+      <w:r>
+        <w:rPr>
+          <w:b w:val="0"/>
+        </w:rPr>
+        <w:t xml:space="preserve">Clear </w:t>
+      </w:r>
+      <w:r>
+        <w:rPr>
+          <w:b/>
+        </w:rPr>
+        <w:t>parameter</w:t>
+      </w:r>
+      <w:r>
+        <w:rPr>
+          <w:b w:val="0"/>
+        </w:rPr>
+        <w:t xml:space="preserve"> names help detect swapping or misusing </w:t>
+      </w:r>
+      <w:r>
+        <w:rPr>
+          <w:b/>
+        </w:rPr>
+        <w:t>input</w:t>
+      </w:r>
+      <w:r>
+        <w:rPr>
+          <w:b w:val="0"/>
+        </w:rPr>
+        <w:t xml:space="preserve">s without assuming every </w:t>
+      </w:r>
+      <w:r>
+        <w:rPr>
+          <w:b/>
+        </w:rPr>
+        <w:t>function</w:t>
+      </w:r>
+      <w:r>
+        <w:rPr>
+          <w:b w:val="0"/>
+        </w:rPr>
+        <w:t xml:space="preserve"> prints automati</w:t>
+      </w:r>
+      <w:r>
+        <w:rPr>
+          <w:b/>
+        </w:rPr>
+        <w:t>call</w:t>
+      </w:r>
+      <w:r>
+        <w:rPr>
+          <w:b w:val="0"/>
+        </w:rPr>
+        <w:t>y.</w:t>
+      </w:r>
+    </w:p>
+    <w:p>
+      <w:pPr>
+        <w:spacing w:line="336" w:lineRule="auto" w:after="180"/>
+      </w:pPr>
+      <w:r>
+        <w:rPr>
+          <w:b w:val="0"/>
+        </w:rPr>
+        <w:t xml:space="preserve">Limit: This </w:t>
+      </w:r>
+      <w:r>
+        <w:rPr>
+          <w:b/>
+        </w:rPr>
+        <w:t>function</w:t>
+      </w:r>
+      <w:r>
+        <w:rPr>
+          <w:b w:val="0"/>
+        </w:rPr>
+        <w:t xml:space="preserve"> assumes compatible numeric </w:t>
+      </w:r>
+      <w:r>
+        <w:rPr>
+          <w:b/>
+        </w:rPr>
+        <w:t>input</w:t>
+      </w:r>
+      <w:r>
+        <w:rPr>
+          <w:b w:val="0"/>
+        </w:rPr>
+        <w:t>s; it does not reject negative shelves or verify real shelf contents.</w:t>
+      </w:r>
+    </w:p>
+    <w:p>
+      <w:pPr>
+        <w:spacing w:line="336" w:lineRule="auto" w:after="180"/>
+        <w:shd w:fill="F5F1FB"/>
+      </w:pPr>
+      <w:r>
+        <w:rPr>
+          <w:b w:val="0"/>
+        </w:rPr>
+        <w:t>Explain the case, then point to a limit on the claim.</w:t>
+      </w:r>
+    </w:p>
+    <w:p>
+      <w:pPr>
+        <w:pStyle w:val="Heading3"/>
+      </w:pPr>
+      <w:r>
+        <w:t>Discuss while showing the picture</w:t>
+      </w:r>
+    </w:p>
+    <w:p>
+      <w:pPr>
+        <w:spacing w:line="336" w:lineRule="auto" w:after="180"/>
+        <w:shd w:fill="F1F6F8"/>
+      </w:pPr>
+      <w:r>
+        <w:rPr>
+          <w:b w:val="0"/>
+        </w:rPr>
+        <w:t>Teacher prompt: Explain the case, then point to a limit on the claim. Ask learners to describe one label or arrow in ordinary words. Use the adjacent transcript if the image is difficult to see.</w:t>
+      </w:r>
+    </w:p>
+    <w:p>
+      <w:pPr>
+        <w:spacing w:line="336" w:lineRule="auto" w:after="180"/>
+        <w:shd w:fill="F1F6F8"/>
+      </w:pPr>
+      <w:r>
+        <w:rPr>
+          <w:b w:val="0"/>
+        </w:rPr>
+        <w:t xml:space="preserve">Keep the stated scope: This </w:t>
+      </w:r>
+      <w:r>
+        <w:rPr>
+          <w:b/>
+        </w:rPr>
+        <w:t>function</w:t>
+      </w:r>
+      <w:r>
+        <w:rPr>
+          <w:b w:val="0"/>
+        </w:rPr>
+        <w:t xml:space="preserve"> assumes compatible numeric </w:t>
+      </w:r>
+      <w:r>
+        <w:rPr>
+          <w:b/>
+        </w:rPr>
+        <w:t>input</w:t>
+      </w:r>
+      <w:r>
+        <w:rPr>
+          <w:b w:val="0"/>
+        </w:rPr>
+        <w:t>s; it does not reject negative shelves or verify real shelf contents.</w:t>
+      </w:r>
+    </w:p>
+    <w:p>
+      <w:pPr>
+        <w:pStyle w:val="Heading3"/>
+      </w:pPr>
+      <w:r>
+        <w:t>06. Make the idea visible in your project</w:t>
+      </w:r>
+    </w:p>
+    <w:p>
+      <w:r>
+        <w:drawing>
+          <wp:inline xmlns:a="http://schemas.openxmlformats.org/drawingml/2006/main" xmlns:pic="http://schemas.openxmlformats.org/drawingml/2006/picture">
+            <wp:extent cx="5486400" cy="3380232"/>
+            <wp:docPr id="7" name="Picture 7" descr="Give the recommender separate validation, eligibility and scoring functions whose inputs and results can be tested independently. Draw your input, deciding step, result and limit. Supported question: What happens visibly if the caller stores needed but omits print(needed)?"/>
+            <wp:cNvGraphicFramePr>
+              <a:graphicFrameLocks noChangeAspect="1"/>
+            </wp:cNvGraphicFramePr>
+            <a:graphic>
+              <a:graphicData uri="http://schemas.openxmlformats.org/drawingml/2006/picture">
+                <pic:pic>
+                  <pic:nvPicPr>
+                    <pic:cNvPr id="0" name="academy-story-ai-2-2-06.png"/>
+                    <pic:cNvPicPr/>
+                  </pic:nvPicPr>
+                  <pic:blipFill>
+                    <a:blip r:embed="rId15"/>
+                    <a:stretch>
+                      <a:fillRect/>
+                    </a:stretch>
+                  </pic:blipFill>
+                  <pic:spPr>
+                    <a:xfrm>
+                      <a:off x="0" y="0"/>
+                      <a:ext cx="5486400" cy="3380232"/>
+                    </a:xfrm>
+                    <a:prstGeom prst="rect"/>
+                  </pic:spPr>
+                </pic:pic>
+              </a:graphicData>
+            </a:graphic>
+          </wp:inline>
+        </w:drawing>
+      </w:r>
+    </w:p>
+    <w:p>
+      <w:pPr>
+        <w:spacing w:line="336" w:lineRule="auto" w:after="180"/>
+      </w:pPr>
+      <w:r>
+        <w:rPr>
+          <w:b w:val="0"/>
+        </w:rPr>
+        <w:t xml:space="preserve">Give the recommender separate validation, eligibility and scoring </w:t>
+      </w:r>
+      <w:r>
+        <w:rPr>
+          <w:b/>
+        </w:rPr>
+        <w:t>function</w:t>
+      </w:r>
+      <w:r>
+        <w:rPr>
+          <w:b w:val="0"/>
+        </w:rPr>
+        <w:t xml:space="preserve">s whose </w:t>
+      </w:r>
+      <w:r>
+        <w:rPr>
+          <w:b/>
+        </w:rPr>
+        <w:t>input</w:t>
+      </w:r>
+      <w:r>
+        <w:rPr>
+          <w:b w:val="0"/>
+        </w:rPr>
+        <w:t xml:space="preserve">s and results can be tested independently. Draw your </w:t>
+      </w:r>
+      <w:r>
+        <w:rPr>
+          <w:b/>
+        </w:rPr>
+        <w:t>input</w:t>
+      </w:r>
+      <w:r>
+        <w:rPr>
+          <w:b w:val="0"/>
+        </w:rPr>
+        <w:t>, deciding step, result and limit.</w:t>
+      </w:r>
+    </w:p>
+    <w:p>
+      <w:pPr>
+        <w:spacing w:line="336" w:lineRule="auto" w:after="180"/>
+      </w:pPr>
+      <w:r>
+        <w:rPr>
+          <w:b w:val="0"/>
+        </w:rPr>
+        <w:t xml:space="preserve">Supported question: What happens visibly if the </w:t>
+      </w:r>
+      <w:r>
+        <w:rPr>
+          <w:b/>
+        </w:rPr>
+        <w:t>call</w:t>
+      </w:r>
+      <w:r>
+        <w:rPr>
+          <w:b w:val="0"/>
+        </w:rPr>
+        <w:t>er stores needed but omits print(needed)?</w:t>
+      </w:r>
+    </w:p>
+    <w:p>
+      <w:pPr>
+        <w:spacing w:line="336" w:lineRule="auto" w:after="180"/>
+        <w:shd w:fill="F5F1FB"/>
+      </w:pPr>
+      <w:r>
+        <w:rPr>
+          <w:b w:val="0"/>
+        </w:rPr>
+        <w:t xml:space="preserve">Draw your project trace and justify the deciding step using </w:t>
+      </w:r>
+      <w:r>
+        <w:rPr>
+          <w:b/>
+        </w:rPr>
+        <w:t>evidence</w:t>
+      </w:r>
+      <w:r>
+        <w:rPr>
+          <w:b w:val="0"/>
+        </w:rPr>
+        <w:t>.</w:t>
+      </w:r>
+    </w:p>
+    <w:p>
+      <w:pPr>
+        <w:pStyle w:val="Heading3"/>
+      </w:pPr>
+      <w:r>
+        <w:t>Discuss while showing the picture</w:t>
+      </w:r>
+    </w:p>
+    <w:p>
+      <w:pPr>
+        <w:spacing w:line="336" w:lineRule="auto" w:after="180"/>
+        <w:shd w:fill="F1F6F8"/>
+      </w:pPr>
+      <w:r>
+        <w:rPr>
+          <w:b w:val="0"/>
+        </w:rPr>
+        <w:t xml:space="preserve">Teacher prompt: Draw your project trace and justify the deciding step using </w:t>
+      </w:r>
+      <w:r>
+        <w:rPr>
+          <w:b/>
+        </w:rPr>
+        <w:t>evidence</w:t>
+      </w:r>
+      <w:r>
+        <w:rPr>
+          <w:b w:val="0"/>
+        </w:rPr>
+        <w:t>. Ask learners to describe one label or arrow in ordinary words. Use the adjacent transcript if the image is difficult to see.</w:t>
+      </w:r>
+    </w:p>
+    <w:p>
+      <w:pPr>
+        <w:spacing w:line="336" w:lineRule="auto" w:after="180"/>
+        <w:shd w:fill="F1F6F8"/>
+      </w:pPr>
+      <w:r>
+        <w:rPr>
+          <w:b w:val="0"/>
+        </w:rPr>
+        <w:t>Supported practice key: The calculation returns 24 and needed stores it, but the shown program displays nothing because no print runs.</w:t>
       </w:r>
     </w:p>
     <w:sectPr>

--- a/downloads/teacher/ai-2-week-02.docx
+++ b/downloads/teacher/ai-2-week-02.docx
@@ -167,7 +167,7 @@
           </w:tcPr>
           <w:p>
             <w:r>
-              <w:t>Sections 1–6; record the brief recall in the workbook.</w:t>
+              <w:t>Use Your mission, Notice the evidence, See how it works, Compare the cases, Words that unlock the idea and Follow a worked example; record the brief recall in the workbook.</w:t>
             </w:r>
           </w:p>
         </w:tc>
@@ -199,7 +199,7 @@
           </w:tcPr>
           <w:p>
             <w:r>
-              <w:t>Sections 7–10; use the matching workbook W2 and misconception check.</w:t>
+              <w:t>Use Find and repair a mistake, Practise together, Run the investigation and Build your understanding; use the matching workbook W2 and misconception check.</w:t>
             </w:r>
           </w:p>
         </w:tc>
@@ -231,7 +231,7 @@
           </w:tcPr>
           <w:p>
             <w:r>
-              <w:t>Sections 9 and 11–14. Give extra time to finish the full task set; use Section 15 when the week includes a coding lab.</w:t>
+              <w:t>Use Run the investigation, Connect your project, Show what you know, Study a complete case and Try a new case independently. Allow extra time for the full task set. Use a coding lab only when this week actually provides one; Your lesson route is the planning section.</w:t>
             </w:r>
           </w:p>
         </w:tc>
@@ -6303,7 +6303,7 @@
           </w:tcPr>
           <w:p>
             <w:r>
-              <w:t>Sections 1–6; record the brief recall in the workbook.</w:t>
+              <w:t>Use Your mission, Notice the evidence, See how it works, Compare the cases, Words that unlock the idea and Follow a worked example; record the brief recall in the workbook.</w:t>
             </w:r>
           </w:p>
         </w:tc>
@@ -6335,7 +6335,7 @@
           </w:tcPr>
           <w:p>
             <w:r>
-              <w:t>Sections 7–10; use the matching workbook W2 and misconception check.</w:t>
+              <w:t>Use Find and repair a mistake, Practise together, Run the investigation and Build your understanding; use the matching workbook W2 and misconception check.</w:t>
             </w:r>
           </w:p>
         </w:tc>
@@ -6367,7 +6367,7 @@
           </w:tcPr>
           <w:p>
             <w:r>
-              <w:t>Sections 9 and 11–14. Give extra time to finish the full task set; use Section 15 when the week includes a coding lab.</w:t>
+              <w:t>Use Run the investigation, Connect your project, Show what you know, Study a complete case and Try a new case independently. Allow extra time for the full task set. Use a coding lab only when this week actually provides one; Your lesson route is the planning section.</w:t>
             </w:r>
           </w:p>
         </w:tc>

--- a/downloads/teacher/ai-2-week-02.docx
+++ b/downloads/teacher/ai-2-week-02.docx
@@ -25,20 +25,38 @@
         <w:pStyle w:val="Heading1"/>
       </w:pPr>
       <w:r>
-        <w:t>01. Decompose a Goal</w:t>
-      </w:r>
-    </w:p>
-    <w:p>
-      <w:r>
-        <w:t>Prepare Decompose a Goal: check the target, prerequisites, resources and adaptable teaching schedule.</w:t>
-      </w:r>
-    </w:p>
-    <w:p>
-      <w:pPr>
-        <w:pStyle w:val="Heading3"/>
-      </w:pPr>
-      <w:r>
-        <w:t>Teach the learning cycle</w:t>
+        <w:t>Teach reusable functions through distinct calls.</w:t>
+      </w:r>
+    </w:p>
+    <w:p>
+      <w:r>
+        <w:t>Provide full definitions, model positional binding and separate the printing task from the return-value preview.</w:t>
+      </w:r>
+    </w:p>
+    <w:p>
+      <w:r>
+        <w:t>Look for executed bodies, correct parameters and a limited input contract.</w:t>
+      </w:r>
+    </w:p>
+    <w:p>
+      <w:pPr>
+        <w:pStyle w:val="Heading1"/>
+      </w:pPr>
+      <w:r>
+        <w:t>01. Prepare this connected week</w:t>
+      </w:r>
+    </w:p>
+    <w:p>
+      <w:r>
+        <w:t>Use one main plan and keep practice separate from the independent first attempt.</w:t>
+      </w:r>
+    </w:p>
+    <w:p>
+      <w:pPr>
+        <w:pStyle w:val="Heading2"/>
+      </w:pPr>
+      <w:r>
+        <w:t>Learning goal and precision</w:t>
       </w:r>
     </w:p>
     <w:p>
@@ -92,6 +110,227 @@
           <w:b/>
         </w:rPr>
         <w:t>call</w:t>
+      </w:r>
+    </w:p>
+    <w:p>
+      <w:pPr>
+        <w:spacing w:line="336" w:lineRule="auto" w:after="180"/>
+      </w:pPr>
+      <w:r>
+        <w:rPr>
+          <w:b w:val="0"/>
+        </w:rPr>
+        <w:t xml:space="preserve">Teach </w:t>
+      </w:r>
+      <w:r>
+        <w:rPr>
+          <w:b/>
+        </w:rPr>
+        <w:t>definition</w:t>
+      </w:r>
+      <w:r>
+        <w:rPr>
+          <w:b w:val="0"/>
+        </w:rPr>
+        <w:t xml:space="preserve">, </w:t>
+      </w:r>
+      <w:r>
+        <w:rPr>
+          <w:b/>
+        </w:rPr>
+        <w:t>call</w:t>
+      </w:r>
+      <w:r>
+        <w:rPr>
+          <w:b w:val="0"/>
+        </w:rPr>
+        <w:t xml:space="preserve">, </w:t>
+      </w:r>
+      <w:r>
+        <w:rPr>
+          <w:b/>
+        </w:rPr>
+        <w:t>parameter</w:t>
+      </w:r>
+      <w:r>
+        <w:rPr>
+          <w:b w:val="0"/>
+        </w:rPr>
+        <w:t xml:space="preserve"> and positional </w:t>
+      </w:r>
+      <w:r>
+        <w:rPr>
+          <w:b/>
+        </w:rPr>
+        <w:t>argument</w:t>
+      </w:r>
+      <w:r>
+        <w:rPr>
+          <w:b w:val="0"/>
+        </w:rPr>
+        <w:t xml:space="preserve"> as distinct ideas. Keep </w:t>
+      </w:r>
+      <w:r>
+        <w:rPr>
+          <w:b/>
+        </w:rPr>
+        <w:t>input</w:t>
+      </w:r>
+      <w:r>
+        <w:rPr>
+          <w:b w:val="0"/>
+        </w:rPr>
+        <w:t xml:space="preserve">s scalar and avoid mutable-list aliasing in this first </w:t>
+      </w:r>
+      <w:r>
+        <w:rPr>
+          <w:b/>
+        </w:rPr>
+        <w:t>function</w:t>
+      </w:r>
+      <w:r>
+        <w:rPr>
+          <w:b w:val="0"/>
+        </w:rPr>
+        <w:t xml:space="preserve"> lesson.</w:t>
+      </w:r>
+    </w:p>
+    <w:p>
+      <w:pPr>
+        <w:spacing w:line="336" w:lineRule="auto" w:after="180"/>
+      </w:pPr>
+      <w:r>
+        <w:rPr>
+          <w:b w:val="0"/>
+        </w:rPr>
+        <w:t>Reference: https://docs.python.org/3/tutorial/controlflow.html#defining-</w:t>
+      </w:r>
+      <w:r>
+        <w:rPr>
+          <w:b/>
+        </w:rPr>
+        <w:t>function</w:t>
+      </w:r>
+      <w:r>
+        <w:rPr>
+          <w:b w:val="0"/>
+        </w:rPr>
+        <w:t xml:space="preserve">s. These </w:t>
+      </w:r>
+      <w:r>
+        <w:rPr>
+          <w:b/>
+        </w:rPr>
+        <w:t>function</w:t>
+      </w:r>
+      <w:r>
+        <w:rPr>
+          <w:b w:val="0"/>
+        </w:rPr>
+        <w:t>s print results; reusable return values and local state are taught in Week 9.</w:t>
+      </w:r>
+    </w:p>
+    <w:p>
+      <w:pPr>
+        <w:spacing w:line="336" w:lineRule="auto" w:after="180"/>
+      </w:pPr>
+      <w:r>
+        <w:rPr>
+          <w:b w:val="0"/>
+        </w:rPr>
+        <w:t xml:space="preserve">By the end, I can </w:t>
+      </w:r>
+      <w:r>
+        <w:rPr>
+          <w:b/>
+        </w:rPr>
+        <w:t>decompose</w:t>
+      </w:r>
+      <w:r>
+        <w:rPr>
+          <w:b w:val="0"/>
+        </w:rPr>
+        <w:t xml:space="preserve"> a calculation into a </w:t>
+      </w:r>
+      <w:r>
+        <w:rPr>
+          <w:b/>
+        </w:rPr>
+        <w:t>function</w:t>
+      </w:r>
+      <w:r>
+        <w:rPr>
+          <w:b w:val="0"/>
+        </w:rPr>
+        <w:t xml:space="preserve"> with explicit </w:t>
+      </w:r>
+      <w:r>
+        <w:rPr>
+          <w:b/>
+        </w:rPr>
+        <w:t>argument</w:t>
+      </w:r>
+      <w:r>
+        <w:rPr>
+          <w:b w:val="0"/>
+        </w:rPr>
+        <w:t>s and a returned result.</w:t>
+      </w:r>
+    </w:p>
+    <w:p>
+      <w:pPr>
+        <w:pStyle w:val="Heading2"/>
+      </w:pPr>
+      <w:r>
+        <w:t>What to prepare</w:t>
+      </w:r>
+    </w:p>
+    <w:p>
+      <w:pPr>
+        <w:pStyle w:val="ListBullet"/>
+      </w:pPr>
+      <w:r>
+        <w:t>Use the supplied scenario, student illustrations and blank paper. For numeric work, offer counters or a calculator after learners show the setup. Fictional records are supplied; personal data and paid accounts are unnecessary.</w:t>
+      </w:r>
+    </w:p>
+    <w:p>
+      <w:pPr>
+        <w:pStyle w:val="ListBullet"/>
+      </w:pPr>
+      <w:r>
+        <w:t>Case exposure check: this source example appears in ai-2/2, python-bridge/8. Reuse a familiar case for recall or modelling; verify that the case used to assess transfer has not already received feedback.</w:t>
+      </w:r>
+    </w:p>
+    <w:p>
+      <w:pPr>
+        <w:pStyle w:val="ListBullet"/>
+      </w:pPr>
+      <w:r>
+        <w:t>Python 3 editor and functions.py</w:t>
+      </w:r>
+    </w:p>
+    <w:p>
+      <w:pPr>
+        <w:pStyle w:val="ListBullet"/>
+      </w:pPr>
+      <w:r>
+        <w:t>Parameter cards labelled capacity and used</w:t>
+      </w:r>
+    </w:p>
+    <w:p>
+      <w:pPr>
+        <w:pStyle w:val="ListBullet"/>
+      </w:pPr>
+      <w:r>
+        <w:t>Call cards and a table for expected and observed output</w:t>
+      </w:r>
+    </w:p>
+    <w:p>
+      <w:pPr>
+        <w:pStyle w:val="Heading2"/>
+      </w:pPr>
+      <w:r>
+        <w:t>Main teaching plan</w:t>
       </w:r>
     </w:p>
     <w:tbl>
@@ -273,25 +512,85 @@
     </w:p>
     <w:p>
       <w:pPr>
+        <w:pStyle w:val="Heading2"/>
+      </w:pPr>
+      <w:r>
+        <w:t>Opening retrieval and readiness</w:t>
+      </w:r>
+    </w:p>
+    <w:p>
+      <w:pPr>
         <w:spacing w:line="336" w:lineRule="auto" w:after="180"/>
       </w:pPr>
       <w:r>
         <w:rPr>
           <w:b w:val="0"/>
         </w:rPr>
-        <w:t>Case exposure check: this source example appears in ai-2/2, python-bridge/8. Reuse a familiar case for re</w:t>
+        <w:t>Without opening the old lesson, explain one key idea from Precision in Algorithms. Give an example and a mistake that the idea helps you avoid.</w:t>
+      </w:r>
+    </w:p>
+    <w:p>
+      <w:pPr>
+        <w:spacing w:line="336" w:lineRule="auto" w:after="180"/>
+      </w:pPr>
+      <w:r>
+        <w:rPr>
+          <w:b w:val="0"/>
+        </w:rPr>
+        <w:t>Look for: Translate a short paper calculation into a Python script</w:t>
+      </w:r>
+    </w:p>
+    <w:p>
+      <w:pPr>
+        <w:spacing w:line="336" w:lineRule="auto" w:after="180"/>
+      </w:pPr>
+      <w:r>
+        <w:rPr>
+          <w:b w:val="0"/>
+        </w:rPr>
+        <w:t>Reference example, not the only acceptable wording: packs = 4; per_pack = 6; total = packs * per_pack; print(total), each on its own line. The first two bind quantities, the third computes 24 and the fourth displays 24.</w:t>
+      </w:r>
+    </w:p>
+    <w:p>
+      <w:pPr>
+        <w:spacing w:line="336" w:lineRule="auto" w:after="180"/>
+      </w:pPr>
+      <w:r>
+        <w:rPr>
+          <w:b w:val="0"/>
+        </w:rPr>
+        <w:t xml:space="preserve">Assignment alone produces no displayed </w:t>
       </w:r>
       <w:r>
         <w:rPr>
           <w:b/>
         </w:rPr>
-        <w:t>call</w:t>
-      </w:r>
-      <w:r>
-        <w:rPr>
-          <w:b w:val="0"/>
-        </w:rPr>
-        <w:t xml:space="preserve"> or modelling; verify that the case used to assess transfer has not already received feedback.</w:t>
+        <w:t>output</w:t>
+      </w:r>
+      <w:r>
+        <w:rPr>
+          <w:b w:val="0"/>
+        </w:rPr>
+        <w:t xml:space="preserve"> in this script.</w:t>
+      </w:r>
+    </w:p>
+    <w:p>
+      <w:pPr>
+        <w:spacing w:line="336" w:lineRule="auto" w:after="180"/>
+      </w:pPr>
+      <w:r>
+        <w:rPr>
+          <w:b w:val="0"/>
+        </w:rPr>
+        <w:t>8. Subtraction is ordered: reversing these values would produce -8.</w:t>
+      </w:r>
+    </w:p>
+    <w:p>
+      <w:pPr>
+        <w:pStyle w:val="Heading2"/>
+      </w:pPr>
+      <w:r>
+        <w:t>Earlier wording, alternatives and picture transcripts · reference / check after trying</w:t>
       </w:r>
     </w:p>
     <w:p>
@@ -299,6 +598,14 @@
         <w:pStyle w:val="Heading3"/>
       </w:pPr>
       <w:r>
+        <w:t>Teach the learning cycle</w:t>
+      </w:r>
+    </w:p>
+    <w:p>
+      <w:pPr>
+        <w:pStyle w:val="Heading3"/>
+      </w:pPr>
+      <w:r>
         <w:t>Retrieval answer guidance</w:t>
       </w:r>
     </w:p>
@@ -308,62 +615,6 @@
       </w:pPr>
       <w:r>
         <w:t>Precision in Algorithms</w:t>
-      </w:r>
-    </w:p>
-    <w:p>
-      <w:pPr>
-        <w:spacing w:line="336" w:lineRule="auto" w:after="180"/>
-      </w:pPr>
-      <w:r>
-        <w:rPr>
-          <w:b w:val="0"/>
-        </w:rPr>
-        <w:t>Without opening the old lesson, explain one key idea from Precision in Algorithms. Give an example and a mistake that the idea helps you avoid.</w:t>
-      </w:r>
-    </w:p>
-    <w:p>
-      <w:pPr>
-        <w:spacing w:line="336" w:lineRule="auto" w:after="180"/>
-      </w:pPr>
-      <w:r>
-        <w:rPr>
-          <w:b w:val="0"/>
-        </w:rPr>
-        <w:t>Look for: Translate a short paper calculation into a Python script</w:t>
-      </w:r>
-    </w:p>
-    <w:p>
-      <w:pPr>
-        <w:spacing w:line="336" w:lineRule="auto" w:after="180"/>
-      </w:pPr>
-      <w:r>
-        <w:rPr>
-          <w:b w:val="0"/>
-        </w:rPr>
-        <w:t>Reference example, not the only acceptable wording: packs = 4; per_pack = 6; total = packs * per_pack; print(total), each on its own line. The first two bind quantities, the third computes 24 and the fourth displays 24.</w:t>
-      </w:r>
-    </w:p>
-    <w:p>
-      <w:pPr>
-        <w:spacing w:line="336" w:lineRule="auto" w:after="180"/>
-      </w:pPr>
-      <w:r>
-        <w:rPr>
-          <w:b w:val="0"/>
-        </w:rPr>
-        <w:t xml:space="preserve">Assignment alone produces no displayed </w:t>
-      </w:r>
-      <w:r>
-        <w:rPr>
-          <w:b/>
-        </w:rPr>
-        <w:t>output</w:t>
-      </w:r>
-      <w:r>
-        <w:rPr>
-          <w:b w:val="0"/>
-        </w:rPr>
-        <w:t xml:space="preserve"> in this script.</w:t>
       </w:r>
     </w:p>
     <w:p>
@@ -566,6 +817,11 @@
       </w:r>
     </w:p>
     <w:p>
+      <w:r>
+        <w:t>This compact option is not the full-week schedule. Use the main teaching cycle and allow extra sessions for the investigation, independent work and project.</w:t>
+      </w:r>
+    </w:p>
+    <w:p>
       <w:pPr>
         <w:spacing w:line="336" w:lineRule="auto" w:after="180"/>
       </w:pPr>
@@ -573,7 +829,19 @@
         <w:rPr>
           <w:b w:val="0"/>
         </w:rPr>
-        <w:t>Use the supplied scenario, student illustrations and blank paper. For numeric work, offer counters or a calculator after learners show the setup. Fictional records are supplied; personal data and paid accounts are unnecessary.</w:t>
+        <w:t>Allow 80 minutes: re</w:t>
+      </w:r>
+      <w:r>
+        <w:rPr>
+          <w:b/>
+        </w:rPr>
+        <w:t>call</w:t>
+      </w:r>
+      <w:r>
+        <w:rPr>
+          <w:b w:val="0"/>
+        </w:rPr>
+        <w:t xml:space="preserve"> 8; explanation 12; worked demonstration 15; guided practice 20; independent assessment 15; project and reflection 10. Extend the lab into a second session when needed.</w:t>
       </w:r>
     </w:p>
     <w:p>
@@ -581,36 +849,502 @@
         <w:pStyle w:val="Heading3"/>
       </w:pPr>
       <w:r>
-        <w:t>Alternative compact allocation</w:t>
-      </w:r>
-    </w:p>
-    <w:p>
-      <w:r>
-        <w:t>This compact option is not the full-week schedule. Use the main teaching cycle and allow extra sessions for the investigation, independent work and project.</w:t>
+        <w:t>Preparation for the connected explanation</w:t>
+      </w:r>
+    </w:p>
+    <w:p>
+      <w:pPr>
+        <w:pStyle w:val="Heading3"/>
+      </w:pPr>
+      <w:r>
+        <w:t>Readiness answer</w:t>
+      </w:r>
+    </w:p>
+    <w:p>
+      <w:pPr>
+        <w:pStyle w:val="Heading3"/>
+      </w:pPr>
+      <w:r>
+        <w:t>End goal for the pictorial case</w:t>
       </w:r>
     </w:p>
     <w:p>
       <w:pPr>
         <w:spacing w:line="336" w:lineRule="auto" w:after="180"/>
-        <w:shd w:fill="F1F6F8"/>
-      </w:pPr>
-      <w:r>
-        <w:rPr>
-          <w:b w:val="0"/>
-        </w:rPr>
-        <w:t>Allow 80 minutes: re</w:t>
+      </w:pPr>
+      <w:r>
+        <w:rPr>
+          <w:b w:val="0"/>
+        </w:rPr>
+        <w:t>This added worked case illustrates the week’s main idea. Retain all original and connected topics; schedule its practice within the teaching cycle.</w:t>
+      </w:r>
+    </w:p>
+    <w:p>
+      <w:pPr>
+        <w:pStyle w:val="Heading1"/>
+      </w:pPr>
+      <w:r>
+        <w:t>02. Teach definitions, positional calls and explicit interfaces</w:t>
+      </w:r>
+    </w:p>
+    <w:p>
+      <w:r>
+        <w:t>Keep the printing cupboard task distinct from the optional returned-label preview.</w:t>
+      </w:r>
+    </w:p>
+    <w:p>
+      <w:pPr>
+        <w:pStyle w:val="Heading2"/>
+      </w:pPr>
+      <w:r>
+        <w:t>State the cupboard job and input assumptions</w:t>
+      </w:r>
+    </w:p>
+    <w:p>
+      <w:pPr>
+        <w:spacing w:line="336" w:lineRule="auto" w:after="180"/>
+      </w:pPr>
+      <w:r>
+        <w:rPr>
+          <w:b w:val="0"/>
+        </w:rPr>
+        <w:t>A fictional supply cupboard records capacity and the number of occupied spaces. The remaining-space calculation is capacity minus used.</w:t>
+      </w:r>
+    </w:p>
+    <w:p>
+      <w:pPr>
+        <w:spacing w:line="336" w:lineRule="auto" w:after="180"/>
+      </w:pPr>
+      <w:r>
+        <w:rPr>
+          <w:b w:val="0"/>
+        </w:rPr>
+        <w:t xml:space="preserve">Instead of copying the same instructions for every cupboard, define one </w:t>
       </w:r>
       <w:r>
         <w:rPr>
           <w:b/>
         </w:rPr>
+        <w:t>function</w:t>
+      </w:r>
+      <w:r>
+        <w:rPr>
+          <w:b w:val="0"/>
+        </w:rPr>
+        <w:t xml:space="preserve"> and </w:t>
+      </w:r>
+      <w:r>
+        <w:rPr>
+          <w:b/>
+        </w:rPr>
         <w:t>call</w:t>
       </w:r>
       <w:r>
         <w:rPr>
           <w:b w:val="0"/>
         </w:rPr>
-        <w:t xml:space="preserve"> 8; explanation 12; worked demonstration 15; guided practice 20; independent assessment 15; project and reflection 10. Extend the lab into a second session when needed.</w:t>
+        <w:t xml:space="preserve"> it with different values. A </w:t>
+      </w:r>
+      <w:r>
+        <w:rPr>
+          <w:b/>
+        </w:rPr>
+        <w:t>function</w:t>
+      </w:r>
+      <w:r>
+        <w:rPr>
+          <w:b w:val="0"/>
+        </w:rPr>
+        <w:t xml:space="preserve"> makes a procedure reusable; its name alone does not guarantee that its instructions are correct.</w:t>
+      </w:r>
+    </w:p>
+    <w:p>
+      <w:pPr>
+        <w:spacing w:line="336" w:lineRule="auto" w:after="180"/>
+      </w:pPr>
+      <w:r>
+        <w:rPr>
+          <w:b w:val="0"/>
+        </w:rPr>
+        <w:t xml:space="preserve">Our </w:t>
+      </w:r>
+      <w:r>
+        <w:rPr>
+          <w:b/>
+        </w:rPr>
+        <w:t>input</w:t>
+      </w:r>
+      <w:r>
+        <w:rPr>
+          <w:b w:val="0"/>
+        </w:rPr>
+        <w:t xml:space="preserve"> contract requires nonnegative integer counts with used no greater than capacity. The example assumes these conditions; it does not validate them. The main cupboard </w:t>
+      </w:r>
+      <w:r>
+        <w:rPr>
+          <w:b/>
+        </w:rPr>
+        <w:t>function</w:t>
+      </w:r>
+      <w:r>
+        <w:rPr>
+          <w:b w:val="0"/>
+        </w:rPr>
+        <w:t xml:space="preserve"> prints its result. The labelled extension shows a different interface: returning a value for the caller to use or display.</w:t>
+      </w:r>
+    </w:p>
+    <w:p>
+      <w:pPr>
+        <w:pStyle w:val="Heading2"/>
+      </w:pPr>
+      <w:r>
+        <w:t>Read the complete correct script</w:t>
+      </w:r>
+    </w:p>
+    <w:p>
+      <w:r>
+        <w:rPr>
+          <w:rFonts w:ascii="Courier New" w:hAnsi="Courier New"/>
+          <w:sz w:val="18"/>
+        </w:rPr>
+        <w:t>def show_remaining(capacity, used):</w:t>
+        <w:br/>
+        <w:t xml:space="preserve">    remaining = capacity - used</w:t>
+        <w:br/>
+        <w:t xml:space="preserve">    print(remaining)</w:t>
+        <w:br/>
+        <w:br/>
+        <w:t>show_remaining(12, 4)</w:t>
+        <w:br/>
+        <w:t>show_remaining(10, 7)</w:t>
+      </w:r>
+    </w:p>
+    <w:p>
+      <w:pPr>
+        <w:pStyle w:val="Heading2"/>
+      </w:pPr>
+      <w:r>
+        <w:t>Explain definition, body and calls</w:t>
+      </w:r>
+    </w:p>
+    <w:p>
+      <w:pPr>
+        <w:spacing w:line="336" w:lineRule="auto" w:after="180"/>
+      </w:pPr>
+      <w:r>
+        <w:rPr>
+          <w:b w:val="0"/>
+        </w:rPr>
+        <w:t xml:space="preserve">def introduces the </w:t>
+      </w:r>
+      <w:r>
+        <w:rPr>
+          <w:b/>
+        </w:rPr>
+        <w:t>definition</w:t>
+      </w:r>
+      <w:r>
+        <w:rPr>
+          <w:b w:val="0"/>
+        </w:rPr>
+        <w:t xml:space="preserve">. The </w:t>
+      </w:r>
+      <w:r>
+        <w:rPr>
+          <w:b/>
+        </w:rPr>
+        <w:t>function</w:t>
+      </w:r>
+      <w:r>
+        <w:rPr>
+          <w:b w:val="0"/>
+        </w:rPr>
+        <w:t xml:space="preserve"> name is followed by </w:t>
+      </w:r>
+      <w:r>
+        <w:rPr>
+          <w:b/>
+        </w:rPr>
+        <w:t>parameter</w:t>
+      </w:r>
+      <w:r>
+        <w:rPr>
+          <w:b w:val="0"/>
+        </w:rPr>
+        <w:t xml:space="preserve"> names in parentheses and a colon. Four-space indentation marks the body. Executing the </w:t>
+      </w:r>
+      <w:r>
+        <w:rPr>
+          <w:b/>
+        </w:rPr>
+        <w:t>definition</w:t>
+      </w:r>
+      <w:r>
+        <w:rPr>
+          <w:b w:val="0"/>
+        </w:rPr>
+        <w:t xml:space="preserve"> creates the </w:t>
+      </w:r>
+      <w:r>
+        <w:rPr>
+          <w:b/>
+        </w:rPr>
+        <w:t>function</w:t>
+      </w:r>
+      <w:r>
+        <w:rPr>
+          <w:b w:val="0"/>
+        </w:rPr>
+        <w:t xml:space="preserve"> but does not run its body.</w:t>
+      </w:r>
+    </w:p>
+    <w:p>
+      <w:pPr>
+        <w:spacing w:line="336" w:lineRule="auto" w:after="180"/>
+      </w:pPr>
+      <w:r>
+        <w:rPr>
+          <w:b w:val="0"/>
+        </w:rPr>
+        <w:t xml:space="preserve">The two unindented </w:t>
+      </w:r>
+      <w:r>
+        <w:rPr>
+          <w:b/>
+        </w:rPr>
+        <w:t>call</w:t>
+      </w:r>
+      <w:r>
+        <w:rPr>
+          <w:b w:val="0"/>
+        </w:rPr>
+        <w:t>s then run it, producing 8 and 3 on separate lines. A blank line helps readability; indentation determines the block.</w:t>
+      </w:r>
+    </w:p>
+    <w:p>
+      <w:pPr>
+        <w:pStyle w:val="Heading2"/>
+      </w:pPr>
+      <w:r>
+        <w:t>Trace positional arguments and output order</w:t>
+      </w:r>
+    </w:p>
+    <w:tbl>
+      <w:tblPr>
+        <w:tblStyle w:val="LightShading-Accent1"/>
+        <w:tblW w:type="auto" w:w="0"/>
+        <w:tblLook w:firstColumn="1" w:firstRow="1" w:lastColumn="0" w:lastRow="0" w:noHBand="0" w:noVBand="1" w:val="04A0"/>
+      </w:tblPr>
+      <w:tblGrid>
+        <w:gridCol w:w="5112"/>
+        <w:gridCol w:w="5112"/>
+      </w:tblGrid>
+      <w:tr>
+        <w:trPr>
+          <w:tblHeader/>
+        </w:trPr>
+        <w:tc>
+          <w:tcPr>
+            <w:tcW w:type="dxa" w:w="5112"/>
+          </w:tcPr>
+          <w:p>
+            <w:r>
+              <w:t>Execution event</w:t>
+            </w:r>
+          </w:p>
+        </w:tc>
+        <w:tc>
+          <w:tcPr>
+            <w:tcW w:type="dxa" w:w="5112"/>
+          </w:tcPr>
+          <w:p>
+            <w:r>
+              <w:t>What happens</w:t>
+            </w:r>
+          </w:p>
+        </w:tc>
+      </w:tr>
+      <w:tr>
+        <w:tc>
+          <w:tcPr>
+            <w:tcW w:type="dxa" w:w="5112"/>
+          </w:tcPr>
+          <w:p>
+            <w:r>
+              <w:t>Execute the definition</w:t>
+            </w:r>
+          </w:p>
+        </w:tc>
+        <w:tc>
+          <w:tcPr>
+            <w:tcW w:type="dxa" w:w="5112"/>
+          </w:tcPr>
+          <w:p>
+            <w:r>
+              <w:t>Create the function; no output yet</w:t>
+            </w:r>
+          </w:p>
+        </w:tc>
+      </w:tr>
+      <w:tr>
+        <w:tc>
+          <w:tcPr>
+            <w:tcW w:type="dxa" w:w="5112"/>
+          </w:tcPr>
+          <w:p>
+            <w:r>
+              <w:t>Call with 12 and 4</w:t>
+            </w:r>
+          </w:p>
+        </w:tc>
+        <w:tc>
+          <w:tcPr>
+            <w:tcW w:type="dxa" w:w="5112"/>
+          </w:tcPr>
+          <w:p>
+            <w:r>
+              <w:t>Match parameters; subtract; print 8</w:t>
+            </w:r>
+          </w:p>
+        </w:tc>
+      </w:tr>
+      <w:tr>
+        <w:tc>
+          <w:tcPr>
+            <w:tcW w:type="dxa" w:w="5112"/>
+          </w:tcPr>
+          <w:p>
+            <w:r>
+              <w:t>Call with 10 and 7</w:t>
+            </w:r>
+          </w:p>
+        </w:tc>
+        <w:tc>
+          <w:tcPr>
+            <w:tcW w:type="dxa" w:w="5112"/>
+          </w:tcPr>
+          <w:p>
+            <w:r>
+              <w:t>Match new values; subtract; print 3</w:t>
+            </w:r>
+          </w:p>
+        </w:tc>
+      </w:tr>
+      <w:tr>
+        <w:tc>
+          <w:tcPr>
+            <w:tcW w:type="dxa" w:w="5112"/>
+          </w:tcPr>
+          <w:p>
+            <w:r>
+              <w:t>After the second call</w:t>
+            </w:r>
+          </w:p>
+        </w:tc>
+        <w:tc>
+          <w:tcPr>
+            <w:tcW w:type="dxa" w:w="5112"/>
+          </w:tcPr>
+          <w:p>
+            <w:r>
+              <w:t>Continue with the next statement</w:t>
+            </w:r>
+          </w:p>
+        </w:tc>
+      </w:tr>
+    </w:tbl>
+    <w:p>
+      <w:pPr>
+        <w:spacing w:line="336" w:lineRule="auto" w:after="180"/>
+      </w:pPr>
+      <w:r>
+        <w:rPr>
+          <w:b w:val="0"/>
+        </w:rPr>
+        <w:t xml:space="preserve">In show_remaining(12, 4), 12 and 4 are </w:t>
+      </w:r>
+      <w:r>
+        <w:rPr>
+          <w:b/>
+        </w:rPr>
+        <w:t>argument</w:t>
+      </w:r>
+      <w:r>
+        <w:rPr>
+          <w:b w:val="0"/>
+        </w:rPr>
+        <w:t xml:space="preserve">s; capacity and used are </w:t>
+      </w:r>
+      <w:r>
+        <w:rPr>
+          <w:b/>
+        </w:rPr>
+        <w:t>parameter</w:t>
+      </w:r>
+      <w:r>
+        <w:rPr>
+          <w:b w:val="0"/>
+        </w:rPr>
+        <w:t>s.</w:t>
+      </w:r>
+    </w:p>
+    <w:p>
+      <w:pPr>
+        <w:spacing w:line="336" w:lineRule="auto" w:after="180"/>
+      </w:pPr>
+      <w:r>
+        <w:rPr>
+          <w:b w:val="0"/>
+        </w:rPr>
+        <w:t xml:space="preserve">Positional </w:t>
+      </w:r>
+      <w:r>
+        <w:rPr>
+          <w:b/>
+        </w:rPr>
+        <w:t>argument</w:t>
+      </w:r>
+      <w:r>
+        <w:rPr>
+          <w:b w:val="0"/>
+        </w:rPr>
+        <w:t xml:space="preserve">s match from left to right. show_remaining(4, 12) produces -8, showing why order matters; it also violates our written </w:t>
+      </w:r>
+      <w:r>
+        <w:rPr>
+          <w:b/>
+        </w:rPr>
+        <w:t>input</w:t>
+      </w:r>
+      <w:r>
+        <w:rPr>
+          <w:b w:val="0"/>
+        </w:rPr>
+        <w:t xml:space="preserve"> contract. Use a fresh file with the </w:t>
+      </w:r>
+      <w:r>
+        <w:rPr>
+          <w:b/>
+        </w:rPr>
+        <w:t>definition</w:t>
+      </w:r>
+      <w:r>
+        <w:rPr>
+          <w:b w:val="0"/>
+        </w:rPr>
+        <w:t xml:space="preserve"> before its </w:t>
+      </w:r>
+      <w:r>
+        <w:rPr>
+          <w:b/>
+        </w:rPr>
+        <w:t>call</w:t>
+      </w:r>
+      <w:r>
+        <w:rPr>
+          <w:b w:val="0"/>
+        </w:rPr>
+        <w:t>s.</w:t>
       </w:r>
     </w:p>
     <w:p>
@@ -618,7 +1352,76 @@
         <w:pStyle w:val="Heading3"/>
       </w:pPr>
       <w:r>
-        <w:t>Preparation for the connected explanation</w:t>
+        <w:t>Predict the output of show_remaining(9, 9) followed by show_remaining(9, 0). Name the parameter receiving each argument. What would be printed if both calls were removed?</w:t>
+      </w:r>
+    </w:p>
+    <w:p>
+      <w:r>
+        <w:t>________________________________________________________________</w:t>
+      </w:r>
+    </w:p>
+    <w:p>
+      <w:r>
+        <w:t>________________________________________________________________</w:t>
+      </w:r>
+    </w:p>
+    <w:p>
+      <w:r>
+        <w:t>________________________________________________________________</w:t>
+      </w:r>
+    </w:p>
+    <w:p>
+      <w:r>
+        <w:t>________________________________________________________________</w:t>
+      </w:r>
+    </w:p>
+    <w:p>
+      <w:r>
+        <w:t>________________________________________________________________</w:t>
+      </w:r>
+    </w:p>
+    <w:p>
+      <w:r>
+        <w:drawing>
+          <wp:inline xmlns:a="http://schemas.openxmlformats.org/drawingml/2006/main" xmlns:pic="http://schemas.openxmlformats.org/drawingml/2006/picture">
+            <wp:extent cx="5486400" cy="2834640"/>
+            <wp:docPr id="1" name="Picture 1" descr="Arguments matched in order. show_remaining(12, 4) | capacity 12; used 4 | 8. show_remaining(10, 7) | capacity 10; used 7 | 3"/>
+            <wp:cNvGraphicFramePr>
+              <a:graphicFrameLocks noChangeAspect="1"/>
+            </wp:cNvGraphicFramePr>
+            <a:graphic>
+              <a:graphicData uri="http://schemas.openxmlformats.org/drawingml/2006/picture">
+                <pic:pic>
+                  <pic:nvPicPr>
+                    <pic:cNvPr id="0" name="academy-story-ai-2-2-03.png"/>
+                    <pic:cNvPicPr/>
+                  </pic:nvPicPr>
+                  <pic:blipFill>
+                    <a:blip r:embed="rId9"/>
+                    <a:stretch>
+                      <a:fillRect/>
+                    </a:stretch>
+                  </pic:blipFill>
+                  <pic:spPr>
+                    <a:xfrm>
+                      <a:off x="0" y="0"/>
+                      <a:ext cx="5486400" cy="2834640"/>
+                    </a:xfrm>
+                    <a:prstGeom prst="rect"/>
+                  </pic:spPr>
+                </pic:pic>
+              </a:graphicData>
+            </a:graphic>
+          </wp:inline>
+        </w:drawing>
+      </w:r>
+    </w:p>
+    <w:p>
+      <w:pPr>
+        <w:pStyle w:val="Heading2"/>
+      </w:pPr>
+      <w:r>
+        <w:t>Preview the separate returning function</w:t>
       </w:r>
     </w:p>
     <w:p>
@@ -629,79 +1432,424 @@
         <w:rPr>
           <w:b w:val="0"/>
         </w:rPr>
-        <w:t xml:space="preserve">Teach </w:t>
-      </w:r>
+        <w:t>A fictional library computes total spine labels needed for several equal shelves.</w:t>
+      </w:r>
+    </w:p>
+    <w:p>
+      <w:pPr>
+        <w:spacing w:line="336" w:lineRule="auto" w:after="180"/>
+      </w:pPr>
+      <w:r>
+        <w:rPr>
+          <w:b w:val="0"/>
+        </w:rPr>
+        <w:t>Define labels(shelves,per_shelf): return shelves*per_shelf.</w:t>
+      </w:r>
+    </w:p>
+    <w:p>
+      <w:pPr>
+        <w:spacing w:line="336" w:lineRule="auto" w:after="180"/>
+      </w:pPr>
       <w:r>
         <w:rPr>
           <w:b/>
         </w:rPr>
-        <w:t>definition</w:t>
-      </w:r>
-      <w:r>
-        <w:rPr>
-          <w:b w:val="0"/>
-        </w:rPr>
-        <w:t xml:space="preserve">, </w:t>
+        <w:t>Call</w:t>
+      </w:r>
+      <w:r>
+        <w:rPr>
+          <w:b w:val="0"/>
+        </w:rPr>
+        <w:t xml:space="preserve"> needed=labels(4,6), then print(needed). No other side effects are defined.</w:t>
+      </w:r>
+    </w:p>
+    <w:p>
+      <w:r>
+        <w:rPr>
+          <w:rFonts w:ascii="Courier New" w:hAnsi="Courier New"/>
+          <w:sz w:val="18"/>
+        </w:rPr>
+        <w:t>def labels(shelves, per_shelf):</w:t>
+        <w:br/>
+        <w:t xml:space="preserve">    return shelves * per_shelf</w:t>
+        <w:br/>
+        <w:br/>
+        <w:t>needed = labels(4, 6)</w:t>
+        <w:br/>
+        <w:t>print(needed)</w:t>
+      </w:r>
+    </w:p>
+    <w:p>
+      <w:pPr>
+        <w:pStyle w:val="Heading2"/>
+      </w:pPr>
+      <w:r>
+        <w:t>Trace return versus caller print</w:t>
+      </w:r>
+    </w:p>
+    <w:p>
+      <w:r>
+        <w:drawing>
+          <wp:inline xmlns:a="http://schemas.openxmlformats.org/drawingml/2006/main" xmlns:pic="http://schemas.openxmlformats.org/drawingml/2006/picture">
+            <wp:extent cx="5486400" cy="4005072"/>
+            <wp:docPr id="2" name="Picture 2" descr="Call with arguments: The call supplies shelves=4 and per_shelf=6 locally. → Function body: Multiply 4×6 to calculate 24. → Return value: return sends 24 back to the caller; it does not print. → Caller prints: needed receives 24; print(needed) displays 24."/>
+            <wp:cNvGraphicFramePr>
+              <a:graphicFrameLocks noChangeAspect="1"/>
+            </wp:cNvGraphicFramePr>
+            <a:graphic>
+              <a:graphicData uri="http://schemas.openxmlformats.org/drawingml/2006/picture">
+                <pic:pic>
+                  <pic:nvPicPr>
+                    <pic:cNvPr id="0" name="academy-story-ai-2-2-02.png"/>
+                    <pic:cNvPicPr/>
+                  </pic:nvPicPr>
+                  <pic:blipFill>
+                    <a:blip r:embed="rId10"/>
+                    <a:stretch>
+                      <a:fillRect/>
+                    </a:stretch>
+                  </pic:blipFill>
+                  <pic:spPr>
+                    <a:xfrm>
+                      <a:off x="0" y="0"/>
+                      <a:ext cx="5486400" cy="4005072"/>
+                    </a:xfrm>
+                    <a:prstGeom prst="rect"/>
+                  </pic:spPr>
+                </pic:pic>
+              </a:graphicData>
+            </a:graphic>
+          </wp:inline>
+        </w:drawing>
+      </w:r>
+    </w:p>
+    <w:p>
+      <w:pPr>
+        <w:pStyle w:val="Heading3"/>
+      </w:pPr>
+      <w:r>
+        <w:t>Read the picture one step at a time</w:t>
+      </w:r>
+    </w:p>
+    <w:tbl>
+      <w:tblPr>
+        <w:tblStyle w:val="LightShading-Accent1"/>
+        <w:tblW w:type="auto" w:w="0"/>
+        <w:tblLook w:firstColumn="1" w:firstRow="1" w:lastColumn="0" w:lastRow="0" w:noHBand="0" w:noVBand="1" w:val="04A0"/>
+      </w:tblPr>
+      <w:tblGrid>
+        <w:gridCol w:w="5112"/>
+        <w:gridCol w:w="5112"/>
+      </w:tblGrid>
+      <w:tr>
+        <w:trPr>
+          <w:tblHeader/>
+        </w:trPr>
+        <w:tc>
+          <w:tcPr>
+            <w:tcW w:type="dxa" w:w="5112"/>
+          </w:tcPr>
+          <w:p>
+            <w:r>
+              <w:t>Step</w:t>
+            </w:r>
+          </w:p>
+        </w:tc>
+        <w:tc>
+          <w:tcPr>
+            <w:tcW w:type="dxa" w:w="5112"/>
+          </w:tcPr>
+          <w:p>
+            <w:r>
+              <w:t>What happens and why</w:t>
+            </w:r>
+          </w:p>
+        </w:tc>
+      </w:tr>
+      <w:tr>
+        <w:tc>
+          <w:tcPr>
+            <w:tcW w:type="dxa" w:w="5112"/>
+          </w:tcPr>
+          <w:p>
+            <w:r>
+              <w:t>1. Call with arguments</w:t>
+            </w:r>
+          </w:p>
+        </w:tc>
+        <w:tc>
+          <w:tcPr>
+            <w:tcW w:type="dxa" w:w="5112"/>
+          </w:tcPr>
+          <w:p>
+            <w:r>
+              <w:t>The call supplies shelves=4 and per_shelf=6 locally.</w:t>
+            </w:r>
+          </w:p>
+        </w:tc>
+      </w:tr>
+      <w:tr>
+        <w:tc>
+          <w:tcPr>
+            <w:tcW w:type="dxa" w:w="5112"/>
+          </w:tcPr>
+          <w:p>
+            <w:r>
+              <w:t>2. Function body</w:t>
+            </w:r>
+          </w:p>
+        </w:tc>
+        <w:tc>
+          <w:tcPr>
+            <w:tcW w:type="dxa" w:w="5112"/>
+          </w:tcPr>
+          <w:p>
+            <w:r>
+              <w:t>Multiply 4×6 to calculate 24.</w:t>
+            </w:r>
+          </w:p>
+        </w:tc>
+      </w:tr>
+      <w:tr>
+        <w:tc>
+          <w:tcPr>
+            <w:tcW w:type="dxa" w:w="5112"/>
+          </w:tcPr>
+          <w:p>
+            <w:r>
+              <w:t>3. Return value</w:t>
+            </w:r>
+          </w:p>
+        </w:tc>
+        <w:tc>
+          <w:tcPr>
+            <w:tcW w:type="dxa" w:w="5112"/>
+          </w:tcPr>
+          <w:p>
+            <w:r>
+              <w:t>return sends 24 back to the caller; it does not print.</w:t>
+            </w:r>
+          </w:p>
+        </w:tc>
+      </w:tr>
+      <w:tr>
+        <w:tc>
+          <w:tcPr>
+            <w:tcW w:type="dxa" w:w="5112"/>
+          </w:tcPr>
+          <w:p>
+            <w:r>
+              <w:t>4. Caller prints</w:t>
+            </w:r>
+          </w:p>
+        </w:tc>
+        <w:tc>
+          <w:tcPr>
+            <w:tcW w:type="dxa" w:w="5112"/>
+          </w:tcPr>
+          <w:p>
+            <w:r>
+              <w:t>needed receives 24; print(needed) displays 24.</w:t>
+            </w:r>
+          </w:p>
+        </w:tc>
+      </w:tr>
+    </w:tbl>
+    <w:p>
+      <w:r>
+        <w:t>Match each pictured step to the supplied facts. This is a worked teaching case, not an independent assessment.</w:t>
+      </w:r>
+    </w:p>
+    <w:p>
+      <w:pPr>
+        <w:spacing w:line="336" w:lineRule="auto" w:after="180"/>
+      </w:pPr>
+      <w:r>
+        <w:rPr>
+          <w:b w:val="0"/>
+        </w:rPr>
+        <w:t xml:space="preserve">A </w:t>
       </w:r>
       <w:r>
         <w:rPr>
           <w:b/>
         </w:rPr>
+        <w:t>function</w:t>
+      </w:r>
+      <w:r>
+        <w:rPr>
+          <w:b w:val="0"/>
+        </w:rPr>
+        <w:t xml:space="preserve"> separates one named job from the surrounding program. </w:t>
+      </w:r>
+      <w:r>
+        <w:rPr>
+          <w:b/>
+        </w:rPr>
+        <w:t>Argument</w:t>
+      </w:r>
+      <w:r>
+        <w:rPr>
+          <w:b w:val="0"/>
+        </w:rPr>
+        <w:t xml:space="preserve">s supply data for this </w:t>
+      </w:r>
+      <w:r>
+        <w:rPr>
+          <w:b/>
+        </w:rPr>
         <w:t>call</w:t>
       </w:r>
       <w:r>
         <w:rPr>
           <w:b w:val="0"/>
         </w:rPr>
-        <w:t xml:space="preserve">, </w:t>
+        <w:t xml:space="preserve">; return supplies its result. A print statement in the </w:t>
       </w:r>
       <w:r>
         <w:rPr>
           <w:b/>
         </w:rPr>
+        <w:t>call</w:t>
+      </w:r>
+      <w:r>
+        <w:rPr>
+          <w:b w:val="0"/>
+        </w:rPr>
+        <w:t>er is a different action.</w:t>
+      </w:r>
+    </w:p>
+    <w:p>
+      <w:pPr>
+        <w:spacing w:line="336" w:lineRule="auto" w:after="180"/>
+      </w:pPr>
+      <w:r>
+        <w:rPr>
+          <w:b w:val="0"/>
+        </w:rPr>
+        <w:t xml:space="preserve">Clear </w:t>
+      </w:r>
+      <w:r>
+        <w:rPr>
+          <w:b/>
+        </w:rPr>
         <w:t>parameter</w:t>
       </w:r>
       <w:r>
         <w:rPr>
           <w:b w:val="0"/>
         </w:rPr>
-        <w:t xml:space="preserve"> and positional </w:t>
+        <w:t xml:space="preserve"> names help detect swapping or misusing </w:t>
       </w:r>
       <w:r>
         <w:rPr>
           <w:b/>
         </w:rPr>
-        <w:t>argument</w:t>
-      </w:r>
-      <w:r>
-        <w:rPr>
-          <w:b w:val="0"/>
-        </w:rPr>
-        <w:t xml:space="preserve"> as distinct ideas. Keep </w:t>
+        <w:t>input</w:t>
+      </w:r>
+      <w:r>
+        <w:rPr>
+          <w:b w:val="0"/>
+        </w:rPr>
+        <w:t xml:space="preserve">s without assuming every </w:t>
       </w:r>
       <w:r>
         <w:rPr>
           <w:b/>
         </w:rPr>
+        <w:t>function</w:t>
+      </w:r>
+      <w:r>
+        <w:rPr>
+          <w:b w:val="0"/>
+        </w:rPr>
+        <w:t xml:space="preserve"> prints automati</w:t>
+      </w:r>
+      <w:r>
+        <w:rPr>
+          <w:b/>
+        </w:rPr>
+        <w:t>call</w:t>
+      </w:r>
+      <w:r>
+        <w:rPr>
+          <w:b w:val="0"/>
+        </w:rPr>
+        <w:t>y.</w:t>
+      </w:r>
+    </w:p>
+    <w:p>
+      <w:pPr>
+        <w:pStyle w:val="Heading2"/>
+      </w:pPr>
+      <w:r>
+        <w:t>Keep the input-type assumption visible</w:t>
+      </w:r>
+    </w:p>
+    <w:p>
+      <w:pPr>
+        <w:spacing w:line="336" w:lineRule="auto" w:after="180"/>
+      </w:pPr>
+      <w:r>
+        <w:rPr>
+          <w:b w:val="0"/>
+        </w:rPr>
+        <w:t xml:space="preserve">This </w:t>
+      </w:r>
+      <w:r>
+        <w:rPr>
+          <w:b/>
+        </w:rPr>
+        <w:t>function</w:t>
+      </w:r>
+      <w:r>
+        <w:rPr>
+          <w:b w:val="0"/>
+        </w:rPr>
+        <w:t xml:space="preserve"> assumes compatible numeric </w:t>
+      </w:r>
+      <w:r>
+        <w:rPr>
+          <w:b/>
+        </w:rPr>
         <w:t>input</w:t>
       </w:r>
       <w:r>
         <w:rPr>
           <w:b w:val="0"/>
         </w:rPr>
-        <w:t xml:space="preserve">s scalar and avoid mutable-list aliasing in this first </w:t>
+        <w:t>s; it does not reject negative shelves or verify real shelf contents.</w:t>
+      </w:r>
+    </w:p>
+    <w:p>
+      <w:pPr>
+        <w:pStyle w:val="Heading2"/>
+      </w:pPr>
+      <w:r>
+        <w:t>Change labels per shelf to zero</w:t>
+      </w:r>
+    </w:p>
+    <w:p>
+      <w:pPr>
+        <w:spacing w:line="336" w:lineRule="auto" w:after="180"/>
+      </w:pPr>
+      <w:r>
+        <w:rPr>
+          <w:b w:val="0"/>
+        </w:rPr>
+        <w:t xml:space="preserve">Change: </w:t>
       </w:r>
       <w:r>
         <w:rPr>
           <w:b/>
         </w:rPr>
-        <w:t>function</w:t>
-      </w:r>
-      <w:r>
-        <w:rPr>
-          <w:b w:val="0"/>
-        </w:rPr>
-        <w:t xml:space="preserve"> lesson.</w:t>
+        <w:t>Call</w:t>
+      </w:r>
+      <w:r>
+        <w:rPr>
+          <w:b w:val="0"/>
+        </w:rPr>
+        <w:t xml:space="preserve"> labels(4,0) instead.</w:t>
       </w:r>
     </w:p>
     <w:p>
@@ -710,33 +1858,292 @@
       </w:pPr>
       <w:r>
         <w:rPr>
-          <w:b w:val="0"/>
-        </w:rPr>
-        <w:t>Reference: https://docs.python.org/3/tutorial/controlflow.html#defining-</w:t>
-      </w:r>
-      <w:r>
-        <w:rPr>
           <w:b/>
         </w:rPr>
-        <w:t>function</w:t>
-      </w:r>
-      <w:r>
-        <w:rPr>
-          <w:b w:val="0"/>
-        </w:rPr>
-        <w:t xml:space="preserve">s. These </w:t>
+        <w:t>Prediction</w:t>
+      </w:r>
+      <w:r>
+        <w:rPr>
+          <w:b w:val="0"/>
+        </w:rPr>
+        <w:t xml:space="preserve">: The returned result is 0, and the </w:t>
       </w:r>
       <w:r>
         <w:rPr>
           <w:b/>
         </w:rPr>
-        <w:t>function</w:t>
-      </w:r>
-      <w:r>
-        <w:rPr>
-          <w:b w:val="0"/>
-        </w:rPr>
-        <w:t>s print results; reusable return values and local state are taught in Week 9.</w:t>
+        <w:t>call</w:t>
+      </w:r>
+      <w:r>
+        <w:rPr>
+          <w:b w:val="0"/>
+        </w:rPr>
+        <w:t>er prints 0.</w:t>
+      </w:r>
+    </w:p>
+    <w:p>
+      <w:pPr>
+        <w:spacing w:line="336" w:lineRule="auto" w:after="180"/>
+      </w:pPr>
+      <w:r>
+        <w:rPr>
+          <w:b w:val="0"/>
+        </w:rPr>
+        <w:t>Reason: Four shelves times zero labels per shelf is zero.</w:t>
+      </w:r>
+    </w:p>
+    <w:p>
+      <w:pPr>
+        <w:pStyle w:val="Heading2"/>
+      </w:pPr>
+      <w:r>
+        <w:t>Use pictures to check reasoning</w:t>
+      </w:r>
+    </w:p>
+    <w:p>
+      <w:pPr>
+        <w:spacing w:line="336" w:lineRule="auto" w:after="180"/>
+      </w:pPr>
+      <w:r>
+        <w:rPr>
+          <w:b w:val="0"/>
+        </w:rPr>
+        <w:t>Use the diagram and verbal explanation together. Ask learners to match a sentence to a specific visual step; do not assign learners fixed visual or auditory learning styles.</w:t>
+      </w:r>
+    </w:p>
+    <w:p>
+      <w:pPr>
+        <w:spacing w:line="336" w:lineRule="auto" w:after="180"/>
+      </w:pPr>
+      <w:r>
+        <w:rPr>
+          <w:b w:val="0"/>
+        </w:rPr>
+        <w:t xml:space="preserve">Cover the result. Ask learners to name the </w:t>
+      </w:r>
+      <w:r>
+        <w:rPr>
+          <w:b/>
+        </w:rPr>
+        <w:t>input</w:t>
+      </w:r>
+      <w:r>
+        <w:rPr>
+          <w:b w:val="0"/>
+        </w:rPr>
+        <w:t xml:space="preserve">s and predict the next step. Uncover one step, connect the icon to the actual procedure, and explain its </w:t>
+      </w:r>
+      <w:r>
+        <w:rPr>
+          <w:b/>
+        </w:rPr>
+        <w:t>evidence</w:t>
+      </w:r>
+      <w:r>
+        <w:rPr>
+          <w:b w:val="0"/>
+        </w:rPr>
+        <w:t>. Then change the supplied condition and compare.</w:t>
+      </w:r>
+    </w:p>
+    <w:p>
+      <w:pPr>
+        <w:spacing w:line="336" w:lineRule="auto" w:after="180"/>
+      </w:pPr>
+      <w:r>
+        <w:rPr>
+          <w:b w:val="0"/>
+        </w:rPr>
+        <w:t>The picture is a representation; it does not document execution of a real AI model.</w:t>
+      </w:r>
+    </w:p>
+    <w:p>
+      <w:pPr>
+        <w:pStyle w:val="Heading2"/>
+      </w:pPr>
+      <w:r>
+        <w:t>Earlier wording, alternatives and picture transcripts · reference / check after trying</w:t>
+      </w:r>
+    </w:p>
+    <w:p>
+      <w:pPr>
+        <w:spacing w:line="336" w:lineRule="auto" w:after="180"/>
+      </w:pPr>
+      <w:r>
+        <w:rPr>
+          <w:b w:val="0"/>
+        </w:rPr>
+        <w:t>Explain the mechanism</w:t>
+      </w:r>
+    </w:p>
+    <w:p>
+      <w:pPr>
+        <w:spacing w:line="336" w:lineRule="auto" w:after="180"/>
+      </w:pPr>
+      <w:r>
+        <w:rPr>
+          <w:b/>
+        </w:rPr>
+        <w:t>Input</w:t>
+      </w:r>
+      <w:r>
+        <w:rPr>
+          <w:b w:val="0"/>
+        </w:rPr>
+        <w:t xml:space="preserve"> → </w:t>
+      </w:r>
+      <w:r>
+        <w:rPr>
+          <w:b/>
+        </w:rPr>
+        <w:t>Process</w:t>
+      </w:r>
+      <w:r>
+        <w:rPr>
+          <w:b w:val="0"/>
+        </w:rPr>
+        <w:t xml:space="preserve"> → </w:t>
+      </w:r>
+      <w:r>
+        <w:rPr>
+          <w:b/>
+        </w:rPr>
+        <w:t>Output</w:t>
+      </w:r>
+    </w:p>
+    <w:p>
+      <w:pPr>
+        <w:spacing w:line="336" w:lineRule="auto" w:after="180"/>
+      </w:pPr>
+      <w:r>
+        <w:rPr>
+          <w:b w:val="0"/>
+        </w:rPr>
+        <w:t>Trace the information. At each stage, ask what changed and how you could test it.</w:t>
+      </w:r>
+    </w:p>
+    <w:p>
+      <w:pPr>
+        <w:spacing w:line="336" w:lineRule="auto" w:after="180"/>
+      </w:pPr>
+      <w:r>
+        <w:rPr>
+          <w:b w:val="0"/>
+        </w:rPr>
+        <w:t>Which stage could fail even when the other two are correct? Explain:</w:t>
+      </w:r>
+    </w:p>
+    <w:p>
+      <w:pPr>
+        <w:spacing w:line="336" w:lineRule="auto" w:after="180"/>
+      </w:pPr>
+      <w:r>
+        <w:rPr>
+          <w:b w:val="0"/>
+        </w:rPr>
+        <w:t xml:space="preserve">Predict first. Then check each step. A correct answer without visible reasoning is incomplete </w:t>
+      </w:r>
+      <w:r>
+        <w:rPr>
+          <w:b/>
+        </w:rPr>
+        <w:t>evidence</w:t>
+      </w:r>
+      <w:r>
+        <w:rPr>
+          <w:b w:val="0"/>
+        </w:rPr>
+        <w:t>.</w:t>
+      </w:r>
+    </w:p>
+    <w:p>
+      <w:pPr>
+        <w:spacing w:line="336" w:lineRule="auto" w:after="180"/>
+      </w:pPr>
+      <w:r>
+        <w:rPr>
+          <w:b w:val="0"/>
+        </w:rPr>
+        <w:t>1. Goal: help a learner leave home ready.</w:t>
+      </w:r>
+    </w:p>
+    <w:p>
+      <w:pPr>
+        <w:spacing w:line="336" w:lineRule="auto" w:after="180"/>
+      </w:pPr>
+      <w:r>
+        <w:rPr>
+          <w:b w:val="0"/>
+        </w:rPr>
+        <w:t>2. Parts: check time; check weather; check bag; choose reminder.</w:t>
+      </w:r>
+    </w:p>
+    <w:p>
+      <w:pPr>
+        <w:spacing w:line="336" w:lineRule="auto" w:after="180"/>
+      </w:pPr>
+      <w:r>
+        <w:rPr>
+          <w:b w:val="0"/>
+        </w:rPr>
+        <w:t xml:space="preserve">3. </w:t>
+      </w:r>
+      <w:r>
+        <w:rPr>
+          <w:b/>
+        </w:rPr>
+        <w:t>Dependency</w:t>
+      </w:r>
+      <w:r>
+        <w:rPr>
+          <w:b w:val="0"/>
+        </w:rPr>
+        <w:t>: weather must be known before the clothing suggestion.</w:t>
+      </w:r>
+    </w:p>
+    <w:p>
+      <w:pPr>
+        <w:spacing w:line="336" w:lineRule="auto" w:after="180"/>
+      </w:pPr>
+      <w:r>
+        <w:rPr>
+          <w:b w:val="0"/>
+        </w:rPr>
+        <w:t>4. Test each part separately, then test the whole flow.</w:t>
+      </w:r>
+    </w:p>
+    <w:p>
+      <w:pPr>
+        <w:spacing w:line="336" w:lineRule="auto" w:after="180"/>
+      </w:pPr>
+      <w:r>
+        <w:rPr>
+          <w:b w:val="0"/>
+        </w:rPr>
+        <w:t>Recalculate, retrace, or restate the reasoning in your own representation:</w:t>
+      </w:r>
+    </w:p>
+    <w:p>
+      <w:pPr>
+        <w:spacing w:line="336" w:lineRule="auto" w:after="180"/>
+      </w:pPr>
+      <w:r>
+        <w:rPr>
+          <w:b w:val="0"/>
+        </w:rPr>
+        <w:t xml:space="preserve">CHECK Did the </w:t>
+      </w:r>
+      <w:r>
+        <w:rPr>
+          <w:b/>
+        </w:rPr>
+        <w:t>evidence</w:t>
+      </w:r>
+      <w:r>
+        <w:rPr>
+          <w:b w:val="0"/>
+        </w:rPr>
+        <w:t xml:space="preserve"> answer the exact question? Did the total, path, or source record stay consistent?</w:t>
       </w:r>
     </w:p>
     <w:p>
@@ -744,19 +2151,18 @@
         <w:pStyle w:val="Heading3"/>
       </w:pPr>
       <w:r>
-        <w:t>Readiness answer</w:t>
+        <w:t>Concrete teaching case</w:t>
       </w:r>
     </w:p>
     <w:p>
       <w:pPr>
         <w:spacing w:line="336" w:lineRule="auto" w:after="180"/>
-        <w:shd w:fill="F4F9FC"/>
-      </w:pPr>
-      <w:r>
-        <w:rPr>
-          <w:b w:val="0"/>
-        </w:rPr>
-        <w:t>8. Subtraction is ordered: reversing these values would produce -8.</w:t>
+      </w:pPr>
+      <w:r>
+        <w:rPr>
+          <w:b w:val="0"/>
+        </w:rPr>
+        <w:t>A class wants to recommend one of five library books.</w:t>
       </w:r>
     </w:p>
     <w:p>
@@ -765,21 +2171,23 @@
       </w:pPr>
       <w:r>
         <w:rPr>
-          <w:b w:val="0"/>
-        </w:rPr>
-        <w:t xml:space="preserve">Python 3 editor and </w:t>
-      </w:r>
-      <w:r>
-        <w:rPr>
           <w:b/>
         </w:rPr>
-        <w:t>function</w:t>
-      </w:r>
-      <w:r>
-        <w:rPr>
-          <w:b w:val="0"/>
-        </w:rPr>
-        <w:t>s.py</w:t>
+        <w:t>Decompose</w:t>
+      </w:r>
+      <w:r>
+        <w:rPr>
+          <w:b w:val="0"/>
+        </w:rPr>
+        <w:t xml:space="preserve"> the goal into checkable steps.</w:t>
+      </w:r>
+    </w:p>
+    <w:p>
+      <w:pPr>
+        <w:pStyle w:val="Heading3"/>
+      </w:pPr>
+      <w:r>
+        <w:t>Exact explanation to model</w:t>
       </w:r>
     </w:p>
     <w:p>
@@ -788,38 +2196,9 @@
       </w:pPr>
       <w:r>
         <w:rPr>
-          <w:b/>
-        </w:rPr>
-        <w:t>Parameter</w:t>
-      </w:r>
-      <w:r>
-        <w:rPr>
-          <w:b w:val="0"/>
-        </w:rPr>
-        <w:t xml:space="preserve"> cards labelled capacity and used</w:t>
-      </w:r>
-    </w:p>
-    <w:p>
-      <w:pPr>
-        <w:spacing w:line="336" w:lineRule="auto" w:after="180"/>
-      </w:pPr>
-      <w:r>
-        <w:rPr>
-          <w:b/>
-        </w:rPr>
-        <w:t>Call</w:t>
-      </w:r>
-      <w:r>
-        <w:rPr>
-          <w:b w:val="0"/>
-        </w:rPr>
-        <w:t xml:space="preserve"> cards and a table for expected and observed </w:t>
-      </w:r>
-      <w:r>
-        <w:rPr>
-          <w:b/>
-        </w:rPr>
-        <w:t>output</w:t>
+          <w:b w:val="0"/>
+        </w:rPr>
+        <w:t>Collect preferences, record book traits, score each with a declared rule, handle ties and explain the suggestion. Each step produces an inspectable record.</w:t>
       </w:r>
     </w:p>
     <w:p>
@@ -827,557 +2206,7 @@
         <w:pStyle w:val="Heading3"/>
       </w:pPr>
       <w:r>
-        <w:t>End goal for the pictorial case</w:t>
-      </w:r>
-    </w:p>
-    <w:p>
-      <w:pPr>
-        <w:spacing w:line="336" w:lineRule="auto" w:after="180"/>
-      </w:pPr>
-      <w:r>
-        <w:rPr>
-          <w:b w:val="0"/>
-        </w:rPr>
-        <w:t xml:space="preserve">By the end, I can </w:t>
-      </w:r>
-      <w:r>
-        <w:rPr>
-          <w:b/>
-        </w:rPr>
-        <w:t>decompose</w:t>
-      </w:r>
-      <w:r>
-        <w:rPr>
-          <w:b w:val="0"/>
-        </w:rPr>
-        <w:t xml:space="preserve"> a calculation into a </w:t>
-      </w:r>
-      <w:r>
-        <w:rPr>
-          <w:b/>
-        </w:rPr>
-        <w:t>function</w:t>
-      </w:r>
-      <w:r>
-        <w:rPr>
-          <w:b w:val="0"/>
-        </w:rPr>
-        <w:t xml:space="preserve"> with explicit </w:t>
-      </w:r>
-      <w:r>
-        <w:rPr>
-          <w:b/>
-        </w:rPr>
-        <w:t>argument</w:t>
-      </w:r>
-      <w:r>
-        <w:rPr>
-          <w:b w:val="0"/>
-        </w:rPr>
-        <w:t>s and a returned result.</w:t>
-      </w:r>
-    </w:p>
-    <w:p>
-      <w:pPr>
-        <w:spacing w:line="336" w:lineRule="auto" w:after="180"/>
-      </w:pPr>
-      <w:r>
-        <w:rPr>
-          <w:b w:val="0"/>
-        </w:rPr>
-        <w:t>This added worked case illustrates the week’s main idea. Retain all original and connected topics; schedule its practice within the teaching cycle.</w:t>
-      </w:r>
-    </w:p>
-    <w:p>
-      <w:pPr>
-        <w:pStyle w:val="Heading1"/>
-      </w:pPr>
-      <w:r>
-        <w:t>02. Explain the mechanism</w:t>
-      </w:r>
-    </w:p>
-    <w:p>
-      <w:r>
-        <w:t>Model Decompose a Goal using the supplied case, labelled mechanism and reasoning. Make the scope of each conclusion explicit.</w:t>
-      </w:r>
-    </w:p>
-    <w:p>
-      <w:pPr>
-        <w:spacing w:line="336" w:lineRule="auto" w:after="180"/>
-      </w:pPr>
-      <w:r>
-        <w:rPr>
-          <w:b/>
-        </w:rPr>
-        <w:t>Input</w:t>
-      </w:r>
-      <w:r>
-        <w:rPr>
-          <w:b w:val="0"/>
-        </w:rPr>
-        <w:t xml:space="preserve"> → </w:t>
-      </w:r>
-      <w:r>
-        <w:rPr>
-          <w:b/>
-        </w:rPr>
-        <w:t>Process</w:t>
-      </w:r>
-      <w:r>
-        <w:rPr>
-          <w:b w:val="0"/>
-        </w:rPr>
-        <w:t xml:space="preserve"> → </w:t>
-      </w:r>
-      <w:r>
-        <w:rPr>
-          <w:b/>
-        </w:rPr>
-        <w:t>Output</w:t>
-      </w:r>
-    </w:p>
-    <w:p>
-      <w:pPr>
-        <w:spacing w:line="336" w:lineRule="auto" w:after="180"/>
-      </w:pPr>
-      <w:r>
-        <w:rPr>
-          <w:b w:val="0"/>
-        </w:rPr>
-        <w:t>Trace the information. At each stage, ask what changed and how you could test it.</w:t>
-      </w:r>
-    </w:p>
-    <w:p>
-      <w:pPr>
-        <w:spacing w:line="336" w:lineRule="auto" w:after="180"/>
-      </w:pPr>
-      <w:r>
-        <w:rPr>
-          <w:b w:val="0"/>
-        </w:rPr>
-        <w:t>Which stage could fail even when the other two are correct? Explain:</w:t>
-      </w:r>
-    </w:p>
-    <w:p>
-      <w:pPr>
-        <w:spacing w:line="336" w:lineRule="auto" w:after="180"/>
-      </w:pPr>
-      <w:r>
-        <w:rPr>
-          <w:b w:val="0"/>
-        </w:rPr>
-        <w:t xml:space="preserve">Predict first. Then check each step. A correct answer without visible reasoning is incomplete </w:t>
-      </w:r>
-      <w:r>
-        <w:rPr>
-          <w:b/>
-        </w:rPr>
-        <w:t>evidence</w:t>
-      </w:r>
-      <w:r>
-        <w:rPr>
-          <w:b w:val="0"/>
-        </w:rPr>
-        <w:t>.</w:t>
-      </w:r>
-    </w:p>
-    <w:p>
-      <w:pPr>
-        <w:spacing w:line="336" w:lineRule="auto" w:after="180"/>
-        <w:shd w:fill="F4F9FC"/>
-      </w:pPr>
-      <w:r>
-        <w:rPr>
-          <w:b w:val="0"/>
-        </w:rPr>
-        <w:t>1. Goal: help a learner leave home ready.</w:t>
-      </w:r>
-    </w:p>
-    <w:p>
-      <w:pPr>
-        <w:spacing w:line="336" w:lineRule="auto" w:after="180"/>
-        <w:shd w:fill="F4F9FC"/>
-      </w:pPr>
-      <w:r>
-        <w:rPr>
-          <w:b w:val="0"/>
-        </w:rPr>
-        <w:t>2. Parts: check time; check weather; check bag; choose reminder.</w:t>
-      </w:r>
-    </w:p>
-    <w:p>
-      <w:pPr>
-        <w:spacing w:line="336" w:lineRule="auto" w:after="180"/>
-        <w:shd w:fill="F4F9FC"/>
-      </w:pPr>
-      <w:r>
-        <w:rPr>
-          <w:b w:val="0"/>
-        </w:rPr>
-        <w:t xml:space="preserve">3. </w:t>
-      </w:r>
-      <w:r>
-        <w:rPr>
-          <w:b/>
-        </w:rPr>
-        <w:t>Dependency</w:t>
-      </w:r>
-      <w:r>
-        <w:rPr>
-          <w:b w:val="0"/>
-        </w:rPr>
-        <w:t>: weather must be known before the clothing suggestion.</w:t>
-      </w:r>
-    </w:p>
-    <w:p>
-      <w:pPr>
-        <w:spacing w:line="336" w:lineRule="auto" w:after="180"/>
-        <w:shd w:fill="F4F9FC"/>
-      </w:pPr>
-      <w:r>
-        <w:rPr>
-          <w:b w:val="0"/>
-        </w:rPr>
-        <w:t>4. Test each part separately, then test the whole flow.</w:t>
-      </w:r>
-    </w:p>
-    <w:p>
-      <w:pPr>
-        <w:spacing w:line="336" w:lineRule="auto" w:after="180"/>
-      </w:pPr>
-      <w:r>
-        <w:rPr>
-          <w:b w:val="0"/>
-        </w:rPr>
-        <w:t>Recalculate, retrace, or restate the reasoning in your own representation:</w:t>
-      </w:r>
-    </w:p>
-    <w:p>
-      <w:pPr>
-        <w:spacing w:line="336" w:lineRule="auto" w:after="180"/>
-        <w:shd w:fill="F5F1FB"/>
-      </w:pPr>
-      <w:r>
-        <w:rPr>
-          <w:b w:val="0"/>
-        </w:rPr>
-        <w:t xml:space="preserve">CHECK Did the </w:t>
-      </w:r>
-      <w:r>
-        <w:rPr>
-          <w:b/>
-        </w:rPr>
-        <w:t>evidence</w:t>
-      </w:r>
-      <w:r>
-        <w:rPr>
-          <w:b w:val="0"/>
-        </w:rPr>
-        <w:t xml:space="preserve"> answer the exact question? Did the total, path, or source record stay consistent?</w:t>
-      </w:r>
-    </w:p>
-    <w:p>
-      <w:pPr>
-        <w:pStyle w:val="Heading3"/>
-      </w:pPr>
-      <w:r>
-        <w:t>Concrete teaching case</w:t>
-      </w:r>
-    </w:p>
-    <w:p>
-      <w:pPr>
-        <w:pStyle w:val="Heading3"/>
-      </w:pPr>
-      <w:r>
-        <w:t>The teaching case</w:t>
-      </w:r>
-    </w:p>
-    <w:p>
-      <w:pPr>
-        <w:spacing w:line="336" w:lineRule="auto" w:after="180"/>
-        <w:shd w:fill="F1F6FC"/>
-      </w:pPr>
-      <w:r>
-        <w:rPr>
-          <w:b w:val="0"/>
-        </w:rPr>
-        <w:t>A class wants to recommend one of five library books.</w:t>
-      </w:r>
-    </w:p>
-    <w:p>
-      <w:pPr>
-        <w:pStyle w:val="Heading3"/>
-      </w:pPr>
-      <w:r>
-        <w:t>The teaching case</w:t>
-      </w:r>
-    </w:p>
-    <w:p>
-      <w:pPr>
-        <w:spacing w:line="336" w:lineRule="auto" w:after="180"/>
-        <w:shd w:fill="F1F6FC"/>
-      </w:pPr>
-      <w:r>
-        <w:rPr>
-          <w:b/>
-        </w:rPr>
-        <w:t>Decompose</w:t>
-      </w:r>
-      <w:r>
-        <w:rPr>
-          <w:b w:val="0"/>
-        </w:rPr>
-        <w:t xml:space="preserve"> the goal into checkable steps.</w:t>
-      </w:r>
-    </w:p>
-    <w:p>
-      <w:pPr>
-        <w:pStyle w:val="Heading3"/>
-      </w:pPr>
-      <w:r>
-        <w:t>Exact explanation to model</w:t>
-      </w:r>
-    </w:p>
-    <w:p>
-      <w:pPr>
-        <w:pStyle w:val="Heading3"/>
-      </w:pPr>
-      <w:r>
-        <w:t>Why the result follows</w:t>
-      </w:r>
-    </w:p>
-    <w:p>
-      <w:pPr>
-        <w:spacing w:line="336" w:lineRule="auto" w:after="180"/>
-        <w:shd w:fill="F1F6FC"/>
-      </w:pPr>
-      <w:r>
-        <w:rPr>
-          <w:b w:val="0"/>
-        </w:rPr>
-        <w:t>Collect preferences, record book traits, score each with a declared rule, handle ties and explain the suggestion. Each step produces an inspectable record.</w:t>
-      </w:r>
-    </w:p>
-    <w:p>
-      <w:pPr>
-        <w:pStyle w:val="Heading3"/>
-      </w:pPr>
-      <w:r>
         <w:t>Explain the added worked example</w:t>
-      </w:r>
-    </w:p>
-    <w:p>
-      <w:pPr>
-        <w:pStyle w:val="Heading3"/>
-      </w:pPr>
-      <w:r>
-        <w:t>Explain the added worked example · 1</w:t>
-      </w:r>
-    </w:p>
-    <w:p>
-      <w:pPr>
-        <w:spacing w:line="336" w:lineRule="auto" w:after="180"/>
-      </w:pPr>
-      <w:r>
-        <w:rPr>
-          <w:b w:val="0"/>
-        </w:rPr>
-        <w:t>A fictional supply cupboard records capacity and the number of occupied spaces. The remaining-space calculation is capacity minus used.</w:t>
-      </w:r>
-    </w:p>
-    <w:p>
-      <w:pPr>
-        <w:spacing w:line="336" w:lineRule="auto" w:after="180"/>
-      </w:pPr>
-      <w:r>
-        <w:rPr>
-          <w:b w:val="0"/>
-        </w:rPr>
-        <w:t xml:space="preserve">Instead of copying the same instructions for every cupboard, define one </w:t>
-      </w:r>
-      <w:r>
-        <w:rPr>
-          <w:b/>
-        </w:rPr>
-        <w:t>function</w:t>
-      </w:r>
-      <w:r>
-        <w:rPr>
-          <w:b w:val="0"/>
-        </w:rPr>
-        <w:t xml:space="preserve"> and </w:t>
-      </w:r>
-      <w:r>
-        <w:rPr>
-          <w:b/>
-        </w:rPr>
-        <w:t>call</w:t>
-      </w:r>
-      <w:r>
-        <w:rPr>
-          <w:b w:val="0"/>
-        </w:rPr>
-        <w:t xml:space="preserve"> it with different values. A </w:t>
-      </w:r>
-      <w:r>
-        <w:rPr>
-          <w:b/>
-        </w:rPr>
-        <w:t>function</w:t>
-      </w:r>
-      <w:r>
-        <w:rPr>
-          <w:b w:val="0"/>
-        </w:rPr>
-        <w:t xml:space="preserve"> makes a procedure reusable; its name alone does not guarantee that its instructions are correct.</w:t>
-      </w:r>
-    </w:p>
-    <w:p>
-      <w:pPr>
-        <w:spacing w:line="336" w:lineRule="auto" w:after="180"/>
-      </w:pPr>
-      <w:r>
-        <w:rPr>
-          <w:b w:val="0"/>
-        </w:rPr>
-        <w:t xml:space="preserve">Our </w:t>
-      </w:r>
-      <w:r>
-        <w:rPr>
-          <w:b/>
-        </w:rPr>
-        <w:t>input</w:t>
-      </w:r>
-      <w:r>
-        <w:rPr>
-          <w:b w:val="0"/>
-        </w:rPr>
-        <w:t xml:space="preserve"> contract requires nonnegative integer counts with used no greater than capacity. The example assumes these conditions; it does not validate them. This week the </w:t>
-      </w:r>
-      <w:r>
-        <w:rPr>
-          <w:b/>
-        </w:rPr>
-        <w:t>function</w:t>
-      </w:r>
-      <w:r>
-        <w:rPr>
-          <w:b w:val="0"/>
-        </w:rPr>
-        <w:t xml:space="preserve"> prints its result.</w:t>
-      </w:r>
-    </w:p>
-    <w:p>
-      <w:pPr>
-        <w:spacing w:line="336" w:lineRule="auto" w:after="180"/>
-      </w:pPr>
-      <w:r>
-        <w:rPr>
-          <w:b w:val="0"/>
-        </w:rPr>
-        <w:t>Week 9 will show how to return a value for later calculations.</w:t>
-      </w:r>
-    </w:p>
-    <w:p>
-      <w:pPr>
-        <w:pStyle w:val="Heading3"/>
-      </w:pPr>
-      <w:r>
-        <w:t>Explain the added worked example · 2</w:t>
-      </w:r>
-    </w:p>
-    <w:p>
-      <w:pPr>
-        <w:spacing w:line="336" w:lineRule="auto" w:after="180"/>
-      </w:pPr>
-      <w:r>
-        <w:rPr>
-          <w:b w:val="0"/>
-        </w:rPr>
-        <w:t xml:space="preserve">def introduces the </w:t>
-      </w:r>
-      <w:r>
-        <w:rPr>
-          <w:b/>
-        </w:rPr>
-        <w:t>definition</w:t>
-      </w:r>
-      <w:r>
-        <w:rPr>
-          <w:b w:val="0"/>
-        </w:rPr>
-        <w:t xml:space="preserve">. The </w:t>
-      </w:r>
-      <w:r>
-        <w:rPr>
-          <w:b/>
-        </w:rPr>
-        <w:t>function</w:t>
-      </w:r>
-      <w:r>
-        <w:rPr>
-          <w:b w:val="0"/>
-        </w:rPr>
-        <w:t xml:space="preserve"> name is followed by </w:t>
-      </w:r>
-      <w:r>
-        <w:rPr>
-          <w:b/>
-        </w:rPr>
-        <w:t>parameter</w:t>
-      </w:r>
-      <w:r>
-        <w:rPr>
-          <w:b w:val="0"/>
-        </w:rPr>
-        <w:t xml:space="preserve"> names in parentheses and a colon. Four-space indentation marks the body. Executing the </w:t>
-      </w:r>
-      <w:r>
-        <w:rPr>
-          <w:b/>
-        </w:rPr>
-        <w:t>definition</w:t>
-      </w:r>
-      <w:r>
-        <w:rPr>
-          <w:b w:val="0"/>
-        </w:rPr>
-        <w:t xml:space="preserve"> creates the </w:t>
-      </w:r>
-      <w:r>
-        <w:rPr>
-          <w:b/>
-        </w:rPr>
-        <w:t>function</w:t>
-      </w:r>
-      <w:r>
-        <w:rPr>
-          <w:b w:val="0"/>
-        </w:rPr>
-        <w:t xml:space="preserve"> but does not run its body.</w:t>
-      </w:r>
-    </w:p>
-    <w:p>
-      <w:pPr>
-        <w:spacing w:line="336" w:lineRule="auto" w:after="180"/>
-      </w:pPr>
-      <w:r>
-        <w:rPr>
-          <w:b w:val="0"/>
-        </w:rPr>
-        <w:t xml:space="preserve">The two unindented </w:t>
-      </w:r>
-      <w:r>
-        <w:rPr>
-          <w:b/>
-        </w:rPr>
-        <w:t>call</w:t>
-      </w:r>
-      <w:r>
-        <w:rPr>
-          <w:b w:val="0"/>
-        </w:rPr>
-        <w:t>s then run it, producing 8 and 3 on separate lines. A blank line helps readability; indentation determines the block.</w:t>
       </w:r>
     </w:p>
     <w:p>
@@ -1596,265 +2425,6 @@
           </w:tcPr>
           <w:p>
             <w:r>
-              <w:t>Execution event</w:t>
-            </w:r>
-          </w:p>
-        </w:tc>
-        <w:tc>
-          <w:tcPr>
-            <w:tcW w:type="dxa" w:w="5112"/>
-          </w:tcPr>
-          <w:p>
-            <w:r>
-              <w:t>What happens</w:t>
-            </w:r>
-          </w:p>
-        </w:tc>
-      </w:tr>
-      <w:tr>
-        <w:tc>
-          <w:tcPr>
-            <w:tcW w:type="dxa" w:w="5112"/>
-          </w:tcPr>
-          <w:p>
-            <w:r>
-              <w:t>Execute the definition</w:t>
-            </w:r>
-          </w:p>
-        </w:tc>
-        <w:tc>
-          <w:tcPr>
-            <w:tcW w:type="dxa" w:w="5112"/>
-          </w:tcPr>
-          <w:p>
-            <w:r>
-              <w:t>Create the function; no output yet</w:t>
-            </w:r>
-          </w:p>
-        </w:tc>
-      </w:tr>
-      <w:tr>
-        <w:tc>
-          <w:tcPr>
-            <w:tcW w:type="dxa" w:w="5112"/>
-          </w:tcPr>
-          <w:p>
-            <w:r>
-              <w:t>Call with 12 and 4</w:t>
-            </w:r>
-          </w:p>
-        </w:tc>
-        <w:tc>
-          <w:tcPr>
-            <w:tcW w:type="dxa" w:w="5112"/>
-          </w:tcPr>
-          <w:p>
-            <w:r>
-              <w:t>Match parameters; subtract; print 8</w:t>
-            </w:r>
-          </w:p>
-        </w:tc>
-      </w:tr>
-      <w:tr>
-        <w:tc>
-          <w:tcPr>
-            <w:tcW w:type="dxa" w:w="5112"/>
-          </w:tcPr>
-          <w:p>
-            <w:r>
-              <w:t>Call with 10 and 7</w:t>
-            </w:r>
-          </w:p>
-        </w:tc>
-        <w:tc>
-          <w:tcPr>
-            <w:tcW w:type="dxa" w:w="5112"/>
-          </w:tcPr>
-          <w:p>
-            <w:r>
-              <w:t>Match new values; subtract; print 3</w:t>
-            </w:r>
-          </w:p>
-        </w:tc>
-      </w:tr>
-      <w:tr>
-        <w:tc>
-          <w:tcPr>
-            <w:tcW w:type="dxa" w:w="5112"/>
-          </w:tcPr>
-          <w:p>
-            <w:r>
-              <w:t>After the second call</w:t>
-            </w:r>
-          </w:p>
-        </w:tc>
-        <w:tc>
-          <w:tcPr>
-            <w:tcW w:type="dxa" w:w="5112"/>
-          </w:tcPr>
-          <w:p>
-            <w:r>
-              <w:t>Continue with the next statement</w:t>
-            </w:r>
-          </w:p>
-        </w:tc>
-      </w:tr>
-    </w:tbl>
-    <w:p>
-      <w:pPr>
-        <w:pStyle w:val="Heading3"/>
-      </w:pPr>
-      <w:r>
-        <w:t>Model the reasoning aloud · 3</w:t>
-      </w:r>
-    </w:p>
-    <w:p>
-      <w:pPr>
-        <w:spacing w:line="336" w:lineRule="auto" w:after="180"/>
-      </w:pPr>
-      <w:r>
-        <w:rPr>
-          <w:b w:val="0"/>
-        </w:rPr>
-        <w:t xml:space="preserve">In show_remaining(12, 4), 12 and 4 are </w:t>
-      </w:r>
-      <w:r>
-        <w:rPr>
-          <w:b/>
-        </w:rPr>
-        <w:t>argument</w:t>
-      </w:r>
-      <w:r>
-        <w:rPr>
-          <w:b w:val="0"/>
-        </w:rPr>
-        <w:t xml:space="preserve">s; capacity and used are </w:t>
-      </w:r>
-      <w:r>
-        <w:rPr>
-          <w:b/>
-        </w:rPr>
-        <w:t>parameter</w:t>
-      </w:r>
-      <w:r>
-        <w:rPr>
-          <w:b w:val="0"/>
-        </w:rPr>
-        <w:t>s.</w:t>
-      </w:r>
-    </w:p>
-    <w:p>
-      <w:pPr>
-        <w:spacing w:line="336" w:lineRule="auto" w:after="180"/>
-      </w:pPr>
-      <w:r>
-        <w:rPr>
-          <w:b w:val="0"/>
-        </w:rPr>
-        <w:t xml:space="preserve">Positional </w:t>
-      </w:r>
-      <w:r>
-        <w:rPr>
-          <w:b/>
-        </w:rPr>
-        <w:t>argument</w:t>
-      </w:r>
-      <w:r>
-        <w:rPr>
-          <w:b w:val="0"/>
-        </w:rPr>
-        <w:t xml:space="preserve">s match from left to right. show_remaining(4, 12) produces -8, showing why order matters; it also violates our written </w:t>
-      </w:r>
-      <w:r>
-        <w:rPr>
-          <w:b/>
-        </w:rPr>
-        <w:t>input</w:t>
-      </w:r>
-      <w:r>
-        <w:rPr>
-          <w:b w:val="0"/>
-        </w:rPr>
-        <w:t xml:space="preserve"> contract. Use a fresh file with the </w:t>
-      </w:r>
-      <w:r>
-        <w:rPr>
-          <w:b/>
-        </w:rPr>
-        <w:t>definition</w:t>
-      </w:r>
-      <w:r>
-        <w:rPr>
-          <w:b w:val="0"/>
-        </w:rPr>
-        <w:t xml:space="preserve"> before its </w:t>
-      </w:r>
-      <w:r>
-        <w:rPr>
-          <w:b/>
-        </w:rPr>
-        <w:t>call</w:t>
-      </w:r>
-      <w:r>
-        <w:rPr>
-          <w:b w:val="0"/>
-        </w:rPr>
-        <w:t>s.</w:t>
-      </w:r>
-    </w:p>
-    <w:p>
-      <w:pPr>
-        <w:pStyle w:val="Heading3"/>
-      </w:pPr>
-      <w:r>
-        <w:t>Predict the output of show_remaining(9, 9) followed by show_remaining(9, 0). Name the parameter receiving each argument. What would be printed if both calls were removed?</w:t>
-      </w:r>
-    </w:p>
-    <w:p>
-      <w:r>
-        <w:t>________________________________________________________________</w:t>
-      </w:r>
-    </w:p>
-    <w:p>
-      <w:r>
-        <w:t>________________________________________________________________</w:t>
-      </w:r>
-    </w:p>
-    <w:p>
-      <w:r>
-        <w:t>________________________________________________________________</w:t>
-      </w:r>
-    </w:p>
-    <w:p>
-      <w:r>
-        <w:t>________________________________________________________________</w:t>
-      </w:r>
-    </w:p>
-    <w:p>
-      <w:r>
-        <w:t>________________________________________________________________</w:t>
-      </w:r>
-    </w:p>
-    <w:tbl>
-      <w:tblPr>
-        <w:tblStyle w:val="LightShading-Accent1"/>
-        <w:tblW w:type="auto" w:w="0"/>
-        <w:tblLook w:firstColumn="1" w:firstRow="1" w:lastColumn="0" w:lastRow="0" w:noHBand="0" w:noVBand="1" w:val="04A0"/>
-      </w:tblPr>
-      <w:tblGrid>
-        <w:gridCol w:w="5112"/>
-        <w:gridCol w:w="5112"/>
-      </w:tblGrid>
-      <w:tr>
-        <w:trPr>
-          <w:tblHeader/>
-        </w:trPr>
-        <w:tc>
-          <w:tcPr>
-            <w:tcW w:type="dxa" w:w="5112"/>
-          </w:tcPr>
-          <w:p>
-            <w:r>
               <w:t>Thinking move</w:t>
             </w:r>
           </w:p>
@@ -1939,17 +2509,6 @@
     </w:tbl>
     <w:p>
       <w:pPr>
-        <w:spacing w:line="336" w:lineRule="auto" w:after="180"/>
-      </w:pPr>
-      <w:r>
-        <w:rPr>
-          <w:b w:val="0"/>
-        </w:rPr>
-        <w:t>Use the diagram and verbal explanation together. Ask learners to match a sentence to a specific visual step; do not assign learners fixed visual or auditory learning styles.</w:t>
-      </w:r>
-    </w:p>
-    <w:p>
-      <w:pPr>
         <w:pStyle w:val="Heading3"/>
       </w:pPr>
       <w:r>
@@ -1958,67 +2517,10 @@
     </w:p>
     <w:p>
       <w:pPr>
-        <w:spacing w:line="336" w:lineRule="auto" w:after="180"/>
-      </w:pPr>
-      <w:r>
-        <w:rPr>
-          <w:b w:val="0"/>
-        </w:rPr>
-        <w:t>A fictional library computes total spine labels needed for several equal shelves.</w:t>
-      </w:r>
-    </w:p>
-    <w:p>
-      <w:pPr>
         <w:pStyle w:val="Heading3"/>
       </w:pPr>
       <w:r>
         <w:t>The facts we will use</w:t>
-      </w:r>
-    </w:p>
-    <w:p>
-      <w:pPr>
-        <w:pStyle w:val="Heading3"/>
-      </w:pPr>
-      <w:r>
-        <w:t>Supplied facts</w:t>
-      </w:r>
-    </w:p>
-    <w:p>
-      <w:pPr>
-        <w:spacing w:line="336" w:lineRule="auto" w:after="180"/>
-        <w:shd w:fill="F1F6FC"/>
-      </w:pPr>
-      <w:r>
-        <w:rPr>
-          <w:b w:val="0"/>
-        </w:rPr>
-        <w:t>Define labels(shelves,per_shelf): return shelves*per_shelf.</w:t>
-      </w:r>
-    </w:p>
-    <w:p>
-      <w:pPr>
-        <w:pStyle w:val="Heading3"/>
-      </w:pPr>
-      <w:r>
-        <w:t>Supplied facts</w:t>
-      </w:r>
-    </w:p>
-    <w:p>
-      <w:pPr>
-        <w:spacing w:line="336" w:lineRule="auto" w:after="180"/>
-        <w:shd w:fill="F1F6FC"/>
-      </w:pPr>
-      <w:r>
-        <w:rPr>
-          <w:b/>
-        </w:rPr>
-        <w:t>Call</w:t>
-      </w:r>
-      <w:r>
-        <w:rPr>
-          <w:b w:val="0"/>
-        </w:rPr>
-        <w:t xml:space="preserve"> needed=labels(4,6), then print(needed). No other side effects are defined.</w:t>
       </w:r>
     </w:p>
     <w:p>
@@ -2026,7 +2528,7 @@
         <w:drawing>
           <wp:inline xmlns:a="http://schemas.openxmlformats.org/drawingml/2006/main" xmlns:pic="http://schemas.openxmlformats.org/drawingml/2006/picture">
             <wp:extent cx="5381271" cy="5943599"/>
-            <wp:docPr id="1" name="Picture 1" descr="Decompose a Goal. Call with arguments: The call supplies shelves=4 and per_shelf=6 locally.. Function body: Multiply 4×6 to calculate 24.. Return value: return sends 24 back to the caller; it does not print.. Caller prints: needed receives 24; print(needed) displays 24."/>
+            <wp:docPr id="3" name="Picture 3" descr="Decompose a Goal. Call with arguments: The call supplies shelves=4 and per_shelf=6 locally.. Function body: Multiply 4×6 to calculate 24.. Return value: return sends 24 back to the caller; it does not print.. Caller prints: needed receives 24; print(needed) displays 24."/>
             <wp:cNvGraphicFramePr>
               <a:graphicFrameLocks noChangeAspect="1"/>
             </wp:cNvGraphicFramePr>
@@ -2038,7 +2540,7 @@
                     <pic:cNvPicPr/>
                   </pic:nvPicPr>
                   <pic:blipFill>
-                    <a:blip r:embed="rId9"/>
+                    <a:blip r:embed="rId11"/>
                     <a:stretch>
                       <a:fillRect/>
                     </a:stretch>
@@ -2062,136 +2564,7 @@
         <w:pStyle w:val="Heading3"/>
       </w:pPr>
       <w:r>
-        <w:t>Read the picture one step at a time</w:t>
-      </w:r>
-    </w:p>
-    <w:tbl>
-      <w:tblPr>
-        <w:tblStyle w:val="LightShading-Accent1"/>
-        <w:tblW w:type="auto" w:w="0"/>
-        <w:tblLook w:firstColumn="1" w:firstRow="1" w:lastColumn="0" w:lastRow="0" w:noHBand="0" w:noVBand="1" w:val="04A0"/>
-      </w:tblPr>
-      <w:tblGrid>
-        <w:gridCol w:w="5112"/>
-        <w:gridCol w:w="5112"/>
-      </w:tblGrid>
-      <w:tr>
-        <w:trPr>
-          <w:tblHeader/>
-        </w:trPr>
-        <w:tc>
-          <w:tcPr>
-            <w:tcW w:type="dxa" w:w="5112"/>
-          </w:tcPr>
-          <w:p>
-            <w:r>
-              <w:t>Step</w:t>
-            </w:r>
-          </w:p>
-        </w:tc>
-        <w:tc>
-          <w:tcPr>
-            <w:tcW w:type="dxa" w:w="5112"/>
-          </w:tcPr>
-          <w:p>
-            <w:r>
-              <w:t>What happens and why</w:t>
-            </w:r>
-          </w:p>
-        </w:tc>
-      </w:tr>
-      <w:tr>
-        <w:tc>
-          <w:tcPr>
-            <w:tcW w:type="dxa" w:w="5112"/>
-          </w:tcPr>
-          <w:p>
-            <w:r>
-              <w:t>1. Call with arguments</w:t>
-            </w:r>
-          </w:p>
-        </w:tc>
-        <w:tc>
-          <w:tcPr>
-            <w:tcW w:type="dxa" w:w="5112"/>
-          </w:tcPr>
-          <w:p>
-            <w:r>
-              <w:t>The call supplies shelves=4 and per_shelf=6 locally.</w:t>
-            </w:r>
-          </w:p>
-        </w:tc>
-      </w:tr>
-      <w:tr>
-        <w:tc>
-          <w:tcPr>
-            <w:tcW w:type="dxa" w:w="5112"/>
-          </w:tcPr>
-          <w:p>
-            <w:r>
-              <w:t>2. Function body</w:t>
-            </w:r>
-          </w:p>
-        </w:tc>
-        <w:tc>
-          <w:tcPr>
-            <w:tcW w:type="dxa" w:w="5112"/>
-          </w:tcPr>
-          <w:p>
-            <w:r>
-              <w:t>Multiply 4×6 to calculate 24.</w:t>
-            </w:r>
-          </w:p>
-        </w:tc>
-      </w:tr>
-      <w:tr>
-        <w:tc>
-          <w:tcPr>
-            <w:tcW w:type="dxa" w:w="5112"/>
-          </w:tcPr>
-          <w:p>
-            <w:r>
-              <w:t>3. Return value</w:t>
-            </w:r>
-          </w:p>
-        </w:tc>
-        <w:tc>
-          <w:tcPr>
-            <w:tcW w:type="dxa" w:w="5112"/>
-          </w:tcPr>
-          <w:p>
-            <w:r>
-              <w:t>return sends 24 back to the caller; it does not print.</w:t>
-            </w:r>
-          </w:p>
-        </w:tc>
-      </w:tr>
-      <w:tr>
-        <w:tc>
-          <w:tcPr>
-            <w:tcW w:type="dxa" w:w="5112"/>
-          </w:tcPr>
-          <w:p>
-            <w:r>
-              <w:t>4. Caller prints</w:t>
-            </w:r>
-          </w:p>
-        </w:tc>
-        <w:tc>
-          <w:tcPr>
-            <w:tcW w:type="dxa" w:w="5112"/>
-          </w:tcPr>
-          <w:p>
-            <w:r>
-              <w:t>needed receives 24; print(needed) displays 24.</w:t>
-            </w:r>
-          </w:p>
-        </w:tc>
-      </w:tr>
-    </w:tbl>
-    <w:p>
-      <w:r>
-        <w:t>Match each pictured step to the supplied facts. This is a worked teaching case, not an independent assessment.</w:t>
+        <w:t>Why this result follows</w:t>
       </w:r>
     </w:p>
     <w:p>
@@ -2199,7 +2572,7 @@
         <w:pStyle w:val="Heading3"/>
       </w:pPr>
       <w:r>
-        <w:t>Why this result follows</w:t>
+        <w:t>What this example does not establish</w:t>
       </w:r>
     </w:p>
     <w:p>
@@ -2207,55 +2580,314 @@
         <w:pStyle w:val="Heading3"/>
       </w:pPr>
       <w:r>
-        <w:t>Why the result follows</w:t>
+        <w:t>Change one thing in the pictured case</w:t>
+      </w:r>
+    </w:p>
+    <w:p>
+      <w:pPr>
+        <w:pStyle w:val="Heading3"/>
+      </w:pPr>
+      <w:r>
+        <w:t>Ask while showing the picture</w:t>
+      </w:r>
+    </w:p>
+    <w:p>
+      <w:pPr>
+        <w:pStyle w:val="Heading1"/>
+      </w:pPr>
+      <w:r>
+        <w:t>03. Guide the reasoning, then remove help</w:t>
+      </w:r>
+    </w:p>
+    <w:p>
+      <w:r>
+        <w:t>Collect a response from each learner before discussing the worked key.</w:t>
+      </w:r>
+    </w:p>
+    <w:p>
+      <w:pPr>
+        <w:pStyle w:val="Heading2"/>
+      </w:pPr>
+      <w:r>
+        <w:t>Prompt before revealing</w:t>
       </w:r>
     </w:p>
     <w:p>
       <w:pPr>
         <w:spacing w:line="336" w:lineRule="auto" w:after="180"/>
-        <w:shd w:fill="F1F6FC"/>
-      </w:pPr>
-      <w:r>
-        <w:rPr>
-          <w:b w:val="0"/>
-        </w:rPr>
-        <w:t xml:space="preserve">A </w:t>
+      </w:pPr>
+      <w:r>
+        <w:rPr>
+          <w:b w:val="0"/>
+        </w:rPr>
+        <w:t xml:space="preserve">Completion task: Using the correct </w:t>
       </w:r>
       <w:r>
         <w:rPr>
           <w:b/>
         </w:rPr>
+        <w:t>definition</w:t>
+      </w:r>
+      <w:r>
+        <w:rPr>
+          <w:b w:val="0"/>
+        </w:rPr>
+        <w:t xml:space="preserve">, predict show_remaining(8, 3), show_remaining(8, 8) and show_remaining(8, 0) in that order. Explain what happens if the file contains only the </w:t>
+      </w:r>
+      <w:r>
+        <w:rPr>
+          <w:b/>
+        </w:rPr>
+        <w:t>definition</w:t>
+      </w:r>
+      <w:r>
+        <w:rPr>
+          <w:b w:val="0"/>
+        </w:rPr>
+        <w:t>.</w:t>
+      </w:r>
+    </w:p>
+    <w:p>
+      <w:pPr>
+        <w:pStyle w:val="Heading2"/>
+      </w:pPr>
+      <w:r>
+        <w:t>Expected reasoning and fading help</w:t>
+      </w:r>
+    </w:p>
+    <w:p>
+      <w:pPr>
+        <w:spacing w:line="336" w:lineRule="auto" w:after="180"/>
+      </w:pPr>
+      <w:r>
+        <w:rPr>
+          <w:b w:val="0"/>
+        </w:rPr>
+        <w:t xml:space="preserve">Teacher check: The </w:t>
+      </w:r>
+      <w:r>
+        <w:rPr>
+          <w:b/>
+        </w:rPr>
+        <w:t>call</w:t>
+      </w:r>
+      <w:r>
+        <w:rPr>
+          <w:b w:val="0"/>
+        </w:rPr>
+        <w:t xml:space="preserve">s print 5, 0 and 8 on separate lines. A </w:t>
+      </w:r>
+      <w:r>
+        <w:rPr>
+          <w:b/>
+        </w:rPr>
+        <w:t>definition</w:t>
+      </w:r>
+      <w:r>
+        <w:rPr>
+          <w:b w:val="0"/>
+        </w:rPr>
+        <w:t xml:space="preserve"> alone creates the </w:t>
+      </w:r>
+      <w:r>
+        <w:rPr>
+          <w:b/>
+        </w:rPr>
         <w:t>function</w:t>
       </w:r>
       <w:r>
         <w:rPr>
           <w:b w:val="0"/>
         </w:rPr>
-        <w:t xml:space="preserve"> separates one named job from the surrounding program. </w:t>
+        <w:t xml:space="preserve"> but prints nothing because its body has not been </w:t>
       </w:r>
       <w:r>
         <w:rPr>
           <w:b/>
         </w:rPr>
-        <w:t>Argument</w:t>
-      </w:r>
-      <w:r>
-        <w:rPr>
-          <w:b w:val="0"/>
-        </w:rPr>
-        <w:t xml:space="preserve">s supply data for this </w:t>
+        <w:t>call</w:t>
+      </w:r>
+      <w:r>
+        <w:rPr>
+          <w:b w:val="0"/>
+        </w:rPr>
+        <w:t>ed.</w:t>
+      </w:r>
+    </w:p>
+    <w:p>
+      <w:pPr>
+        <w:spacing w:line="336" w:lineRule="auto" w:after="180"/>
+      </w:pPr>
+      <w:r>
+        <w:rPr>
+          <w:b w:val="0"/>
+        </w:rPr>
+        <w:t xml:space="preserve">Start by identifying the given </w:t>
       </w:r>
       <w:r>
         <w:rPr>
           <w:b/>
         </w:rPr>
+        <w:t>input</w:t>
+      </w:r>
+      <w:r>
+        <w:rPr>
+          <w:b w:val="0"/>
+        </w:rPr>
+        <w:t>s together. Leave the intermediate steps blank. If needed, model one step, then withdraw that help on the next step. Move to a full trace only when the partial trace is understood.</w:t>
+      </w:r>
+    </w:p>
+    <w:p>
+      <w:pPr>
+        <w:spacing w:line="336" w:lineRule="auto" w:after="180"/>
+      </w:pPr>
+      <w:r>
+        <w:rPr>
+          <w:b w:val="0"/>
+        </w:rPr>
+        <w:t>For partners, alternate explainer and checker; collect a response from every learner before discussion.</w:t>
+      </w:r>
+    </w:p>
+    <w:p>
+      <w:pPr>
+        <w:pStyle w:val="Heading2"/>
+      </w:pPr>
+      <w:r>
+        <w:t>Check the misconception before discussion</w:t>
+      </w:r>
+    </w:p>
+    <w:p>
+      <w:pPr>
+        <w:spacing w:line="336" w:lineRule="auto" w:after="180"/>
+      </w:pPr>
+      <w:r>
+        <w:rPr>
+          <w:b w:val="0"/>
+        </w:rPr>
+        <w:t xml:space="preserve">Use the worked case for </w:t>
+      </w:r>
+      <w:r>
+        <w:rPr>
+          <w:b/>
+        </w:rPr>
+        <w:t>Function</w:t>
+      </w:r>
+      <w:r>
+        <w:rPr>
+          <w:b w:val="0"/>
+        </w:rPr>
+        <w:t xml:space="preserve">s and </w:t>
+      </w:r>
+      <w:r>
+        <w:rPr>
+          <w:b/>
+        </w:rPr>
+        <w:t>argument</w:t>
+      </w:r>
+      <w:r>
+        <w:rPr>
+          <w:b w:val="0"/>
+        </w:rPr>
+        <w:t>s. Proposed explanation: “Writing def runs the body immediately”. Decide whether this explanation is supported.</w:t>
+      </w:r>
+    </w:p>
+    <w:p>
+      <w:pPr>
+        <w:spacing w:line="336" w:lineRule="auto" w:after="180"/>
+      </w:pPr>
+      <w:r>
+        <w:rPr>
+          <w:b w:val="0"/>
+        </w:rPr>
+        <w:t>Point to the step or supplied fact that decides; explain your repair if needed.</w:t>
+      </w:r>
+    </w:p>
+    <w:p>
+      <w:pPr>
+        <w:spacing w:line="336" w:lineRule="auto" w:after="180"/>
+      </w:pPr>
+      <w:r>
+        <w:rPr>
+          <w:b w:val="0"/>
+        </w:rPr>
+        <w:t xml:space="preserve">Expected correction: The </w:t>
+      </w:r>
+      <w:r>
+        <w:rPr>
+          <w:b/>
+        </w:rPr>
+        <w:t>definition</w:t>
+      </w:r>
+      <w:r>
+        <w:rPr>
+          <w:b w:val="0"/>
+        </w:rPr>
+        <w:t xml:space="preserve"> creates the </w:t>
+      </w:r>
+      <w:r>
+        <w:rPr>
+          <w:b/>
+        </w:rPr>
+        <w:t>function</w:t>
+      </w:r>
+      <w:r>
+        <w:rPr>
+          <w:b w:val="0"/>
+        </w:rPr>
+        <w:t xml:space="preserve">; a </w:t>
+      </w:r>
+      <w:r>
+        <w:rPr>
+          <w:b/>
+        </w:rPr>
         <w:t>call</w:t>
       </w:r>
       <w:r>
         <w:rPr>
           <w:b w:val="0"/>
         </w:rPr>
-        <w:t xml:space="preserve">; return supplies its result. A print statement in the </w:t>
+        <w:t xml:space="preserve"> runs its body.</w:t>
+      </w:r>
+    </w:p>
+    <w:p>
+      <w:pPr>
+        <w:spacing w:line="336" w:lineRule="auto" w:after="180"/>
+      </w:pPr>
+      <w:r>
+        <w:rPr>
+          <w:b w:val="0"/>
+        </w:rPr>
+        <w:t>Collect explanations, not only yes/no votes. If a misunderstanding is common, re-model the relevant step for the class.</w:t>
+      </w:r>
+    </w:p>
+    <w:p>
+      <w:pPr>
+        <w:spacing w:line="336" w:lineRule="auto" w:after="180"/>
+      </w:pPr>
+      <w:r>
+        <w:rPr>
+          <w:b w:val="0"/>
+        </w:rPr>
+        <w:t>If it affects a few learners, give a short targeted group explanation while others solve a more demanding variation.</w:t>
+      </w:r>
+    </w:p>
+    <w:p>
+      <w:pPr>
+        <w:pStyle w:val="Heading2"/>
+      </w:pPr>
+      <w:r>
+        <w:t>Use the pictorial check</w:t>
+      </w:r>
+    </w:p>
+    <w:p>
+      <w:pPr>
+        <w:spacing w:line="336" w:lineRule="auto" w:after="180"/>
+      </w:pPr>
+      <w:r>
+        <w:rPr>
+          <w:b w:val="0"/>
+        </w:rPr>
+        <w:t xml:space="preserve">What happens visibly if the </w:t>
       </w:r>
       <w:r>
         <w:rPr>
@@ -2267,31 +2899,52 @@
         <w:rPr>
           <w:b w:val="0"/>
         </w:rPr>
-        <w:t>er is a different action.</w:t>
+        <w:t>er stores needed but omits print(needed)?</w:t>
       </w:r>
     </w:p>
     <w:p>
       <w:pPr>
         <w:spacing w:line="336" w:lineRule="auto" w:after="180"/>
-        <w:shd w:fill="F1F6FC"/>
-      </w:pPr>
-      <w:r>
-        <w:rPr>
-          <w:b w:val="0"/>
-        </w:rPr>
-        <w:t xml:space="preserve">Clear </w:t>
+      </w:pPr>
+      <w:r>
+        <w:rPr>
+          <w:b w:val="0"/>
+        </w:rPr>
+        <w:t>The calculation returns 24 and needed stores it, but the shown program displays nothing because no print runs.</w:t>
+      </w:r>
+    </w:p>
+    <w:p>
+      <w:pPr>
+        <w:spacing w:line="336" w:lineRule="auto" w:after="180"/>
+      </w:pPr>
+      <w:r>
+        <w:rPr>
+          <w:b w:val="0"/>
+        </w:rPr>
+        <w:t xml:space="preserve">Changed-case reasoning: The returned result is 0, and the </w:t>
       </w:r>
       <w:r>
         <w:rPr>
           <w:b/>
         </w:rPr>
-        <w:t>parameter</w:t>
-      </w:r>
-      <w:r>
-        <w:rPr>
-          <w:b w:val="0"/>
-        </w:rPr>
-        <w:t xml:space="preserve"> names help detect swapping or misusing </w:t>
+        <w:t>call</w:t>
+      </w:r>
+      <w:r>
+        <w:rPr>
+          <w:b w:val="0"/>
+        </w:rPr>
+        <w:t>er prints 0. Four shelves times zero labels per shelf is zero.</w:t>
+      </w:r>
+    </w:p>
+    <w:p>
+      <w:pPr>
+        <w:spacing w:line="336" w:lineRule="auto" w:after="180"/>
+      </w:pPr>
+      <w:r>
+        <w:rPr>
+          <w:b w:val="0"/>
+        </w:rPr>
+        <w:t xml:space="preserve">Collect each learner’s explanation before discussion. Use the first missing connection between </w:t>
       </w:r>
       <w:r>
         <w:rPr>
@@ -2303,31 +2956,146 @@
         <w:rPr>
           <w:b w:val="0"/>
         </w:rPr>
-        <w:t xml:space="preserve">s without assuming every </w:t>
+        <w:t xml:space="preserve">, deciding step and result to choose support. This question is worked-case practice, not fresh mastery </w:t>
       </w:r>
       <w:r>
         <w:rPr>
           <w:b/>
         </w:rPr>
-        <w:t>function</w:t>
-      </w:r>
-      <w:r>
-        <w:rPr>
-          <w:b w:val="0"/>
-        </w:rPr>
-        <w:t xml:space="preserve"> prints automati</w:t>
+        <w:t>evidence</w:t>
+      </w:r>
+      <w:r>
+        <w:rPr>
+          <w:b w:val="0"/>
+        </w:rPr>
+        <w:t>.</w:t>
+      </w:r>
+    </w:p>
+    <w:p>
+      <w:pPr>
+        <w:pStyle w:val="Heading2"/>
+      </w:pPr>
+      <w:r>
+        <w:t>Keep each learner explaining</w:t>
+      </w:r>
+    </w:p>
+    <w:p>
+      <w:pPr>
+        <w:pStyle w:val="ListBullet"/>
+      </w:pPr>
+      <w:r>
+        <w:t>Ask: Which facts are given, and which would we have to assume? Learners mark relevant details before discussing answers.</w:t>
+      </w:r>
+    </w:p>
+    <w:p>
+      <w:pPr>
+        <w:pStyle w:val="ListBullet"/>
+      </w:pPr>
+      <w:r>
+        <w:t>Say: Predict first. Show the rule, information path or calculation that would produce the result. A correct guess is not yet an explanation.</w:t>
+      </w:r>
+    </w:p>
+    <w:p>
+      <w:pPr>
+        <w:pStyle w:val="ListBullet"/>
+      </w:pPr>
+      <w:r>
+        <w:t>In pairs, one learner solves while the other checks evidence; exchange roles. Remove the worked answer before independent assessment.</w:t>
+      </w:r>
+    </w:p>
+    <w:p>
+      <w:pPr>
+        <w:pStyle w:val="Heading2"/>
+      </w:pPr>
+      <w:r>
+        <w:t>Earlier wording, alternatives and picture transcripts · reference / check after trying</w:t>
+      </w:r>
+    </w:p>
+    <w:p>
+      <w:pPr>
+        <w:spacing w:line="336" w:lineRule="auto" w:after="180"/>
+      </w:pPr>
+      <w:r>
+        <w:rPr>
+          <w:b w:val="0"/>
+        </w:rPr>
+        <w:t>Demonstrate and guide practice</w:t>
+      </w:r>
+    </w:p>
+    <w:p>
+      <w:pPr>
+        <w:pStyle w:val="Heading3"/>
+      </w:pPr>
+      <w:r>
+        <w:t>Board sequence</w:t>
+      </w:r>
+    </w:p>
+    <w:p>
+      <w:pPr>
+        <w:spacing w:line="336" w:lineRule="auto" w:after="180"/>
+      </w:pPr>
+      <w:r>
+        <w:rPr>
+          <w:b w:val="0"/>
+        </w:rPr>
+        <w:t>Write the given facts: A class wants to recommend one of five library books.</w:t>
+      </w:r>
+    </w:p>
+    <w:p>
+      <w:pPr>
+        <w:spacing w:line="336" w:lineRule="auto" w:after="180"/>
+      </w:pPr>
+      <w:r>
+        <w:rPr>
+          <w:b w:val="0"/>
+        </w:rPr>
+        <w:t xml:space="preserve">Write the question to explain: </w:t>
       </w:r>
       <w:r>
         <w:rPr>
           <w:b/>
         </w:rPr>
-        <w:t>call</w:t>
-      </w:r>
-      <w:r>
-        <w:rPr>
-          <w:b w:val="0"/>
-        </w:rPr>
-        <w:t>y.</w:t>
+        <w:t>Decompose</w:t>
+      </w:r>
+      <w:r>
+        <w:rPr>
+          <w:b w:val="0"/>
+        </w:rPr>
+        <w:t xml:space="preserve"> the goal into checkable steps.</w:t>
+      </w:r>
+    </w:p>
+    <w:p>
+      <w:pPr>
+        <w:spacing w:line="336" w:lineRule="auto" w:after="180"/>
+      </w:pPr>
+      <w:r>
+        <w:rPr>
+          <w:b w:val="0"/>
+        </w:rPr>
+        <w:t xml:space="preserve">Reveal after </w:t>
+      </w:r>
+      <w:r>
+        <w:rPr>
+          <w:b/>
+        </w:rPr>
+        <w:t>prediction</w:t>
+      </w:r>
+      <w:r>
+        <w:rPr>
+          <w:b w:val="0"/>
+        </w:rPr>
+        <w:t>s: Collect preferences, record book traits, score each with a declared rule, handle ties and explain the suggestion. Each step produces an inspectable record.</w:t>
+      </w:r>
+    </w:p>
+    <w:p>
+      <w:pPr>
+        <w:spacing w:line="336" w:lineRule="auto" w:after="180"/>
+      </w:pPr>
+      <w:r>
+        <w:rPr>
+          <w:b w:val="0"/>
+        </w:rPr>
+        <w:t>Use the earlier changed question as optional later practice. Reserve Create a new function independently for the first independent attempt before hints or feedback.</w:t>
       </w:r>
     </w:p>
     <w:p>
@@ -2335,418 +3103,18 @@
         <w:pStyle w:val="Heading3"/>
       </w:pPr>
       <w:r>
-        <w:t>What this example does not establish</w:t>
-      </w:r>
-    </w:p>
-    <w:p>
-      <w:pPr>
-        <w:pStyle w:val="Heading3"/>
-      </w:pPr>
-      <w:r>
-        <w:t>Keep the stated limit</w:t>
+        <w:t>Classroom dialogue</w:t>
       </w:r>
     </w:p>
     <w:p>
       <w:pPr>
         <w:spacing w:line="336" w:lineRule="auto" w:after="180"/>
-        <w:shd w:fill="FFF5E6"/>
-      </w:pPr>
-      <w:r>
-        <w:rPr>
-          <w:b w:val="0"/>
-        </w:rPr>
-        <w:t xml:space="preserve">This </w:t>
-      </w:r>
-      <w:r>
-        <w:rPr>
-          <w:b/>
-        </w:rPr>
-        <w:t>function</w:t>
-      </w:r>
-      <w:r>
-        <w:rPr>
-          <w:b w:val="0"/>
-        </w:rPr>
-        <w:t xml:space="preserve"> assumes compatible numeric </w:t>
-      </w:r>
-      <w:r>
-        <w:rPr>
-          <w:b/>
-        </w:rPr>
-        <w:t>input</w:t>
-      </w:r>
-      <w:r>
-        <w:rPr>
-          <w:b w:val="0"/>
-        </w:rPr>
-        <w:t>s; it does not reject negative shelves or verify real shelf contents.</w:t>
-      </w:r>
-    </w:p>
-    <w:p>
-      <w:pPr>
-        <w:pStyle w:val="Heading3"/>
-      </w:pPr>
-      <w:r>
-        <w:t>Change one thing in the pictured case</w:t>
-      </w:r>
-    </w:p>
-    <w:p>
-      <w:pPr>
-        <w:pStyle w:val="Heading3"/>
-      </w:pPr>
-      <w:r>
-        <w:t>Change one thing</w:t>
-      </w:r>
-    </w:p>
-    <w:p>
-      <w:pPr>
-        <w:spacing w:line="336" w:lineRule="auto" w:after="180"/>
-        <w:shd w:fill="F5F1FB"/>
-      </w:pPr>
-      <w:r>
-        <w:rPr>
-          <w:b w:val="0"/>
-        </w:rPr>
-        <w:t xml:space="preserve">Change: </w:t>
-      </w:r>
-      <w:r>
-        <w:rPr>
-          <w:b/>
-        </w:rPr>
-        <w:t>Call</w:t>
-      </w:r>
-      <w:r>
-        <w:rPr>
-          <w:b w:val="0"/>
-        </w:rPr>
-        <w:t xml:space="preserve"> labels(4,0) instead.</w:t>
-      </w:r>
-    </w:p>
-    <w:p>
-      <w:pPr>
-        <w:pStyle w:val="Heading3"/>
-      </w:pPr>
-      <w:r>
-        <w:t>Predicted result</w:t>
-      </w:r>
-    </w:p>
-    <w:p>
-      <w:pPr>
-        <w:spacing w:line="336" w:lineRule="auto" w:after="180"/>
-        <w:shd w:fill="F1F6FC"/>
-      </w:pPr>
-      <w:r>
-        <w:rPr>
-          <w:b/>
-        </w:rPr>
-        <w:t>Prediction</w:t>
-      </w:r>
-      <w:r>
-        <w:rPr>
-          <w:b w:val="0"/>
-        </w:rPr>
-        <w:t xml:space="preserve">: The returned result is 0, and the </w:t>
-      </w:r>
-      <w:r>
-        <w:rPr>
-          <w:b/>
-        </w:rPr>
-        <w:t>call</w:t>
-      </w:r>
-      <w:r>
-        <w:rPr>
-          <w:b w:val="0"/>
-        </w:rPr>
-        <w:t>er prints 0.</w:t>
-      </w:r>
-    </w:p>
-    <w:p>
-      <w:pPr>
-        <w:pStyle w:val="Heading3"/>
-      </w:pPr>
-      <w:r>
-        <w:t>Why the result follows</w:t>
-      </w:r>
-    </w:p>
-    <w:p>
-      <w:pPr>
-        <w:spacing w:line="336" w:lineRule="auto" w:after="180"/>
-        <w:shd w:fill="F1F6FC"/>
-      </w:pPr>
-      <w:r>
-        <w:rPr>
-          <w:b w:val="0"/>
-        </w:rPr>
-        <w:t>Reason: Four shelves times zero labels per shelf is zero.</w:t>
-      </w:r>
-    </w:p>
-    <w:p>
-      <w:pPr>
-        <w:pStyle w:val="Heading3"/>
-      </w:pPr>
-      <w:r>
-        <w:t>Ask while showing the picture</w:t>
-      </w:r>
-    </w:p>
-    <w:p>
-      <w:pPr>
-        <w:pStyle w:val="Heading3"/>
-      </w:pPr>
-      <w:r>
-        <w:t>Ask while showing the picture · 4</w:t>
-      </w:r>
-    </w:p>
-    <w:p>
-      <w:pPr>
-        <w:spacing w:line="336" w:lineRule="auto" w:after="180"/>
-      </w:pPr>
-      <w:r>
-        <w:rPr>
-          <w:b w:val="0"/>
-        </w:rPr>
-        <w:t xml:space="preserve">Cover the result. Ask learners to name the </w:t>
-      </w:r>
-      <w:r>
-        <w:rPr>
-          <w:b/>
-        </w:rPr>
-        <w:t>input</w:t>
-      </w:r>
-      <w:r>
-        <w:rPr>
-          <w:b w:val="0"/>
-        </w:rPr>
-        <w:t xml:space="preserve">s and predict the next step. Uncover one step, connect the icon to the actual procedure, and explain its </w:t>
-      </w:r>
-      <w:r>
-        <w:rPr>
-          <w:b/>
-        </w:rPr>
-        <w:t>evidence</w:t>
-      </w:r>
-      <w:r>
-        <w:rPr>
-          <w:b w:val="0"/>
-        </w:rPr>
-        <w:t>. Then change the supplied condition and compare.</w:t>
-      </w:r>
-    </w:p>
-    <w:p>
-      <w:pPr>
-        <w:spacing w:line="336" w:lineRule="auto" w:after="180"/>
-      </w:pPr>
-      <w:r>
-        <w:rPr>
-          <w:b w:val="0"/>
-        </w:rPr>
-        <w:t>The picture is a representation; it does not document execution of a real AI model.</w:t>
-      </w:r>
-    </w:p>
-    <w:p>
-      <w:pPr>
-        <w:pStyle w:val="Heading1"/>
-      </w:pPr>
-      <w:r>
-        <w:t>03. Demonstrate and guide practice</w:t>
-      </w:r>
-    </w:p>
-    <w:p>
-      <w:r>
-        <w:t>Demonstrate Decompose a Goal, reduce support deliberately and check individual reasoning before discussing answers.</w:t>
-      </w:r>
-    </w:p>
-    <w:p>
-      <w:pPr>
-        <w:pStyle w:val="Heading3"/>
-      </w:pPr>
-      <w:r>
-        <w:t>Board sequence</w:t>
-      </w:r>
-    </w:p>
-    <w:p>
-      <w:pPr>
-        <w:pStyle w:val="Heading3"/>
-      </w:pPr>
-      <w:r>
-        <w:t>1. Put the facts on the board</w:t>
-      </w:r>
-    </w:p>
-    <w:p>
-      <w:pPr>
-        <w:spacing w:line="336" w:lineRule="auto" w:after="180"/>
-        <w:shd w:fill="F4F9FC"/>
-      </w:pPr>
-      <w:r>
-        <w:rPr>
-          <w:b w:val="0"/>
-        </w:rPr>
-        <w:t>Write the given facts: A class wants to recommend one of five library books.</w:t>
-      </w:r>
-    </w:p>
-    <w:p>
-      <w:pPr>
-        <w:pStyle w:val="Heading3"/>
-      </w:pPr>
-      <w:r>
-        <w:t>2. State the decision to explain</w:t>
-      </w:r>
-    </w:p>
-    <w:p>
-      <w:pPr>
-        <w:spacing w:line="336" w:lineRule="auto" w:after="180"/>
-        <w:shd w:fill="F4F9FC"/>
-      </w:pPr>
-      <w:r>
-        <w:rPr>
-          <w:b w:val="0"/>
-        </w:rPr>
-        <w:t xml:space="preserve">Write the question to explain: </w:t>
-      </w:r>
-      <w:r>
-        <w:rPr>
-          <w:b/>
-        </w:rPr>
-        <w:t>Decompose</w:t>
-      </w:r>
-      <w:r>
-        <w:rPr>
-          <w:b w:val="0"/>
-        </w:rPr>
-        <w:t xml:space="preserve"> the goal into checkable steps.</w:t>
-      </w:r>
-    </w:p>
-    <w:p>
-      <w:pPr>
-        <w:pStyle w:val="Heading3"/>
-      </w:pPr>
-      <w:r>
-        <w:t>3. Reveal the worked reasoning</w:t>
-      </w:r>
-    </w:p>
-    <w:p>
-      <w:pPr>
-        <w:spacing w:line="336" w:lineRule="auto" w:after="180"/>
-        <w:shd w:fill="F1F6FC"/>
-      </w:pPr>
-      <w:r>
-        <w:rPr>
-          <w:b w:val="0"/>
-        </w:rPr>
-        <w:t xml:space="preserve">Reveal after </w:t>
-      </w:r>
-      <w:r>
-        <w:rPr>
-          <w:b/>
-        </w:rPr>
-        <w:t>prediction</w:t>
-      </w:r>
-      <w:r>
-        <w:rPr>
-          <w:b w:val="0"/>
-        </w:rPr>
-        <w:t>s: Collect preferences, record book traits, score each with a declared rule, handle ties and explain the suggestion. Each step produces an inspectable record.</w:t>
-      </w:r>
-    </w:p>
-    <w:p>
-      <w:pPr>
-        <w:pStyle w:val="Heading3"/>
-      </w:pPr>
-      <w:r>
-        <w:t>Hold back the independent task</w:t>
-      </w:r>
-    </w:p>
-    <w:p>
-      <w:pPr>
-        <w:spacing w:line="336" w:lineRule="auto" w:after="180"/>
-        <w:shd w:fill="FFF5E6"/>
-      </w:pPr>
-      <w:r>
-        <w:rPr>
-          <w:b w:val="0"/>
-        </w:rPr>
-        <w:t>Keep for an independent attempt: A recommender must receive a topic, find matching books and show one title. Split the goal into three tasks and state what passes between them.</w:t>
-      </w:r>
-    </w:p>
-    <w:p>
-      <w:pPr>
-        <w:pStyle w:val="Heading3"/>
-      </w:pPr>
-      <w:r>
-        <w:t>Classroom dialogue</w:t>
-      </w:r>
-    </w:p>
-    <w:p>
-      <w:pPr>
-        <w:pStyle w:val="Heading3"/>
-      </w:pPr>
-      <w:r>
-        <w:t>Ask the class</w:t>
-      </w:r>
-    </w:p>
-    <w:p>
-      <w:pPr>
-        <w:spacing w:line="336" w:lineRule="auto" w:after="180"/>
-        <w:shd w:fill="F5F1FB"/>
-      </w:pPr>
-      <w:r>
-        <w:rPr>
-          <w:b w:val="0"/>
-        </w:rPr>
-        <w:t>Ask: Which facts are given, and which would we have to assume? Learners mark relevant details before discussing answers.</w:t>
-      </w:r>
-    </w:p>
-    <w:p>
-      <w:pPr>
-        <w:pStyle w:val="Heading3"/>
-      </w:pPr>
-      <w:r>
-        <w:t>Language to model</w:t>
-      </w:r>
-    </w:p>
-    <w:p>
-      <w:pPr>
-        <w:spacing w:line="336" w:lineRule="auto" w:after="180"/>
-        <w:shd w:fill="F1F6F8"/>
-      </w:pPr>
-      <w:r>
-        <w:rPr>
-          <w:b w:val="0"/>
-        </w:rPr>
-        <w:t>Say: Predict first. Show the rule, information path or calculation that would produce the result. A correct guess is not yet an explanation.</w:t>
-      </w:r>
-    </w:p>
-    <w:p>
-      <w:pPr>
-        <w:spacing w:line="336" w:lineRule="auto" w:after="180"/>
       </w:pPr>
       <w:r>
         <w:rPr>
           <w:b w:val="0"/>
         </w:rPr>
         <w:t>Reveal reasoning one step at a time. Explain why a tempting alternative fails. Write units and denominators for arithmetic, trace conditions for decisions, and identify supporting sources for claims.</w:t>
-      </w:r>
-    </w:p>
-    <w:p>
-      <w:pPr>
-        <w:spacing w:line="336" w:lineRule="auto" w:after="180"/>
-      </w:pPr>
-      <w:r>
-        <w:rPr>
-          <w:b w:val="0"/>
-        </w:rPr>
-        <w:t xml:space="preserve">In pairs, one learner solves while the other checks </w:t>
-      </w:r>
-      <w:r>
-        <w:rPr>
-          <w:b/>
-        </w:rPr>
-        <w:t>evidence</w:t>
-      </w:r>
-      <w:r>
-        <w:rPr>
-          <w:b w:val="0"/>
-        </w:rPr>
-        <w:t>; exchange roles. Remove the worked answer before independent assessment.</w:t>
       </w:r>
     </w:p>
     <w:p>
@@ -3096,532 +3464,103 @@
         <w:pStyle w:val="Heading3"/>
       </w:pPr>
       <w:r>
-        <w:t>Completion practice</w:t>
+        <w:t>Individual reasoning check</w:t>
+      </w:r>
+    </w:p>
+    <w:p>
+      <w:pPr>
+        <w:pStyle w:val="Heading3"/>
+      </w:pPr>
+      <w:r>
+        <w:t>Pictorial practice question</w:t>
+      </w:r>
+    </w:p>
+    <w:p>
+      <w:pPr>
+        <w:pStyle w:val="Heading3"/>
+      </w:pPr>
+      <w:r>
+        <w:t>Reasoned teacher answer</w:t>
+      </w:r>
+    </w:p>
+    <w:p>
+      <w:pPr>
+        <w:pStyle w:val="Heading1"/>
+      </w:pPr>
+      <w:r>
+        <w:t>04. Run the supplied investigation</w:t>
+      </w:r>
+    </w:p>
+    <w:p>
+      <w:r>
+        <w:t>Keep expected results, observed paper traces and remaining limits distinguishable.</w:t>
+      </w:r>
+    </w:p>
+    <w:p>
+      <w:pPr>
+        <w:pStyle w:val="Heading2"/>
+      </w:pPr>
+      <w:r>
+        <w:t>Supplied materials and answer guidance</w:t>
       </w:r>
     </w:p>
     <w:p>
       <w:pPr>
         <w:spacing w:line="336" w:lineRule="auto" w:after="180"/>
-        <w:shd w:fill="F5F1FB"/>
-      </w:pPr>
-      <w:r>
-        <w:rPr>
-          <w:b w:val="0"/>
-        </w:rPr>
-        <w:t xml:space="preserve">Completion task: Using the correct </w:t>
-      </w:r>
-      <w:r>
-        <w:rPr>
-          <w:b/>
-        </w:rPr>
-        <w:t>definition</w:t>
-      </w:r>
-      <w:r>
-        <w:rPr>
-          <w:b w:val="0"/>
-        </w:rPr>
-        <w:t xml:space="preserve">, predict show_remaining(8, 3), show_remaining(8, 8) and show_remaining(8, 0) in that order. Explain what happens if the file contains only the </w:t>
-      </w:r>
-      <w:r>
-        <w:rPr>
-          <w:b/>
-        </w:rPr>
-        <w:t>definition</w:t>
-      </w:r>
-      <w:r>
-        <w:rPr>
-          <w:b w:val="0"/>
-        </w:rPr>
-        <w:t>.</w:t>
-      </w:r>
-    </w:p>
-    <w:p>
-      <w:pPr>
-        <w:pStyle w:val="Heading3"/>
-      </w:pPr>
-      <w:r>
-        <w:t>Reasoning to listen for</w:t>
-      </w:r>
-    </w:p>
-    <w:p>
-      <w:pPr>
-        <w:spacing w:line="336" w:lineRule="auto" w:after="180"/>
-        <w:shd w:fill="F1F6FC"/>
-      </w:pPr>
-      <w:r>
-        <w:rPr>
-          <w:b w:val="0"/>
-        </w:rPr>
-        <w:t xml:space="preserve">Teacher check: The </w:t>
-      </w:r>
-      <w:r>
-        <w:rPr>
-          <w:b/>
-        </w:rPr>
-        <w:t>call</w:t>
-      </w:r>
-      <w:r>
-        <w:rPr>
-          <w:b w:val="0"/>
-        </w:rPr>
-        <w:t xml:space="preserve">s print 5, 0 and 8 on separate lines. A </w:t>
-      </w:r>
-      <w:r>
-        <w:rPr>
-          <w:b/>
-        </w:rPr>
-        <w:t>definition</w:t>
-      </w:r>
-      <w:r>
-        <w:rPr>
-          <w:b w:val="0"/>
-        </w:rPr>
-        <w:t xml:space="preserve"> alone creates the </w:t>
-      </w:r>
-      <w:r>
-        <w:rPr>
-          <w:b/>
-        </w:rPr>
-        <w:t>function</w:t>
-      </w:r>
-      <w:r>
-        <w:rPr>
-          <w:b w:val="0"/>
-        </w:rPr>
-        <w:t xml:space="preserve"> but prints nothing because its body has not been </w:t>
-      </w:r>
-      <w:r>
-        <w:rPr>
-          <w:b/>
-        </w:rPr>
-        <w:t>call</w:t>
-      </w:r>
-      <w:r>
-        <w:rPr>
-          <w:b w:val="0"/>
-        </w:rPr>
-        <w:t>ed.</w:t>
-      </w:r>
-    </w:p>
-    <w:p>
-      <w:pPr>
-        <w:spacing w:line="336" w:lineRule="auto" w:after="180"/>
-      </w:pPr>
-      <w:r>
-        <w:rPr>
-          <w:b w:val="0"/>
-        </w:rPr>
-        <w:t xml:space="preserve">Start by identifying the given </w:t>
-      </w:r>
-      <w:r>
-        <w:rPr>
-          <w:b/>
-        </w:rPr>
-        <w:t>input</w:t>
-      </w:r>
-      <w:r>
-        <w:rPr>
-          <w:b w:val="0"/>
-        </w:rPr>
-        <w:t>s together. Leave the intermediate steps blank. If needed, model one step, then withdraw that help on the next step. Move to a full trace only when the partial trace is understood.</w:t>
-      </w:r>
-    </w:p>
-    <w:p>
-      <w:pPr>
-        <w:spacing w:line="336" w:lineRule="auto" w:after="180"/>
-      </w:pPr>
-      <w:r>
-        <w:rPr>
-          <w:b w:val="0"/>
-        </w:rPr>
-        <w:t>For partners, alternate explainer and checker; collect a response from every learner before discussion.</w:t>
-      </w:r>
-    </w:p>
-    <w:p>
-      <w:pPr>
-        <w:pStyle w:val="Heading3"/>
-      </w:pPr>
-      <w:r>
-        <w:t>Individual reasoning check</w:t>
-      </w:r>
-    </w:p>
-    <w:p>
-      <w:pPr>
-        <w:spacing w:line="336" w:lineRule="auto" w:after="180"/>
-      </w:pPr>
-      <w:r>
-        <w:rPr>
-          <w:b w:val="0"/>
-        </w:rPr>
-        <w:t xml:space="preserve">Use the worked case for </w:t>
-      </w:r>
-      <w:r>
-        <w:rPr>
-          <w:b/>
-        </w:rPr>
-        <w:t>Function</w:t>
-      </w:r>
-      <w:r>
-        <w:rPr>
-          <w:b w:val="0"/>
-        </w:rPr>
-        <w:t xml:space="preserve">s and </w:t>
-      </w:r>
-      <w:r>
-        <w:rPr>
-          <w:b/>
-        </w:rPr>
-        <w:t>argument</w:t>
-      </w:r>
-      <w:r>
-        <w:rPr>
-          <w:b w:val="0"/>
-        </w:rPr>
-        <w:t>s. Proposed explanation: “Writing def runs the body immediately”. Decide whether this explanation is supported.</w:t>
-      </w:r>
-    </w:p>
-    <w:p>
-      <w:pPr>
-        <w:spacing w:line="336" w:lineRule="auto" w:after="180"/>
-      </w:pPr>
-      <w:r>
-        <w:rPr>
-          <w:b w:val="0"/>
-        </w:rPr>
-        <w:t>Point to the step or supplied fact that decides; explain your repair if needed.</w:t>
-      </w:r>
-    </w:p>
-    <w:p>
-      <w:pPr>
-        <w:pStyle w:val="Heading3"/>
-      </w:pPr>
-      <w:r>
-        <w:t>Expected repair</w:t>
-      </w:r>
-    </w:p>
-    <w:p>
-      <w:pPr>
-        <w:spacing w:line="336" w:lineRule="auto" w:after="180"/>
-        <w:shd w:fill="F1F6FC"/>
-      </w:pPr>
-      <w:r>
-        <w:rPr>
-          <w:b w:val="0"/>
-        </w:rPr>
-        <w:t xml:space="preserve">Expected correction: The </w:t>
-      </w:r>
-      <w:r>
-        <w:rPr>
-          <w:b/>
-        </w:rPr>
-        <w:t>definition</w:t>
-      </w:r>
-      <w:r>
-        <w:rPr>
-          <w:b w:val="0"/>
-        </w:rPr>
-        <w:t xml:space="preserve"> creates the </w:t>
-      </w:r>
-      <w:r>
-        <w:rPr>
-          <w:b/>
-        </w:rPr>
-        <w:t>function</w:t>
-      </w:r>
-      <w:r>
-        <w:rPr>
-          <w:b w:val="0"/>
-        </w:rPr>
-        <w:t xml:space="preserve">; a </w:t>
-      </w:r>
-      <w:r>
-        <w:rPr>
-          <w:b/>
-        </w:rPr>
-        <w:t>call</w:t>
-      </w:r>
-      <w:r>
-        <w:rPr>
-          <w:b w:val="0"/>
-        </w:rPr>
-        <w:t xml:space="preserve"> runs its body.</w:t>
-      </w:r>
-    </w:p>
-    <w:p>
-      <w:pPr>
-        <w:spacing w:line="336" w:lineRule="auto" w:after="180"/>
-      </w:pPr>
-      <w:r>
-        <w:rPr>
-          <w:b w:val="0"/>
-        </w:rPr>
-        <w:t>Collect explanations, not only yes/no votes. If a misunderstanding is common, re-model the relevant step for the class.</w:t>
-      </w:r>
-    </w:p>
-    <w:p>
-      <w:pPr>
-        <w:spacing w:line="336" w:lineRule="auto" w:after="180"/>
-      </w:pPr>
-      <w:r>
-        <w:rPr>
-          <w:b w:val="0"/>
-        </w:rPr>
-        <w:t>If it affects a few learners, give a short targeted group explanation while others solve a more demanding variation.</w:t>
-      </w:r>
-    </w:p>
-    <w:p>
-      <w:pPr>
-        <w:pStyle w:val="Heading3"/>
-      </w:pPr>
-      <w:r>
-        <w:t>Pictorial practice question</w:t>
-      </w:r>
-    </w:p>
-    <w:p>
-      <w:pPr>
-        <w:spacing w:line="336" w:lineRule="auto" w:after="180"/>
-        <w:shd w:fill="F5F1FB"/>
-      </w:pPr>
-      <w:r>
-        <w:rPr>
-          <w:b w:val="0"/>
-        </w:rPr>
-        <w:t xml:space="preserve">What happens visibly if the </w:t>
-      </w:r>
-      <w:r>
-        <w:rPr>
-          <w:b/>
-        </w:rPr>
-        <w:t>call</w:t>
-      </w:r>
-      <w:r>
-        <w:rPr>
-          <w:b w:val="0"/>
-        </w:rPr>
-        <w:t>er stores needed but omits print(needed)?</w:t>
-      </w:r>
-    </w:p>
-    <w:p>
-      <w:pPr>
-        <w:pStyle w:val="Heading3"/>
-      </w:pPr>
-      <w:r>
-        <w:t>Reasoned teacher answer</w:t>
-      </w:r>
-    </w:p>
-    <w:p>
-      <w:pPr>
-        <w:spacing w:line="336" w:lineRule="auto" w:after="180"/>
-      </w:pPr>
-      <w:r>
-        <w:rPr>
-          <w:b w:val="0"/>
-        </w:rPr>
-        <w:t>The calculation returns 24 and needed stores it, but the shown program displays nothing because no print runs.</w:t>
-      </w:r>
-    </w:p>
-    <w:p>
-      <w:pPr>
-        <w:spacing w:line="336" w:lineRule="auto" w:after="180"/>
-      </w:pPr>
-      <w:r>
-        <w:rPr>
-          <w:b w:val="0"/>
-        </w:rPr>
-        <w:t xml:space="preserve">Changed-case reasoning: The returned result is 0, and the </w:t>
-      </w:r>
-      <w:r>
-        <w:rPr>
-          <w:b/>
-        </w:rPr>
-        <w:t>call</w:t>
-      </w:r>
-      <w:r>
-        <w:rPr>
-          <w:b w:val="0"/>
-        </w:rPr>
-        <w:t>er prints 0. Four shelves times zero labels per shelf is zero.</w:t>
-      </w:r>
-    </w:p>
-    <w:p>
-      <w:pPr>
-        <w:spacing w:line="336" w:lineRule="auto" w:after="180"/>
-      </w:pPr>
-      <w:r>
-        <w:rPr>
-          <w:b w:val="0"/>
-        </w:rPr>
-        <w:t xml:space="preserve">Collect each learner’s explanation before discussion. Use the first missing connection between </w:t>
-      </w:r>
-      <w:r>
-        <w:rPr>
-          <w:b/>
-        </w:rPr>
-        <w:t>input</w:t>
-      </w:r>
-      <w:r>
-        <w:rPr>
-          <w:b w:val="0"/>
-        </w:rPr>
-        <w:t xml:space="preserve">, deciding step and result to choose support. This question is worked-case practice, not fresh mastery </w:t>
-      </w:r>
-      <w:r>
-        <w:rPr>
-          <w:b/>
-        </w:rPr>
-        <w:t>evidence</w:t>
-      </w:r>
-      <w:r>
-        <w:rPr>
-          <w:b w:val="0"/>
-        </w:rPr>
-        <w:t>.</w:t>
-      </w:r>
-    </w:p>
-    <w:p>
-      <w:pPr>
-        <w:pStyle w:val="Heading1"/>
-      </w:pPr>
-      <w:r>
-        <w:t>04. Run the weekly evidence lab</w:t>
-      </w:r>
-    </w:p>
-    <w:p>
-      <w:r>
-        <w:t>Run the Decompose a Goal investigation and use the first unsupported step to choose a teaching response.</w:t>
-      </w:r>
-    </w:p>
-    <w:p>
-      <w:pPr>
-        <w:spacing w:line="336" w:lineRule="auto" w:after="180"/>
-      </w:pPr>
-      <w:r>
-        <w:rPr>
-          <w:b w:val="0"/>
-        </w:rPr>
-        <w:t>Words You Can Use to Reason</w:t>
-      </w:r>
-    </w:p>
-    <w:p>
-      <w:pPr>
-        <w:spacing w:line="336" w:lineRule="auto" w:after="180"/>
-      </w:pPr>
-      <w:r>
-        <w:rPr>
-          <w:b w:val="0"/>
-        </w:rPr>
-        <w:t xml:space="preserve">A </w:t>
-      </w:r>
-      <w:r>
-        <w:rPr>
-          <w:b/>
-        </w:rPr>
-        <w:t>definition</w:t>
-      </w:r>
-      <w:r>
-        <w:rPr>
-          <w:b w:val="0"/>
-        </w:rPr>
-        <w:t xml:space="preserve"> matters when you can recognize the idea, use it, and contrast it with a near-miss.</w:t>
-      </w:r>
-    </w:p>
-    <w:p>
-      <w:pPr>
-        <w:spacing w:line="336" w:lineRule="auto" w:after="180"/>
-      </w:pPr>
-      <w:r>
-        <w:rPr>
-          <w:b w:val="0"/>
-        </w:rPr>
+      </w:pPr>
+      <w:r>
+        <w:rPr>
+          <w:b w:val="0"/>
+        </w:rPr>
+        <w:t>Correct show_remaining prints 8,3,0,9 for the four lab calls. The fixed 12-4 body prints 8 each time; preserve this observed fault and rerun after replacing it with capacity-used. A missing positional argument raises TypeError; swapped (4,12) gives -8 but violates the stated cupboard contract. The optional labels preview returns 24 for (4,6), 0 for (4,0), and prints only when its caller asks. Keep predictions separate from actual runs. Reserve Create a new function independently for an uncoached show_stock attempt.</w:t>
+      </w:r>
+    </w:p>
+    <w:p>
+      <w:pPr>
+        <w:pStyle w:val="Heading2"/>
+      </w:pPr>
+      <w:r>
+        <w:t>Run and record</w:t>
+      </w:r>
+    </w:p>
+    <w:p>
+      <w:pPr>
+        <w:pStyle w:val="ListNumber"/>
+      </w:pPr>
+      <w:r>
         <w:t>Predict → Test → Record → Explain</w:t>
       </w:r>
     </w:p>
     <w:p>
       <w:pPr>
-        <w:spacing w:line="336" w:lineRule="auto" w:after="180"/>
-      </w:pPr>
-      <w:r>
-        <w:rPr>
-          <w:b w:val="0"/>
-        </w:rPr>
+        <w:pStyle w:val="ListNumber"/>
+      </w:pPr>
+      <w:r>
         <w:t>Keep expected and actual results separate. Surprises are useful data when recorded honestly.</w:t>
       </w:r>
     </w:p>
     <w:p>
       <w:pPr>
-        <w:spacing w:line="336" w:lineRule="auto" w:after="180"/>
-      </w:pPr>
-      <w:r>
-        <w:rPr>
-          <w:b w:val="0"/>
-        </w:rPr>
-        <w:t xml:space="preserve">Cut a familiar task into 4–6 cards. Order dependencies, name each </w:t>
-      </w:r>
-      <w:r>
-        <w:rPr>
-          <w:b/>
-        </w:rPr>
-        <w:t>input</w:t>
-      </w:r>
-      <w:r>
-        <w:rPr>
-          <w:b w:val="0"/>
-        </w:rPr>
-        <w:t xml:space="preserve"> and </w:t>
-      </w:r>
-      <w:r>
-        <w:rPr>
-          <w:b/>
-        </w:rPr>
-        <w:t>output</w:t>
-      </w:r>
-      <w:r>
-        <w:rPr>
-          <w:b w:val="0"/>
-        </w:rPr>
-        <w:t>, and test whether replacing one card breaks the whole system.</w:t>
-      </w:r>
-    </w:p>
-    <w:p>
-      <w:pPr>
-        <w:spacing w:line="336" w:lineRule="auto" w:after="180"/>
-        <w:shd w:fill="F5F1FB"/>
-      </w:pPr>
-      <w:r>
-        <w:rPr>
-          <w:b w:val="0"/>
-        </w:rPr>
+        <w:pStyle w:val="ListNumber"/>
+      </w:pPr>
+      <w:r>
+        <w:t>Cut a familiar task into 4–6 cards. Order dependencies, name each input and output, and test whether replacing one card breaks the whole system.</w:t>
+      </w:r>
+    </w:p>
+    <w:p>
+      <w:pPr>
+        <w:pStyle w:val="ListNumber"/>
+      </w:pPr>
+      <w:r>
         <w:t>What did the hardest test teach you that the normal test did not?</w:t>
       </w:r>
     </w:p>
     <w:p>
       <w:pPr>
-        <w:pStyle w:val="Heading3"/>
-      </w:pPr>
-      <w:r>
-        <w:t>Make the lab runnable</w:t>
-      </w:r>
-    </w:p>
-    <w:p>
-      <w:pPr>
-        <w:spacing w:line="336" w:lineRule="auto" w:after="180"/>
-      </w:pPr>
-      <w:r>
-        <w:rPr>
-          <w:b w:val="0"/>
-        </w:rPr>
-        <w:t>Use the concrete case as the shared normal case and the independent question as a second case. Each pair creates a boundary or missing-information case and predicts its result before testing.</w:t>
-      </w:r>
-    </w:p>
-    <w:p>
-      <w:pPr>
-        <w:spacing w:line="336" w:lineRule="auto" w:after="180"/>
-      </w:pPr>
-      <w:r>
-        <w:rPr>
-          <w:b w:val="0"/>
-        </w:rPr>
-        <w:t>Keep the expected result separate from an observed mistake.</w:t>
+        <w:pStyle w:val="Heading2"/>
+      </w:pPr>
+      <w:r>
+        <w:t>Keep an inspectable record</w:t>
       </w:r>
     </w:p>
     <w:tbl>
@@ -3772,10 +3711,10 @@
     </w:tbl>
     <w:p>
       <w:pPr>
-        <w:pStyle w:val="Heading3"/>
-      </w:pPr>
-      <w:r>
-        <w:t>Diagnose and reteach</w:t>
+        <w:pStyle w:val="Heading2"/>
+      </w:pPr>
+      <w:r>
+        <w:t>Diagnose the first misunderstanding</w:t>
       </w:r>
     </w:p>
     <w:p>
@@ -3786,7 +3725,43 @@
         <w:rPr>
           <w:b w:val="0"/>
         </w:rPr>
-        <w:t>For guessing, return to given facts and request a trace. For vocabulary without application, use one example and one non-example. For arithmetic errors, check the setup before the calculation.</w:t>
+        <w:t xml:space="preserve">Writing def runs the body immediately: The </w:t>
+      </w:r>
+      <w:r>
+        <w:rPr>
+          <w:b/>
+        </w:rPr>
+        <w:t>definition</w:t>
+      </w:r>
+      <w:r>
+        <w:rPr>
+          <w:b w:val="0"/>
+        </w:rPr>
+        <w:t xml:space="preserve"> creates the </w:t>
+      </w:r>
+      <w:r>
+        <w:rPr>
+          <w:b/>
+        </w:rPr>
+        <w:t>function</w:t>
+      </w:r>
+      <w:r>
+        <w:rPr>
+          <w:b w:val="0"/>
+        </w:rPr>
+        <w:t xml:space="preserve">; a </w:t>
+      </w:r>
+      <w:r>
+        <w:rPr>
+          <w:b/>
+        </w:rPr>
+        <w:t>call</w:t>
+      </w:r>
+      <w:r>
+        <w:rPr>
+          <w:b w:val="0"/>
+        </w:rPr>
+        <w:t xml:space="preserve"> runs its body.</w:t>
       </w:r>
     </w:p>
     <w:p>
@@ -3795,17 +3770,75 @@
       </w:pPr>
       <w:r>
         <w:rPr>
-          <w:b w:val="0"/>
-        </w:rPr>
-        <w:t>Finish with a different uncoached case before recording mastery.</w:t>
-      </w:r>
-    </w:p>
-    <w:p>
-      <w:pPr>
-        <w:pStyle w:val="Heading3"/>
-      </w:pPr>
-      <w:r>
-        <w:t>Address these additional misconceptions</w:t>
+          <w:b/>
+        </w:rPr>
+        <w:t>Argument</w:t>
+      </w:r>
+      <w:r>
+        <w:rPr>
+          <w:b w:val="0"/>
+        </w:rPr>
+        <w:t xml:space="preserve">s and </w:t>
+      </w:r>
+      <w:r>
+        <w:rPr>
+          <w:b/>
+        </w:rPr>
+        <w:t>parameter</w:t>
+      </w:r>
+      <w:r>
+        <w:rPr>
+          <w:b w:val="0"/>
+        </w:rPr>
+        <w:t xml:space="preserve">s are interchangeable labels: </w:t>
+      </w:r>
+      <w:r>
+        <w:rPr>
+          <w:b/>
+        </w:rPr>
+        <w:t>Parameter</w:t>
+      </w:r>
+      <w:r>
+        <w:rPr>
+          <w:b w:val="0"/>
+        </w:rPr>
+        <w:t xml:space="preserve">s are names in the </w:t>
+      </w:r>
+      <w:r>
+        <w:rPr>
+          <w:b/>
+        </w:rPr>
+        <w:t>definition</w:t>
+      </w:r>
+      <w:r>
+        <w:rPr>
+          <w:b w:val="0"/>
+        </w:rPr>
+        <w:t xml:space="preserve">; </w:t>
+      </w:r>
+      <w:r>
+        <w:rPr>
+          <w:b/>
+        </w:rPr>
+        <w:t>argument</w:t>
+      </w:r>
+      <w:r>
+        <w:rPr>
+          <w:b w:val="0"/>
+        </w:rPr>
+        <w:t xml:space="preserve">s supply values at a </w:t>
+      </w:r>
+      <w:r>
+        <w:rPr>
+          <w:b/>
+        </w:rPr>
+        <w:t>call</w:t>
+      </w:r>
+      <w:r>
+        <w:rPr>
+          <w:b w:val="0"/>
+        </w:rPr>
+        <w:t>.</w:t>
       </w:r>
     </w:p>
     <w:p>
@@ -3816,198 +3849,74 @@
         <w:rPr>
           <w:b w:val="0"/>
         </w:rPr>
-        <w:t xml:space="preserve">Writing def runs the body immediately: The </w:t>
+        <w:t xml:space="preserve">Swapping </w:t>
       </w:r>
       <w:r>
         <w:rPr>
           <w:b/>
         </w:rPr>
-        <w:t>definition</w:t>
-      </w:r>
-      <w:r>
-        <w:rPr>
-          <w:b w:val="0"/>
-        </w:rPr>
-        <w:t xml:space="preserve"> creates the </w:t>
+        <w:t>argument</w:t>
+      </w:r>
+      <w:r>
+        <w:rPr>
+          <w:b w:val="0"/>
+        </w:rPr>
+        <w:t xml:space="preserve">s never matters: Different </w:t>
       </w:r>
       <w:r>
         <w:rPr>
           <w:b/>
         </w:rPr>
+        <w:t>parameter</w:t>
+      </w:r>
+      <w:r>
+        <w:rPr>
+          <w:b w:val="0"/>
+        </w:rPr>
+        <w:t xml:space="preserve"> roles can give different results when values are swapped.</w:t>
+      </w:r>
+    </w:p>
+    <w:p>
+      <w:pPr>
+        <w:spacing w:line="336" w:lineRule="auto" w:after="180"/>
+      </w:pPr>
+      <w:r>
+        <w:rPr>
+          <w:b w:val="0"/>
+        </w:rPr>
+        <w:t xml:space="preserve">A correct first example proves the </w:t>
+      </w:r>
+      <w:r>
+        <w:rPr>
+          <w:b/>
+        </w:rPr>
         <w:t>function</w:t>
       </w:r>
       <w:r>
         <w:rPr>
           <w:b w:val="0"/>
         </w:rPr>
-        <w:t xml:space="preserve">; a </w:t>
+        <w:t xml:space="preserve"> is reusable: Fixed numbers can match one case while ignoring later </w:t>
       </w:r>
       <w:r>
         <w:rPr>
           <w:b/>
         </w:rPr>
-        <w:t>call</w:t>
-      </w:r>
-      <w:r>
-        <w:rPr>
-          <w:b w:val="0"/>
-        </w:rPr>
-        <w:t xml:space="preserve"> runs its body.</w:t>
-      </w:r>
-    </w:p>
-    <w:p>
-      <w:pPr>
-        <w:spacing w:line="336" w:lineRule="auto" w:after="180"/>
-      </w:pPr>
-      <w:r>
-        <w:rPr>
-          <w:b/>
-        </w:rPr>
-        <w:t>Argument</w:t>
-      </w:r>
-      <w:r>
-        <w:rPr>
-          <w:b w:val="0"/>
-        </w:rPr>
-        <w:t xml:space="preserve">s and </w:t>
-      </w:r>
-      <w:r>
-        <w:rPr>
-          <w:b/>
-        </w:rPr>
-        <w:t>parameter</w:t>
-      </w:r>
-      <w:r>
-        <w:rPr>
-          <w:b w:val="0"/>
-        </w:rPr>
-        <w:t xml:space="preserve">s are interchangeable labels: </w:t>
-      </w:r>
-      <w:r>
-        <w:rPr>
-          <w:b/>
-        </w:rPr>
-        <w:t>Parameter</w:t>
-      </w:r>
-      <w:r>
-        <w:rPr>
-          <w:b w:val="0"/>
-        </w:rPr>
-        <w:t xml:space="preserve">s are names in the </w:t>
-      </w:r>
-      <w:r>
-        <w:rPr>
-          <w:b/>
-        </w:rPr>
-        <w:t>definition</w:t>
-      </w:r>
-      <w:r>
-        <w:rPr>
-          <w:b w:val="0"/>
-        </w:rPr>
-        <w:t xml:space="preserve">; </w:t>
-      </w:r>
-      <w:r>
-        <w:rPr>
-          <w:b/>
-        </w:rPr>
         <w:t>argument</w:t>
       </w:r>
       <w:r>
         <w:rPr>
           <w:b w:val="0"/>
         </w:rPr>
-        <w:t xml:space="preserve">s supply values at a </w:t>
-      </w:r>
-      <w:r>
-        <w:rPr>
-          <w:b/>
-        </w:rPr>
-        <w:t>call</w:t>
-      </w:r>
-      <w:r>
-        <w:rPr>
-          <w:b w:val="0"/>
-        </w:rPr>
-        <w:t>.</w:t>
-      </w:r>
-    </w:p>
-    <w:p>
-      <w:pPr>
-        <w:spacing w:line="336" w:lineRule="auto" w:after="180"/>
-      </w:pPr>
-      <w:r>
-        <w:rPr>
-          <w:b w:val="0"/>
-        </w:rPr>
-        <w:t xml:space="preserve">Swapping </w:t>
-      </w:r>
-      <w:r>
-        <w:rPr>
-          <w:b/>
-        </w:rPr>
-        <w:t>argument</w:t>
-      </w:r>
-      <w:r>
-        <w:rPr>
-          <w:b w:val="0"/>
-        </w:rPr>
-        <w:t xml:space="preserve">s never matters: Different </w:t>
-      </w:r>
-      <w:r>
-        <w:rPr>
-          <w:b/>
-        </w:rPr>
-        <w:t>parameter</w:t>
-      </w:r>
-      <w:r>
-        <w:rPr>
-          <w:b w:val="0"/>
-        </w:rPr>
-        <w:t xml:space="preserve"> roles can give different results when values are swapped.</w:t>
-      </w:r>
-    </w:p>
-    <w:p>
-      <w:pPr>
-        <w:spacing w:line="336" w:lineRule="auto" w:after="180"/>
-      </w:pPr>
-      <w:r>
-        <w:rPr>
-          <w:b w:val="0"/>
-        </w:rPr>
-        <w:t xml:space="preserve">A correct first example proves the </w:t>
-      </w:r>
-      <w:r>
-        <w:rPr>
-          <w:b/>
-        </w:rPr>
-        <w:t>function</w:t>
-      </w:r>
-      <w:r>
-        <w:rPr>
-          <w:b w:val="0"/>
-        </w:rPr>
-        <w:t xml:space="preserve"> is reusable: Fixed numbers can match one case while ignoring later </w:t>
-      </w:r>
-      <w:r>
-        <w:rPr>
-          <w:b/>
-        </w:rPr>
-        <w:t>argument</w:t>
-      </w:r>
-      <w:r>
-        <w:rPr>
-          <w:b w:val="0"/>
-        </w:rPr>
         <w:t>s.</w:t>
       </w:r>
     </w:p>
     <w:p>
       <w:pPr>
-        <w:pStyle w:val="Heading3"/>
-      </w:pPr>
-      <w:r>
-        <w:t>Match the support to the first error</w:t>
+        <w:pStyle w:val="Heading2"/>
+      </w:pPr>
+      <w:r>
+        <w:t>Choose support from the response</w:t>
       </w:r>
     </w:p>
     <w:tbl>
@@ -4180,15 +4089,835 @@
     </w:p>
     <w:p>
       <w:pPr>
+        <w:pStyle w:val="Heading2"/>
+      </w:pPr>
+      <w:r>
+        <w:t>Earlier wording, alternatives and picture transcripts · reference / check after trying</w:t>
+      </w:r>
+    </w:p>
+    <w:p>
+      <w:pPr>
+        <w:spacing w:line="336" w:lineRule="auto" w:after="180"/>
+      </w:pPr>
+      <w:r>
+        <w:rPr>
+          <w:b w:val="0"/>
+        </w:rPr>
+        <w:t>Run the weekly evidence lab</w:t>
+      </w:r>
+    </w:p>
+    <w:p>
+      <w:pPr>
+        <w:spacing w:line="336" w:lineRule="auto" w:after="180"/>
+      </w:pPr>
+      <w:r>
+        <w:rPr>
+          <w:b w:val="0"/>
+        </w:rPr>
+        <w:t>Words You Can Use to Reason</w:t>
+      </w:r>
+    </w:p>
+    <w:p>
+      <w:pPr>
+        <w:spacing w:line="336" w:lineRule="auto" w:after="180"/>
+      </w:pPr>
+      <w:r>
+        <w:rPr>
+          <w:b w:val="0"/>
+        </w:rPr>
+        <w:t xml:space="preserve">A </w:t>
+      </w:r>
+      <w:r>
+        <w:rPr>
+          <w:b/>
+        </w:rPr>
+        <w:t>definition</w:t>
+      </w:r>
+      <w:r>
+        <w:rPr>
+          <w:b w:val="0"/>
+        </w:rPr>
+        <w:t xml:space="preserve"> matters when you can recognize the idea, use it, and contrast it with a near-miss.</w:t>
+      </w:r>
+    </w:p>
+    <w:p>
+      <w:pPr>
+        <w:pStyle w:val="Heading3"/>
+      </w:pPr>
+      <w:r>
+        <w:t>Make the lab runnable</w:t>
+      </w:r>
+    </w:p>
+    <w:p>
+      <w:pPr>
+        <w:spacing w:line="336" w:lineRule="auto" w:after="180"/>
+      </w:pPr>
+      <w:r>
+        <w:rPr>
+          <w:b w:val="0"/>
+        </w:rPr>
+        <w:t>Use the supplied investigation for shared practice. Keep predictions and observed paper-trace results separate. Reserve Create a new function independently for the individual first attempt before feedback; do not use the reserved case as a paired lab task.</w:t>
+      </w:r>
+    </w:p>
+    <w:p>
+      <w:pPr>
+        <w:pStyle w:val="Heading3"/>
+      </w:pPr>
+      <w:r>
+        <w:t>Diagnose and reteach</w:t>
+      </w:r>
+    </w:p>
+    <w:p>
+      <w:pPr>
+        <w:spacing w:line="336" w:lineRule="auto" w:after="180"/>
+      </w:pPr>
+      <w:r>
+        <w:rPr>
+          <w:b w:val="0"/>
+        </w:rPr>
+        <w:t>For guessing, return to given facts and request a trace. For vocabulary without application, use one example and one non-example. For arithmetic errors, check the setup before the calculation.</w:t>
+      </w:r>
+    </w:p>
+    <w:p>
+      <w:pPr>
+        <w:spacing w:line="336" w:lineRule="auto" w:after="180"/>
+      </w:pPr>
+      <w:r>
+        <w:rPr>
+          <w:b w:val="0"/>
+        </w:rPr>
+        <w:t>Finish with a different uncoached case before recording mastery.</w:t>
+      </w:r>
+    </w:p>
+    <w:p>
+      <w:pPr>
+        <w:pStyle w:val="Heading3"/>
+      </w:pPr>
+      <w:r>
+        <w:t>Address these additional misconceptions</w:t>
+      </w:r>
+    </w:p>
+    <w:p>
+      <w:pPr>
+        <w:pStyle w:val="Heading3"/>
+      </w:pPr>
+      <w:r>
+        <w:t>Match the support to the first error</w:t>
+      </w:r>
+    </w:p>
+    <w:p>
+      <w:pPr>
         <w:pStyle w:val="Heading1"/>
       </w:pPr>
       <w:r>
-        <w:t>05. Assess and explain the answers</w:t>
-      </w:r>
-    </w:p>
-    <w:p>
-      <w:r>
-        <w:t>Use the Decompose a Goal questions, teacher keys and criteria after the relevant attempts. Previously discussed cases are practice; protect the separately selected independent task.</w:t>
+        <w:t>05. Assess the selected new case</w:t>
+      </w:r>
+    </w:p>
+    <w:p>
+      <w:r>
+        <w:t>Keep this key until after the first attempt; accept valid alternatives with defensible reasoning.</w:t>
+      </w:r>
+    </w:p>
+    <w:p>
+      <w:pPr>
+        <w:pStyle w:val="Heading2"/>
+      </w:pPr>
+      <w:r>
+        <w:t>Selected independent question and key</w:t>
+      </w:r>
+    </w:p>
+    <w:p>
+      <w:pPr>
+        <w:spacing w:line="336" w:lineRule="auto" w:after="180"/>
+      </w:pPr>
+      <w:r>
+        <w:rPr>
+          <w:b w:val="0"/>
+        </w:rPr>
+        <w:t xml:space="preserve">Selected case: Each sealed box contains 6 counters. Define show_stock(boxes, loose) to print the total counters using its two </w:t>
+      </w:r>
+      <w:r>
+        <w:rPr>
+          <w:b/>
+        </w:rPr>
+        <w:t>parameter</w:t>
+      </w:r>
+      <w:r>
+        <w:rPr>
+          <w:b w:val="0"/>
+        </w:rPr>
+        <w:t xml:space="preserve">s. Assume nonnegative integer </w:t>
+      </w:r>
+      <w:r>
+        <w:rPr>
+          <w:b/>
+        </w:rPr>
+        <w:t>argument</w:t>
+      </w:r>
+      <w:r>
+        <w:rPr>
+          <w:b w:val="0"/>
+        </w:rPr>
+        <w:t xml:space="preserve">s. </w:t>
+      </w:r>
+      <w:r>
+        <w:rPr>
+          <w:b/>
+        </w:rPr>
+        <w:t>Call</w:t>
+      </w:r>
+      <w:r>
+        <w:rPr>
+          <w:b w:val="0"/>
+        </w:rPr>
+        <w:t xml:space="preserve"> it with (3, 2), (0, 2) and (3, 0).</w:t>
+      </w:r>
+    </w:p>
+    <w:p>
+      <w:pPr>
+        <w:spacing w:line="336" w:lineRule="auto" w:after="180"/>
+      </w:pPr>
+      <w:r>
+        <w:rPr>
+          <w:b w:val="0"/>
+        </w:rPr>
+        <w:t xml:space="preserve">Predict each </w:t>
+      </w:r>
+      <w:r>
+        <w:rPr>
+          <w:b/>
+        </w:rPr>
+        <w:t>output</w:t>
+      </w:r>
+      <w:r>
+        <w:rPr>
+          <w:b w:val="0"/>
+        </w:rPr>
+        <w:t xml:space="preserve"> and explain why show_stock(2, 3) is a different case.</w:t>
+      </w:r>
+    </w:p>
+    <w:p>
+      <w:pPr>
+        <w:spacing w:line="336" w:lineRule="auto" w:after="180"/>
+      </w:pPr>
+      <w:r>
+        <w:rPr>
+          <w:b w:val="0"/>
+        </w:rPr>
+        <w:t xml:space="preserve">The body prints boxes * 6 + loose. </w:t>
+      </w:r>
+      <w:r>
+        <w:rPr>
+          <w:b/>
+        </w:rPr>
+        <w:t>Output</w:t>
+      </w:r>
+      <w:r>
+        <w:rPr>
+          <w:b w:val="0"/>
+        </w:rPr>
+        <w:t xml:space="preserve">s are 20, 2 and 18. show_stock(2, 3) gives 15 because boxes and loose have different roles. Define once and use three </w:t>
+      </w:r>
+      <w:r>
+        <w:rPr>
+          <w:b/>
+        </w:rPr>
+        <w:t>call</w:t>
+      </w:r>
+      <w:r>
+        <w:rPr>
+          <w:b w:val="0"/>
+        </w:rPr>
+        <w:t>s; do not hard-code one answer.</w:t>
+      </w:r>
+    </w:p>
+    <w:p>
+      <w:pPr>
+        <w:pStyle w:val="Heading2"/>
+      </w:pPr>
+      <w:r>
+        <w:t>Judge explanation, trace and limits</w:t>
+      </w:r>
+    </w:p>
+    <w:tbl>
+      <w:tblPr>
+        <w:tblStyle w:val="LightShading-Accent1"/>
+        <w:tblW w:type="auto" w:w="0"/>
+        <w:tblLook w:firstColumn="1" w:firstRow="1" w:lastColumn="0" w:lastRow="0" w:noHBand="0" w:noVBand="1" w:val="04A0"/>
+      </w:tblPr>
+      <w:tblGrid>
+        <w:gridCol w:w="5112"/>
+        <w:gridCol w:w="5112"/>
+      </w:tblGrid>
+      <w:tr>
+        <w:trPr>
+          <w:tblHeader/>
+        </w:trPr>
+        <w:tc>
+          <w:tcPr>
+            <w:tcW w:type="dxa" w:w="5112"/>
+          </w:tcPr>
+          <w:p>
+            <w:r>
+              <w:t>Dimension</w:t>
+            </w:r>
+          </w:p>
+        </w:tc>
+        <w:tc>
+          <w:tcPr>
+            <w:tcW w:type="dxa" w:w="5112"/>
+          </w:tcPr>
+          <w:p>
+            <w:r>
+              <w:t>Evidence required</w:t>
+            </w:r>
+          </w:p>
+        </w:tc>
+      </w:tr>
+      <w:tr>
+        <w:tc>
+          <w:tcPr>
+            <w:tcW w:type="dxa" w:w="5112"/>
+          </w:tcPr>
+          <w:p>
+            <w:r>
+              <w:t>Explanation</w:t>
+            </w:r>
+          </w:p>
+        </w:tc>
+        <w:tc>
+          <w:tcPr>
+            <w:tcW w:type="dxa" w:w="5112"/>
+          </w:tcPr>
+          <w:p>
+            <w:r>
+              <w:t>Names the applicable idea or procedure and ties it to the supplied facts.</w:t>
+            </w:r>
+          </w:p>
+        </w:tc>
+      </w:tr>
+      <w:tr>
+        <w:tc>
+          <w:tcPr>
+            <w:tcW w:type="dxa" w:w="5112"/>
+          </w:tcPr>
+          <w:p>
+            <w:r>
+              <w:t>Trace and result</w:t>
+            </w:r>
+          </w:p>
+        </w:tc>
+        <w:tc>
+          <w:tcPr>
+            <w:tcW w:type="dxa" w:w="5112"/>
+          </w:tcPr>
+          <w:p>
+            <w:r>
+              <w:t>Preserves the given inputs and shows the relevant intermediate steps; distinguishes a prediction from an observed execution.</w:t>
+            </w:r>
+          </w:p>
+        </w:tc>
+      </w:tr>
+      <w:tr>
+        <w:tc>
+          <w:tcPr>
+            <w:tcW w:type="dxa" w:w="5112"/>
+          </w:tcPr>
+          <w:p>
+            <w:r>
+              <w:t>Limits</w:t>
+            </w:r>
+          </w:p>
+        </w:tc>
+        <w:tc>
+          <w:tcPr>
+            <w:tcW w:type="dxa" w:w="5112"/>
+          </w:tcPr>
+          <w:p>
+            <w:r>
+              <w:t>States the assumptions, missing evidence or conditions under which the result would change.</w:t>
+            </w:r>
+          </w:p>
+        </w:tc>
+      </w:tr>
+    </w:tbl>
+    <w:p>
+      <w:pPr>
+        <w:spacing w:line="336" w:lineRule="auto" w:after="180"/>
+      </w:pPr>
+      <w:r>
+        <w:rPr>
+          <w:b w:val="0"/>
+        </w:rPr>
+        <w:t>Record each dimension as not yet, with support, or independent. Accept a valid alternative procedure with a defensible trace.</w:t>
+      </w:r>
+    </w:p>
+    <w:p>
+      <w:pPr>
+        <w:spacing w:line="336" w:lineRule="auto" w:after="180"/>
+      </w:pPr>
+      <w:r>
+        <w:rPr>
+          <w:b w:val="0"/>
+        </w:rPr>
+        <w:t xml:space="preserve">Do not penalise an honestly recorded model failure if the learner correctly explains its </w:t>
+      </w:r>
+      <w:r>
+        <w:rPr>
+          <w:b/>
+        </w:rPr>
+        <w:t>evidence</w:t>
+      </w:r>
+      <w:r>
+        <w:rPr>
+          <w:b w:val="0"/>
+        </w:rPr>
+        <w:t xml:space="preserve"> and limits.</w:t>
+      </w:r>
+    </w:p>
+    <w:p>
+      <w:pPr>
+        <w:pStyle w:val="Heading2"/>
+      </w:pPr>
+      <w:r>
+        <w:t>Give one usable repair action</w:t>
+      </w:r>
+    </w:p>
+    <w:p>
+      <w:pPr>
+        <w:spacing w:line="336" w:lineRule="auto" w:after="180"/>
+      </w:pPr>
+      <w:r>
+        <w:rPr>
+          <w:b w:val="0"/>
+        </w:rPr>
+        <w:t>Name the earliest unsupported step and give one action to repair it. Have the learner make that repair now and explain why. Then assess the relevant skill on a fresh, fully specified case.</w:t>
+      </w:r>
+    </w:p>
+    <w:p>
+      <w:pPr>
+        <w:spacing w:line="336" w:lineRule="auto" w:after="180"/>
+      </w:pPr>
+      <w:r>
+        <w:rPr>
+          <w:b w:val="0"/>
+        </w:rPr>
+        <w:t>Confirm it was not previously practised with feedback; solve and check the new case before assigning it. A follow-up design prompt is a starting brief, not automati</w:t>
+      </w:r>
+      <w:r>
+        <w:rPr>
+          <w:b/>
+        </w:rPr>
+        <w:t>call</w:t>
+      </w:r>
+      <w:r>
+        <w:rPr>
+          <w:b w:val="0"/>
+        </w:rPr>
+        <w:t>y an equivalent test.</w:t>
+      </w:r>
+    </w:p>
+    <w:p>
+      <w:pPr>
+        <w:pStyle w:val="Heading2"/>
+      </w:pPr>
+      <w:r>
+        <w:t>W1 Label the parts</w:t>
+      </w:r>
+    </w:p>
+    <w:p>
+      <w:pPr>
+        <w:spacing w:line="336" w:lineRule="auto" w:after="180"/>
+      </w:pPr>
+      <w:r>
+        <w:rPr>
+          <w:b w:val="0"/>
+        </w:rPr>
+        <w:t xml:space="preserve">In def show_remaining(capacity, used), identify the </w:t>
+      </w:r>
+      <w:r>
+        <w:rPr>
+          <w:b/>
+        </w:rPr>
+        <w:t>function</w:t>
+      </w:r>
+      <w:r>
+        <w:rPr>
+          <w:b w:val="0"/>
+        </w:rPr>
+        <w:t xml:space="preserve"> name and </w:t>
+      </w:r>
+      <w:r>
+        <w:rPr>
+          <w:b/>
+        </w:rPr>
+        <w:t>parameter</w:t>
+      </w:r>
+      <w:r>
+        <w:rPr>
+          <w:b w:val="0"/>
+        </w:rPr>
+        <w:t xml:space="preserve">s. In show_remaining(15, 6), identify the </w:t>
+      </w:r>
+      <w:r>
+        <w:rPr>
+          <w:b/>
+        </w:rPr>
+        <w:t>argument</w:t>
+      </w:r>
+      <w:r>
+        <w:rPr>
+          <w:b w:val="0"/>
+        </w:rPr>
+        <w:t xml:space="preserve">s and their matching </w:t>
+      </w:r>
+      <w:r>
+        <w:rPr>
+          <w:b/>
+        </w:rPr>
+        <w:t>parameter</w:t>
+      </w:r>
+      <w:r>
+        <w:rPr>
+          <w:b w:val="0"/>
+        </w:rPr>
+        <w:t>s.</w:t>
+      </w:r>
+    </w:p>
+    <w:p>
+      <w:pPr>
+        <w:spacing w:line="336" w:lineRule="auto" w:after="180"/>
+      </w:pPr>
+      <w:r>
+        <w:rPr>
+          <w:b w:val="0"/>
+        </w:rPr>
+        <w:t xml:space="preserve">Name show_remaining; </w:t>
+      </w:r>
+      <w:r>
+        <w:rPr>
+          <w:b/>
+        </w:rPr>
+        <w:t>parameter</w:t>
+      </w:r>
+      <w:r>
+        <w:rPr>
+          <w:b w:val="0"/>
+        </w:rPr>
+        <w:t xml:space="preserve">s capacity and used. </w:t>
+      </w:r>
+      <w:r>
+        <w:rPr>
+          <w:b/>
+        </w:rPr>
+        <w:t>Argument</w:t>
+      </w:r>
+      <w:r>
+        <w:rPr>
+          <w:b w:val="0"/>
+        </w:rPr>
+        <w:t>s 15 and 6 match capacity = 15 and used = 6. Expected printed result 9.</w:t>
+      </w:r>
+    </w:p>
+    <w:p>
+      <w:pPr>
+        <w:pStyle w:val="Heading2"/>
+      </w:pPr>
+      <w:r>
+        <w:t>W2 Follow the execution order</w:t>
+      </w:r>
+    </w:p>
+    <w:p>
+      <w:pPr>
+        <w:spacing w:line="336" w:lineRule="auto" w:after="180"/>
+      </w:pPr>
+      <w:r>
+        <w:rPr>
+          <w:b w:val="0"/>
+        </w:rPr>
+        <w:t xml:space="preserve">Using the correct </w:t>
+      </w:r>
+      <w:r>
+        <w:rPr>
+          <w:b/>
+        </w:rPr>
+        <w:t>definition</w:t>
+      </w:r>
+      <w:r>
+        <w:rPr>
+          <w:b w:val="0"/>
+        </w:rPr>
+        <w:t xml:space="preserve">, predict show_remaining(8, 3), show_remaining(8, 8) and show_remaining(8, 0) in that order. Explain what happens if the file contains only the </w:t>
+      </w:r>
+      <w:r>
+        <w:rPr>
+          <w:b/>
+        </w:rPr>
+        <w:t>definition</w:t>
+      </w:r>
+      <w:r>
+        <w:rPr>
+          <w:b w:val="0"/>
+        </w:rPr>
+        <w:t>.</w:t>
+      </w:r>
+    </w:p>
+    <w:p>
+      <w:pPr>
+        <w:spacing w:line="336" w:lineRule="auto" w:after="180"/>
+      </w:pPr>
+      <w:r>
+        <w:rPr>
+          <w:b w:val="0"/>
+        </w:rPr>
+        <w:t xml:space="preserve">The </w:t>
+      </w:r>
+      <w:r>
+        <w:rPr>
+          <w:b/>
+        </w:rPr>
+        <w:t>call</w:t>
+      </w:r>
+      <w:r>
+        <w:rPr>
+          <w:b w:val="0"/>
+        </w:rPr>
+        <w:t xml:space="preserve">s print 5, 0 and 8 on separate lines. A </w:t>
+      </w:r>
+      <w:r>
+        <w:rPr>
+          <w:b/>
+        </w:rPr>
+        <w:t>definition</w:t>
+      </w:r>
+      <w:r>
+        <w:rPr>
+          <w:b w:val="0"/>
+        </w:rPr>
+        <w:t xml:space="preserve"> alone creates the </w:t>
+      </w:r>
+      <w:r>
+        <w:rPr>
+          <w:b/>
+        </w:rPr>
+        <w:t>function</w:t>
+      </w:r>
+      <w:r>
+        <w:rPr>
+          <w:b w:val="0"/>
+        </w:rPr>
+        <w:t xml:space="preserve"> but prints nothing because its body has not been </w:t>
+      </w:r>
+      <w:r>
+        <w:rPr>
+          <w:b/>
+        </w:rPr>
+        <w:t>call</w:t>
+      </w:r>
+      <w:r>
+        <w:rPr>
+          <w:b w:val="0"/>
+        </w:rPr>
+        <w:t>ed.</w:t>
+      </w:r>
+    </w:p>
+    <w:p>
+      <w:pPr>
+        <w:pStyle w:val="Heading2"/>
+      </w:pPr>
+      <w:r>
+        <w:t>W3 Repair ignored arguments</w:t>
+      </w:r>
+    </w:p>
+    <w:p>
+      <w:pPr>
+        <w:spacing w:line="336" w:lineRule="auto" w:after="180"/>
+      </w:pPr>
+      <w:r>
+        <w:rPr>
+          <w:b w:val="0"/>
+        </w:rPr>
+        <w:t xml:space="preserve">The faulty body calculates 12 - 4 regardless of the </w:t>
+      </w:r>
+      <w:r>
+        <w:rPr>
+          <w:b/>
+        </w:rPr>
+        <w:t>call</w:t>
+      </w:r>
+      <w:r>
+        <w:rPr>
+          <w:b w:val="0"/>
+        </w:rPr>
+        <w:t xml:space="preserve">. State the </w:t>
+      </w:r>
+      <w:r>
+        <w:rPr>
+          <w:b/>
+        </w:rPr>
+        <w:t>output</w:t>
+      </w:r>
+      <w:r>
+        <w:rPr>
+          <w:b w:val="0"/>
+        </w:rPr>
+        <w:t xml:space="preserve"> and expected </w:t>
+      </w:r>
+      <w:r>
+        <w:rPr>
+          <w:b/>
+        </w:rPr>
+        <w:t>output</w:t>
+      </w:r>
+      <w:r>
+        <w:rPr>
+          <w:b w:val="0"/>
+        </w:rPr>
+        <w:t xml:space="preserve"> for show_remaining(11, 2). Repair the expression and name an earlier </w:t>
+      </w:r>
+      <w:r>
+        <w:rPr>
+          <w:b/>
+        </w:rPr>
+        <w:t>call</w:t>
+      </w:r>
+      <w:r>
+        <w:rPr>
+          <w:b w:val="0"/>
+        </w:rPr>
+        <w:t xml:space="preserve"> to rerun.</w:t>
+      </w:r>
+    </w:p>
+    <w:p>
+      <w:pPr>
+        <w:spacing w:line="336" w:lineRule="auto" w:after="180"/>
+      </w:pPr>
+      <w:r>
+        <w:rPr>
+          <w:b w:val="0"/>
+        </w:rPr>
+        <w:t xml:space="preserve">Faulty </w:t>
+      </w:r>
+      <w:r>
+        <w:rPr>
+          <w:b/>
+        </w:rPr>
+        <w:t>output</w:t>
+      </w:r>
+      <w:r>
+        <w:rPr>
+          <w:b w:val="0"/>
+        </w:rPr>
+        <w:t xml:space="preserve"> 8; expected 9. Use capacity - used. Rerun show_remaining(12, 4), expecting 8, as well as the revealing </w:t>
+      </w:r>
+      <w:r>
+        <w:rPr>
+          <w:b/>
+        </w:rPr>
+        <w:t>call</w:t>
+      </w:r>
+      <w:r>
+        <w:rPr>
+          <w:b w:val="0"/>
+        </w:rPr>
+        <w:t>.</w:t>
+      </w:r>
+    </w:p>
+    <w:p>
+      <w:pPr>
+        <w:pStyle w:val="Heading2"/>
+      </w:pPr>
+      <w:r>
+        <w:t>W5 State the input assumption</w:t>
+      </w:r>
+    </w:p>
+    <w:p>
+      <w:pPr>
+        <w:spacing w:line="336" w:lineRule="auto" w:after="180"/>
+      </w:pPr>
+      <w:r>
+        <w:rPr>
+          <w:b w:val="0"/>
+        </w:rPr>
+        <w:t xml:space="preserve">The correct subtraction </w:t>
+      </w:r>
+      <w:r>
+        <w:rPr>
+          <w:b/>
+        </w:rPr>
+        <w:t>function</w:t>
+      </w:r>
+      <w:r>
+        <w:rPr>
+          <w:b w:val="0"/>
+        </w:rPr>
+        <w:t xml:space="preserve"> prints -1 for show_remaining(4, 5). Does successful execution make this a valid cupboard record? Explain what the </w:t>
+      </w:r>
+      <w:r>
+        <w:rPr>
+          <w:b/>
+        </w:rPr>
+        <w:t>function</w:t>
+      </w:r>
+      <w:r>
+        <w:rPr>
+          <w:b w:val="0"/>
+        </w:rPr>
+        <w:t xml:space="preserve"> assumes and what needs checking.</w:t>
+      </w:r>
+    </w:p>
+    <w:p>
+      <w:pPr>
+        <w:spacing w:line="336" w:lineRule="auto" w:after="180"/>
+      </w:pPr>
+      <w:r>
+        <w:rPr>
+          <w:b w:val="0"/>
+        </w:rPr>
+        <w:t xml:space="preserve">No. used exceeds capacity and violates the contract. The </w:t>
+      </w:r>
+      <w:r>
+        <w:rPr>
+          <w:b/>
+        </w:rPr>
+        <w:t>function</w:t>
+      </w:r>
+      <w:r>
+        <w:rPr>
+          <w:b w:val="0"/>
+        </w:rPr>
+        <w:t xml:space="preserve"> calculates with supplied values but does not check the contract. A separate validation check or guarded </w:t>
+      </w:r>
+      <w:r>
+        <w:rPr>
+          <w:b/>
+        </w:rPr>
+        <w:t>function</w:t>
+      </w:r>
+      <w:r>
+        <w:rPr>
+          <w:b w:val="0"/>
+        </w:rPr>
+        <w:t xml:space="preserve"> is needed to reject invalid records.</w:t>
+      </w:r>
+    </w:p>
+    <w:p>
+      <w:pPr>
+        <w:pStyle w:val="Heading2"/>
+      </w:pPr>
+      <w:r>
+        <w:t>Earlier wording, alternatives and picture transcripts · reference / check after trying</w:t>
+      </w:r>
+    </w:p>
+    <w:p>
+      <w:pPr>
+        <w:spacing w:line="336" w:lineRule="auto" w:after="180"/>
+      </w:pPr>
+      <w:r>
+        <w:rPr>
+          <w:b w:val="0"/>
+        </w:rPr>
+        <w:t>Assess and explain the answers</w:t>
       </w:r>
     </w:p>
     <w:p>
@@ -4201,22 +4930,32 @@
     </w:p>
     <w:p>
       <w:pPr>
+        <w:spacing w:line="336" w:lineRule="auto" w:after="180"/>
+      </w:pPr>
+      <w:r>
+        <w:rPr>
+          <w:b w:val="0"/>
+        </w:rPr>
+        <w:t>Collect preferences, record book traits, score each with a declared rule, handle ties and explain the suggestion. Each step produces an inspectable record.</w:t>
+      </w:r>
+    </w:p>
+    <w:p>
+      <w:pPr>
         <w:pStyle w:val="Heading3"/>
       </w:pPr>
       <w:r>
-        <w:t>Teacher key · Worked case answer</w:t>
+        <w:t>Additional transfer practice question</w:t>
       </w:r>
     </w:p>
     <w:p>
       <w:pPr>
         <w:spacing w:line="336" w:lineRule="auto" w:after="180"/>
-        <w:shd w:fill="F1F6FC"/>
-      </w:pPr>
-      <w:r>
-        <w:rPr>
-          <w:b w:val="0"/>
-        </w:rPr>
-        <w:t>Collect preferences, record book traits, score each with a declared rule, handle ties and explain the suggestion. Each step produces an inspectable record.</w:t>
+      </w:pPr>
+      <w:r>
+        <w:rPr>
+          <w:b w:val="0"/>
+        </w:rPr>
+        <w:t>A recommender must receive a topic, find matching books and show one title. Split the goal into three tasks and state what passes between them.</w:t>
       </w:r>
     </w:p>
     <w:p>
@@ -4224,49 +4963,12 @@
         <w:pStyle w:val="Heading3"/>
       </w:pPr>
       <w:r>
-        <w:t>Independent question</w:t>
-      </w:r>
-    </w:p>
-    <w:p>
-      <w:pPr>
-        <w:pStyle w:val="Heading3"/>
-      </w:pPr>
-      <w:r>
-        <w:t>Independent question · withhold the key</w:t>
+        <w:t>Reasoned practice answer</w:t>
       </w:r>
     </w:p>
     <w:p>
       <w:pPr>
         <w:spacing w:line="336" w:lineRule="auto" w:after="180"/>
-        <w:shd w:fill="F5F1FB"/>
-      </w:pPr>
-      <w:r>
-        <w:rPr>
-          <w:b w:val="0"/>
-        </w:rPr>
-        <w:t>A recommender must receive a topic, find matching books and show one title. Split the goal into three tasks and state what passes between them.</w:t>
-      </w:r>
-    </w:p>
-    <w:p>
-      <w:pPr>
-        <w:pStyle w:val="Heading3"/>
-      </w:pPr>
-      <w:r>
-        <w:t>Expected independent answer</w:t>
-      </w:r>
-    </w:p>
-    <w:p>
-      <w:pPr>
-        <w:pStyle w:val="Heading3"/>
-      </w:pPr>
-      <w:r>
-        <w:t>Teacher key · Expected independent answer</w:t>
-      </w:r>
-    </w:p>
-    <w:p>
-      <w:pPr>
-        <w:spacing w:line="336" w:lineRule="auto" w:after="180"/>
-        <w:shd w:fill="F1F6FC"/>
       </w:pPr>
       <w:r>
         <w:rPr>
@@ -4596,34 +5298,169 @@
     </w:p>
     <w:p>
       <w:pPr>
+        <w:spacing w:line="336" w:lineRule="auto" w:after="180"/>
+      </w:pPr>
+      <w:r>
+        <w:rPr>
+          <w:b w:val="0"/>
+        </w:rPr>
+        <w:t>Read request; validate required fields; filter by genre and pages&lt;120; score remaining books; apply a stated tie/no-match policy; explain the result. Pass request, filtered IDs, scores and selected ID between stages.</w:t>
+      </w:r>
+    </w:p>
+    <w:p>
+      <w:pPr>
+        <w:spacing w:line="336" w:lineRule="auto" w:after="180"/>
+      </w:pPr>
+      <w:r>
+        <w:rPr>
+          <w:b w:val="0"/>
+        </w:rPr>
+        <w:t>Scoring first is not necessarily wrong if filtering still occurs, but it makes the constraint easier to overlook.</w:t>
+      </w:r>
+    </w:p>
+    <w:p>
+      <w:pPr>
         <w:pStyle w:val="Heading3"/>
       </w:pPr>
       <w:r>
-        <w:t>Teacher key · Original transfer answer</w:t>
+        <w:t>Explanations for the additional workbook examples</w:t>
+      </w:r>
+    </w:p>
+    <w:p>
+      <w:pPr>
+        <w:pStyle w:val="Heading3"/>
+      </w:pPr>
+      <w:r>
+        <w:t>W1 Label the parts</w:t>
+      </w:r>
+    </w:p>
+    <w:p>
+      <w:pPr>
+        <w:pStyle w:val="Heading3"/>
+      </w:pPr>
+      <w:r>
+        <w:t>W2 Follow the execution order</w:t>
+      </w:r>
+    </w:p>
+    <w:p>
+      <w:pPr>
+        <w:pStyle w:val="Heading3"/>
+      </w:pPr>
+      <w:r>
+        <w:t>W3 Repair ignored arguments</w:t>
+      </w:r>
+    </w:p>
+    <w:p>
+      <w:pPr>
+        <w:pStyle w:val="Heading3"/>
+      </w:pPr>
+      <w:r>
+        <w:t>W4 Create a new function independently</w:t>
       </w:r>
     </w:p>
     <w:p>
       <w:pPr>
         <w:spacing w:line="336" w:lineRule="auto" w:after="180"/>
-        <w:shd w:fill="F1F6FC"/>
-      </w:pPr>
-      <w:r>
-        <w:rPr>
-          <w:b w:val="0"/>
-        </w:rPr>
-        <w:t>Read request; validate required fields; filter by genre and pages&lt;120; score remaining books; apply a stated tie/no-match policy; explain the result. Pass request, filtered IDs, scores and selected ID between stages.</w:t>
+      </w:pPr>
+      <w:r>
+        <w:rPr>
+          <w:b w:val="0"/>
+        </w:rPr>
+        <w:t xml:space="preserve">Each sealed box contains 6 counters. Define show_stock(boxes, loose) to print the total counters using its two </w:t>
+      </w:r>
+      <w:r>
+        <w:rPr>
+          <w:b/>
+        </w:rPr>
+        <w:t>parameter</w:t>
+      </w:r>
+      <w:r>
+        <w:rPr>
+          <w:b w:val="0"/>
+        </w:rPr>
+        <w:t xml:space="preserve">s. Assume nonnegative integer </w:t>
+      </w:r>
+      <w:r>
+        <w:rPr>
+          <w:b/>
+        </w:rPr>
+        <w:t>argument</w:t>
+      </w:r>
+      <w:r>
+        <w:rPr>
+          <w:b w:val="0"/>
+        </w:rPr>
+        <w:t xml:space="preserve">s. </w:t>
+      </w:r>
+      <w:r>
+        <w:rPr>
+          <w:b/>
+        </w:rPr>
+        <w:t>Call</w:t>
+      </w:r>
+      <w:r>
+        <w:rPr>
+          <w:b w:val="0"/>
+        </w:rPr>
+        <w:t xml:space="preserve"> it with (3, 2), (0, 2) and (3, 0).</w:t>
       </w:r>
     </w:p>
     <w:p>
       <w:pPr>
         <w:spacing w:line="336" w:lineRule="auto" w:after="180"/>
-        <w:shd w:fill="F1F6FC"/>
-      </w:pPr>
-      <w:r>
-        <w:rPr>
-          <w:b w:val="0"/>
-        </w:rPr>
-        <w:t>Scoring first is not necessarily wrong if filtering still occurs, but it makes the constraint easier to overlook.</w:t>
+      </w:pPr>
+      <w:r>
+        <w:rPr>
+          <w:b w:val="0"/>
+        </w:rPr>
+        <w:t xml:space="preserve">Predict each </w:t>
+      </w:r>
+      <w:r>
+        <w:rPr>
+          <w:b/>
+        </w:rPr>
+        <w:t>output</w:t>
+      </w:r>
+      <w:r>
+        <w:rPr>
+          <w:b w:val="0"/>
+        </w:rPr>
+        <w:t xml:space="preserve"> and explain why show_stock(2, 3) is a different case.</w:t>
+      </w:r>
+    </w:p>
+    <w:p>
+      <w:pPr>
+        <w:spacing w:line="336" w:lineRule="auto" w:after="180"/>
+      </w:pPr>
+      <w:r>
+        <w:rPr>
+          <w:b w:val="0"/>
+        </w:rPr>
+        <w:t xml:space="preserve">The body prints boxes * 6 + loose. </w:t>
+      </w:r>
+      <w:r>
+        <w:rPr>
+          <w:b/>
+        </w:rPr>
+        <w:t>Output</w:t>
+      </w:r>
+      <w:r>
+        <w:rPr>
+          <w:b w:val="0"/>
+        </w:rPr>
+        <w:t xml:space="preserve">s are 20, 2 and 18. show_stock(2, 3) gives 15 because boxes and loose have different roles. Define once and use three </w:t>
+      </w:r>
+      <w:r>
+        <w:rPr>
+          <w:b/>
+        </w:rPr>
+        <w:t>call</w:t>
+      </w:r>
+      <w:r>
+        <w:rPr>
+          <w:b w:val="0"/>
+        </w:rPr>
+        <w:t>s; do not hard-code one answer.</w:t>
       </w:r>
     </w:p>
     <w:p>
@@ -4631,7 +5468,7 @@
         <w:pStyle w:val="Heading3"/>
       </w:pPr>
       <w:r>
-        <w:t>Explanations for the additional workbook examples</w:t>
+        <w:t>W5 State the input assumption</w:t>
       </w:r>
     </w:p>
     <w:p>
@@ -4639,7 +5476,7 @@
         <w:pStyle w:val="Heading3"/>
       </w:pPr>
       <w:r>
-        <w:t>W1 Label the parts</w:t>
+        <w:t>Assess independent transfer</w:t>
       </w:r>
     </w:p>
     <w:p>
@@ -4647,43 +5484,159 @@
         <w:pStyle w:val="Heading3"/>
       </w:pPr>
       <w:r>
-        <w:t>Workbook question · W1</w:t>
+        <w:t>Selected case answer</w:t>
+      </w:r>
+    </w:p>
+    <w:p>
+      <w:pPr>
+        <w:pStyle w:val="Heading3"/>
+      </w:pPr>
+      <w:r>
+        <w:t>Feedback that the learner uses</w:t>
+      </w:r>
+    </w:p>
+    <w:p>
+      <w:pPr>
+        <w:pStyle w:val="Heading1"/>
+      </w:pPr>
+      <w:r>
+        <w:t>06. Connect, adapt and return</w:t>
+      </w:r>
+    </w:p>
+    <w:p>
+      <w:r>
+        <w:t>Retain the project evidence and revisit the reasoning on a changed case.</w:t>
+      </w:r>
+    </w:p>
+    <w:p>
+      <w:pPr>
+        <w:pStyle w:val="Heading2"/>
+      </w:pPr>
+      <w:r>
+        <w:t>Project evidence to keep</w:t>
       </w:r>
     </w:p>
     <w:p>
       <w:pPr>
         <w:spacing w:line="336" w:lineRule="auto" w:after="180"/>
-        <w:shd w:fill="F5F1FB"/>
-      </w:pPr>
-      <w:r>
-        <w:rPr>
-          <w:b w:val="0"/>
-        </w:rPr>
-        <w:t xml:space="preserve">In def show_remaining(capacity, used), identify the </w:t>
+      </w:pPr>
+      <w:r>
+        <w:rPr>
+          <w:b w:val="0"/>
+        </w:rPr>
+        <w:t>Separate reader profile, book data, score calculation, ranking, and explanation.</w:t>
+      </w:r>
+    </w:p>
+    <w:p>
+      <w:pPr>
+        <w:spacing w:line="336" w:lineRule="auto" w:after="180"/>
+      </w:pPr>
+      <w:r>
+        <w:rPr>
+          <w:b w:val="0"/>
+        </w:rPr>
+        <w:t xml:space="preserve">Keep the decision, </w:t>
       </w:r>
       <w:r>
         <w:rPr>
           <w:b/>
         </w:rPr>
+        <w:t>input</w:t>
+      </w:r>
+      <w:r>
+        <w:rPr>
+          <w:b w:val="0"/>
+        </w:rPr>
+        <w:t xml:space="preserve">, result, explanation and remaining limitation in the project </w:t>
+      </w:r>
+      <w:r>
+        <w:rPr>
+          <w:b/>
+        </w:rPr>
+        <w:t>evidence</w:t>
+      </w:r>
+      <w:r>
+        <w:rPr>
+          <w:b w:val="0"/>
+        </w:rPr>
+        <w:t xml:space="preserve"> record. Retrieve this record next week rather than restarting the project.</w:t>
+      </w:r>
+    </w:p>
+    <w:p>
+      <w:pPr>
+        <w:spacing w:line="336" w:lineRule="auto" w:after="180"/>
+      </w:pPr>
+      <w:r>
+        <w:rPr>
+          <w:b w:val="0"/>
+        </w:rPr>
+        <w:t xml:space="preserve">Give the recommender separate validation, eligibility and scoring </w:t>
+      </w:r>
+      <w:r>
+        <w:rPr>
+          <w:b/>
+        </w:rPr>
         <w:t>function</w:t>
       </w:r>
       <w:r>
         <w:rPr>
           <w:b w:val="0"/>
         </w:rPr>
-        <w:t xml:space="preserve"> name and </w:t>
+        <w:t xml:space="preserve">s whose </w:t>
       </w:r>
       <w:r>
         <w:rPr>
           <w:b/>
         </w:rPr>
+        <w:t>input</w:t>
+      </w:r>
+      <w:r>
+        <w:rPr>
+          <w:b w:val="0"/>
+        </w:rPr>
+        <w:t>s and results can be tested independently.</w:t>
+      </w:r>
+    </w:p>
+    <w:p>
+      <w:pPr>
+        <w:pStyle w:val="Heading2"/>
+      </w:pPr>
+      <w:r>
+        <w:t>Support while preserving the reasoning goal</w:t>
+      </w:r>
+    </w:p>
+    <w:p>
+      <w:pPr>
+        <w:spacing w:line="336" w:lineRule="auto" w:after="180"/>
+      </w:pPr>
+      <w:r>
+        <w:rPr>
+          <w:b w:val="0"/>
+        </w:rPr>
+        <w:t>Trace one record or condition at a time with counters and labelled columns. Stretch: introduce a tie, boundary or missing field and declare its handling policy before rerunning.</w:t>
+      </w:r>
+    </w:p>
+    <w:p>
+      <w:pPr>
+        <w:spacing w:line="336" w:lineRule="auto" w:after="180"/>
+      </w:pPr>
+      <w:r>
+        <w:rPr>
+          <w:b w:val="0"/>
+        </w:rPr>
+        <w:t xml:space="preserve">Use two labelled </w:t>
+      </w:r>
+      <w:r>
+        <w:rPr>
+          <w:b/>
+        </w:rPr>
         <w:t>parameter</w:t>
       </w:r>
       <w:r>
         <w:rPr>
           <w:b w:val="0"/>
         </w:rPr>
-        <w:t xml:space="preserve">s. In show_remaining(15, 6), identify the </w:t>
+        <w:t xml:space="preserve"> spaces and place </w:t>
       </w:r>
       <w:r>
         <w:rPr>
@@ -4695,1136 +5648,93 @@
         <w:rPr>
           <w:b w:val="0"/>
         </w:rPr>
-        <w:t xml:space="preserve">s and their matching </w:t>
+        <w:t xml:space="preserve"> cards left to right. Permit an oral execution trace alongside code.</w:t>
+      </w:r>
+    </w:p>
+    <w:p>
+      <w:pPr>
+        <w:spacing w:line="336" w:lineRule="auto" w:after="180"/>
+      </w:pPr>
+      <w:r>
+        <w:rPr>
+          <w:b w:val="0"/>
+        </w:rPr>
+        <w:t>Extension: add an if check inside show_remaining that prints Invalid when used exceeds capacity, otherwise prints the difference; test (4, 5) and (4, 4). This checks only that one constraint.</w:t>
+      </w:r>
+    </w:p>
+    <w:p>
+      <w:pPr>
+        <w:spacing w:line="336" w:lineRule="auto" w:after="180"/>
+      </w:pPr>
+      <w:r>
+        <w:rPr>
+          <w:b w:val="0"/>
+        </w:rPr>
+        <w:t xml:space="preserve">W4 must define one </w:t>
       </w:r>
       <w:r>
         <w:rPr>
           <w:b/>
         </w:rPr>
+        <w:t>function</w:t>
+      </w:r>
+      <w:r>
+        <w:rPr>
+          <w:b w:val="0"/>
+        </w:rPr>
+        <w:t xml:space="preserve">, use both </w:t>
+      </w:r>
+      <w:r>
+        <w:rPr>
+          <w:b/>
+        </w:rPr>
         <w:t>parameter</w:t>
       </w:r>
       <w:r>
         <w:rPr>
           <w:b w:val="0"/>
         </w:rPr>
-        <w:t>s.</w:t>
-      </w:r>
-    </w:p>
-    <w:p>
-      <w:pPr>
-        <w:pStyle w:val="Heading3"/>
-      </w:pPr>
-      <w:r>
-        <w:t>Teacher reasoning · W1</w:t>
+        <w:t xml:space="preserve">s, </w:t>
+      </w:r>
+      <w:r>
+        <w:rPr>
+          <w:b/>
+        </w:rPr>
+        <w:t>call</w:t>
+      </w:r>
+      <w:r>
+        <w:rPr>
+          <w:b w:val="0"/>
+        </w:rPr>
+        <w:t xml:space="preserve"> it three times and predict 20, 2, 18; the swapped case must give 15.</w:t>
       </w:r>
     </w:p>
     <w:p>
       <w:pPr>
         <w:spacing w:line="336" w:lineRule="auto" w:after="180"/>
-        <w:shd w:fill="F1F6FC"/>
-      </w:pPr>
-      <w:r>
-        <w:rPr>
-          <w:b w:val="0"/>
-        </w:rPr>
-        <w:t xml:space="preserve">Name show_remaining; </w:t>
+      </w:pPr>
+      <w:r>
+        <w:rPr>
+          <w:b w:val="0"/>
+        </w:rPr>
+        <w:t xml:space="preserve">After support, retry show_tiles(packs, singles) with 4 tiles per pack: </w:t>
       </w:r>
       <w:r>
         <w:rPr>
           <w:b/>
         </w:rPr>
-        <w:t>parameter</w:t>
-      </w:r>
-      <w:r>
-        <w:rPr>
-          <w:b w:val="0"/>
-        </w:rPr>
-        <w:t xml:space="preserve">s capacity and used. </w:t>
+        <w:t>call</w:t>
+      </w:r>
+      <w:r>
+        <w:rPr>
+          <w:b w:val="0"/>
+        </w:rPr>
+        <w:t xml:space="preserve">s (2, 3), (0, 3), (2, 0) print 11, 3, 8; swapped (3, 2) prints 14. Record assistance and collect new </w:t>
       </w:r>
       <w:r>
         <w:rPr>
           <w:b/>
         </w:rPr>
-        <w:t>Argument</w:t>
-      </w:r>
-      <w:r>
-        <w:rPr>
-          <w:b w:val="0"/>
-        </w:rPr>
-        <w:t>s 15 and 6 match capacity = 15 and used = 6. Expected printed result 9.</w:t>
-      </w:r>
-    </w:p>
-    <w:p>
-      <w:pPr>
-        <w:pStyle w:val="Heading3"/>
-      </w:pPr>
-      <w:r>
-        <w:t>W2 Follow the execution order</w:t>
-      </w:r>
-    </w:p>
-    <w:p>
-      <w:pPr>
-        <w:pStyle w:val="Heading3"/>
-      </w:pPr>
-      <w:r>
-        <w:t>Workbook question · W2</w:t>
-      </w:r>
-    </w:p>
-    <w:p>
-      <w:pPr>
-        <w:spacing w:line="336" w:lineRule="auto" w:after="180"/>
-        <w:shd w:fill="F5F1FB"/>
-      </w:pPr>
-      <w:r>
-        <w:rPr>
-          <w:b w:val="0"/>
-        </w:rPr>
-        <w:t xml:space="preserve">Using the correct </w:t>
-      </w:r>
-      <w:r>
-        <w:rPr>
-          <w:b/>
-        </w:rPr>
-        <w:t>definition</w:t>
-      </w:r>
-      <w:r>
-        <w:rPr>
-          <w:b w:val="0"/>
-        </w:rPr>
-        <w:t xml:space="preserve">, predict show_remaining(8, 3), show_remaining(8, 8) and show_remaining(8, 0) in that order. Explain what happens if the file contains only the </w:t>
-      </w:r>
-      <w:r>
-        <w:rPr>
-          <w:b/>
-        </w:rPr>
-        <w:t>definition</w:t>
-      </w:r>
-      <w:r>
-        <w:rPr>
-          <w:b w:val="0"/>
-        </w:rPr>
-        <w:t>.</w:t>
-      </w:r>
-    </w:p>
-    <w:p>
-      <w:pPr>
-        <w:pStyle w:val="Heading3"/>
-      </w:pPr>
-      <w:r>
-        <w:t>Teacher reasoning · W2</w:t>
-      </w:r>
-    </w:p>
-    <w:p>
-      <w:pPr>
-        <w:spacing w:line="336" w:lineRule="auto" w:after="180"/>
-        <w:shd w:fill="F1F6FC"/>
-      </w:pPr>
-      <w:r>
-        <w:rPr>
-          <w:b w:val="0"/>
-        </w:rPr>
-        <w:t xml:space="preserve">The </w:t>
-      </w:r>
-      <w:r>
-        <w:rPr>
-          <w:b/>
-        </w:rPr>
-        <w:t>call</w:t>
-      </w:r>
-      <w:r>
-        <w:rPr>
-          <w:b w:val="0"/>
-        </w:rPr>
-        <w:t xml:space="preserve">s print 5, 0 and 8 on separate lines. A </w:t>
-      </w:r>
-      <w:r>
-        <w:rPr>
-          <w:b/>
-        </w:rPr>
-        <w:t>definition</w:t>
-      </w:r>
-      <w:r>
-        <w:rPr>
-          <w:b w:val="0"/>
-        </w:rPr>
-        <w:t xml:space="preserve"> alone creates the </w:t>
-      </w:r>
-      <w:r>
-        <w:rPr>
-          <w:b/>
-        </w:rPr>
-        <w:t>function</w:t>
-      </w:r>
-      <w:r>
-        <w:rPr>
-          <w:b w:val="0"/>
-        </w:rPr>
-        <w:t xml:space="preserve"> but prints nothing because its body has not been </w:t>
-      </w:r>
-      <w:r>
-        <w:rPr>
-          <w:b/>
-        </w:rPr>
-        <w:t>call</w:t>
-      </w:r>
-      <w:r>
-        <w:rPr>
-          <w:b w:val="0"/>
-        </w:rPr>
-        <w:t>ed.</w:t>
-      </w:r>
-    </w:p>
-    <w:p>
-      <w:pPr>
-        <w:pStyle w:val="Heading3"/>
-      </w:pPr>
-      <w:r>
-        <w:t>W3 Repair ignored arguments</w:t>
-      </w:r>
-    </w:p>
-    <w:p>
-      <w:pPr>
-        <w:pStyle w:val="Heading3"/>
-      </w:pPr>
-      <w:r>
-        <w:t>Workbook question · W3</w:t>
-      </w:r>
-    </w:p>
-    <w:p>
-      <w:pPr>
-        <w:spacing w:line="336" w:lineRule="auto" w:after="180"/>
-        <w:shd w:fill="F5F1FB"/>
-      </w:pPr>
-      <w:r>
-        <w:rPr>
-          <w:b w:val="0"/>
-        </w:rPr>
-        <w:t xml:space="preserve">The faulty body calculates 12 - 4 regardless of the </w:t>
-      </w:r>
-      <w:r>
-        <w:rPr>
-          <w:b/>
-        </w:rPr>
-        <w:t>call</w:t>
-      </w:r>
-      <w:r>
-        <w:rPr>
-          <w:b w:val="0"/>
-        </w:rPr>
-        <w:t xml:space="preserve">. State the </w:t>
-      </w:r>
-      <w:r>
-        <w:rPr>
-          <w:b/>
-        </w:rPr>
-        <w:t>output</w:t>
-      </w:r>
-      <w:r>
-        <w:rPr>
-          <w:b w:val="0"/>
-        </w:rPr>
-        <w:t xml:space="preserve"> and expected </w:t>
-      </w:r>
-      <w:r>
-        <w:rPr>
-          <w:b/>
-        </w:rPr>
-        <w:t>output</w:t>
-      </w:r>
-      <w:r>
-        <w:rPr>
-          <w:b w:val="0"/>
-        </w:rPr>
-        <w:t xml:space="preserve"> for show_remaining(11, 2). Repair the expression and name an earlier </w:t>
-      </w:r>
-      <w:r>
-        <w:rPr>
-          <w:b/>
-        </w:rPr>
-        <w:t>call</w:t>
-      </w:r>
-      <w:r>
-        <w:rPr>
-          <w:b w:val="0"/>
-        </w:rPr>
-        <w:t xml:space="preserve"> to rerun.</w:t>
-      </w:r>
-    </w:p>
-    <w:p>
-      <w:pPr>
-        <w:pStyle w:val="Heading3"/>
-      </w:pPr>
-      <w:r>
-        <w:t>Teacher reasoning · W3</w:t>
-      </w:r>
-    </w:p>
-    <w:p>
-      <w:pPr>
-        <w:spacing w:line="336" w:lineRule="auto" w:after="180"/>
-        <w:shd w:fill="F1F6FC"/>
-      </w:pPr>
-      <w:r>
-        <w:rPr>
-          <w:b w:val="0"/>
-        </w:rPr>
-        <w:t xml:space="preserve">Faulty </w:t>
-      </w:r>
-      <w:r>
-        <w:rPr>
-          <w:b/>
-        </w:rPr>
-        <w:t>output</w:t>
-      </w:r>
-      <w:r>
-        <w:rPr>
-          <w:b w:val="0"/>
-        </w:rPr>
-        <w:t xml:space="preserve"> 8; expected 9. Use capacity - used. Rerun show_remaining(12, 4), expecting 8, as well as the revealing </w:t>
-      </w:r>
-      <w:r>
-        <w:rPr>
-          <w:b/>
-        </w:rPr>
-        <w:t>call</w:t>
-      </w:r>
-      <w:r>
-        <w:rPr>
-          <w:b w:val="0"/>
-        </w:rPr>
-        <w:t>.</w:t>
-      </w:r>
-    </w:p>
-    <w:p>
-      <w:pPr>
-        <w:pStyle w:val="Heading3"/>
-      </w:pPr>
-      <w:r>
-        <w:t>W4 Create a new function independently</w:t>
-      </w:r>
-    </w:p>
-    <w:p>
-      <w:pPr>
-        <w:pStyle w:val="Heading3"/>
-      </w:pPr>
-      <w:r>
-        <w:t>Workbook question · W4</w:t>
-      </w:r>
-    </w:p>
-    <w:p>
-      <w:pPr>
-        <w:spacing w:line="336" w:lineRule="auto" w:after="180"/>
-        <w:shd w:fill="F5F1FB"/>
-      </w:pPr>
-      <w:r>
-        <w:rPr>
-          <w:b w:val="0"/>
-        </w:rPr>
-        <w:t xml:space="preserve">Each sealed box contains 6 counters. Define show_stock(boxes, loose) to print the total counters using its two </w:t>
-      </w:r>
-      <w:r>
-        <w:rPr>
-          <w:b/>
-        </w:rPr>
-        <w:t>parameter</w:t>
-      </w:r>
-      <w:r>
-        <w:rPr>
-          <w:b w:val="0"/>
-        </w:rPr>
-        <w:t xml:space="preserve">s. Assume nonnegative integer </w:t>
-      </w:r>
-      <w:r>
-        <w:rPr>
-          <w:b/>
-        </w:rPr>
-        <w:t>argument</w:t>
-      </w:r>
-      <w:r>
-        <w:rPr>
-          <w:b w:val="0"/>
-        </w:rPr>
-        <w:t xml:space="preserve">s. </w:t>
-      </w:r>
-      <w:r>
-        <w:rPr>
-          <w:b/>
-        </w:rPr>
-        <w:t>Call</w:t>
-      </w:r>
-      <w:r>
-        <w:rPr>
-          <w:b w:val="0"/>
-        </w:rPr>
-        <w:t xml:space="preserve"> it with (3, 2), (0, 2) and (3, 0).</w:t>
-      </w:r>
-    </w:p>
-    <w:p>
-      <w:pPr>
-        <w:spacing w:line="336" w:lineRule="auto" w:after="180"/>
-        <w:shd w:fill="F5F1FB"/>
-      </w:pPr>
-      <w:r>
-        <w:rPr>
-          <w:b w:val="0"/>
-        </w:rPr>
-        <w:t xml:space="preserve">Predict each </w:t>
-      </w:r>
-      <w:r>
-        <w:rPr>
-          <w:b/>
-        </w:rPr>
-        <w:t>output</w:t>
-      </w:r>
-      <w:r>
-        <w:rPr>
-          <w:b w:val="0"/>
-        </w:rPr>
-        <w:t xml:space="preserve"> and explain why show_stock(2, 3) is a different case.</w:t>
-      </w:r>
-    </w:p>
-    <w:p>
-      <w:pPr>
-        <w:pStyle w:val="Heading3"/>
-      </w:pPr>
-      <w:r>
-        <w:t>Teacher reasoning · W4</w:t>
-      </w:r>
-    </w:p>
-    <w:p>
-      <w:pPr>
-        <w:spacing w:line="336" w:lineRule="auto" w:after="180"/>
-        <w:shd w:fill="F1F6FC"/>
-      </w:pPr>
-      <w:r>
-        <w:rPr>
-          <w:b w:val="0"/>
-        </w:rPr>
-        <w:t xml:space="preserve">The body prints boxes * 6 + loose. </w:t>
-      </w:r>
-      <w:r>
-        <w:rPr>
-          <w:b/>
-        </w:rPr>
-        <w:t>Output</w:t>
-      </w:r>
-      <w:r>
-        <w:rPr>
-          <w:b w:val="0"/>
-        </w:rPr>
-        <w:t xml:space="preserve">s are 20, 2 and 18. show_stock(2, 3) gives 15 because boxes and loose have different roles. Define once and use three </w:t>
-      </w:r>
-      <w:r>
-        <w:rPr>
-          <w:b/>
-        </w:rPr>
-        <w:t>call</w:t>
-      </w:r>
-      <w:r>
-        <w:rPr>
-          <w:b w:val="0"/>
-        </w:rPr>
-        <w:t>s; do not hard-code one answer.</w:t>
-      </w:r>
-    </w:p>
-    <w:p>
-      <w:pPr>
-        <w:pStyle w:val="Heading3"/>
-      </w:pPr>
-      <w:r>
-        <w:t>W5 State the input assumption</w:t>
-      </w:r>
-    </w:p>
-    <w:p>
-      <w:pPr>
-        <w:pStyle w:val="Heading3"/>
-      </w:pPr>
-      <w:r>
-        <w:t>Workbook question · W5</w:t>
-      </w:r>
-    </w:p>
-    <w:p>
-      <w:pPr>
-        <w:spacing w:line="336" w:lineRule="auto" w:after="180"/>
-        <w:shd w:fill="F5F1FB"/>
-      </w:pPr>
-      <w:r>
-        <w:rPr>
-          <w:b w:val="0"/>
-        </w:rPr>
-        <w:t xml:space="preserve">The correct subtraction </w:t>
-      </w:r>
-      <w:r>
-        <w:rPr>
-          <w:b/>
-        </w:rPr>
-        <w:t>function</w:t>
-      </w:r>
-      <w:r>
-        <w:rPr>
-          <w:b w:val="0"/>
-        </w:rPr>
-        <w:t xml:space="preserve"> prints -1 for show_remaining(4, 5). Does successful execution make this a valid cupboard record? Explain what the </w:t>
-      </w:r>
-      <w:r>
-        <w:rPr>
-          <w:b/>
-        </w:rPr>
-        <w:t>function</w:t>
-      </w:r>
-      <w:r>
-        <w:rPr>
-          <w:b w:val="0"/>
-        </w:rPr>
-        <w:t xml:space="preserve"> assumes and what needs checking.</w:t>
-      </w:r>
-    </w:p>
-    <w:p>
-      <w:pPr>
-        <w:pStyle w:val="Heading3"/>
-      </w:pPr>
-      <w:r>
-        <w:t>Teacher reasoning · W5</w:t>
-      </w:r>
-    </w:p>
-    <w:p>
-      <w:pPr>
-        <w:spacing w:line="336" w:lineRule="auto" w:after="180"/>
-        <w:shd w:fill="F1F6FC"/>
-      </w:pPr>
-      <w:r>
-        <w:rPr>
-          <w:b w:val="0"/>
-        </w:rPr>
-        <w:t xml:space="preserve">No. used exceeds capacity and violates the contract. The </w:t>
-      </w:r>
-      <w:r>
-        <w:rPr>
-          <w:b/>
-        </w:rPr>
-        <w:t>function</w:t>
-      </w:r>
-      <w:r>
-        <w:rPr>
-          <w:b w:val="0"/>
-        </w:rPr>
-        <w:t xml:space="preserve"> calculates with supplied values but does not check the contract. A separate validation check or guarded </w:t>
-      </w:r>
-      <w:r>
-        <w:rPr>
-          <w:b/>
-        </w:rPr>
-        <w:t>function</w:t>
-      </w:r>
-      <w:r>
-        <w:rPr>
-          <w:b w:val="0"/>
-        </w:rPr>
-        <w:t xml:space="preserve"> is needed to reject invalid records.</w:t>
-      </w:r>
-    </w:p>
-    <w:p>
-      <w:pPr>
-        <w:pStyle w:val="Heading3"/>
-      </w:pPr>
-      <w:r>
-        <w:t>Assess independent transfer</w:t>
-      </w:r>
-    </w:p>
-    <w:p>
-      <w:pPr>
-        <w:pStyle w:val="Heading3"/>
-      </w:pPr>
-      <w:r>
-        <w:t>Independent question · withhold the key</w:t>
-      </w:r>
-    </w:p>
-    <w:p>
-      <w:pPr>
-        <w:spacing w:line="336" w:lineRule="auto" w:after="180"/>
-        <w:shd w:fill="F5F1FB"/>
-      </w:pPr>
-      <w:r>
-        <w:rPr>
-          <w:b w:val="0"/>
-        </w:rPr>
-        <w:t xml:space="preserve">Selected case: Each sealed box contains 6 counters. Define show_stock(boxes, loose) to print the total counters using its two </w:t>
-      </w:r>
-      <w:r>
-        <w:rPr>
-          <w:b/>
-        </w:rPr>
-        <w:t>parameter</w:t>
-      </w:r>
-      <w:r>
-        <w:rPr>
-          <w:b w:val="0"/>
-        </w:rPr>
-        <w:t xml:space="preserve">s. Assume nonnegative integer </w:t>
-      </w:r>
-      <w:r>
-        <w:rPr>
-          <w:b/>
-        </w:rPr>
-        <w:t>argument</w:t>
-      </w:r>
-      <w:r>
-        <w:rPr>
-          <w:b w:val="0"/>
-        </w:rPr>
-        <w:t xml:space="preserve">s. </w:t>
-      </w:r>
-      <w:r>
-        <w:rPr>
-          <w:b/>
-        </w:rPr>
-        <w:t>Call</w:t>
-      </w:r>
-      <w:r>
-        <w:rPr>
-          <w:b w:val="0"/>
-        </w:rPr>
-        <w:t xml:space="preserve"> it with (3, 2), (0, 2) and (3, 0).</w:t>
-      </w:r>
-    </w:p>
-    <w:p>
-      <w:pPr>
-        <w:spacing w:line="336" w:lineRule="auto" w:after="180"/>
-        <w:shd w:fill="F5F1FB"/>
-      </w:pPr>
-      <w:r>
-        <w:rPr>
-          <w:b w:val="0"/>
-        </w:rPr>
-        <w:t xml:space="preserve">Predict each </w:t>
-      </w:r>
-      <w:r>
-        <w:rPr>
-          <w:b/>
-        </w:rPr>
-        <w:t>output</w:t>
-      </w:r>
-      <w:r>
-        <w:rPr>
-          <w:b w:val="0"/>
-        </w:rPr>
-        <w:t xml:space="preserve"> and explain why show_stock(2, 3) is a different case.</w:t>
-      </w:r>
-    </w:p>
-    <w:p>
-      <w:pPr>
-        <w:pStyle w:val="Heading3"/>
-      </w:pPr>
-      <w:r>
-        <w:t>Selected case answer</w:t>
-      </w:r>
-    </w:p>
-    <w:p>
-      <w:pPr>
-        <w:pStyle w:val="Heading3"/>
-      </w:pPr>
-      <w:r>
-        <w:t>Teacher key · Selected case answer</w:t>
-      </w:r>
-    </w:p>
-    <w:p>
-      <w:pPr>
-        <w:spacing w:line="336" w:lineRule="auto" w:after="180"/>
-        <w:shd w:fill="F1F6FC"/>
-      </w:pPr>
-      <w:r>
-        <w:rPr>
-          <w:b w:val="0"/>
-        </w:rPr>
-        <w:t xml:space="preserve">The body prints boxes * 6 + loose. </w:t>
-      </w:r>
-      <w:r>
-        <w:rPr>
-          <w:b/>
-        </w:rPr>
-        <w:t>Output</w:t>
-      </w:r>
-      <w:r>
-        <w:rPr>
-          <w:b w:val="0"/>
-        </w:rPr>
-        <w:t xml:space="preserve">s are 20, 2 and 18. show_stock(2, 3) gives 15 because boxes and loose have different roles. Define once and use three </w:t>
-      </w:r>
-      <w:r>
-        <w:rPr>
-          <w:b/>
-        </w:rPr>
-        <w:t>call</w:t>
-      </w:r>
-      <w:r>
-        <w:rPr>
-          <w:b w:val="0"/>
-        </w:rPr>
-        <w:t>s; do not hard-code one answer.</w:t>
-      </w:r>
-    </w:p>
-    <w:tbl>
-      <w:tblPr>
-        <w:tblStyle w:val="LightShading-Accent1"/>
-        <w:tblW w:type="auto" w:w="0"/>
-        <w:tblLook w:firstColumn="1" w:firstRow="1" w:lastColumn="0" w:lastRow="0" w:noHBand="0" w:noVBand="1" w:val="04A0"/>
-      </w:tblPr>
-      <w:tblGrid>
-        <w:gridCol w:w="5112"/>
-        <w:gridCol w:w="5112"/>
-      </w:tblGrid>
-      <w:tr>
-        <w:trPr>
-          <w:tblHeader/>
-        </w:trPr>
-        <w:tc>
-          <w:tcPr>
-            <w:tcW w:type="dxa" w:w="5112"/>
-          </w:tcPr>
-          <w:p>
-            <w:r>
-              <w:t>Dimension</w:t>
-            </w:r>
-          </w:p>
-        </w:tc>
-        <w:tc>
-          <w:tcPr>
-            <w:tcW w:type="dxa" w:w="5112"/>
-          </w:tcPr>
-          <w:p>
-            <w:r>
-              <w:t>Evidence required</w:t>
-            </w:r>
-          </w:p>
-        </w:tc>
-      </w:tr>
-      <w:tr>
-        <w:tc>
-          <w:tcPr>
-            <w:tcW w:type="dxa" w:w="5112"/>
-          </w:tcPr>
-          <w:p>
-            <w:r>
-              <w:t>Explanation</w:t>
-            </w:r>
-          </w:p>
-        </w:tc>
-        <w:tc>
-          <w:tcPr>
-            <w:tcW w:type="dxa" w:w="5112"/>
-          </w:tcPr>
-          <w:p>
-            <w:r>
-              <w:t>Names the applicable idea or procedure and ties it to the supplied facts.</w:t>
-            </w:r>
-          </w:p>
-        </w:tc>
-      </w:tr>
-      <w:tr>
-        <w:tc>
-          <w:tcPr>
-            <w:tcW w:type="dxa" w:w="5112"/>
-          </w:tcPr>
-          <w:p>
-            <w:r>
-              <w:t>Trace and result</w:t>
-            </w:r>
-          </w:p>
-        </w:tc>
-        <w:tc>
-          <w:tcPr>
-            <w:tcW w:type="dxa" w:w="5112"/>
-          </w:tcPr>
-          <w:p>
-            <w:r>
-              <w:t>Preserves the given inputs and shows the relevant intermediate steps; distinguishes a prediction from an observed execution.</w:t>
-            </w:r>
-          </w:p>
-        </w:tc>
-      </w:tr>
-      <w:tr>
-        <w:tc>
-          <w:tcPr>
-            <w:tcW w:type="dxa" w:w="5112"/>
-          </w:tcPr>
-          <w:p>
-            <w:r>
-              <w:t>Limits</w:t>
-            </w:r>
-          </w:p>
-        </w:tc>
-        <w:tc>
-          <w:tcPr>
-            <w:tcW w:type="dxa" w:w="5112"/>
-          </w:tcPr>
-          <w:p>
-            <w:r>
-              <w:t>States the assumptions, missing evidence or conditions under which the result would change.</w:t>
-            </w:r>
-          </w:p>
-        </w:tc>
-      </w:tr>
-    </w:tbl>
-    <w:p>
-      <w:pPr>
-        <w:pStyle w:val="Heading3"/>
-      </w:pPr>
-      <w:r>
-        <w:t>Teacher key · Selected case answer</w:t>
-      </w:r>
-    </w:p>
-    <w:p>
-      <w:pPr>
-        <w:spacing w:line="336" w:lineRule="auto" w:after="180"/>
-        <w:shd w:fill="F1F6FC"/>
-      </w:pPr>
-      <w:r>
-        <w:rPr>
-          <w:b w:val="0"/>
-        </w:rPr>
-        <w:t>Record each dimension as not yet, with support, or independent. Accept a valid alternative procedure with a defensible trace.</w:t>
-      </w:r>
-    </w:p>
-    <w:p>
-      <w:pPr>
-        <w:spacing w:line="336" w:lineRule="auto" w:after="180"/>
-        <w:shd w:fill="F1F6FC"/>
-      </w:pPr>
-      <w:r>
-        <w:rPr>
-          <w:b w:val="0"/>
-        </w:rPr>
-        <w:t xml:space="preserve">Do not penalise an honestly recorded model failure if the learner correctly explains its </w:t>
-      </w:r>
-      <w:r>
-        <w:rPr>
-          <w:b/>
-        </w:rPr>
-        <w:t>evidence</w:t>
-      </w:r>
-      <w:r>
-        <w:rPr>
-          <w:b w:val="0"/>
-        </w:rPr>
-        <w:t xml:space="preserve"> and limits.</w:t>
-      </w:r>
-    </w:p>
-    <w:p>
-      <w:pPr>
-        <w:pStyle w:val="Heading3"/>
-      </w:pPr>
-      <w:r>
-        <w:t>Feedback that the learner uses</w:t>
-      </w:r>
-    </w:p>
-    <w:p>
-      <w:pPr>
-        <w:spacing w:line="336" w:lineRule="auto" w:after="180"/>
-      </w:pPr>
-      <w:r>
-        <w:rPr>
-          <w:b w:val="0"/>
-        </w:rPr>
-        <w:t>Name the earliest unsupported step and give one action to repair it. Have the learner make that repair now and explain why. Then assess the relevant skill on a fresh, fully specified case.</w:t>
-      </w:r>
-    </w:p>
-    <w:p>
-      <w:pPr>
-        <w:spacing w:line="336" w:lineRule="auto" w:after="180"/>
-      </w:pPr>
-      <w:r>
-        <w:rPr>
-          <w:b w:val="0"/>
-        </w:rPr>
-        <w:t>Confirm it was not previously practised with feedback; solve and check the new case before assigning it. A follow-up design prompt is a starting brief, not automati</w:t>
-      </w:r>
-      <w:r>
-        <w:rPr>
-          <w:b/>
-        </w:rPr>
-        <w:t>call</w:t>
-      </w:r>
-      <w:r>
-        <w:rPr>
-          <w:b w:val="0"/>
-        </w:rPr>
-        <w:t>y an equivalent test.</w:t>
-      </w:r>
-    </w:p>
-    <w:p>
-      <w:pPr>
-        <w:pStyle w:val="Heading1"/>
-      </w:pPr>
-      <w:r>
-        <w:t>06. Connect and extend learning</w:t>
-      </w:r>
-    </w:p>
-    <w:p>
-      <w:r>
-        <w:t>Connect Decompose a Goal to Transparent Book Recommender, adapt support and plan a later changed-case check.</w:t>
-      </w:r>
-    </w:p>
-    <w:p>
-      <w:pPr>
-        <w:pStyle w:val="Heading3"/>
-      </w:pPr>
-      <w:r>
-        <w:t>Transparent Book Recommender</w:t>
-      </w:r>
-    </w:p>
-    <w:p>
-      <w:pPr>
-        <w:spacing w:line="336" w:lineRule="auto" w:after="180"/>
-      </w:pPr>
-      <w:r>
-        <w:rPr>
-          <w:b w:val="0"/>
-        </w:rPr>
-        <w:t>Separate reader profile, book data, score calculation, ranking, and explanation.</w:t>
-      </w:r>
-    </w:p>
-    <w:p>
-      <w:pPr>
-        <w:spacing w:line="336" w:lineRule="auto" w:after="180"/>
-      </w:pPr>
-      <w:r>
-        <w:rPr>
-          <w:b w:val="0"/>
-        </w:rPr>
-        <w:t xml:space="preserve">Keep the decision, </w:t>
-      </w:r>
-      <w:r>
-        <w:rPr>
-          <w:b/>
-        </w:rPr>
-        <w:t>input</w:t>
-      </w:r>
-      <w:r>
-        <w:rPr>
-          <w:b w:val="0"/>
-        </w:rPr>
-        <w:t xml:space="preserve">, result, explanation and remaining limitation in the project </w:t>
-      </w:r>
-      <w:r>
-        <w:rPr>
-          <w:b/>
-        </w:rPr>
-        <w:t>evidence</w:t>
-      </w:r>
-      <w:r>
-        <w:rPr>
-          <w:b w:val="0"/>
-        </w:rPr>
-        <w:t xml:space="preserve"> record. Retrieve this record next week rather than restarting the project.</w:t>
-      </w:r>
-    </w:p>
-    <w:p>
-      <w:pPr>
-        <w:pStyle w:val="Heading3"/>
-      </w:pPr>
-      <w:r>
-        <w:t>Support and stretch</w:t>
-      </w:r>
-    </w:p>
-    <w:p>
-      <w:pPr>
-        <w:spacing w:line="336" w:lineRule="auto" w:after="180"/>
-      </w:pPr>
-      <w:r>
-        <w:rPr>
-          <w:b w:val="0"/>
-        </w:rPr>
-        <w:t>Trace one record or condition at a time with counters and labelled columns. Stretch: introduce a tie, boundary or missing field and declare its handling policy before rerunning.</w:t>
-      </w:r>
-    </w:p>
-    <w:p>
-      <w:pPr>
-        <w:pStyle w:val="Heading3"/>
-      </w:pPr>
-      <w:r>
-        <w:t>Exit reflection</w:t>
-      </w:r>
-    </w:p>
-    <w:p>
-      <w:pPr>
-        <w:spacing w:line="336" w:lineRule="auto" w:after="180"/>
-      </w:pPr>
-      <w:r>
-        <w:rPr>
-          <w:b w:val="0"/>
-        </w:rPr>
-        <w:t xml:space="preserve">Ask for one decision the learner can now justify and one situation requiring more </w:t>
-      </w:r>
-      <w:r>
-        <w:rPr>
-          <w:b/>
-        </w:rPr>
-        <w:t>evidence</w:t>
-      </w:r>
-      <w:r>
-        <w:rPr>
-          <w:b w:val="0"/>
-        </w:rPr>
-        <w:t xml:space="preserve"> or human review. Confidence ratings are separate from correct independent performance.</w:t>
-      </w:r>
-    </w:p>
-    <w:p>
-      <w:pPr>
-        <w:pStyle w:val="Heading3"/>
-      </w:pPr>
-      <w:r>
-        <w:t>Bridge to the next week</w:t>
-      </w:r>
-    </w:p>
-    <w:p>
-      <w:pPr>
-        <w:spacing w:line="336" w:lineRule="auto" w:after="180"/>
-      </w:pPr>
-      <w:r>
-        <w:rPr>
-          <w:b w:val="0"/>
-        </w:rPr>
-        <w:t xml:space="preserve">Next: Week 3: Branching Logic. Retrieve today’s </w:t>
-      </w:r>
-      <w:r>
-        <w:rPr>
-          <w:b/>
-        </w:rPr>
-        <w:t>evidence</w:t>
-      </w:r>
-      <w:r>
-        <w:rPr>
-          <w:b w:val="0"/>
-        </w:rPr>
-        <w:t xml:space="preserve"> and identify what carries forward and what is new.</w:t>
-      </w:r>
-    </w:p>
-    <w:p>
-      <w:pPr>
-        <w:pStyle w:val="Heading3"/>
-      </w:pPr>
-      <w:r>
-        <w:t>Support and fresh reassessment</w:t>
-      </w:r>
-    </w:p>
-    <w:p>
-      <w:pPr>
-        <w:spacing w:line="336" w:lineRule="auto" w:after="180"/>
-      </w:pPr>
-      <w:r>
-        <w:rPr>
-          <w:b w:val="0"/>
-        </w:rPr>
-        <w:t xml:space="preserve">Use two labelled </w:t>
-      </w:r>
-      <w:r>
-        <w:rPr>
-          <w:b/>
-        </w:rPr>
-        <w:t>parameter</w:t>
-      </w:r>
-      <w:r>
-        <w:rPr>
-          <w:b w:val="0"/>
-        </w:rPr>
-        <w:t xml:space="preserve"> spaces and place </w:t>
-      </w:r>
-      <w:r>
-        <w:rPr>
-          <w:b/>
-        </w:rPr>
-        <w:t>argument</w:t>
-      </w:r>
-      <w:r>
-        <w:rPr>
-          <w:b w:val="0"/>
-        </w:rPr>
-        <w:t xml:space="preserve"> cards left to right. Permit an oral execution trace alongside code.</w:t>
-      </w:r>
-    </w:p>
-    <w:p>
-      <w:pPr>
-        <w:spacing w:line="336" w:lineRule="auto" w:after="180"/>
-      </w:pPr>
-      <w:r>
-        <w:rPr>
-          <w:b w:val="0"/>
-        </w:rPr>
-        <w:t>Extension: add an if check inside show_remaining that prints Invalid when used exceeds capacity, otherwise prints the difference; test (4, 5) and (4, 4). This checks only that one constraint.</w:t>
-      </w:r>
-    </w:p>
-    <w:p>
-      <w:pPr>
-        <w:spacing w:line="336" w:lineRule="auto" w:after="180"/>
-      </w:pPr>
-      <w:r>
-        <w:rPr>
-          <w:b w:val="0"/>
-        </w:rPr>
-        <w:t xml:space="preserve">W4 must define one </w:t>
-      </w:r>
-      <w:r>
-        <w:rPr>
-          <w:b/>
-        </w:rPr>
-        <w:t>function</w:t>
-      </w:r>
-      <w:r>
-        <w:rPr>
-          <w:b w:val="0"/>
-        </w:rPr>
-        <w:t xml:space="preserve">, use both </w:t>
-      </w:r>
-      <w:r>
-        <w:rPr>
-          <w:b/>
-        </w:rPr>
-        <w:t>parameter</w:t>
-      </w:r>
-      <w:r>
-        <w:rPr>
-          <w:b w:val="0"/>
-        </w:rPr>
-        <w:t xml:space="preserve">s, </w:t>
-      </w:r>
-      <w:r>
-        <w:rPr>
-          <w:b/>
-        </w:rPr>
-        <w:t>call</w:t>
-      </w:r>
-      <w:r>
-        <w:rPr>
-          <w:b w:val="0"/>
-        </w:rPr>
-        <w:t xml:space="preserve"> it three times and predict 20, 2, 18; the swapped case must give 15.</w:t>
-      </w:r>
-    </w:p>
-    <w:p>
-      <w:pPr>
-        <w:spacing w:line="336" w:lineRule="auto" w:after="180"/>
-      </w:pPr>
-      <w:r>
-        <w:rPr>
-          <w:b w:val="0"/>
-        </w:rPr>
-        <w:t xml:space="preserve">After support, retry show_tiles(packs, singles) with 4 tiles per pack: </w:t>
-      </w:r>
-      <w:r>
-        <w:rPr>
-          <w:b/>
-        </w:rPr>
-        <w:t>call</w:t>
-      </w:r>
-      <w:r>
-        <w:rPr>
-          <w:b w:val="0"/>
-        </w:rPr>
-        <w:t xml:space="preserve">s (2, 3), (0, 3), (2, 0) print 11, 3, 8; swapped (3, 2) prints 14. Record assistance and collect new </w:t>
-      </w:r>
-      <w:r>
-        <w:rPr>
-          <w:b/>
-        </w:rPr>
         <w:t>prediction</w:t>
       </w:r>
       <w:r>
@@ -5836,45 +5746,10 @@
     </w:p>
     <w:p>
       <w:pPr>
-        <w:spacing w:line="336" w:lineRule="auto" w:after="180"/>
-      </w:pPr>
-      <w:r>
-        <w:rPr>
-          <w:b w:val="0"/>
-        </w:rPr>
-        <w:t xml:space="preserve">Week 9 returns results to the </w:t>
-      </w:r>
-      <w:r>
-        <w:rPr>
-          <w:b/>
-        </w:rPr>
-        <w:t>call</w:t>
-      </w:r>
-      <w:r>
-        <w:rPr>
-          <w:b w:val="0"/>
-        </w:rPr>
-        <w:t xml:space="preserve">er and explains local variables and fresh state on each </w:t>
-      </w:r>
-      <w:r>
-        <w:rPr>
-          <w:b/>
-        </w:rPr>
-        <w:t>call</w:t>
-      </w:r>
-      <w:r>
-        <w:rPr>
-          <w:b w:val="0"/>
-        </w:rPr>
-        <w:t>.</w:t>
-      </w:r>
-    </w:p>
-    <w:p>
-      <w:pPr>
-        <w:pStyle w:val="Heading3"/>
-      </w:pPr>
-      <w:r>
-        <w:t>Plan the delayed return</w:t>
+        <w:pStyle w:val="Heading2"/>
+      </w:pPr>
+      <w:r>
+        <w:t>Plan the delayed check</w:t>
       </w:r>
     </w:p>
     <w:p>
@@ -6091,72 +5966,188 @@
     </w:p>
     <w:p>
       <w:pPr>
+        <w:pStyle w:val="Heading2"/>
+      </w:pPr>
+      <w:r>
+        <w:t>Bridge to next week</w:t>
+      </w:r>
+    </w:p>
+    <w:p>
+      <w:pPr>
+        <w:spacing w:line="336" w:lineRule="auto" w:after="180"/>
+      </w:pPr>
+      <w:r>
+        <w:rPr>
+          <w:b w:val="0"/>
+        </w:rPr>
+        <w:t xml:space="preserve">Ask for one decision the learner can now justify and one situation requiring more </w:t>
+      </w:r>
+      <w:r>
+        <w:rPr>
+          <w:b/>
+        </w:rPr>
+        <w:t>evidence</w:t>
+      </w:r>
+      <w:r>
+        <w:rPr>
+          <w:b w:val="0"/>
+        </w:rPr>
+        <w:t xml:space="preserve"> or human review. Confidence ratings are separate from correct independent performance.</w:t>
+      </w:r>
+    </w:p>
+    <w:p>
+      <w:pPr>
+        <w:spacing w:line="336" w:lineRule="auto" w:after="180"/>
+      </w:pPr>
+      <w:r>
+        <w:rPr>
+          <w:b w:val="0"/>
+        </w:rPr>
+        <w:t xml:space="preserve">Next: Week 3: Branching Logic. Retrieve today’s </w:t>
+      </w:r>
+      <w:r>
+        <w:rPr>
+          <w:b/>
+        </w:rPr>
+        <w:t>evidence</w:t>
+      </w:r>
+      <w:r>
+        <w:rPr>
+          <w:b w:val="0"/>
+        </w:rPr>
+        <w:t xml:space="preserve"> and identify what carries forward and what is new.</w:t>
+      </w:r>
+    </w:p>
+    <w:p>
+      <w:pPr>
+        <w:spacing w:line="336" w:lineRule="auto" w:after="180"/>
+      </w:pPr>
+      <w:r>
+        <w:rPr>
+          <w:b w:val="0"/>
+        </w:rPr>
+        <w:t xml:space="preserve">The labelled extension distinguishes returned values from printed output; later project stages build on explicit function interfaces and fresh state for each </w:t>
+      </w:r>
+      <w:r>
+        <w:rPr>
+          <w:b/>
+        </w:rPr>
+        <w:t>call</w:t>
+      </w:r>
+      <w:r>
+        <w:rPr>
+          <w:b w:val="0"/>
+        </w:rPr>
+        <w:t>.</w:t>
+      </w:r>
+    </w:p>
+    <w:p>
+      <w:pPr>
+        <w:pStyle w:val="Heading2"/>
+      </w:pPr>
+      <w:r>
+        <w:t>Earlier wording, alternatives and picture transcripts · reference / check after trying</w:t>
+      </w:r>
+    </w:p>
+    <w:p>
+      <w:pPr>
+        <w:spacing w:line="336" w:lineRule="auto" w:after="180"/>
+      </w:pPr>
+      <w:r>
+        <w:rPr>
+          <w:b w:val="0"/>
+        </w:rPr>
+        <w:t>Connect and extend learning</w:t>
+      </w:r>
+    </w:p>
+    <w:p>
+      <w:pPr>
         <w:pStyle w:val="Heading3"/>
       </w:pPr>
       <w:r>
+        <w:t>Transparent Book Recommender</w:t>
+      </w:r>
+    </w:p>
+    <w:p>
+      <w:pPr>
+        <w:pStyle w:val="Heading3"/>
+      </w:pPr>
+      <w:r>
+        <w:t>Support and stretch</w:t>
+      </w:r>
+    </w:p>
+    <w:p>
+      <w:pPr>
+        <w:pStyle w:val="Heading3"/>
+      </w:pPr>
+      <w:r>
+        <w:t>Exit reflection</w:t>
+      </w:r>
+    </w:p>
+    <w:p>
+      <w:pPr>
+        <w:pStyle w:val="Heading3"/>
+      </w:pPr>
+      <w:r>
+        <w:t>Bridge to the next week</w:t>
+      </w:r>
+    </w:p>
+    <w:p>
+      <w:pPr>
+        <w:pStyle w:val="Heading3"/>
+      </w:pPr>
+      <w:r>
+        <w:t>Support and fresh reassessment</w:t>
+      </w:r>
+    </w:p>
+    <w:p>
+      <w:pPr>
+        <w:pStyle w:val="Heading3"/>
+      </w:pPr>
+      <w:r>
+        <w:t>Plan the delayed return</w:t>
+      </w:r>
+    </w:p>
+    <w:p>
+      <w:pPr>
+        <w:pStyle w:val="Heading3"/>
+      </w:pPr>
+      <w:r>
         <w:t>Project evidence from this case</w:t>
       </w:r>
     </w:p>
     <w:p>
       <w:pPr>
+        <w:pStyle w:val="Heading1"/>
+      </w:pPr>
+      <w:r>
+        <w:t>Reference bank and extra practice</w:t>
+      </w:r>
+    </w:p>
+    <w:p>
+      <w:pPr>
+        <w:pStyle w:val="Heading1"/>
+      </w:pPr>
+      <w:r>
+        <w:t>07. Reference: alternative planning checklist</w:t>
+      </w:r>
+    </w:p>
+    <w:p>
+      <w:r>
+        <w:t>Use as a reminder alongside the main route rather than teaching the cycle twice.</w:t>
+      </w:r>
+    </w:p>
+    <w:p>
+      <w:pPr>
+        <w:pStyle w:val="Heading2"/>
+      </w:pPr>
+      <w:r>
+        <w:t>Preparation and schedule</w:t>
+      </w:r>
+    </w:p>
+    <w:p>
+      <w:pPr>
         <w:spacing w:line="336" w:lineRule="auto" w:after="180"/>
-      </w:pPr>
-      <w:r>
-        <w:rPr>
-          <w:b w:val="0"/>
-        </w:rPr>
-        <w:t xml:space="preserve">Give the recommender separate validation, eligibility and scoring </w:t>
-      </w:r>
-      <w:r>
-        <w:rPr>
-          <w:b/>
-        </w:rPr>
-        <w:t>function</w:t>
-      </w:r>
-      <w:r>
-        <w:rPr>
-          <w:b w:val="0"/>
-        </w:rPr>
-        <w:t xml:space="preserve">s whose </w:t>
-      </w:r>
-      <w:r>
-        <w:rPr>
-          <w:b/>
-        </w:rPr>
-        <w:t>input</w:t>
-      </w:r>
-      <w:r>
-        <w:rPr>
-          <w:b w:val="0"/>
-        </w:rPr>
-        <w:t>s and results can be tested independently.</w:t>
-      </w:r>
-    </w:p>
-    <w:p>
-      <w:pPr>
-        <w:pStyle w:val="Heading1"/>
-      </w:pPr>
-      <w:r>
-        <w:t>07. Prepare, teach and assess</w:t>
-      </w:r>
-    </w:p>
-    <w:p>
-      <w:r>
-        <w:t>Use this preparation summary alongside the detailed Decompose a Goal lesson; it is a checklist rather than a replacement for the full sequence.</w:t>
-      </w:r>
-    </w:p>
-    <w:p>
-      <w:pPr>
-        <w:pStyle w:val="Heading3"/>
-      </w:pPr>
-      <w:r>
-        <w:t>Teaching target</w:t>
-      </w:r>
-    </w:p>
-    <w:p>
-      <w:pPr>
-        <w:spacing w:line="336" w:lineRule="auto" w:after="180"/>
-        <w:shd w:fill="EDF7F3"/>
       </w:pPr>
       <w:r>
         <w:rPr>
@@ -6375,6 +6366,14 @@
     </w:tbl>
     <w:p>
       <w:pPr>
+        <w:pStyle w:val="Heading2"/>
+      </w:pPr>
+      <w:r>
+        <w:t>Practice and assessment reminders</w:t>
+      </w:r>
+    </w:p>
+    <w:p>
+      <w:pPr>
         <w:spacing w:line="336" w:lineRule="auto" w:after="180"/>
       </w:pPr>
       <w:r>
@@ -6421,16 +6420,7 @@
     </w:p>
     <w:p>
       <w:pPr>
-        <w:pStyle w:val="Heading3"/>
-      </w:pPr>
-      <w:r>
-        <w:t>Supported practice answer</w:t>
-      </w:r>
-    </w:p>
-    <w:p>
-      <w:pPr>
         <w:spacing w:line="336" w:lineRule="auto" w:after="180"/>
-        <w:shd w:fill="F1F6FC"/>
       </w:pPr>
       <w:r>
         <w:rPr>
@@ -6535,16 +6525,7 @@
     </w:p>
     <w:p>
       <w:pPr>
-        <w:pStyle w:val="Heading3"/>
-      </w:pPr>
-      <w:r>
-        <w:t>Repair the misconception</w:t>
-      </w:r>
-    </w:p>
-    <w:p>
-      <w:pPr>
         <w:spacing w:line="336" w:lineRule="auto" w:after="180"/>
-        <w:shd w:fill="FFF5E6"/>
       </w:pPr>
       <w:r>
         <w:rPr>
@@ -6591,16 +6572,7 @@
     </w:p>
     <w:p>
       <w:pPr>
-        <w:pStyle w:val="Heading3"/>
-      </w:pPr>
-      <w:r>
-        <w:t>Support without giving away the answer</w:t>
-      </w:r>
-    </w:p>
-    <w:p>
-      <w:pPr>
         <w:spacing w:line="336" w:lineRule="auto" w:after="180"/>
-        <w:shd w:fill="F1F6F8"/>
       </w:pPr>
       <w:r>
         <w:rPr>
@@ -6623,16 +6595,7 @@
     </w:p>
     <w:p>
       <w:pPr>
-        <w:pStyle w:val="Heading3"/>
-      </w:pPr>
-      <w:r>
-        <w:t>Extend the reasoning</w:t>
-      </w:r>
-    </w:p>
-    <w:p>
-      <w:pPr>
         <w:spacing w:line="336" w:lineRule="auto" w:after="180"/>
-        <w:shd w:fill="F5F1FB"/>
       </w:pPr>
       <w:r>
         <w:rPr>
@@ -6679,16 +6642,7 @@
     </w:p>
     <w:p>
       <w:pPr>
-        <w:pStyle w:val="Heading3"/>
-      </w:pPr>
-      <w:r>
-        <w:t>Protect the independent attempt</w:t>
-      </w:r>
-    </w:p>
-    <w:p>
-      <w:pPr>
         <w:spacing w:line="336" w:lineRule="auto" w:after="180"/>
-        <w:shd w:fill="FFF5E6"/>
       </w:pPr>
       <w:r>
         <w:rPr>
@@ -6883,16 +6837,7 @@
     </w:tbl>
     <w:p>
       <w:pPr>
-        <w:pStyle w:val="Heading3"/>
-      </w:pPr>
-      <w:r>
-        <w:t>Project checkpoint</w:t>
-      </w:r>
-    </w:p>
-    <w:p>
-      <w:pPr>
         <w:spacing w:line="336" w:lineRule="auto" w:after="180"/>
-        <w:shd w:fill="EDF7F3"/>
       </w:pPr>
       <w:r>
         <w:rPr>
@@ -6941,12 +6886,20 @@
         <w:pStyle w:val="Heading1"/>
       </w:pPr>
       <w:r>
-        <w:t>08. Use feedback, labs and repair paths</w:t>
-      </w:r>
-    </w:p>
-    <w:p>
-      <w:r>
-        <w:t>Use feedback, earlier review and portfolios purposefully. Apply the coding routine only when this lesson has an executable lab.</w:t>
+        <w:t>08. Reference: feedback and records</w:t>
+      </w:r>
+    </w:p>
+    <w:p>
+      <w:r>
+        <w:t>Use digital tools where they help retain an explanation and its evidence.</w:t>
+      </w:r>
+    </w:p>
+    <w:p>
+      <w:pPr>
+        <w:pStyle w:val="Heading2"/>
+      </w:pPr>
+      <w:r>
+        <w:t>Keep practice and independent evidence separate</w:t>
       </w:r>
     </w:p>
     <w:p>
@@ -6985,12 +6938,62 @@
     </w:p>
     <w:p>
       <w:pPr>
+        <w:pStyle w:val="Heading2"/>
+      </w:pPr>
+      <w:r>
+        <w:t>Repair and portfolio records</w:t>
+      </w:r>
+    </w:p>
+    <w:p>
+      <w:pPr>
         <w:spacing w:line="336" w:lineRule="auto" w:after="180"/>
       </w:pPr>
       <w:r>
         <w:rPr>
           <w:b w:val="0"/>
         </w:rPr>
+        <w:t>Use the earlier worked-explanation links to address a specific missing building block, then return to the current question. Adapt this suggestion after observing the learner; it is not an automatic diagnosis.</w:t>
+      </w:r>
+    </w:p>
+    <w:p>
+      <w:pPr>
+        <w:spacing w:line="336" w:lineRule="auto" w:after="180"/>
+      </w:pPr>
+      <w:r>
+        <w:rPr>
+          <w:b w:val="0"/>
+        </w:rPr>
+        <w:t xml:space="preserve">Collect the completed-work portfolio as </w:t>
+      </w:r>
+      <w:r>
+        <w:rPr>
+          <w:b/>
+        </w:rPr>
+        <w:t>evidence</w:t>
+      </w:r>
+      <w:r>
+        <w:rPr>
+          <w:b w:val="0"/>
+        </w:rPr>
+        <w:t>. Record support separately from correctness, and assess explanation, trace/test and limitations. Progress ticks and quiz selections alone do not establish mastery.</w:t>
+      </w:r>
+    </w:p>
+    <w:p>
+      <w:pPr>
+        <w:pStyle w:val="Heading2"/>
+      </w:pPr>
+      <w:r>
+        <w:t>Earlier wording, alternatives and picture transcripts · reference / check after trying</w:t>
+      </w:r>
+    </w:p>
+    <w:p>
+      <w:pPr>
+        <w:spacing w:line="336" w:lineRule="auto" w:after="180"/>
+      </w:pPr>
+      <w:r>
+        <w:rPr>
+          <w:b w:val="0"/>
+        </w:rPr>
         <w:t xml:space="preserve">Ask students to predict before running code. Preserve errors and actual </w:t>
       </w:r>
       <w:r>
@@ -7008,77 +7011,20 @@
     </w:p>
     <w:p>
       <w:pPr>
-        <w:spacing w:line="336" w:lineRule="auto" w:after="180"/>
-      </w:pPr>
-      <w:r>
-        <w:rPr>
-          <w:b w:val="0"/>
-        </w:rPr>
-        <w:t>Use the earlier worked-explanation links to address a specific missing building block, then return to the current question. Adapt this suggestion after observing the learner; it is not an automatic diagnosis.</w:t>
-      </w:r>
-    </w:p>
-    <w:p>
-      <w:pPr>
-        <w:spacing w:line="336" w:lineRule="auto" w:after="180"/>
-      </w:pPr>
-      <w:r>
-        <w:rPr>
-          <w:b w:val="0"/>
-        </w:rPr>
-        <w:t xml:space="preserve">Collect the completed-work portfolio as </w:t>
-      </w:r>
-      <w:r>
-        <w:rPr>
-          <w:b/>
-        </w:rPr>
-        <w:t>evidence</w:t>
-      </w:r>
-      <w:r>
-        <w:rPr>
-          <w:b w:val="0"/>
-        </w:rPr>
-        <w:t>. Record support separately from correctness, and assess explanation, trace/test and limitations. Progress ticks and quiz selections alone do not establish mastery.</w:t>
-      </w:r>
-    </w:p>
-    <w:p>
-      <w:pPr>
         <w:pStyle w:val="Heading1"/>
       </w:pPr>
       <w:r>
-        <w:t>09. Visual concept journey</w:t>
-      </w:r>
-    </w:p>
-    <w:p>
-      <w:r>
-        <w:t>Show one Decompose a Goal graphic at a time, request a prediction and discuss its trace before the independent assessment.</w:t>
-      </w:r>
-    </w:p>
-    <w:p>
-      <w:pPr>
-        <w:spacing w:line="336" w:lineRule="auto" w:after="180"/>
-      </w:pPr>
-      <w:r>
-        <w:rPr>
-          <w:b w:val="0"/>
-        </w:rPr>
-        <w:t xml:space="preserve">Use one picture at a time. Hide a worked result before asking for a </w:t>
-      </w:r>
-      <w:r>
-        <w:rPr>
-          <w:b/>
-        </w:rPr>
-        <w:t>prediction</w:t>
-      </w:r>
-      <w:r>
-        <w:rPr>
-          <w:b w:val="0"/>
-        </w:rPr>
-        <w:t>, then reveal it for feedback. These are supported teaching cases; retain the separate independent assessment for a fresh first attempt.</w:t>
-      </w:r>
-    </w:p>
-    <w:p>
-      <w:pPr>
-        <w:pStyle w:val="Heading3"/>
+        <w:t>09. Reference: teach with the six pictures</w:t>
+      </w:r>
+    </w:p>
+    <w:p>
+      <w:r>
+        <w:t>Choose the picture for the teaching move and connect it to the explanation.</w:t>
+      </w:r>
+    </w:p>
+    <w:p>
+      <w:pPr>
+        <w:pStyle w:val="Heading2"/>
       </w:pPr>
       <w:r>
         <w:t>01. Decompose a Goal: the case</w:t>
@@ -7089,7 +7035,7 @@
         <w:drawing>
           <wp:inline xmlns:a="http://schemas.openxmlformats.org/drawingml/2006/main" xmlns:pic="http://schemas.openxmlformats.org/drawingml/2006/picture">
             <wp:extent cx="5486400" cy="2843784"/>
-            <wp:docPr id="2" name="Picture 2" descr="A fictional library computes total spine labels needed for several equal shelves. Supplied facts: Define labels(shelves,per_shelf): return shelves*per_shelf. Call needed=labels(4,6), then print(needed). No other side effects are defined."/>
+            <wp:docPr id="4" name="Picture 4" descr="A fictional library computes total spine labels needed for several equal shelves. Supplied facts: Define labels(shelves,per_shelf): return shelves*per_shelf. Call needed=labels(4,6), then print(needed). No other side effects are defined."/>
             <wp:cNvGraphicFramePr>
               <a:graphicFrameLocks noChangeAspect="1"/>
             </wp:cNvGraphicFramePr>
@@ -7101,7 +7047,7 @@
                     <pic:cNvPicPr/>
                   </pic:nvPicPr>
                   <pic:blipFill>
-                    <a:blip r:embed="rId10"/>
+                    <a:blip r:embed="rId12"/>
                     <a:stretch>
                       <a:fillRect/>
                     </a:stretch>
@@ -7157,7 +7103,6 @@
     <w:p>
       <w:pPr>
         <w:spacing w:line="336" w:lineRule="auto" w:after="180"/>
-        <w:shd w:fill="F5F1FB"/>
       </w:pPr>
       <w:r>
         <w:rPr>
@@ -7168,16 +7113,7 @@
     </w:p>
     <w:p>
       <w:pPr>
-        <w:pStyle w:val="Heading3"/>
-      </w:pPr>
-      <w:r>
-        <w:t>Discuss while showing the picture</w:t>
-      </w:r>
-    </w:p>
-    <w:p>
-      <w:pPr>
         <w:spacing w:line="336" w:lineRule="auto" w:after="180"/>
-        <w:shd w:fill="F1F6F8"/>
       </w:pPr>
       <w:r>
         <w:rPr>
@@ -7188,7 +7124,7 @@
     </w:p>
     <w:p>
       <w:pPr>
-        <w:pStyle w:val="Heading3"/>
+        <w:pStyle w:val="Heading2"/>
       </w:pPr>
       <w:r>
         <w:t>02. Follow the deciding steps</w:t>
@@ -7199,7 +7135,7 @@
         <w:drawing>
           <wp:inline xmlns:a="http://schemas.openxmlformats.org/drawingml/2006/main" xmlns:pic="http://schemas.openxmlformats.org/drawingml/2006/picture">
             <wp:extent cx="5486400" cy="4005072"/>
-            <wp:docPr id="3" name="Picture 3" descr="Call with arguments: The call supplies shelves=4 and per_shelf=6 locally. → Function body: Multiply 4×6 to calculate 24. → Return value: return sends 24 back to the caller; it does not print. → Caller prints: needed receives 24; print(needed) displays 24."/>
+            <wp:docPr id="5" name="Picture 5" descr="Call with arguments: The call supplies shelves=4 and per_shelf=6 locally. → Function body: Multiply 4×6 to calculate 24. → Return value: return sends 24 back to the caller; it does not print. → Caller prints: needed receives 24; print(needed) displays 24."/>
             <wp:cNvGraphicFramePr>
               <a:graphicFrameLocks noChangeAspect="1"/>
             </wp:cNvGraphicFramePr>
@@ -7211,7 +7147,7 @@
                     <pic:cNvPicPr/>
                   </pic:nvPicPr>
                   <pic:blipFill>
-                    <a:blip r:embed="rId11"/>
+                    <a:blip r:embed="rId10"/>
                     <a:stretch>
                       <a:fillRect/>
                     </a:stretch>
@@ -7322,7 +7258,6 @@
     <w:p>
       <w:pPr>
         <w:spacing w:line="336" w:lineRule="auto" w:after="180"/>
-        <w:shd w:fill="F5F1FB"/>
       </w:pPr>
       <w:r>
         <w:rPr>
@@ -7345,16 +7280,7 @@
     </w:p>
     <w:p>
       <w:pPr>
-        <w:pStyle w:val="Heading3"/>
-      </w:pPr>
-      <w:r>
-        <w:t>Discuss while showing the picture</w:t>
-      </w:r>
-    </w:p>
-    <w:p>
-      <w:pPr>
         <w:spacing w:line="336" w:lineRule="auto" w:after="180"/>
-        <w:shd w:fill="F1F6F8"/>
       </w:pPr>
       <w:r>
         <w:rPr>
@@ -7377,7 +7303,7 @@
     </w:p>
     <w:p>
       <w:pPr>
-        <w:pStyle w:val="Heading3"/>
+        <w:pStyle w:val="Heading2"/>
       </w:pPr>
       <w:r>
         <w:t>03. Arguments matched in order</w:t>
@@ -7388,7 +7314,7 @@
         <w:drawing>
           <wp:inline xmlns:a="http://schemas.openxmlformats.org/drawingml/2006/main" xmlns:pic="http://schemas.openxmlformats.org/drawingml/2006/picture">
             <wp:extent cx="5486400" cy="2834640"/>
-            <wp:docPr id="4" name="Picture 4" descr="Arguments matched in order. show_remaining(12, 4) | capacity 12; used 4 | 8. show_remaining(10, 7) | capacity 10; used 7 | 3"/>
+            <wp:docPr id="6" name="Picture 6" descr="Arguments matched in order. show_remaining(12, 4) | capacity 12; used 4 | 8. show_remaining(10, 7) | capacity 10; used 7 | 3"/>
             <wp:cNvGraphicFramePr>
               <a:graphicFrameLocks noChangeAspect="1"/>
             </wp:cNvGraphicFramePr>
@@ -7400,7 +7326,7 @@
                     <pic:cNvPicPr/>
                   </pic:nvPicPr>
                   <pic:blipFill>
-                    <a:blip r:embed="rId12"/>
+                    <a:blip r:embed="rId9"/>
                     <a:stretch>
                       <a:fillRect/>
                     </a:stretch>
@@ -7439,7 +7365,6 @@
     <w:p>
       <w:pPr>
         <w:spacing w:line="336" w:lineRule="auto" w:after="180"/>
-        <w:shd w:fill="F5F1FB"/>
       </w:pPr>
       <w:r>
         <w:rPr>
@@ -7450,16 +7375,7 @@
     </w:p>
     <w:p>
       <w:pPr>
-        <w:pStyle w:val="Heading3"/>
-      </w:pPr>
-      <w:r>
-        <w:t>Discuss while showing the picture</w:t>
-      </w:r>
-    </w:p>
-    <w:p>
-      <w:pPr>
         <w:spacing w:line="336" w:lineRule="auto" w:after="180"/>
-        <w:shd w:fill="F1F6F8"/>
       </w:pPr>
       <w:r>
         <w:rPr>
@@ -7470,7 +7386,7 @@
     </w:p>
     <w:p>
       <w:pPr>
-        <w:pStyle w:val="Heading3"/>
+        <w:pStyle w:val="Heading2"/>
       </w:pPr>
       <w:r>
         <w:t>04. Change one thing. Trace what follows.</w:t>
@@ -7481,7 +7397,7 @@
         <w:drawing>
           <wp:inline xmlns:a="http://schemas.openxmlformats.org/drawingml/2006/main" xmlns:pic="http://schemas.openxmlformats.org/drawingml/2006/picture">
             <wp:extent cx="5486400" cy="3026664"/>
-            <wp:docPr id="5" name="Picture 5" descr="Original case: needed receives 24; print(needed) displays 24. Changed condition: Call labels(4,0) instead. Expected result: The returned result is 0, and the caller prints 0. Reason: Four shelves times zero labels per shelf is zero."/>
+            <wp:docPr id="7" name="Picture 7" descr="Original case: needed receives 24; print(needed) displays 24. Changed condition: Call labels(4,0) instead. Expected result: The returned result is 0, and the caller prints 0. Reason: Four shelves times zero labels per shelf is zero."/>
             <wp:cNvGraphicFramePr>
               <a:graphicFrameLocks noChangeAspect="1"/>
             </wp:cNvGraphicFramePr>
@@ -7561,7 +7477,6 @@
     <w:p>
       <w:pPr>
         <w:spacing w:line="336" w:lineRule="auto" w:after="180"/>
-        <w:shd w:fill="F5F1FB"/>
       </w:pPr>
       <w:r>
         <w:rPr>
@@ -7572,16 +7487,7 @@
     </w:p>
     <w:p>
       <w:pPr>
-        <w:pStyle w:val="Heading3"/>
-      </w:pPr>
-      <w:r>
-        <w:t>Discuss while showing the picture</w:t>
-      </w:r>
-    </w:p>
-    <w:p>
-      <w:pPr>
         <w:spacing w:line="336" w:lineRule="auto" w:after="180"/>
-        <w:shd w:fill="F1F6F8"/>
       </w:pPr>
       <w:r>
         <w:rPr>
@@ -7593,7 +7499,6 @@
     <w:p>
       <w:pPr>
         <w:spacing w:line="336" w:lineRule="auto" w:after="180"/>
-        <w:shd w:fill="F1F6F8"/>
       </w:pPr>
       <w:r>
         <w:rPr>
@@ -7604,7 +7509,7 @@
     </w:p>
     <w:p>
       <w:pPr>
-        <w:pStyle w:val="Heading3"/>
+        <w:pStyle w:val="Heading2"/>
       </w:pPr>
       <w:r>
         <w:t>05. Connect the explanation to its limit</w:t>
@@ -7615,7 +7520,7 @@
         <w:drawing>
           <wp:inline xmlns:a="http://schemas.openxmlformats.org/drawingml/2006/main" xmlns:pic="http://schemas.openxmlformats.org/drawingml/2006/picture">
             <wp:extent cx="5486400" cy="2834640"/>
-            <wp:docPr id="6" name="Picture 6" descr="A function separates one named job from the surrounding program. Arguments supply data for this call; return supplies its result. A print statement in the caller is a different action. Clear parameter names help detect swapping or misusing inputs without assuming every function prints automatically. Limit: This function assumes compatible numeric inputs; it does not reject negative shelves or verify real shelf contents."/>
+            <wp:docPr id="8" name="Picture 8" descr="A function separates one named job from the surrounding program. Arguments supply data for this call; return supplies its result. A print statement in the caller is a different action. Clear parameter names help detect swapping or misusing inputs without assuming every function prints automatically. Limit: This function assumes compatible numeric inputs; it does not reject negative shelves or verify real shelf contents."/>
             <wp:cNvGraphicFramePr>
               <a:graphicFrameLocks noChangeAspect="1"/>
             </wp:cNvGraphicFramePr>
@@ -7802,7 +7707,6 @@
     <w:p>
       <w:pPr>
         <w:spacing w:line="336" w:lineRule="auto" w:after="180"/>
-        <w:shd w:fill="F5F1FB"/>
       </w:pPr>
       <w:r>
         <w:rPr>
@@ -7813,16 +7717,7 @@
     </w:p>
     <w:p>
       <w:pPr>
-        <w:pStyle w:val="Heading3"/>
-      </w:pPr>
-      <w:r>
-        <w:t>Discuss while showing the picture</w:t>
-      </w:r>
-    </w:p>
-    <w:p>
-      <w:pPr>
         <w:spacing w:line="336" w:lineRule="auto" w:after="180"/>
-        <w:shd w:fill="F1F6F8"/>
       </w:pPr>
       <w:r>
         <w:rPr>
@@ -7834,7 +7729,6 @@
     <w:p>
       <w:pPr>
         <w:spacing w:line="336" w:lineRule="auto" w:after="180"/>
-        <w:shd w:fill="F1F6F8"/>
       </w:pPr>
       <w:r>
         <w:rPr>
@@ -7869,7 +7763,7 @@
     </w:p>
     <w:p>
       <w:pPr>
-        <w:pStyle w:val="Heading3"/>
+        <w:pStyle w:val="Heading2"/>
       </w:pPr>
       <w:r>
         <w:t>06. Make the idea visible in your project</w:t>
@@ -7880,7 +7774,7 @@
         <w:drawing>
           <wp:inline xmlns:a="http://schemas.openxmlformats.org/drawingml/2006/main" xmlns:pic="http://schemas.openxmlformats.org/drawingml/2006/picture">
             <wp:extent cx="5486400" cy="3380232"/>
-            <wp:docPr id="7" name="Picture 7" descr="Give the recommender separate validation, eligibility and scoring functions whose inputs and results can be tested independently. Draw your input, deciding step, result and limit. Supported question: What happens visibly if the caller stores needed but omits print(needed)?"/>
+            <wp:docPr id="9" name="Picture 9" descr="Give the recommender separate validation, eligibility and scoring functions whose inputs and results can be tested independently. Draw your input, deciding step, result and limit. Supported question: What happens visibly if the caller stores needed but omits print(needed)?"/>
             <wp:cNvGraphicFramePr>
               <a:graphicFrameLocks noChangeAspect="1"/>
             </wp:cNvGraphicFramePr>
@@ -7984,7 +7878,6 @@
     <w:p>
       <w:pPr>
         <w:spacing w:line="336" w:lineRule="auto" w:after="180"/>
-        <w:shd w:fill="F5F1FB"/>
       </w:pPr>
       <w:r>
         <w:rPr>
@@ -8007,46 +7900,115 @@
     </w:p>
     <w:p>
       <w:pPr>
+        <w:spacing w:line="336" w:lineRule="auto" w:after="180"/>
+      </w:pPr>
+      <w:r>
+        <w:rPr>
+          <w:b w:val="0"/>
+        </w:rPr>
+        <w:t xml:space="preserve">Teacher prompt: Draw your project trace and justify the deciding step using </w:t>
+      </w:r>
+      <w:r>
+        <w:rPr>
+          <w:b/>
+        </w:rPr>
+        <w:t>evidence</w:t>
+      </w:r>
+      <w:r>
+        <w:rPr>
+          <w:b w:val="0"/>
+        </w:rPr>
+        <w:t>. Ask learners to describe one label or arrow in ordinary words. Use the adjacent transcript if the image is difficult to see.</w:t>
+      </w:r>
+    </w:p>
+    <w:p>
+      <w:pPr>
+        <w:spacing w:line="336" w:lineRule="auto" w:after="180"/>
+      </w:pPr>
+      <w:r>
+        <w:rPr>
+          <w:b w:val="0"/>
+        </w:rPr>
+        <w:t>Supported practice key: The calculation returns 24 and needed stores it, but the shown program displays nothing because no print runs.</w:t>
+      </w:r>
+    </w:p>
+    <w:p>
+      <w:pPr>
+        <w:pStyle w:val="Heading2"/>
+      </w:pPr>
+      <w:r>
+        <w:t>Earlier wording, alternatives and picture transcripts · reference / check after trying</w:t>
+      </w:r>
+    </w:p>
+    <w:p>
+      <w:pPr>
+        <w:spacing w:line="336" w:lineRule="auto" w:after="180"/>
+      </w:pPr>
+      <w:r>
+        <w:rPr>
+          <w:b w:val="0"/>
+        </w:rPr>
+        <w:t xml:space="preserve">Use one picture at a time. Hide a worked result before asking for a </w:t>
+      </w:r>
+      <w:r>
+        <w:rPr>
+          <w:b/>
+        </w:rPr>
+        <w:t>prediction</w:t>
+      </w:r>
+      <w:r>
+        <w:rPr>
+          <w:b w:val="0"/>
+        </w:rPr>
+        <w:t>, then reveal it for feedback. These are supported teaching cases; retain the separate independent assessment for a fresh first attempt.</w:t>
+      </w:r>
+    </w:p>
+    <w:p>
+      <w:pPr>
         <w:pStyle w:val="Heading3"/>
       </w:pPr>
       <w:r>
-        <w:t>Discuss while showing the picture</w:t>
-      </w:r>
-    </w:p>
-    <w:p>
-      <w:pPr>
-        <w:spacing w:line="336" w:lineRule="auto" w:after="180"/>
-        <w:shd w:fill="F1F6F8"/>
-      </w:pPr>
-      <w:r>
-        <w:rPr>
-          <w:b w:val="0"/>
-        </w:rPr>
-        <w:t xml:space="preserve">Teacher prompt: Draw your project trace and justify the deciding step using </w:t>
-      </w:r>
-      <w:r>
-        <w:rPr>
-          <w:b/>
-        </w:rPr>
-        <w:t>evidence</w:t>
-      </w:r>
-      <w:r>
-        <w:rPr>
-          <w:b w:val="0"/>
-        </w:rPr>
-        <w:t>. Ask learners to describe one label or arrow in ordinary words. Use the adjacent transcript if the image is difficult to see.</w:t>
-      </w:r>
-    </w:p>
-    <w:p>
-      <w:pPr>
-        <w:spacing w:line="336" w:lineRule="auto" w:after="180"/>
-        <w:shd w:fill="F1F6F8"/>
-      </w:pPr>
-      <w:r>
-        <w:rPr>
-          <w:b w:val="0"/>
-        </w:rPr>
-        <w:t>Supported practice key: The calculation returns 24 and needed stores it, but the shown program displays nothing because no print runs.</w:t>
+        <w:t>01. Decompose a Goal: the case</w:t>
+      </w:r>
+    </w:p>
+    <w:p>
+      <w:pPr>
+        <w:pStyle w:val="Heading3"/>
+      </w:pPr>
+      <w:r>
+        <w:t>02. Follow the deciding steps</w:t>
+      </w:r>
+    </w:p>
+    <w:p>
+      <w:pPr>
+        <w:pStyle w:val="Heading3"/>
+      </w:pPr>
+      <w:r>
+        <w:t>03. Arguments matched in order</w:t>
+      </w:r>
+    </w:p>
+    <w:p>
+      <w:pPr>
+        <w:pStyle w:val="Heading3"/>
+      </w:pPr>
+      <w:r>
+        <w:t>04. Change one thing. Trace what follows.</w:t>
+      </w:r>
+    </w:p>
+    <w:p>
+      <w:pPr>
+        <w:pStyle w:val="Heading3"/>
+      </w:pPr>
+      <w:r>
+        <w:t>05. Connect the explanation to its limit</w:t>
+      </w:r>
+    </w:p>
+    <w:p>
+      <w:pPr>
+        <w:pStyle w:val="Heading3"/>
+      </w:pPr>
+      <w:r>
+        <w:t>06. Make the idea visible in your project</w:t>
       </w:r>
     </w:p>
     <w:sectPr>
